--- a/Docker/notes.docx
+++ b/Docker/notes.docx
@@ -13543,10 +13543,7 @@
         <w:t>-</w:t>
       </w:r>
       <w:r>
-        <w:t xml:space="preserve">it </w:t>
-      </w:r>
-      <w:r>
-        <w:t>test-image</w:t>
+        <w:t>it test-image</w:t>
       </w:r>
     </w:p>
     <w:p>
@@ -13607,218 +13604,8553 @@
     <w:p>
       <w:pPr>
         <w:rPr>
-          <w:rFonts w:ascii="Nirmala UI" w:hAnsi="Nirmala UI" w:cs="Nirmala UI"/>
-          <w:color w:val="F1F1F1"/>
-          <w:sz w:val="21"/>
-          <w:szCs w:val="21"/>
-          <w:shd w:val="clear" w:color="auto" w:fill="0F0F0F"/>
+          <w:b/>
         </w:rPr>
       </w:pPr>
-      <w:proofErr w:type="spellStart"/>
-      <w:r>
-        <w:rPr>
-          <w:rFonts w:ascii="Nirmala UI" w:hAnsi="Nirmala UI" w:cs="Nirmala UI"/>
-          <w:color w:val="F1F1F1"/>
-          <w:sz w:val="21"/>
-          <w:szCs w:val="21"/>
-          <w:shd w:val="clear" w:color="auto" w:fill="0F0F0F"/>
-        </w:rPr>
-        <w:t>কোনো</w:t>
-      </w:r>
-      <w:proofErr w:type="spellEnd"/>
-      <w:r>
-        <w:rPr>
-          <w:rFonts w:ascii="Arial" w:hAnsi="Arial" w:cs="Arial"/>
-          <w:color w:val="F1F1F1"/>
-          <w:sz w:val="21"/>
-          <w:szCs w:val="21"/>
-          <w:shd w:val="clear" w:color="auto" w:fill="0F0F0F"/>
-        </w:rPr>
-        <w:t xml:space="preserve"> </w:t>
-      </w:r>
-      <w:proofErr w:type="spellStart"/>
-      <w:r>
-        <w:rPr>
-          <w:rFonts w:ascii="Nirmala UI" w:hAnsi="Nirmala UI" w:cs="Nirmala UI"/>
-          <w:color w:val="F1F1F1"/>
-          <w:sz w:val="21"/>
-          <w:szCs w:val="21"/>
-          <w:shd w:val="clear" w:color="auto" w:fill="0F0F0F"/>
-        </w:rPr>
-        <w:t>ফাইলের</w:t>
-      </w:r>
-      <w:proofErr w:type="spellEnd"/>
-      <w:r>
-        <w:rPr>
-          <w:rFonts w:ascii="Arial" w:hAnsi="Arial" w:cs="Arial"/>
-          <w:color w:val="F1F1F1"/>
-          <w:sz w:val="21"/>
-          <w:szCs w:val="21"/>
-          <w:shd w:val="clear" w:color="auto" w:fill="0F0F0F"/>
-        </w:rPr>
-        <w:t xml:space="preserve"> </w:t>
-      </w:r>
-      <w:proofErr w:type="spellStart"/>
-      <w:r>
-        <w:rPr>
-          <w:rFonts w:ascii="Nirmala UI" w:hAnsi="Nirmala UI" w:cs="Nirmala UI"/>
-          <w:color w:val="F1F1F1"/>
-          <w:sz w:val="21"/>
-          <w:szCs w:val="21"/>
-          <w:shd w:val="clear" w:color="auto" w:fill="0F0F0F"/>
-        </w:rPr>
-        <w:t>ভেতরের</w:t>
-      </w:r>
-      <w:proofErr w:type="spellEnd"/>
-      <w:r>
-        <w:rPr>
-          <w:rFonts w:ascii="Arial" w:hAnsi="Arial" w:cs="Arial"/>
-          <w:color w:val="F1F1F1"/>
-          <w:sz w:val="21"/>
-          <w:szCs w:val="21"/>
-          <w:shd w:val="clear" w:color="auto" w:fill="0F0F0F"/>
-        </w:rPr>
-        <w:t xml:space="preserve"> </w:t>
-      </w:r>
-      <w:proofErr w:type="spellStart"/>
-      <w:r>
-        <w:rPr>
-          <w:rFonts w:ascii="Nirmala UI" w:hAnsi="Nirmala UI" w:cs="Nirmala UI"/>
-          <w:color w:val="F1F1F1"/>
-          <w:sz w:val="21"/>
-          <w:szCs w:val="21"/>
-          <w:shd w:val="clear" w:color="auto" w:fill="0F0F0F"/>
-        </w:rPr>
-        <w:t>কন্টেন্ট</w:t>
-      </w:r>
-      <w:proofErr w:type="spellEnd"/>
-      <w:r>
-        <w:rPr>
-          <w:rFonts w:ascii="Arial" w:hAnsi="Arial" w:cs="Arial"/>
-          <w:color w:val="F1F1F1"/>
-          <w:sz w:val="21"/>
-          <w:szCs w:val="21"/>
-          <w:shd w:val="clear" w:color="auto" w:fill="0F0F0F"/>
-        </w:rPr>
-        <w:t xml:space="preserve"> </w:t>
-      </w:r>
-      <w:proofErr w:type="spellStart"/>
-      <w:r>
-        <w:rPr>
-          <w:rFonts w:ascii="Nirmala UI" w:hAnsi="Nirmala UI" w:cs="Nirmala UI"/>
-          <w:color w:val="F1F1F1"/>
-          <w:sz w:val="21"/>
-          <w:szCs w:val="21"/>
-          <w:shd w:val="clear" w:color="auto" w:fill="0F0F0F"/>
-        </w:rPr>
-        <w:t>বা</w:t>
-      </w:r>
-      <w:proofErr w:type="spellEnd"/>
-      <w:r>
-        <w:rPr>
-          <w:rFonts w:ascii="Arial" w:hAnsi="Arial" w:cs="Arial"/>
-          <w:color w:val="F1F1F1"/>
-          <w:sz w:val="21"/>
-          <w:szCs w:val="21"/>
-          <w:shd w:val="clear" w:color="auto" w:fill="0F0F0F"/>
-        </w:rPr>
-        <w:t xml:space="preserve"> </w:t>
-      </w:r>
-      <w:proofErr w:type="spellStart"/>
-      <w:r>
-        <w:rPr>
-          <w:rFonts w:ascii="Nirmala UI" w:hAnsi="Nirmala UI" w:cs="Nirmala UI"/>
-          <w:color w:val="F1F1F1"/>
-          <w:sz w:val="21"/>
-          <w:szCs w:val="21"/>
-          <w:shd w:val="clear" w:color="auto" w:fill="0F0F0F"/>
-        </w:rPr>
-        <w:t>কোড</w:t>
-      </w:r>
-      <w:proofErr w:type="spellEnd"/>
-      <w:r>
-        <w:rPr>
-          <w:rFonts w:ascii="Arial" w:hAnsi="Arial" w:cs="Arial"/>
-          <w:color w:val="F1F1F1"/>
-          <w:sz w:val="21"/>
-          <w:szCs w:val="21"/>
-          <w:shd w:val="clear" w:color="auto" w:fill="0F0F0F"/>
-        </w:rPr>
-        <w:t xml:space="preserve"> </w:t>
-      </w:r>
-      <w:proofErr w:type="spellStart"/>
-      <w:r>
-        <w:rPr>
-          <w:rFonts w:ascii="Nirmala UI" w:hAnsi="Nirmala UI" w:cs="Nirmala UI"/>
-          <w:color w:val="F1F1F1"/>
-          <w:sz w:val="21"/>
-          <w:szCs w:val="21"/>
-          <w:shd w:val="clear" w:color="auto" w:fill="0F0F0F"/>
-        </w:rPr>
-        <w:t>দেখার</w:t>
-      </w:r>
-      <w:proofErr w:type="spellEnd"/>
-      <w:r>
-        <w:rPr>
-          <w:rFonts w:ascii="Arial" w:hAnsi="Arial" w:cs="Arial"/>
-          <w:color w:val="F1F1F1"/>
-          <w:sz w:val="21"/>
-          <w:szCs w:val="21"/>
-          <w:shd w:val="clear" w:color="auto" w:fill="0F0F0F"/>
-        </w:rPr>
-        <w:t xml:space="preserve"> </w:t>
-      </w:r>
-      <w:proofErr w:type="spellStart"/>
+      <w:r>
+        <w:rPr>
+          <w:b/>
+        </w:rPr>
+        <w:t xml:space="preserve">Docker container Execution </w:t>
+      </w:r>
       <w:proofErr w:type="gramStart"/>
       <w:r>
         <w:rPr>
-          <w:rFonts w:ascii="Nirmala UI" w:hAnsi="Nirmala UI" w:cs="Nirmala UI"/>
-          <w:color w:val="F1F1F1"/>
-          <w:sz w:val="21"/>
-          <w:szCs w:val="21"/>
-          <w:shd w:val="clear" w:color="auto" w:fill="0F0F0F"/>
-        </w:rPr>
-        <w:t>জন্য</w:t>
-      </w:r>
-      <w:proofErr w:type="spellEnd"/>
-      <w:r>
-        <w:rPr>
-          <w:rFonts w:ascii="Nirmala UI" w:hAnsi="Nirmala UI" w:cs="Nirmala UI"/>
-          <w:color w:val="F1F1F1"/>
-          <w:sz w:val="21"/>
-          <w:szCs w:val="21"/>
-          <w:shd w:val="clear" w:color="auto" w:fill="0F0F0F"/>
-        </w:rPr>
-        <w:t xml:space="preserve"> :</w:t>
+          <w:b/>
+        </w:rPr>
+        <w:t>Command :</w:t>
       </w:r>
       <w:proofErr w:type="gramEnd"/>
       <w:r>
         <w:rPr>
-          <w:rFonts w:ascii="Nirmala UI" w:hAnsi="Nirmala UI" w:cs="Nirmala UI"/>
-          <w:color w:val="F1F1F1"/>
-          <w:sz w:val="21"/>
-          <w:szCs w:val="21"/>
-          <w:shd w:val="clear" w:color="auto" w:fill="0F0F0F"/>
-        </w:rPr>
-        <w:t xml:space="preserve"> cat </w:t>
-      </w:r>
-      <w:proofErr w:type="spellStart"/>
-      <w:r>
-        <w:rPr>
-          <w:rFonts w:ascii="Nirmala UI" w:hAnsi="Nirmala UI" w:cs="Nirmala UI"/>
-          <w:color w:val="F1F1F1"/>
-          <w:sz w:val="21"/>
-          <w:szCs w:val="21"/>
-          <w:shd w:val="clear" w:color="auto" w:fill="0F0F0F"/>
-        </w:rPr>
-        <w:t>file_name</w:t>
-      </w:r>
-      <w:proofErr w:type="spellEnd"/>
+          <w:b/>
+        </w:rPr>
+        <w:t xml:space="preserve"> </w:t>
+      </w:r>
+      <w:proofErr w:type="spellStart"/>
+      <w:r>
+        <w:t>docker</w:t>
+      </w:r>
+      <w:proofErr w:type="spellEnd"/>
+      <w:r>
+        <w:t xml:space="preserve"> run </w:t>
+      </w:r>
+      <w:r>
+        <w:t>–</w:t>
+      </w:r>
+      <w:r>
+        <w:t>it</w:t>
+      </w:r>
+      <w:r>
+        <w:t xml:space="preserve">  -p 8000:5000 [image-name]</w:t>
+      </w:r>
     </w:p>
     <w:p>
+      <w:pPr>
+        <w:rPr>
+          <w:rFonts w:ascii="Nirmala UI" w:hAnsi="Nirmala UI" w:cs="Nirmala UI"/>
+          <w:color w:val="F1F1F1"/>
+          <w:sz w:val="21"/>
+          <w:szCs w:val="21"/>
+          <w:shd w:val="clear" w:color="auto" w:fill="0F0F0F"/>
+        </w:rPr>
+      </w:pPr>
+      <w:proofErr w:type="spellStart"/>
+      <w:r>
+        <w:rPr>
+          <w:rFonts w:ascii="Nirmala UI" w:hAnsi="Nirmala UI" w:cs="Nirmala UI"/>
+          <w:color w:val="F1F1F1"/>
+          <w:sz w:val="21"/>
+          <w:szCs w:val="21"/>
+          <w:shd w:val="clear" w:color="auto" w:fill="0F0F0F"/>
+        </w:rPr>
+        <w:t>কোনো</w:t>
+      </w:r>
+      <w:proofErr w:type="spellEnd"/>
+      <w:r>
+        <w:rPr>
+          <w:rFonts w:ascii="Arial" w:hAnsi="Arial" w:cs="Arial"/>
+          <w:color w:val="F1F1F1"/>
+          <w:sz w:val="21"/>
+          <w:szCs w:val="21"/>
+          <w:shd w:val="clear" w:color="auto" w:fill="0F0F0F"/>
+        </w:rPr>
+        <w:t xml:space="preserve"> </w:t>
+      </w:r>
+      <w:proofErr w:type="spellStart"/>
+      <w:r>
+        <w:rPr>
+          <w:rFonts w:ascii="Nirmala UI" w:hAnsi="Nirmala UI" w:cs="Nirmala UI"/>
+          <w:color w:val="F1F1F1"/>
+          <w:sz w:val="21"/>
+          <w:szCs w:val="21"/>
+          <w:shd w:val="clear" w:color="auto" w:fill="0F0F0F"/>
+        </w:rPr>
+        <w:t>ফাইলের</w:t>
+      </w:r>
+      <w:proofErr w:type="spellEnd"/>
+      <w:r>
+        <w:rPr>
+          <w:rFonts w:ascii="Arial" w:hAnsi="Arial" w:cs="Arial"/>
+          <w:color w:val="F1F1F1"/>
+          <w:sz w:val="21"/>
+          <w:szCs w:val="21"/>
+          <w:shd w:val="clear" w:color="auto" w:fill="0F0F0F"/>
+        </w:rPr>
+        <w:t xml:space="preserve"> </w:t>
+      </w:r>
+      <w:proofErr w:type="spellStart"/>
+      <w:r>
+        <w:rPr>
+          <w:rFonts w:ascii="Nirmala UI" w:hAnsi="Nirmala UI" w:cs="Nirmala UI"/>
+          <w:color w:val="F1F1F1"/>
+          <w:sz w:val="21"/>
+          <w:szCs w:val="21"/>
+          <w:shd w:val="clear" w:color="auto" w:fill="0F0F0F"/>
+        </w:rPr>
+        <w:t>ভেতরের</w:t>
+      </w:r>
+      <w:proofErr w:type="spellEnd"/>
+      <w:r>
+        <w:rPr>
+          <w:rFonts w:ascii="Arial" w:hAnsi="Arial" w:cs="Arial"/>
+          <w:color w:val="F1F1F1"/>
+          <w:sz w:val="21"/>
+          <w:szCs w:val="21"/>
+          <w:shd w:val="clear" w:color="auto" w:fill="0F0F0F"/>
+        </w:rPr>
+        <w:t xml:space="preserve"> </w:t>
+      </w:r>
+      <w:proofErr w:type="spellStart"/>
+      <w:r>
+        <w:rPr>
+          <w:rFonts w:ascii="Nirmala UI" w:hAnsi="Nirmala UI" w:cs="Nirmala UI"/>
+          <w:color w:val="F1F1F1"/>
+          <w:sz w:val="21"/>
+          <w:szCs w:val="21"/>
+          <w:shd w:val="clear" w:color="auto" w:fill="0F0F0F"/>
+        </w:rPr>
+        <w:t>কন্টেন্ট</w:t>
+      </w:r>
+      <w:proofErr w:type="spellEnd"/>
+      <w:r>
+        <w:rPr>
+          <w:rFonts w:ascii="Arial" w:hAnsi="Arial" w:cs="Arial"/>
+          <w:color w:val="F1F1F1"/>
+          <w:sz w:val="21"/>
+          <w:szCs w:val="21"/>
+          <w:shd w:val="clear" w:color="auto" w:fill="0F0F0F"/>
+        </w:rPr>
+        <w:t xml:space="preserve"> </w:t>
+      </w:r>
+      <w:proofErr w:type="spellStart"/>
+      <w:r>
+        <w:rPr>
+          <w:rFonts w:ascii="Nirmala UI" w:hAnsi="Nirmala UI" w:cs="Nirmala UI"/>
+          <w:color w:val="F1F1F1"/>
+          <w:sz w:val="21"/>
+          <w:szCs w:val="21"/>
+          <w:shd w:val="clear" w:color="auto" w:fill="0F0F0F"/>
+        </w:rPr>
+        <w:t>বা</w:t>
+      </w:r>
+      <w:proofErr w:type="spellEnd"/>
+      <w:r>
+        <w:rPr>
+          <w:rFonts w:ascii="Arial" w:hAnsi="Arial" w:cs="Arial"/>
+          <w:color w:val="F1F1F1"/>
+          <w:sz w:val="21"/>
+          <w:szCs w:val="21"/>
+          <w:shd w:val="clear" w:color="auto" w:fill="0F0F0F"/>
+        </w:rPr>
+        <w:t xml:space="preserve"> </w:t>
+      </w:r>
+      <w:proofErr w:type="spellStart"/>
+      <w:r>
+        <w:rPr>
+          <w:rFonts w:ascii="Nirmala UI" w:hAnsi="Nirmala UI" w:cs="Nirmala UI"/>
+          <w:color w:val="F1F1F1"/>
+          <w:sz w:val="21"/>
+          <w:szCs w:val="21"/>
+          <w:shd w:val="clear" w:color="auto" w:fill="0F0F0F"/>
+        </w:rPr>
+        <w:t>কোড</w:t>
+      </w:r>
+      <w:proofErr w:type="spellEnd"/>
+      <w:r>
+        <w:rPr>
+          <w:rFonts w:ascii="Arial" w:hAnsi="Arial" w:cs="Arial"/>
+          <w:color w:val="F1F1F1"/>
+          <w:sz w:val="21"/>
+          <w:szCs w:val="21"/>
+          <w:shd w:val="clear" w:color="auto" w:fill="0F0F0F"/>
+        </w:rPr>
+        <w:t xml:space="preserve"> </w:t>
+      </w:r>
+      <w:proofErr w:type="spellStart"/>
+      <w:r>
+        <w:rPr>
+          <w:rFonts w:ascii="Nirmala UI" w:hAnsi="Nirmala UI" w:cs="Nirmala UI"/>
+          <w:color w:val="F1F1F1"/>
+          <w:sz w:val="21"/>
+          <w:szCs w:val="21"/>
+          <w:shd w:val="clear" w:color="auto" w:fill="0F0F0F"/>
+        </w:rPr>
+        <w:t>দেখার</w:t>
+      </w:r>
+      <w:proofErr w:type="spellEnd"/>
+      <w:r>
+        <w:rPr>
+          <w:rFonts w:ascii="Arial" w:hAnsi="Arial" w:cs="Arial"/>
+          <w:color w:val="F1F1F1"/>
+          <w:sz w:val="21"/>
+          <w:szCs w:val="21"/>
+          <w:shd w:val="clear" w:color="auto" w:fill="0F0F0F"/>
+        </w:rPr>
+        <w:t xml:space="preserve"> </w:t>
+      </w:r>
+      <w:proofErr w:type="spellStart"/>
+      <w:proofErr w:type="gramStart"/>
+      <w:r>
+        <w:rPr>
+          <w:rFonts w:ascii="Nirmala UI" w:hAnsi="Nirmala UI" w:cs="Nirmala UI"/>
+          <w:color w:val="F1F1F1"/>
+          <w:sz w:val="21"/>
+          <w:szCs w:val="21"/>
+          <w:shd w:val="clear" w:color="auto" w:fill="0F0F0F"/>
+        </w:rPr>
+        <w:t>জন্য</w:t>
+      </w:r>
+      <w:proofErr w:type="spellEnd"/>
+      <w:r>
+        <w:rPr>
+          <w:rFonts w:ascii="Nirmala UI" w:hAnsi="Nirmala UI" w:cs="Nirmala UI"/>
+          <w:color w:val="F1F1F1"/>
+          <w:sz w:val="21"/>
+          <w:szCs w:val="21"/>
+          <w:shd w:val="clear" w:color="auto" w:fill="0F0F0F"/>
+        </w:rPr>
+        <w:t xml:space="preserve"> :</w:t>
+      </w:r>
+      <w:proofErr w:type="gramEnd"/>
+      <w:r>
+        <w:rPr>
+          <w:rFonts w:ascii="Nirmala UI" w:hAnsi="Nirmala UI" w:cs="Nirmala UI"/>
+          <w:color w:val="F1F1F1"/>
+          <w:sz w:val="21"/>
+          <w:szCs w:val="21"/>
+          <w:shd w:val="clear" w:color="auto" w:fill="0F0F0F"/>
+        </w:rPr>
+        <w:t xml:space="preserve"> cat </w:t>
+      </w:r>
+      <w:proofErr w:type="spellStart"/>
+      <w:r>
+        <w:rPr>
+          <w:rFonts w:ascii="Nirmala UI" w:hAnsi="Nirmala UI" w:cs="Nirmala UI"/>
+          <w:color w:val="F1F1F1"/>
+          <w:sz w:val="21"/>
+          <w:szCs w:val="21"/>
+          <w:shd w:val="clear" w:color="auto" w:fill="0F0F0F"/>
+        </w:rPr>
+        <w:t>file_name</w:t>
+      </w:r>
+      <w:proofErr w:type="spellEnd"/>
+    </w:p>
+    <w:p>
+      <w:pPr>
+        <w:rPr>
+          <w:rFonts w:ascii="Nirmala UI" w:hAnsi="Nirmala UI" w:cs="Nirmala UI"/>
+          <w:color w:val="FFFFFF" w:themeColor="background1"/>
+          <w:sz w:val="21"/>
+          <w:szCs w:val="21"/>
+          <w:shd w:val="clear" w:color="auto" w:fill="0F0F0F"/>
+        </w:rPr>
+      </w:pPr>
+      <w:r>
+        <w:rPr>
+          <w:rFonts w:ascii="Nirmala UI" w:hAnsi="Nirmala UI" w:cs="Nirmala UI"/>
+          <w:color w:val="000000" w:themeColor="text1"/>
+          <w:sz w:val="21"/>
+          <w:szCs w:val="21"/>
+          <w:shd w:val="clear" w:color="auto" w:fill="0F0F0F"/>
+        </w:rPr>
+        <w:t xml:space="preserve"> </w:t>
+      </w:r>
+      <w:r>
+        <w:rPr>
+          <w:rFonts w:ascii="Nirmala UI" w:hAnsi="Nirmala UI" w:cs="Nirmala UI"/>
+          <w:color w:val="FFFFFF" w:themeColor="background1"/>
+          <w:sz w:val="21"/>
+          <w:szCs w:val="21"/>
+          <w:shd w:val="clear" w:color="auto" w:fill="0F0F0F"/>
+        </w:rPr>
+        <w:t xml:space="preserve">PORT </w:t>
+      </w:r>
+      <w:proofErr w:type="gramStart"/>
+      <w:r>
+        <w:rPr>
+          <w:rFonts w:ascii="Nirmala UI" w:hAnsi="Nirmala UI" w:cs="Nirmala UI"/>
+          <w:color w:val="FFFFFF" w:themeColor="background1"/>
+          <w:sz w:val="21"/>
+          <w:szCs w:val="21"/>
+          <w:shd w:val="clear" w:color="auto" w:fill="0F0F0F"/>
+        </w:rPr>
+        <w:t>Mapping :</w:t>
+      </w:r>
+      <w:proofErr w:type="gramEnd"/>
+      <w:r>
+        <w:rPr>
+          <w:rFonts w:ascii="Nirmala UI" w:hAnsi="Nirmala UI" w:cs="Nirmala UI"/>
+          <w:color w:val="FFFFFF" w:themeColor="background1"/>
+          <w:sz w:val="21"/>
+          <w:szCs w:val="21"/>
+          <w:shd w:val="clear" w:color="auto" w:fill="0F0F0F"/>
+        </w:rPr>
+        <w:t>-</w:t>
+      </w:r>
+    </w:p>
+    <w:p>
+      <w:pPr>
+        <w:spacing w:after="0" w:line="240" w:lineRule="auto"/>
+        <w:rPr>
+          <w:rFonts w:ascii="Arial" w:eastAsia="Times New Roman" w:hAnsi="Arial" w:cs="Arial"/>
+          <w:color w:val="000000" w:themeColor="text1"/>
+          <w:sz w:val="21"/>
+          <w:szCs w:val="21"/>
+        </w:rPr>
+      </w:pPr>
+      <w:proofErr w:type="spellStart"/>
+      <w:r>
+        <w:rPr>
+          <w:rFonts w:ascii="Nirmala UI" w:eastAsia="Times New Roman" w:hAnsi="Nirmala UI" w:cs="Nirmala UI"/>
+          <w:color w:val="000000" w:themeColor="text1"/>
+          <w:sz w:val="21"/>
+          <w:szCs w:val="21"/>
+        </w:rPr>
+        <w:t>ডকার</w:t>
+      </w:r>
+      <w:proofErr w:type="spellEnd"/>
+      <w:r>
+        <w:rPr>
+          <w:rFonts w:ascii="Arial" w:eastAsia="Times New Roman" w:hAnsi="Arial" w:cs="Arial"/>
+          <w:color w:val="000000" w:themeColor="text1"/>
+          <w:sz w:val="21"/>
+          <w:szCs w:val="21"/>
+        </w:rPr>
+        <w:t xml:space="preserve"> </w:t>
+      </w:r>
+      <w:proofErr w:type="spellStart"/>
+      <w:r>
+        <w:rPr>
+          <w:rFonts w:ascii="Nirmala UI" w:eastAsia="Times New Roman" w:hAnsi="Nirmala UI" w:cs="Nirmala UI"/>
+          <w:color w:val="000000" w:themeColor="text1"/>
+          <w:sz w:val="21"/>
+          <w:szCs w:val="21"/>
+        </w:rPr>
+        <w:t>কন্টেইনারের</w:t>
+      </w:r>
+      <w:proofErr w:type="spellEnd"/>
+      <w:r>
+        <w:rPr>
+          <w:rFonts w:ascii="Arial" w:eastAsia="Times New Roman" w:hAnsi="Arial" w:cs="Arial"/>
+          <w:color w:val="000000" w:themeColor="text1"/>
+          <w:sz w:val="21"/>
+          <w:szCs w:val="21"/>
+        </w:rPr>
+        <w:t xml:space="preserve"> </w:t>
+      </w:r>
+      <w:proofErr w:type="spellStart"/>
+      <w:r>
+        <w:rPr>
+          <w:rFonts w:ascii="Nirmala UI" w:eastAsia="Times New Roman" w:hAnsi="Nirmala UI" w:cs="Nirmala UI"/>
+          <w:color w:val="000000" w:themeColor="text1"/>
+          <w:sz w:val="21"/>
+          <w:szCs w:val="21"/>
+        </w:rPr>
+        <w:t>ক্ষেত্রে</w:t>
+      </w:r>
+      <w:proofErr w:type="spellEnd"/>
+      <w:r>
+        <w:rPr>
+          <w:rFonts w:ascii="Arial" w:eastAsia="Times New Roman" w:hAnsi="Arial" w:cs="Arial"/>
+          <w:color w:val="000000" w:themeColor="text1"/>
+          <w:sz w:val="21"/>
+          <w:szCs w:val="21"/>
+        </w:rPr>
+        <w:t xml:space="preserve"> </w:t>
+      </w:r>
+      <w:r>
+        <w:rPr>
+          <w:rFonts w:ascii="Arial" w:eastAsia="Times New Roman" w:hAnsi="Arial" w:cs="Arial"/>
+          <w:b/>
+          <w:bCs/>
+          <w:color w:val="000000" w:themeColor="text1"/>
+          <w:sz w:val="21"/>
+          <w:szCs w:val="21"/>
+          <w:bdr w:val="none" w:sz="0" w:space="0" w:color="auto" w:frame="1"/>
+        </w:rPr>
+        <w:t>Port Mapping</w:t>
+      </w:r>
+      <w:r>
+        <w:rPr>
+          <w:rFonts w:ascii="Arial" w:eastAsia="Times New Roman" w:hAnsi="Arial" w:cs="Arial"/>
+          <w:color w:val="000000" w:themeColor="text1"/>
+          <w:sz w:val="21"/>
+          <w:szCs w:val="21"/>
+        </w:rPr>
+        <w:t xml:space="preserve"> </w:t>
+      </w:r>
+      <w:proofErr w:type="spellStart"/>
+      <w:r>
+        <w:rPr>
+          <w:rFonts w:ascii="Nirmala UI" w:eastAsia="Times New Roman" w:hAnsi="Nirmala UI" w:cs="Nirmala UI"/>
+          <w:color w:val="000000" w:themeColor="text1"/>
+          <w:sz w:val="21"/>
+          <w:szCs w:val="21"/>
+        </w:rPr>
+        <w:t>হলো</w:t>
+      </w:r>
+      <w:proofErr w:type="spellEnd"/>
+      <w:r>
+        <w:rPr>
+          <w:rFonts w:ascii="Arial" w:eastAsia="Times New Roman" w:hAnsi="Arial" w:cs="Arial"/>
+          <w:color w:val="000000" w:themeColor="text1"/>
+          <w:sz w:val="21"/>
+          <w:szCs w:val="21"/>
+        </w:rPr>
+        <w:t xml:space="preserve"> </w:t>
+      </w:r>
+      <w:proofErr w:type="spellStart"/>
+      <w:r>
+        <w:rPr>
+          <w:rFonts w:ascii="Nirmala UI" w:eastAsia="Times New Roman" w:hAnsi="Nirmala UI" w:cs="Nirmala UI"/>
+          <w:color w:val="000000" w:themeColor="text1"/>
+          <w:sz w:val="21"/>
+          <w:szCs w:val="21"/>
+        </w:rPr>
+        <w:t>একটি</w:t>
+      </w:r>
+      <w:proofErr w:type="spellEnd"/>
+      <w:r>
+        <w:rPr>
+          <w:rFonts w:ascii="Arial" w:eastAsia="Times New Roman" w:hAnsi="Arial" w:cs="Arial"/>
+          <w:color w:val="000000" w:themeColor="text1"/>
+          <w:sz w:val="21"/>
+          <w:szCs w:val="21"/>
+        </w:rPr>
+        <w:t xml:space="preserve"> </w:t>
+      </w:r>
+      <w:proofErr w:type="spellStart"/>
+      <w:r>
+        <w:rPr>
+          <w:rFonts w:ascii="Nirmala UI" w:eastAsia="Times New Roman" w:hAnsi="Nirmala UI" w:cs="Nirmala UI"/>
+          <w:color w:val="000000" w:themeColor="text1"/>
+          <w:sz w:val="21"/>
+          <w:szCs w:val="21"/>
+        </w:rPr>
+        <w:t>পদ্ধতি</w:t>
+      </w:r>
+      <w:proofErr w:type="spellEnd"/>
+      <w:r>
+        <w:rPr>
+          <w:rFonts w:ascii="Arial" w:eastAsia="Times New Roman" w:hAnsi="Arial" w:cs="Arial"/>
+          <w:color w:val="000000" w:themeColor="text1"/>
+          <w:sz w:val="21"/>
+          <w:szCs w:val="21"/>
+        </w:rPr>
+        <w:t xml:space="preserve"> </w:t>
+      </w:r>
+      <w:proofErr w:type="spellStart"/>
+      <w:r>
+        <w:rPr>
+          <w:rFonts w:ascii="Nirmala UI" w:eastAsia="Times New Roman" w:hAnsi="Nirmala UI" w:cs="Nirmala UI"/>
+          <w:color w:val="000000" w:themeColor="text1"/>
+          <w:sz w:val="21"/>
+          <w:szCs w:val="21"/>
+        </w:rPr>
+        <w:t>যার</w:t>
+      </w:r>
+      <w:proofErr w:type="spellEnd"/>
+      <w:r>
+        <w:rPr>
+          <w:rFonts w:ascii="Arial" w:eastAsia="Times New Roman" w:hAnsi="Arial" w:cs="Arial"/>
+          <w:color w:val="000000" w:themeColor="text1"/>
+          <w:sz w:val="21"/>
+          <w:szCs w:val="21"/>
+        </w:rPr>
+        <w:t xml:space="preserve"> </w:t>
+      </w:r>
+      <w:proofErr w:type="spellStart"/>
+      <w:r>
+        <w:rPr>
+          <w:rFonts w:ascii="Nirmala UI" w:eastAsia="Times New Roman" w:hAnsi="Nirmala UI" w:cs="Nirmala UI"/>
+          <w:color w:val="000000" w:themeColor="text1"/>
+          <w:sz w:val="21"/>
+          <w:szCs w:val="21"/>
+        </w:rPr>
+        <w:t>মাধ্যমে</w:t>
+      </w:r>
+      <w:proofErr w:type="spellEnd"/>
+      <w:r>
+        <w:rPr>
+          <w:rFonts w:ascii="Arial" w:eastAsia="Times New Roman" w:hAnsi="Arial" w:cs="Arial"/>
+          <w:color w:val="000000" w:themeColor="text1"/>
+          <w:sz w:val="21"/>
+          <w:szCs w:val="21"/>
+        </w:rPr>
+        <w:t xml:space="preserve"> </w:t>
+      </w:r>
+      <w:proofErr w:type="spellStart"/>
+      <w:r>
+        <w:rPr>
+          <w:rFonts w:ascii="Nirmala UI" w:eastAsia="Times New Roman" w:hAnsi="Nirmala UI" w:cs="Nirmala UI"/>
+          <w:color w:val="000000" w:themeColor="text1"/>
+          <w:sz w:val="21"/>
+          <w:szCs w:val="21"/>
+        </w:rPr>
+        <w:t>আপনি</w:t>
+      </w:r>
+      <w:proofErr w:type="spellEnd"/>
+      <w:r>
+        <w:rPr>
+          <w:rFonts w:ascii="Arial" w:eastAsia="Times New Roman" w:hAnsi="Arial" w:cs="Arial"/>
+          <w:color w:val="000000" w:themeColor="text1"/>
+          <w:sz w:val="21"/>
+          <w:szCs w:val="21"/>
+        </w:rPr>
+        <w:t xml:space="preserve"> </w:t>
+      </w:r>
+      <w:proofErr w:type="spellStart"/>
+      <w:r>
+        <w:rPr>
+          <w:rFonts w:ascii="Nirmala UI" w:eastAsia="Times New Roman" w:hAnsi="Nirmala UI" w:cs="Nirmala UI"/>
+          <w:color w:val="000000" w:themeColor="text1"/>
+          <w:sz w:val="21"/>
+          <w:szCs w:val="21"/>
+        </w:rPr>
+        <w:t>আপনার</w:t>
+      </w:r>
+      <w:proofErr w:type="spellEnd"/>
+      <w:r>
+        <w:rPr>
+          <w:rFonts w:ascii="Arial" w:eastAsia="Times New Roman" w:hAnsi="Arial" w:cs="Arial"/>
+          <w:color w:val="000000" w:themeColor="text1"/>
+          <w:sz w:val="21"/>
+          <w:szCs w:val="21"/>
+        </w:rPr>
+        <w:t xml:space="preserve"> </w:t>
+      </w:r>
+      <w:proofErr w:type="spellStart"/>
+      <w:r>
+        <w:rPr>
+          <w:rFonts w:ascii="Nirmala UI" w:eastAsia="Times New Roman" w:hAnsi="Nirmala UI" w:cs="Nirmala UI"/>
+          <w:color w:val="000000" w:themeColor="text1"/>
+          <w:sz w:val="21"/>
+          <w:szCs w:val="21"/>
+        </w:rPr>
+        <w:t>লোকাল</w:t>
+      </w:r>
+      <w:proofErr w:type="spellEnd"/>
+      <w:r>
+        <w:rPr>
+          <w:rFonts w:ascii="Arial" w:eastAsia="Times New Roman" w:hAnsi="Arial" w:cs="Arial"/>
+          <w:color w:val="000000" w:themeColor="text1"/>
+          <w:sz w:val="21"/>
+          <w:szCs w:val="21"/>
+        </w:rPr>
+        <w:t xml:space="preserve"> </w:t>
+      </w:r>
+      <w:proofErr w:type="spellStart"/>
+      <w:r>
+        <w:rPr>
+          <w:rFonts w:ascii="Nirmala UI" w:eastAsia="Times New Roman" w:hAnsi="Nirmala UI" w:cs="Nirmala UI"/>
+          <w:color w:val="000000" w:themeColor="text1"/>
+          <w:sz w:val="21"/>
+          <w:szCs w:val="21"/>
+        </w:rPr>
+        <w:t>মেশিনের</w:t>
+      </w:r>
+      <w:proofErr w:type="spellEnd"/>
+      <w:r>
+        <w:rPr>
+          <w:rFonts w:ascii="Arial" w:eastAsia="Times New Roman" w:hAnsi="Arial" w:cs="Arial"/>
+          <w:color w:val="000000" w:themeColor="text1"/>
+          <w:sz w:val="21"/>
+          <w:szCs w:val="21"/>
+        </w:rPr>
+        <w:t xml:space="preserve"> (</w:t>
+      </w:r>
+      <w:proofErr w:type="spellStart"/>
+      <w:r>
+        <w:rPr>
+          <w:rFonts w:ascii="Nirmala UI" w:eastAsia="Times New Roman" w:hAnsi="Nirmala UI" w:cs="Nirmala UI"/>
+          <w:color w:val="000000" w:themeColor="text1"/>
+          <w:sz w:val="21"/>
+          <w:szCs w:val="21"/>
+        </w:rPr>
+        <w:t>হোস্ট</w:t>
+      </w:r>
+      <w:proofErr w:type="spellEnd"/>
+      <w:r>
+        <w:rPr>
+          <w:rFonts w:ascii="Arial" w:eastAsia="Times New Roman" w:hAnsi="Arial" w:cs="Arial"/>
+          <w:color w:val="000000" w:themeColor="text1"/>
+          <w:sz w:val="21"/>
+          <w:szCs w:val="21"/>
+        </w:rPr>
+        <w:t xml:space="preserve">) </w:t>
+      </w:r>
+      <w:proofErr w:type="spellStart"/>
+      <w:r>
+        <w:rPr>
+          <w:rFonts w:ascii="Nirmala UI" w:eastAsia="Times New Roman" w:hAnsi="Nirmala UI" w:cs="Nirmala UI"/>
+          <w:color w:val="000000" w:themeColor="text1"/>
+          <w:sz w:val="21"/>
+          <w:szCs w:val="21"/>
+        </w:rPr>
+        <w:t>কোনো</w:t>
+      </w:r>
+      <w:proofErr w:type="spellEnd"/>
+      <w:r>
+        <w:rPr>
+          <w:rFonts w:ascii="Arial" w:eastAsia="Times New Roman" w:hAnsi="Arial" w:cs="Arial"/>
+          <w:color w:val="000000" w:themeColor="text1"/>
+          <w:sz w:val="21"/>
+          <w:szCs w:val="21"/>
+        </w:rPr>
+        <w:t xml:space="preserve"> </w:t>
+      </w:r>
+      <w:proofErr w:type="spellStart"/>
+      <w:r>
+        <w:rPr>
+          <w:rFonts w:ascii="Nirmala UI" w:eastAsia="Times New Roman" w:hAnsi="Nirmala UI" w:cs="Nirmala UI"/>
+          <w:color w:val="000000" w:themeColor="text1"/>
+          <w:sz w:val="21"/>
+          <w:szCs w:val="21"/>
+        </w:rPr>
+        <w:t>একটি</w:t>
+      </w:r>
+      <w:proofErr w:type="spellEnd"/>
+      <w:r>
+        <w:rPr>
+          <w:rFonts w:ascii="Arial" w:eastAsia="Times New Roman" w:hAnsi="Arial" w:cs="Arial"/>
+          <w:color w:val="000000" w:themeColor="text1"/>
+          <w:sz w:val="21"/>
+          <w:szCs w:val="21"/>
+        </w:rPr>
+        <w:t xml:space="preserve"> </w:t>
+      </w:r>
+      <w:proofErr w:type="spellStart"/>
+      <w:r>
+        <w:rPr>
+          <w:rFonts w:ascii="Nirmala UI" w:eastAsia="Times New Roman" w:hAnsi="Nirmala UI" w:cs="Nirmala UI"/>
+          <w:color w:val="000000" w:themeColor="text1"/>
+          <w:sz w:val="21"/>
+          <w:szCs w:val="21"/>
+        </w:rPr>
+        <w:t>পোর্টকে</w:t>
+      </w:r>
+      <w:proofErr w:type="spellEnd"/>
+      <w:r>
+        <w:rPr>
+          <w:rFonts w:ascii="Arial" w:eastAsia="Times New Roman" w:hAnsi="Arial" w:cs="Arial"/>
+          <w:color w:val="000000" w:themeColor="text1"/>
+          <w:sz w:val="21"/>
+          <w:szCs w:val="21"/>
+        </w:rPr>
+        <w:t xml:space="preserve"> </w:t>
+      </w:r>
+      <w:proofErr w:type="spellStart"/>
+      <w:r>
+        <w:rPr>
+          <w:rFonts w:ascii="Nirmala UI" w:eastAsia="Times New Roman" w:hAnsi="Nirmala UI" w:cs="Nirmala UI"/>
+          <w:color w:val="000000" w:themeColor="text1"/>
+          <w:sz w:val="21"/>
+          <w:szCs w:val="21"/>
+        </w:rPr>
+        <w:t>কন্টেইনারের</w:t>
+      </w:r>
+      <w:proofErr w:type="spellEnd"/>
+      <w:r>
+        <w:rPr>
+          <w:rFonts w:ascii="Arial" w:eastAsia="Times New Roman" w:hAnsi="Arial" w:cs="Arial"/>
+          <w:color w:val="000000" w:themeColor="text1"/>
+          <w:sz w:val="21"/>
+          <w:szCs w:val="21"/>
+        </w:rPr>
+        <w:t xml:space="preserve"> </w:t>
+      </w:r>
+      <w:proofErr w:type="spellStart"/>
+      <w:r>
+        <w:rPr>
+          <w:rFonts w:ascii="Nirmala UI" w:eastAsia="Times New Roman" w:hAnsi="Nirmala UI" w:cs="Nirmala UI"/>
+          <w:color w:val="000000" w:themeColor="text1"/>
+          <w:sz w:val="21"/>
+          <w:szCs w:val="21"/>
+        </w:rPr>
+        <w:t>ভেতরের</w:t>
+      </w:r>
+      <w:proofErr w:type="spellEnd"/>
+      <w:r>
+        <w:rPr>
+          <w:rFonts w:ascii="Arial" w:eastAsia="Times New Roman" w:hAnsi="Arial" w:cs="Arial"/>
+          <w:color w:val="000000" w:themeColor="text1"/>
+          <w:sz w:val="21"/>
+          <w:szCs w:val="21"/>
+        </w:rPr>
+        <w:t xml:space="preserve"> </w:t>
+      </w:r>
+      <w:proofErr w:type="spellStart"/>
+      <w:r>
+        <w:rPr>
+          <w:rFonts w:ascii="Nirmala UI" w:eastAsia="Times New Roman" w:hAnsi="Nirmala UI" w:cs="Nirmala UI"/>
+          <w:color w:val="000000" w:themeColor="text1"/>
+          <w:sz w:val="21"/>
+          <w:szCs w:val="21"/>
+        </w:rPr>
+        <w:t>কোনো</w:t>
+      </w:r>
+      <w:proofErr w:type="spellEnd"/>
+      <w:r>
+        <w:rPr>
+          <w:rFonts w:ascii="Arial" w:eastAsia="Times New Roman" w:hAnsi="Arial" w:cs="Arial"/>
+          <w:color w:val="000000" w:themeColor="text1"/>
+          <w:sz w:val="21"/>
+          <w:szCs w:val="21"/>
+        </w:rPr>
+        <w:t xml:space="preserve"> </w:t>
+      </w:r>
+      <w:proofErr w:type="spellStart"/>
+      <w:r>
+        <w:rPr>
+          <w:rFonts w:ascii="Nirmala UI" w:eastAsia="Times New Roman" w:hAnsi="Nirmala UI" w:cs="Nirmala UI"/>
+          <w:color w:val="000000" w:themeColor="text1"/>
+          <w:sz w:val="21"/>
+          <w:szCs w:val="21"/>
+        </w:rPr>
+        <w:t>পোর্টের</w:t>
+      </w:r>
+      <w:proofErr w:type="spellEnd"/>
+      <w:r>
+        <w:rPr>
+          <w:rFonts w:ascii="Arial" w:eastAsia="Times New Roman" w:hAnsi="Arial" w:cs="Arial"/>
+          <w:color w:val="000000" w:themeColor="text1"/>
+          <w:sz w:val="21"/>
+          <w:szCs w:val="21"/>
+        </w:rPr>
+        <w:t xml:space="preserve"> </w:t>
+      </w:r>
+      <w:proofErr w:type="spellStart"/>
+      <w:r>
+        <w:rPr>
+          <w:rFonts w:ascii="Nirmala UI" w:eastAsia="Times New Roman" w:hAnsi="Nirmala UI" w:cs="Nirmala UI"/>
+          <w:color w:val="000000" w:themeColor="text1"/>
+          <w:sz w:val="21"/>
+          <w:szCs w:val="21"/>
+        </w:rPr>
+        <w:t>সাথে</w:t>
+      </w:r>
+      <w:proofErr w:type="spellEnd"/>
+      <w:r>
+        <w:rPr>
+          <w:rFonts w:ascii="Arial" w:eastAsia="Times New Roman" w:hAnsi="Arial" w:cs="Arial"/>
+          <w:color w:val="000000" w:themeColor="text1"/>
+          <w:sz w:val="21"/>
+          <w:szCs w:val="21"/>
+        </w:rPr>
+        <w:t xml:space="preserve"> </w:t>
+      </w:r>
+      <w:proofErr w:type="spellStart"/>
+      <w:r>
+        <w:rPr>
+          <w:rFonts w:ascii="Nirmala UI" w:eastAsia="Times New Roman" w:hAnsi="Nirmala UI" w:cs="Nirmala UI"/>
+          <w:color w:val="000000" w:themeColor="text1"/>
+          <w:sz w:val="21"/>
+          <w:szCs w:val="21"/>
+        </w:rPr>
+        <w:t>যুক্ত</w:t>
+      </w:r>
+      <w:proofErr w:type="spellEnd"/>
+      <w:r>
+        <w:rPr>
+          <w:rFonts w:ascii="Arial" w:eastAsia="Times New Roman" w:hAnsi="Arial" w:cs="Arial"/>
+          <w:color w:val="000000" w:themeColor="text1"/>
+          <w:sz w:val="21"/>
+          <w:szCs w:val="21"/>
+        </w:rPr>
+        <w:t xml:space="preserve"> </w:t>
+      </w:r>
+      <w:proofErr w:type="spellStart"/>
+      <w:r>
+        <w:rPr>
+          <w:rFonts w:ascii="Nirmala UI" w:eastAsia="Times New Roman" w:hAnsi="Nirmala UI" w:cs="Nirmala UI"/>
+          <w:color w:val="000000" w:themeColor="text1"/>
+          <w:sz w:val="21"/>
+          <w:szCs w:val="21"/>
+        </w:rPr>
+        <w:t>করেন</w:t>
+      </w:r>
+      <w:proofErr w:type="spellEnd"/>
+      <w:r>
+        <w:rPr>
+          <w:rFonts w:ascii="Nirmala UI" w:eastAsia="Times New Roman" w:hAnsi="Nirmala UI" w:cs="Nirmala UI"/>
+          <w:color w:val="000000" w:themeColor="text1"/>
+          <w:sz w:val="21"/>
+          <w:szCs w:val="21"/>
+        </w:rPr>
+        <w:t>।</w:t>
+      </w:r>
+    </w:p>
+    <w:p>
+      <w:pPr>
+        <w:spacing w:before="120" w:after="0" w:line="240" w:lineRule="auto"/>
+        <w:rPr>
+          <w:rFonts w:ascii="Arial" w:eastAsia="Times New Roman" w:hAnsi="Arial" w:cs="Arial"/>
+          <w:color w:val="000000" w:themeColor="text1"/>
+          <w:sz w:val="21"/>
+          <w:szCs w:val="21"/>
+        </w:rPr>
+      </w:pPr>
+      <w:proofErr w:type="spellStart"/>
+      <w:r>
+        <w:rPr>
+          <w:rFonts w:ascii="Nirmala UI" w:eastAsia="Times New Roman" w:hAnsi="Nirmala UI" w:cs="Nirmala UI"/>
+          <w:color w:val="000000" w:themeColor="text1"/>
+          <w:sz w:val="21"/>
+          <w:szCs w:val="21"/>
+        </w:rPr>
+        <w:t>ভিডিওতে</w:t>
+      </w:r>
+      <w:proofErr w:type="spellEnd"/>
+      <w:r>
+        <w:rPr>
+          <w:rFonts w:ascii="Arial" w:eastAsia="Times New Roman" w:hAnsi="Arial" w:cs="Arial"/>
+          <w:color w:val="000000" w:themeColor="text1"/>
+          <w:sz w:val="21"/>
+          <w:szCs w:val="21"/>
+        </w:rPr>
+        <w:t xml:space="preserve"> </w:t>
+      </w:r>
+      <w:proofErr w:type="spellStart"/>
+      <w:r>
+        <w:rPr>
+          <w:rFonts w:ascii="Nirmala UI" w:eastAsia="Times New Roman" w:hAnsi="Nirmala UI" w:cs="Nirmala UI"/>
+          <w:color w:val="000000" w:themeColor="text1"/>
+          <w:sz w:val="21"/>
+          <w:szCs w:val="21"/>
+        </w:rPr>
+        <w:t>এর</w:t>
+      </w:r>
+      <w:proofErr w:type="spellEnd"/>
+      <w:r>
+        <w:rPr>
+          <w:rFonts w:ascii="Arial" w:eastAsia="Times New Roman" w:hAnsi="Arial" w:cs="Arial"/>
+          <w:color w:val="000000" w:themeColor="text1"/>
+          <w:sz w:val="21"/>
+          <w:szCs w:val="21"/>
+        </w:rPr>
+        <w:t xml:space="preserve"> </w:t>
+      </w:r>
+      <w:proofErr w:type="spellStart"/>
+      <w:r>
+        <w:rPr>
+          <w:rFonts w:ascii="Nirmala UI" w:eastAsia="Times New Roman" w:hAnsi="Nirmala UI" w:cs="Nirmala UI"/>
+          <w:color w:val="000000" w:themeColor="text1"/>
+          <w:sz w:val="21"/>
+          <w:szCs w:val="21"/>
+        </w:rPr>
+        <w:t>ব্যাখ্যা</w:t>
+      </w:r>
+      <w:proofErr w:type="spellEnd"/>
+      <w:r>
+        <w:rPr>
+          <w:rFonts w:ascii="Arial" w:eastAsia="Times New Roman" w:hAnsi="Arial" w:cs="Arial"/>
+          <w:color w:val="000000" w:themeColor="text1"/>
+          <w:sz w:val="21"/>
+          <w:szCs w:val="21"/>
+        </w:rPr>
+        <w:t xml:space="preserve"> </w:t>
+      </w:r>
+      <w:proofErr w:type="spellStart"/>
+      <w:r>
+        <w:rPr>
+          <w:rFonts w:ascii="Nirmala UI" w:eastAsia="Times New Roman" w:hAnsi="Nirmala UI" w:cs="Nirmala UI"/>
+          <w:color w:val="000000" w:themeColor="text1"/>
+          <w:sz w:val="21"/>
+          <w:szCs w:val="21"/>
+        </w:rPr>
+        <w:t>অনুযায়ী</w:t>
+      </w:r>
+      <w:proofErr w:type="spellEnd"/>
+      <w:r>
+        <w:rPr>
+          <w:rFonts w:ascii="Arial" w:eastAsia="Times New Roman" w:hAnsi="Arial" w:cs="Arial"/>
+          <w:color w:val="000000" w:themeColor="text1"/>
+          <w:sz w:val="21"/>
+          <w:szCs w:val="21"/>
+        </w:rPr>
+        <w:t xml:space="preserve"> (</w:t>
+      </w:r>
+      <w:r>
+        <w:rPr>
+          <w:rFonts w:ascii="Nirmala UI" w:eastAsia="Times New Roman" w:hAnsi="Nirmala UI" w:cs="Nirmala UI"/>
+          <w:color w:val="000000" w:themeColor="text1"/>
+          <w:sz w:val="21"/>
+          <w:szCs w:val="21"/>
+        </w:rPr>
+        <w:t>২</w:t>
+      </w:r>
+      <w:r>
+        <w:rPr>
+          <w:rFonts w:ascii="Arial" w:eastAsia="Times New Roman" w:hAnsi="Arial" w:cs="Arial"/>
+          <w:color w:val="000000" w:themeColor="text1"/>
+          <w:sz w:val="21"/>
+          <w:szCs w:val="21"/>
+        </w:rPr>
+        <w:t>:</w:t>
+      </w:r>
+      <w:r>
+        <w:rPr>
+          <w:rFonts w:ascii="Nirmala UI" w:eastAsia="Times New Roman" w:hAnsi="Nirmala UI" w:cs="Nirmala UI"/>
+          <w:color w:val="000000" w:themeColor="text1"/>
+          <w:sz w:val="21"/>
+          <w:szCs w:val="21"/>
+        </w:rPr>
+        <w:t>২৬</w:t>
+      </w:r>
+      <w:r>
+        <w:rPr>
+          <w:rFonts w:ascii="Arial" w:eastAsia="Times New Roman" w:hAnsi="Arial" w:cs="Arial"/>
+          <w:color w:val="000000" w:themeColor="text1"/>
+          <w:sz w:val="21"/>
+          <w:szCs w:val="21"/>
+        </w:rPr>
+        <w:t>:</w:t>
+      </w:r>
+      <w:r>
+        <w:rPr>
+          <w:rFonts w:ascii="Nirmala UI" w:eastAsia="Times New Roman" w:hAnsi="Nirmala UI" w:cs="Nirmala UI"/>
+          <w:color w:val="000000" w:themeColor="text1"/>
+          <w:sz w:val="21"/>
+          <w:szCs w:val="21"/>
+        </w:rPr>
+        <w:t>০১</w:t>
+      </w:r>
+      <w:r>
+        <w:rPr>
+          <w:rFonts w:ascii="Arial" w:eastAsia="Times New Roman" w:hAnsi="Arial" w:cs="Arial"/>
+          <w:color w:val="000000" w:themeColor="text1"/>
+          <w:sz w:val="21"/>
+          <w:szCs w:val="21"/>
+        </w:rPr>
+        <w:t xml:space="preserve"> - </w:t>
+      </w:r>
+      <w:r>
+        <w:rPr>
+          <w:rFonts w:ascii="Nirmala UI" w:eastAsia="Times New Roman" w:hAnsi="Nirmala UI" w:cs="Nirmala UI"/>
+          <w:color w:val="000000" w:themeColor="text1"/>
+          <w:sz w:val="21"/>
+          <w:szCs w:val="21"/>
+        </w:rPr>
+        <w:t>২</w:t>
+      </w:r>
+      <w:r>
+        <w:rPr>
+          <w:rFonts w:ascii="Arial" w:eastAsia="Times New Roman" w:hAnsi="Arial" w:cs="Arial"/>
+          <w:color w:val="000000" w:themeColor="text1"/>
+          <w:sz w:val="21"/>
+          <w:szCs w:val="21"/>
+        </w:rPr>
+        <w:t>:</w:t>
+      </w:r>
+      <w:r>
+        <w:rPr>
+          <w:rFonts w:ascii="Nirmala UI" w:eastAsia="Times New Roman" w:hAnsi="Nirmala UI" w:cs="Nirmala UI"/>
+          <w:color w:val="000000" w:themeColor="text1"/>
+          <w:sz w:val="21"/>
+          <w:szCs w:val="21"/>
+        </w:rPr>
+        <w:t>২৭</w:t>
+      </w:r>
+      <w:r>
+        <w:rPr>
+          <w:rFonts w:ascii="Arial" w:eastAsia="Times New Roman" w:hAnsi="Arial" w:cs="Arial"/>
+          <w:color w:val="000000" w:themeColor="text1"/>
+          <w:sz w:val="21"/>
+          <w:szCs w:val="21"/>
+        </w:rPr>
+        <w:t>:</w:t>
+      </w:r>
+      <w:r>
+        <w:rPr>
+          <w:rFonts w:ascii="Nirmala UI" w:eastAsia="Times New Roman" w:hAnsi="Nirmala UI" w:cs="Nirmala UI"/>
+          <w:color w:val="000000" w:themeColor="text1"/>
+          <w:sz w:val="21"/>
+          <w:szCs w:val="21"/>
+        </w:rPr>
+        <w:t>০৩</w:t>
+      </w:r>
+      <w:r>
+        <w:rPr>
+          <w:rFonts w:ascii="Arial" w:eastAsia="Times New Roman" w:hAnsi="Arial" w:cs="Arial"/>
+          <w:color w:val="000000" w:themeColor="text1"/>
+          <w:sz w:val="21"/>
+          <w:szCs w:val="21"/>
+        </w:rPr>
+        <w:t>):</w:t>
+      </w:r>
+    </w:p>
+    <w:p>
+      <w:pPr>
+        <w:spacing w:after="0" w:line="240" w:lineRule="auto"/>
+        <w:rPr>
+          <w:rFonts w:ascii="Arial" w:eastAsia="Times New Roman" w:hAnsi="Arial" w:cs="Arial"/>
+          <w:color w:val="000000" w:themeColor="text1"/>
+          <w:sz w:val="21"/>
+          <w:szCs w:val="21"/>
+        </w:rPr>
+      </w:pPr>
+      <w:r>
+        <w:rPr>
+          <w:rFonts w:ascii="Nirmala UI" w:eastAsia="Times New Roman" w:hAnsi="Nirmala UI" w:cs="Nirmala UI"/>
+          <w:color w:val="000000" w:themeColor="text1"/>
+          <w:sz w:val="21"/>
+          <w:szCs w:val="21"/>
+        </w:rPr>
+        <w:t>১</w:t>
+      </w:r>
+      <w:r>
+        <w:rPr>
+          <w:rFonts w:ascii="Arial" w:eastAsia="Times New Roman" w:hAnsi="Arial" w:cs="Arial"/>
+          <w:color w:val="000000" w:themeColor="text1"/>
+          <w:sz w:val="21"/>
+          <w:szCs w:val="21"/>
+        </w:rPr>
+        <w:t xml:space="preserve">. </w:t>
+      </w:r>
+      <w:proofErr w:type="spellStart"/>
+      <w:r>
+        <w:rPr>
+          <w:rFonts w:ascii="Nirmala UI" w:eastAsia="Times New Roman" w:hAnsi="Nirmala UI" w:cs="Nirmala UI"/>
+          <w:b/>
+          <w:bCs/>
+          <w:color w:val="000000" w:themeColor="text1"/>
+          <w:sz w:val="21"/>
+          <w:szCs w:val="21"/>
+          <w:bdr w:val="none" w:sz="0" w:space="0" w:color="auto" w:frame="1"/>
+        </w:rPr>
+        <w:t>উদ্দেশ্য</w:t>
+      </w:r>
+      <w:proofErr w:type="spellEnd"/>
+      <w:r>
+        <w:rPr>
+          <w:rFonts w:ascii="Arial" w:eastAsia="Times New Roman" w:hAnsi="Arial" w:cs="Arial"/>
+          <w:b/>
+          <w:bCs/>
+          <w:color w:val="000000" w:themeColor="text1"/>
+          <w:sz w:val="21"/>
+          <w:szCs w:val="21"/>
+          <w:bdr w:val="none" w:sz="0" w:space="0" w:color="auto" w:frame="1"/>
+        </w:rPr>
+        <w:t>:</w:t>
+      </w:r>
+      <w:r>
+        <w:rPr>
+          <w:rFonts w:ascii="Arial" w:eastAsia="Times New Roman" w:hAnsi="Arial" w:cs="Arial"/>
+          <w:color w:val="000000" w:themeColor="text1"/>
+          <w:sz w:val="21"/>
+          <w:szCs w:val="21"/>
+        </w:rPr>
+        <w:t xml:space="preserve"> </w:t>
+      </w:r>
+      <w:proofErr w:type="spellStart"/>
+      <w:r>
+        <w:rPr>
+          <w:rFonts w:ascii="Nirmala UI" w:eastAsia="Times New Roman" w:hAnsi="Nirmala UI" w:cs="Nirmala UI"/>
+          <w:color w:val="000000" w:themeColor="text1"/>
+          <w:sz w:val="21"/>
+          <w:szCs w:val="21"/>
+        </w:rPr>
+        <w:t>একটি</w:t>
+      </w:r>
+      <w:proofErr w:type="spellEnd"/>
+      <w:r>
+        <w:rPr>
+          <w:rFonts w:ascii="Arial" w:eastAsia="Times New Roman" w:hAnsi="Arial" w:cs="Arial"/>
+          <w:color w:val="000000" w:themeColor="text1"/>
+          <w:sz w:val="21"/>
+          <w:szCs w:val="21"/>
+        </w:rPr>
+        <w:t xml:space="preserve"> </w:t>
+      </w:r>
+      <w:proofErr w:type="spellStart"/>
+      <w:r>
+        <w:rPr>
+          <w:rFonts w:ascii="Nirmala UI" w:eastAsia="Times New Roman" w:hAnsi="Nirmala UI" w:cs="Nirmala UI"/>
+          <w:color w:val="000000" w:themeColor="text1"/>
+          <w:sz w:val="21"/>
+          <w:szCs w:val="21"/>
+        </w:rPr>
+        <w:t>ডকার</w:t>
+      </w:r>
+      <w:proofErr w:type="spellEnd"/>
+      <w:r>
+        <w:rPr>
+          <w:rFonts w:ascii="Arial" w:eastAsia="Times New Roman" w:hAnsi="Arial" w:cs="Arial"/>
+          <w:color w:val="000000" w:themeColor="text1"/>
+          <w:sz w:val="21"/>
+          <w:szCs w:val="21"/>
+        </w:rPr>
+        <w:t xml:space="preserve"> </w:t>
+      </w:r>
+      <w:proofErr w:type="spellStart"/>
+      <w:r>
+        <w:rPr>
+          <w:rFonts w:ascii="Nirmala UI" w:eastAsia="Times New Roman" w:hAnsi="Nirmala UI" w:cs="Nirmala UI"/>
+          <w:color w:val="000000" w:themeColor="text1"/>
+          <w:sz w:val="21"/>
+          <w:szCs w:val="21"/>
+        </w:rPr>
+        <w:t>কন্টেইনার</w:t>
+      </w:r>
+      <w:proofErr w:type="spellEnd"/>
+      <w:r>
+        <w:rPr>
+          <w:rFonts w:ascii="Arial" w:eastAsia="Times New Roman" w:hAnsi="Arial" w:cs="Arial"/>
+          <w:color w:val="000000" w:themeColor="text1"/>
+          <w:sz w:val="21"/>
+          <w:szCs w:val="21"/>
+        </w:rPr>
+        <w:t xml:space="preserve"> </w:t>
+      </w:r>
+      <w:proofErr w:type="spellStart"/>
+      <w:r>
+        <w:rPr>
+          <w:rFonts w:ascii="Nirmala UI" w:eastAsia="Times New Roman" w:hAnsi="Nirmala UI" w:cs="Nirmala UI"/>
+          <w:color w:val="000000" w:themeColor="text1"/>
+          <w:sz w:val="21"/>
+          <w:szCs w:val="21"/>
+        </w:rPr>
+        <w:t>যখন</w:t>
+      </w:r>
+      <w:proofErr w:type="spellEnd"/>
+      <w:r>
+        <w:rPr>
+          <w:rFonts w:ascii="Arial" w:eastAsia="Times New Roman" w:hAnsi="Arial" w:cs="Arial"/>
+          <w:color w:val="000000" w:themeColor="text1"/>
+          <w:sz w:val="21"/>
+          <w:szCs w:val="21"/>
+        </w:rPr>
+        <w:t xml:space="preserve"> </w:t>
+      </w:r>
+      <w:proofErr w:type="spellStart"/>
+      <w:r>
+        <w:rPr>
+          <w:rFonts w:ascii="Nirmala UI" w:eastAsia="Times New Roman" w:hAnsi="Nirmala UI" w:cs="Nirmala UI"/>
+          <w:color w:val="000000" w:themeColor="text1"/>
+          <w:sz w:val="21"/>
+          <w:szCs w:val="21"/>
+        </w:rPr>
+        <w:t>চলে</w:t>
+      </w:r>
+      <w:proofErr w:type="spellEnd"/>
+      <w:r>
+        <w:rPr>
+          <w:rFonts w:ascii="Arial" w:eastAsia="Times New Roman" w:hAnsi="Arial" w:cs="Arial"/>
+          <w:color w:val="000000" w:themeColor="text1"/>
+          <w:sz w:val="21"/>
+          <w:szCs w:val="21"/>
+        </w:rPr>
+        <w:t xml:space="preserve">, </w:t>
+      </w:r>
+      <w:proofErr w:type="spellStart"/>
+      <w:r>
+        <w:rPr>
+          <w:rFonts w:ascii="Nirmala UI" w:eastAsia="Times New Roman" w:hAnsi="Nirmala UI" w:cs="Nirmala UI"/>
+          <w:color w:val="000000" w:themeColor="text1"/>
+          <w:sz w:val="21"/>
+          <w:szCs w:val="21"/>
+        </w:rPr>
+        <w:t>তখন</w:t>
+      </w:r>
+      <w:proofErr w:type="spellEnd"/>
+      <w:r>
+        <w:rPr>
+          <w:rFonts w:ascii="Arial" w:eastAsia="Times New Roman" w:hAnsi="Arial" w:cs="Arial"/>
+          <w:color w:val="000000" w:themeColor="text1"/>
+          <w:sz w:val="21"/>
+          <w:szCs w:val="21"/>
+        </w:rPr>
+        <w:t xml:space="preserve"> </w:t>
+      </w:r>
+      <w:proofErr w:type="spellStart"/>
+      <w:r>
+        <w:rPr>
+          <w:rFonts w:ascii="Nirmala UI" w:eastAsia="Times New Roman" w:hAnsi="Nirmala UI" w:cs="Nirmala UI"/>
+          <w:color w:val="000000" w:themeColor="text1"/>
+          <w:sz w:val="21"/>
+          <w:szCs w:val="21"/>
+        </w:rPr>
+        <w:t>এটি</w:t>
+      </w:r>
+      <w:proofErr w:type="spellEnd"/>
+      <w:r>
+        <w:rPr>
+          <w:rFonts w:ascii="Arial" w:eastAsia="Times New Roman" w:hAnsi="Arial" w:cs="Arial"/>
+          <w:color w:val="000000" w:themeColor="text1"/>
+          <w:sz w:val="21"/>
+          <w:szCs w:val="21"/>
+        </w:rPr>
+        <w:t xml:space="preserve"> </w:t>
+      </w:r>
+      <w:proofErr w:type="spellStart"/>
+      <w:r>
+        <w:rPr>
+          <w:rFonts w:ascii="Nirmala UI" w:eastAsia="Times New Roman" w:hAnsi="Nirmala UI" w:cs="Nirmala UI"/>
+          <w:color w:val="000000" w:themeColor="text1"/>
+          <w:sz w:val="21"/>
+          <w:szCs w:val="21"/>
+        </w:rPr>
+        <w:t>একটি</w:t>
+      </w:r>
+      <w:proofErr w:type="spellEnd"/>
+      <w:r>
+        <w:rPr>
+          <w:rFonts w:ascii="Arial" w:eastAsia="Times New Roman" w:hAnsi="Arial" w:cs="Arial"/>
+          <w:color w:val="000000" w:themeColor="text1"/>
+          <w:sz w:val="21"/>
+          <w:szCs w:val="21"/>
+        </w:rPr>
+        <w:t xml:space="preserve"> </w:t>
+      </w:r>
+      <w:proofErr w:type="spellStart"/>
+      <w:r>
+        <w:rPr>
+          <w:rFonts w:ascii="Nirmala UI" w:eastAsia="Times New Roman" w:hAnsi="Nirmala UI" w:cs="Nirmala UI"/>
+          <w:color w:val="000000" w:themeColor="text1"/>
+          <w:sz w:val="21"/>
+          <w:szCs w:val="21"/>
+        </w:rPr>
+        <w:t>আলাদা</w:t>
+      </w:r>
+      <w:proofErr w:type="spellEnd"/>
+      <w:r>
+        <w:rPr>
+          <w:rFonts w:ascii="Arial" w:eastAsia="Times New Roman" w:hAnsi="Arial" w:cs="Arial"/>
+          <w:color w:val="000000" w:themeColor="text1"/>
+          <w:sz w:val="21"/>
+          <w:szCs w:val="21"/>
+        </w:rPr>
+        <w:t xml:space="preserve"> </w:t>
+      </w:r>
+      <w:proofErr w:type="spellStart"/>
+      <w:r>
+        <w:rPr>
+          <w:rFonts w:ascii="Nirmala UI" w:eastAsia="Times New Roman" w:hAnsi="Nirmala UI" w:cs="Nirmala UI"/>
+          <w:color w:val="000000" w:themeColor="text1"/>
+          <w:sz w:val="21"/>
+          <w:szCs w:val="21"/>
+        </w:rPr>
+        <w:t>আইসোলেটেড</w:t>
+      </w:r>
+      <w:proofErr w:type="spellEnd"/>
+      <w:r>
+        <w:rPr>
+          <w:rFonts w:ascii="Arial" w:eastAsia="Times New Roman" w:hAnsi="Arial" w:cs="Arial"/>
+          <w:color w:val="000000" w:themeColor="text1"/>
+          <w:sz w:val="21"/>
+          <w:szCs w:val="21"/>
+        </w:rPr>
+        <w:t xml:space="preserve"> </w:t>
+      </w:r>
+      <w:proofErr w:type="spellStart"/>
+      <w:r>
+        <w:rPr>
+          <w:rFonts w:ascii="Nirmala UI" w:eastAsia="Times New Roman" w:hAnsi="Nirmala UI" w:cs="Nirmala UI"/>
+          <w:color w:val="000000" w:themeColor="text1"/>
+          <w:sz w:val="21"/>
+          <w:szCs w:val="21"/>
+        </w:rPr>
+        <w:t>বা</w:t>
+      </w:r>
+      <w:proofErr w:type="spellEnd"/>
+      <w:r>
+        <w:rPr>
+          <w:rFonts w:ascii="Arial" w:eastAsia="Times New Roman" w:hAnsi="Arial" w:cs="Arial"/>
+          <w:color w:val="000000" w:themeColor="text1"/>
+          <w:sz w:val="21"/>
+          <w:szCs w:val="21"/>
+        </w:rPr>
+        <w:t xml:space="preserve"> </w:t>
+      </w:r>
+      <w:proofErr w:type="spellStart"/>
+      <w:r>
+        <w:rPr>
+          <w:rFonts w:ascii="Nirmala UI" w:eastAsia="Times New Roman" w:hAnsi="Nirmala UI" w:cs="Nirmala UI"/>
+          <w:color w:val="000000" w:themeColor="text1"/>
+          <w:sz w:val="21"/>
+          <w:szCs w:val="21"/>
+        </w:rPr>
+        <w:t>বিচ্ছিন্ন</w:t>
+      </w:r>
+      <w:proofErr w:type="spellEnd"/>
+      <w:r>
+        <w:rPr>
+          <w:rFonts w:ascii="Arial" w:eastAsia="Times New Roman" w:hAnsi="Arial" w:cs="Arial"/>
+          <w:color w:val="000000" w:themeColor="text1"/>
+          <w:sz w:val="21"/>
+          <w:szCs w:val="21"/>
+        </w:rPr>
+        <w:t xml:space="preserve"> </w:t>
+      </w:r>
+      <w:proofErr w:type="spellStart"/>
+      <w:r>
+        <w:rPr>
+          <w:rFonts w:ascii="Nirmala UI" w:eastAsia="Times New Roman" w:hAnsi="Nirmala UI" w:cs="Nirmala UI"/>
+          <w:color w:val="000000" w:themeColor="text1"/>
+          <w:sz w:val="21"/>
+          <w:szCs w:val="21"/>
+        </w:rPr>
+        <w:t>পরিবেশে</w:t>
+      </w:r>
+      <w:proofErr w:type="spellEnd"/>
+      <w:r>
+        <w:rPr>
+          <w:rFonts w:ascii="Arial" w:eastAsia="Times New Roman" w:hAnsi="Arial" w:cs="Arial"/>
+          <w:color w:val="000000" w:themeColor="text1"/>
+          <w:sz w:val="21"/>
+          <w:szCs w:val="21"/>
+        </w:rPr>
+        <w:t xml:space="preserve"> </w:t>
+      </w:r>
+      <w:proofErr w:type="spellStart"/>
+      <w:r>
+        <w:rPr>
+          <w:rFonts w:ascii="Nirmala UI" w:eastAsia="Times New Roman" w:hAnsi="Nirmala UI" w:cs="Nirmala UI"/>
+          <w:color w:val="000000" w:themeColor="text1"/>
+          <w:sz w:val="21"/>
+          <w:szCs w:val="21"/>
+        </w:rPr>
+        <w:t>থাকে</w:t>
+      </w:r>
+      <w:proofErr w:type="spellEnd"/>
+      <w:r>
+        <w:rPr>
+          <w:rFonts w:ascii="Nirmala UI" w:eastAsia="Times New Roman" w:hAnsi="Nirmala UI" w:cs="Nirmala UI"/>
+          <w:color w:val="000000" w:themeColor="text1"/>
+          <w:sz w:val="21"/>
+          <w:szCs w:val="21"/>
+        </w:rPr>
+        <w:t>।</w:t>
+      </w:r>
+      <w:r>
+        <w:rPr>
+          <w:rFonts w:ascii="Arial" w:eastAsia="Times New Roman" w:hAnsi="Arial" w:cs="Arial"/>
+          <w:color w:val="000000" w:themeColor="text1"/>
+          <w:sz w:val="21"/>
+          <w:szCs w:val="21"/>
+        </w:rPr>
+        <w:t xml:space="preserve"> </w:t>
+      </w:r>
+      <w:proofErr w:type="spellStart"/>
+      <w:r>
+        <w:rPr>
+          <w:rFonts w:ascii="Nirmala UI" w:eastAsia="Times New Roman" w:hAnsi="Nirmala UI" w:cs="Nirmala UI"/>
+          <w:color w:val="000000" w:themeColor="text1"/>
+          <w:sz w:val="21"/>
+          <w:szCs w:val="21"/>
+        </w:rPr>
+        <w:t>ফলে</w:t>
+      </w:r>
+      <w:proofErr w:type="spellEnd"/>
+      <w:r>
+        <w:rPr>
+          <w:rFonts w:ascii="Arial" w:eastAsia="Times New Roman" w:hAnsi="Arial" w:cs="Arial"/>
+          <w:color w:val="000000" w:themeColor="text1"/>
+          <w:sz w:val="21"/>
+          <w:szCs w:val="21"/>
+        </w:rPr>
+        <w:t xml:space="preserve"> </w:t>
+      </w:r>
+      <w:proofErr w:type="spellStart"/>
+      <w:r>
+        <w:rPr>
+          <w:rFonts w:ascii="Nirmala UI" w:eastAsia="Times New Roman" w:hAnsi="Nirmala UI" w:cs="Nirmala UI"/>
+          <w:color w:val="000000" w:themeColor="text1"/>
+          <w:sz w:val="21"/>
+          <w:szCs w:val="21"/>
+        </w:rPr>
+        <w:t>কন্টেইনারের</w:t>
+      </w:r>
+      <w:proofErr w:type="spellEnd"/>
+      <w:r>
+        <w:rPr>
+          <w:rFonts w:ascii="Arial" w:eastAsia="Times New Roman" w:hAnsi="Arial" w:cs="Arial"/>
+          <w:color w:val="000000" w:themeColor="text1"/>
+          <w:sz w:val="21"/>
+          <w:szCs w:val="21"/>
+        </w:rPr>
+        <w:t xml:space="preserve"> </w:t>
+      </w:r>
+      <w:proofErr w:type="spellStart"/>
+      <w:r>
+        <w:rPr>
+          <w:rFonts w:ascii="Nirmala UI" w:eastAsia="Times New Roman" w:hAnsi="Nirmala UI" w:cs="Nirmala UI"/>
+          <w:color w:val="000000" w:themeColor="text1"/>
+          <w:sz w:val="21"/>
+          <w:szCs w:val="21"/>
+        </w:rPr>
+        <w:t>ভেতরে</w:t>
+      </w:r>
+      <w:proofErr w:type="spellEnd"/>
+      <w:r>
+        <w:rPr>
+          <w:rFonts w:ascii="Arial" w:eastAsia="Times New Roman" w:hAnsi="Arial" w:cs="Arial"/>
+          <w:color w:val="000000" w:themeColor="text1"/>
+          <w:sz w:val="21"/>
+          <w:szCs w:val="21"/>
+        </w:rPr>
+        <w:t xml:space="preserve"> </w:t>
+      </w:r>
+      <w:proofErr w:type="spellStart"/>
+      <w:r>
+        <w:rPr>
+          <w:rFonts w:ascii="Nirmala UI" w:eastAsia="Times New Roman" w:hAnsi="Nirmala UI" w:cs="Nirmala UI"/>
+          <w:color w:val="000000" w:themeColor="text1"/>
+          <w:sz w:val="21"/>
+          <w:szCs w:val="21"/>
+        </w:rPr>
+        <w:t>কোনো</w:t>
+      </w:r>
+      <w:proofErr w:type="spellEnd"/>
+      <w:r>
+        <w:rPr>
+          <w:rFonts w:ascii="Arial" w:eastAsia="Times New Roman" w:hAnsi="Arial" w:cs="Arial"/>
+          <w:color w:val="000000" w:themeColor="text1"/>
+          <w:sz w:val="21"/>
+          <w:szCs w:val="21"/>
+        </w:rPr>
+        <w:t xml:space="preserve"> </w:t>
+      </w:r>
+      <w:proofErr w:type="spellStart"/>
+      <w:r>
+        <w:rPr>
+          <w:rFonts w:ascii="Nirmala UI" w:eastAsia="Times New Roman" w:hAnsi="Nirmala UI" w:cs="Nirmala UI"/>
+          <w:color w:val="000000" w:themeColor="text1"/>
+          <w:sz w:val="21"/>
+          <w:szCs w:val="21"/>
+        </w:rPr>
+        <w:t>সার্ভিস</w:t>
+      </w:r>
+      <w:proofErr w:type="spellEnd"/>
+      <w:r>
+        <w:rPr>
+          <w:rFonts w:ascii="Arial" w:eastAsia="Times New Roman" w:hAnsi="Arial" w:cs="Arial"/>
+          <w:color w:val="000000" w:themeColor="text1"/>
+          <w:sz w:val="21"/>
+          <w:szCs w:val="21"/>
+        </w:rPr>
+        <w:t xml:space="preserve"> (</w:t>
+      </w:r>
+      <w:proofErr w:type="spellStart"/>
+      <w:r>
+        <w:rPr>
+          <w:rFonts w:ascii="Nirmala UI" w:eastAsia="Times New Roman" w:hAnsi="Nirmala UI" w:cs="Nirmala UI"/>
+          <w:color w:val="000000" w:themeColor="text1"/>
+          <w:sz w:val="21"/>
+          <w:szCs w:val="21"/>
+        </w:rPr>
+        <w:t>যেমন</w:t>
+      </w:r>
+      <w:proofErr w:type="spellEnd"/>
+      <w:r>
+        <w:rPr>
+          <w:rFonts w:ascii="Arial" w:eastAsia="Times New Roman" w:hAnsi="Arial" w:cs="Arial"/>
+          <w:color w:val="000000" w:themeColor="text1"/>
+          <w:sz w:val="21"/>
+          <w:szCs w:val="21"/>
+        </w:rPr>
+        <w:t xml:space="preserve">: Node.js </w:t>
+      </w:r>
+      <w:proofErr w:type="spellStart"/>
+      <w:r>
+        <w:rPr>
+          <w:rFonts w:ascii="Nirmala UI" w:eastAsia="Times New Roman" w:hAnsi="Nirmala UI" w:cs="Nirmala UI"/>
+          <w:color w:val="000000" w:themeColor="text1"/>
+          <w:sz w:val="21"/>
+          <w:szCs w:val="21"/>
+        </w:rPr>
+        <w:t>অ্যাপ্লিকেশন</w:t>
+      </w:r>
+      <w:proofErr w:type="spellEnd"/>
+      <w:r>
+        <w:rPr>
+          <w:rFonts w:ascii="Arial" w:eastAsia="Times New Roman" w:hAnsi="Arial" w:cs="Arial"/>
+          <w:color w:val="000000" w:themeColor="text1"/>
+          <w:sz w:val="21"/>
+          <w:szCs w:val="21"/>
+        </w:rPr>
+        <w:t xml:space="preserve"> </w:t>
+      </w:r>
+      <w:proofErr w:type="spellStart"/>
+      <w:r>
+        <w:rPr>
+          <w:rFonts w:ascii="Nirmala UI" w:eastAsia="Times New Roman" w:hAnsi="Nirmala UI" w:cs="Nirmala UI"/>
+          <w:color w:val="000000" w:themeColor="text1"/>
+          <w:sz w:val="21"/>
+          <w:szCs w:val="21"/>
+        </w:rPr>
+        <w:t>বা</w:t>
+      </w:r>
+      <w:proofErr w:type="spellEnd"/>
+      <w:r>
+        <w:rPr>
+          <w:rFonts w:ascii="Arial" w:eastAsia="Times New Roman" w:hAnsi="Arial" w:cs="Arial"/>
+          <w:color w:val="000000" w:themeColor="text1"/>
+          <w:sz w:val="21"/>
+          <w:szCs w:val="21"/>
+        </w:rPr>
+        <w:t xml:space="preserve"> </w:t>
+      </w:r>
+      <w:proofErr w:type="spellStart"/>
+      <w:r>
+        <w:rPr>
+          <w:rFonts w:ascii="Arial" w:eastAsia="Times New Roman" w:hAnsi="Arial" w:cs="Arial"/>
+          <w:color w:val="000000" w:themeColor="text1"/>
+          <w:sz w:val="21"/>
+          <w:szCs w:val="21"/>
+        </w:rPr>
+        <w:t>Redis</w:t>
+      </w:r>
+      <w:proofErr w:type="spellEnd"/>
+      <w:r>
+        <w:rPr>
+          <w:rFonts w:ascii="Arial" w:eastAsia="Times New Roman" w:hAnsi="Arial" w:cs="Arial"/>
+          <w:color w:val="000000" w:themeColor="text1"/>
+          <w:sz w:val="21"/>
+          <w:szCs w:val="21"/>
+        </w:rPr>
+        <w:t xml:space="preserve">) </w:t>
+      </w:r>
+      <w:proofErr w:type="spellStart"/>
+      <w:r>
+        <w:rPr>
+          <w:rFonts w:ascii="Nirmala UI" w:eastAsia="Times New Roman" w:hAnsi="Nirmala UI" w:cs="Nirmala UI"/>
+          <w:color w:val="000000" w:themeColor="text1"/>
+          <w:sz w:val="21"/>
+          <w:szCs w:val="21"/>
+        </w:rPr>
+        <w:t>যে</w:t>
+      </w:r>
+      <w:proofErr w:type="spellEnd"/>
+      <w:r>
+        <w:rPr>
+          <w:rFonts w:ascii="Arial" w:eastAsia="Times New Roman" w:hAnsi="Arial" w:cs="Arial"/>
+          <w:color w:val="000000" w:themeColor="text1"/>
+          <w:sz w:val="21"/>
+          <w:szCs w:val="21"/>
+        </w:rPr>
+        <w:t xml:space="preserve"> </w:t>
+      </w:r>
+      <w:proofErr w:type="spellStart"/>
+      <w:r>
+        <w:rPr>
+          <w:rFonts w:ascii="Nirmala UI" w:eastAsia="Times New Roman" w:hAnsi="Nirmala UI" w:cs="Nirmala UI"/>
+          <w:color w:val="000000" w:themeColor="text1"/>
+          <w:sz w:val="21"/>
+          <w:szCs w:val="21"/>
+        </w:rPr>
+        <w:t>পোর্টে</w:t>
+      </w:r>
+      <w:proofErr w:type="spellEnd"/>
+      <w:r>
+        <w:rPr>
+          <w:rFonts w:ascii="Arial" w:eastAsia="Times New Roman" w:hAnsi="Arial" w:cs="Arial"/>
+          <w:color w:val="000000" w:themeColor="text1"/>
+          <w:sz w:val="21"/>
+          <w:szCs w:val="21"/>
+        </w:rPr>
+        <w:t xml:space="preserve"> </w:t>
+      </w:r>
+      <w:proofErr w:type="spellStart"/>
+      <w:r>
+        <w:rPr>
+          <w:rFonts w:ascii="Nirmala UI" w:eastAsia="Times New Roman" w:hAnsi="Nirmala UI" w:cs="Nirmala UI"/>
+          <w:color w:val="000000" w:themeColor="text1"/>
+          <w:sz w:val="21"/>
+          <w:szCs w:val="21"/>
+        </w:rPr>
+        <w:t>চলছে</w:t>
+      </w:r>
+      <w:proofErr w:type="spellEnd"/>
+      <w:r>
+        <w:rPr>
+          <w:rFonts w:ascii="Arial" w:eastAsia="Times New Roman" w:hAnsi="Arial" w:cs="Arial"/>
+          <w:color w:val="000000" w:themeColor="text1"/>
+          <w:sz w:val="21"/>
+          <w:szCs w:val="21"/>
+        </w:rPr>
+        <w:t xml:space="preserve">, </w:t>
+      </w:r>
+      <w:proofErr w:type="spellStart"/>
+      <w:r>
+        <w:rPr>
+          <w:rFonts w:ascii="Nirmala UI" w:eastAsia="Times New Roman" w:hAnsi="Nirmala UI" w:cs="Nirmala UI"/>
+          <w:color w:val="000000" w:themeColor="text1"/>
+          <w:sz w:val="21"/>
+          <w:szCs w:val="21"/>
+        </w:rPr>
+        <w:t>তা</w:t>
+      </w:r>
+      <w:proofErr w:type="spellEnd"/>
+      <w:r>
+        <w:rPr>
+          <w:rFonts w:ascii="Arial" w:eastAsia="Times New Roman" w:hAnsi="Arial" w:cs="Arial"/>
+          <w:color w:val="000000" w:themeColor="text1"/>
+          <w:sz w:val="21"/>
+          <w:szCs w:val="21"/>
+        </w:rPr>
+        <w:t xml:space="preserve"> </w:t>
+      </w:r>
+      <w:proofErr w:type="spellStart"/>
+      <w:r>
+        <w:rPr>
+          <w:rFonts w:ascii="Nirmala UI" w:eastAsia="Times New Roman" w:hAnsi="Nirmala UI" w:cs="Nirmala UI"/>
+          <w:color w:val="000000" w:themeColor="text1"/>
+          <w:sz w:val="21"/>
+          <w:szCs w:val="21"/>
+        </w:rPr>
+        <w:t>বাইরের</w:t>
+      </w:r>
+      <w:proofErr w:type="spellEnd"/>
+      <w:r>
+        <w:rPr>
+          <w:rFonts w:ascii="Arial" w:eastAsia="Times New Roman" w:hAnsi="Arial" w:cs="Arial"/>
+          <w:color w:val="000000" w:themeColor="text1"/>
+          <w:sz w:val="21"/>
+          <w:szCs w:val="21"/>
+        </w:rPr>
+        <w:t xml:space="preserve"> </w:t>
+      </w:r>
+      <w:proofErr w:type="spellStart"/>
+      <w:r>
+        <w:rPr>
+          <w:rFonts w:ascii="Nirmala UI" w:eastAsia="Times New Roman" w:hAnsi="Nirmala UI" w:cs="Nirmala UI"/>
+          <w:color w:val="000000" w:themeColor="text1"/>
+          <w:sz w:val="21"/>
+          <w:szCs w:val="21"/>
+        </w:rPr>
+        <w:t>পৃথিবী</w:t>
+      </w:r>
+      <w:proofErr w:type="spellEnd"/>
+      <w:r>
+        <w:rPr>
+          <w:rFonts w:ascii="Arial" w:eastAsia="Times New Roman" w:hAnsi="Arial" w:cs="Arial"/>
+          <w:color w:val="000000" w:themeColor="text1"/>
+          <w:sz w:val="21"/>
+          <w:szCs w:val="21"/>
+        </w:rPr>
+        <w:t xml:space="preserve"> </w:t>
+      </w:r>
+      <w:proofErr w:type="spellStart"/>
+      <w:r>
+        <w:rPr>
+          <w:rFonts w:ascii="Nirmala UI" w:eastAsia="Times New Roman" w:hAnsi="Nirmala UI" w:cs="Nirmala UI"/>
+          <w:color w:val="000000" w:themeColor="text1"/>
+          <w:sz w:val="21"/>
+          <w:szCs w:val="21"/>
+        </w:rPr>
+        <w:t>বা</w:t>
+      </w:r>
+      <w:proofErr w:type="spellEnd"/>
+      <w:r>
+        <w:rPr>
+          <w:rFonts w:ascii="Arial" w:eastAsia="Times New Roman" w:hAnsi="Arial" w:cs="Arial"/>
+          <w:color w:val="000000" w:themeColor="text1"/>
+          <w:sz w:val="21"/>
+          <w:szCs w:val="21"/>
+        </w:rPr>
+        <w:t xml:space="preserve"> </w:t>
+      </w:r>
+      <w:proofErr w:type="spellStart"/>
+      <w:r>
+        <w:rPr>
+          <w:rFonts w:ascii="Nirmala UI" w:eastAsia="Times New Roman" w:hAnsi="Nirmala UI" w:cs="Nirmala UI"/>
+          <w:color w:val="000000" w:themeColor="text1"/>
+          <w:sz w:val="21"/>
+          <w:szCs w:val="21"/>
+        </w:rPr>
+        <w:t>আপনার</w:t>
+      </w:r>
+      <w:proofErr w:type="spellEnd"/>
+      <w:r>
+        <w:rPr>
+          <w:rFonts w:ascii="Arial" w:eastAsia="Times New Roman" w:hAnsi="Arial" w:cs="Arial"/>
+          <w:color w:val="000000" w:themeColor="text1"/>
+          <w:sz w:val="21"/>
+          <w:szCs w:val="21"/>
+        </w:rPr>
+        <w:t xml:space="preserve"> </w:t>
+      </w:r>
+      <w:proofErr w:type="spellStart"/>
+      <w:r>
+        <w:rPr>
+          <w:rFonts w:ascii="Nirmala UI" w:eastAsia="Times New Roman" w:hAnsi="Nirmala UI" w:cs="Nirmala UI"/>
+          <w:color w:val="000000" w:themeColor="text1"/>
+          <w:sz w:val="21"/>
+          <w:szCs w:val="21"/>
+        </w:rPr>
+        <w:t>ব্রাউজার</w:t>
+      </w:r>
+      <w:proofErr w:type="spellEnd"/>
+      <w:r>
+        <w:rPr>
+          <w:rFonts w:ascii="Arial" w:eastAsia="Times New Roman" w:hAnsi="Arial" w:cs="Arial"/>
+          <w:color w:val="000000" w:themeColor="text1"/>
+          <w:sz w:val="21"/>
+          <w:szCs w:val="21"/>
+        </w:rPr>
+        <w:t xml:space="preserve"> </w:t>
+      </w:r>
+      <w:proofErr w:type="spellStart"/>
+      <w:r>
+        <w:rPr>
+          <w:rFonts w:ascii="Nirmala UI" w:eastAsia="Times New Roman" w:hAnsi="Nirmala UI" w:cs="Nirmala UI"/>
+          <w:color w:val="000000" w:themeColor="text1"/>
+          <w:sz w:val="21"/>
+          <w:szCs w:val="21"/>
+        </w:rPr>
+        <w:t>থেকে</w:t>
+      </w:r>
+      <w:proofErr w:type="spellEnd"/>
+      <w:r>
+        <w:rPr>
+          <w:rFonts w:ascii="Arial" w:eastAsia="Times New Roman" w:hAnsi="Arial" w:cs="Arial"/>
+          <w:color w:val="000000" w:themeColor="text1"/>
+          <w:sz w:val="21"/>
+          <w:szCs w:val="21"/>
+        </w:rPr>
+        <w:t xml:space="preserve"> </w:t>
+      </w:r>
+      <w:proofErr w:type="spellStart"/>
+      <w:r>
+        <w:rPr>
+          <w:rFonts w:ascii="Nirmala UI" w:eastAsia="Times New Roman" w:hAnsi="Nirmala UI" w:cs="Nirmala UI"/>
+          <w:color w:val="000000" w:themeColor="text1"/>
+          <w:sz w:val="21"/>
+          <w:szCs w:val="21"/>
+        </w:rPr>
+        <w:t>সরাসরি</w:t>
+      </w:r>
+      <w:proofErr w:type="spellEnd"/>
+      <w:r>
+        <w:rPr>
+          <w:rFonts w:ascii="Arial" w:eastAsia="Times New Roman" w:hAnsi="Arial" w:cs="Arial"/>
+          <w:color w:val="000000" w:themeColor="text1"/>
+          <w:sz w:val="21"/>
+          <w:szCs w:val="21"/>
+        </w:rPr>
+        <w:t xml:space="preserve"> </w:t>
+      </w:r>
+      <w:proofErr w:type="spellStart"/>
+      <w:r>
+        <w:rPr>
+          <w:rFonts w:ascii="Nirmala UI" w:eastAsia="Times New Roman" w:hAnsi="Nirmala UI" w:cs="Nirmala UI"/>
+          <w:color w:val="000000" w:themeColor="text1"/>
+          <w:sz w:val="21"/>
+          <w:szCs w:val="21"/>
+        </w:rPr>
+        <w:t>অ্যাক্সেস</w:t>
+      </w:r>
+      <w:proofErr w:type="spellEnd"/>
+      <w:r>
+        <w:rPr>
+          <w:rFonts w:ascii="Arial" w:eastAsia="Times New Roman" w:hAnsi="Arial" w:cs="Arial"/>
+          <w:color w:val="000000" w:themeColor="text1"/>
+          <w:sz w:val="21"/>
+          <w:szCs w:val="21"/>
+        </w:rPr>
+        <w:t xml:space="preserve"> </w:t>
+      </w:r>
+      <w:proofErr w:type="spellStart"/>
+      <w:r>
+        <w:rPr>
+          <w:rFonts w:ascii="Nirmala UI" w:eastAsia="Times New Roman" w:hAnsi="Nirmala UI" w:cs="Nirmala UI"/>
+          <w:color w:val="000000" w:themeColor="text1"/>
+          <w:sz w:val="21"/>
+          <w:szCs w:val="21"/>
+        </w:rPr>
+        <w:t>করা</w:t>
+      </w:r>
+      <w:proofErr w:type="spellEnd"/>
+      <w:r>
+        <w:rPr>
+          <w:rFonts w:ascii="Arial" w:eastAsia="Times New Roman" w:hAnsi="Arial" w:cs="Arial"/>
+          <w:color w:val="000000" w:themeColor="text1"/>
+          <w:sz w:val="21"/>
+          <w:szCs w:val="21"/>
+        </w:rPr>
+        <w:t xml:space="preserve"> </w:t>
+      </w:r>
+      <w:proofErr w:type="spellStart"/>
+      <w:r>
+        <w:rPr>
+          <w:rFonts w:ascii="Nirmala UI" w:eastAsia="Times New Roman" w:hAnsi="Nirmala UI" w:cs="Nirmala UI"/>
+          <w:color w:val="000000" w:themeColor="text1"/>
+          <w:sz w:val="21"/>
+          <w:szCs w:val="21"/>
+        </w:rPr>
+        <w:t>যায়</w:t>
+      </w:r>
+      <w:proofErr w:type="spellEnd"/>
+      <w:r>
+        <w:rPr>
+          <w:rFonts w:ascii="Arial" w:eastAsia="Times New Roman" w:hAnsi="Arial" w:cs="Arial"/>
+          <w:color w:val="000000" w:themeColor="text1"/>
+          <w:sz w:val="21"/>
+          <w:szCs w:val="21"/>
+        </w:rPr>
+        <w:t xml:space="preserve"> </w:t>
+      </w:r>
+      <w:proofErr w:type="spellStart"/>
+      <w:r>
+        <w:rPr>
+          <w:rFonts w:ascii="Nirmala UI" w:eastAsia="Times New Roman" w:hAnsi="Nirmala UI" w:cs="Nirmala UI"/>
+          <w:color w:val="000000" w:themeColor="text1"/>
+          <w:sz w:val="21"/>
+          <w:szCs w:val="21"/>
+        </w:rPr>
+        <w:t>না</w:t>
+      </w:r>
+      <w:proofErr w:type="spellEnd"/>
+      <w:r>
+        <w:rPr>
+          <w:rFonts w:ascii="Nirmala UI" w:eastAsia="Times New Roman" w:hAnsi="Nirmala UI" w:cs="Nirmala UI"/>
+          <w:color w:val="000000" w:themeColor="text1"/>
+          <w:sz w:val="21"/>
+          <w:szCs w:val="21"/>
+        </w:rPr>
+        <w:t>।</w:t>
+      </w:r>
+    </w:p>
+    <w:p>
+      <w:pPr>
+        <w:spacing w:after="0" w:line="240" w:lineRule="auto"/>
+        <w:rPr>
+          <w:rFonts w:ascii="Arial" w:eastAsia="Times New Roman" w:hAnsi="Arial" w:cs="Arial"/>
+          <w:color w:val="000000" w:themeColor="text1"/>
+          <w:sz w:val="21"/>
+          <w:szCs w:val="21"/>
+        </w:rPr>
+      </w:pPr>
+      <w:r>
+        <w:rPr>
+          <w:rFonts w:ascii="Nirmala UI" w:eastAsia="Times New Roman" w:hAnsi="Nirmala UI" w:cs="Nirmala UI"/>
+          <w:color w:val="000000" w:themeColor="text1"/>
+          <w:sz w:val="21"/>
+          <w:szCs w:val="21"/>
+        </w:rPr>
+        <w:t>২</w:t>
+      </w:r>
+      <w:r>
+        <w:rPr>
+          <w:rFonts w:ascii="Arial" w:eastAsia="Times New Roman" w:hAnsi="Arial" w:cs="Arial"/>
+          <w:color w:val="000000" w:themeColor="text1"/>
+          <w:sz w:val="21"/>
+          <w:szCs w:val="21"/>
+        </w:rPr>
+        <w:t xml:space="preserve">. </w:t>
+      </w:r>
+      <w:proofErr w:type="spellStart"/>
+      <w:r>
+        <w:rPr>
+          <w:rFonts w:ascii="Nirmala UI" w:eastAsia="Times New Roman" w:hAnsi="Nirmala UI" w:cs="Nirmala UI"/>
+          <w:b/>
+          <w:bCs/>
+          <w:color w:val="000000" w:themeColor="text1"/>
+          <w:sz w:val="21"/>
+          <w:szCs w:val="21"/>
+          <w:bdr w:val="none" w:sz="0" w:space="0" w:color="auto" w:frame="1"/>
+        </w:rPr>
+        <w:t>কীভাবে</w:t>
+      </w:r>
+      <w:proofErr w:type="spellEnd"/>
+      <w:r>
+        <w:rPr>
+          <w:rFonts w:ascii="Arial" w:eastAsia="Times New Roman" w:hAnsi="Arial" w:cs="Arial"/>
+          <w:b/>
+          <w:bCs/>
+          <w:color w:val="000000" w:themeColor="text1"/>
+          <w:sz w:val="21"/>
+          <w:szCs w:val="21"/>
+          <w:bdr w:val="none" w:sz="0" w:space="0" w:color="auto" w:frame="1"/>
+        </w:rPr>
+        <w:t xml:space="preserve"> </w:t>
+      </w:r>
+      <w:proofErr w:type="spellStart"/>
+      <w:r>
+        <w:rPr>
+          <w:rFonts w:ascii="Nirmala UI" w:eastAsia="Times New Roman" w:hAnsi="Nirmala UI" w:cs="Nirmala UI"/>
+          <w:b/>
+          <w:bCs/>
+          <w:color w:val="000000" w:themeColor="text1"/>
+          <w:sz w:val="21"/>
+          <w:szCs w:val="21"/>
+          <w:bdr w:val="none" w:sz="0" w:space="0" w:color="auto" w:frame="1"/>
+        </w:rPr>
+        <w:t>কাজ</w:t>
+      </w:r>
+      <w:proofErr w:type="spellEnd"/>
+      <w:r>
+        <w:rPr>
+          <w:rFonts w:ascii="Arial" w:eastAsia="Times New Roman" w:hAnsi="Arial" w:cs="Arial"/>
+          <w:b/>
+          <w:bCs/>
+          <w:color w:val="000000" w:themeColor="text1"/>
+          <w:sz w:val="21"/>
+          <w:szCs w:val="21"/>
+          <w:bdr w:val="none" w:sz="0" w:space="0" w:color="auto" w:frame="1"/>
+        </w:rPr>
+        <w:t xml:space="preserve"> </w:t>
+      </w:r>
+      <w:proofErr w:type="spellStart"/>
+      <w:r>
+        <w:rPr>
+          <w:rFonts w:ascii="Nirmala UI" w:eastAsia="Times New Roman" w:hAnsi="Nirmala UI" w:cs="Nirmala UI"/>
+          <w:b/>
+          <w:bCs/>
+          <w:color w:val="000000" w:themeColor="text1"/>
+          <w:sz w:val="21"/>
+          <w:szCs w:val="21"/>
+          <w:bdr w:val="none" w:sz="0" w:space="0" w:color="auto" w:frame="1"/>
+        </w:rPr>
+        <w:t>করে</w:t>
+      </w:r>
+      <w:proofErr w:type="spellEnd"/>
+      <w:r>
+        <w:rPr>
+          <w:rFonts w:ascii="Arial" w:eastAsia="Times New Roman" w:hAnsi="Arial" w:cs="Arial"/>
+          <w:b/>
+          <w:bCs/>
+          <w:color w:val="000000" w:themeColor="text1"/>
+          <w:sz w:val="21"/>
+          <w:szCs w:val="21"/>
+          <w:bdr w:val="none" w:sz="0" w:space="0" w:color="auto" w:frame="1"/>
+        </w:rPr>
+        <w:t>:</w:t>
+      </w:r>
+      <w:r>
+        <w:rPr>
+          <w:rFonts w:ascii="Arial" w:eastAsia="Times New Roman" w:hAnsi="Arial" w:cs="Arial"/>
+          <w:color w:val="000000" w:themeColor="text1"/>
+          <w:sz w:val="21"/>
+          <w:szCs w:val="21"/>
+        </w:rPr>
+        <w:t xml:space="preserve"> </w:t>
+      </w:r>
+      <w:proofErr w:type="spellStart"/>
+      <w:r>
+        <w:rPr>
+          <w:rFonts w:ascii="Nirmala UI" w:eastAsia="Times New Roman" w:hAnsi="Nirmala UI" w:cs="Nirmala UI"/>
+          <w:color w:val="000000" w:themeColor="text1"/>
+          <w:sz w:val="21"/>
+          <w:szCs w:val="21"/>
+        </w:rPr>
+        <w:t>পোর্ট</w:t>
+      </w:r>
+      <w:proofErr w:type="spellEnd"/>
+      <w:r>
+        <w:rPr>
+          <w:rFonts w:ascii="Arial" w:eastAsia="Times New Roman" w:hAnsi="Arial" w:cs="Arial"/>
+          <w:color w:val="000000" w:themeColor="text1"/>
+          <w:sz w:val="21"/>
+          <w:szCs w:val="21"/>
+        </w:rPr>
+        <w:t xml:space="preserve"> </w:t>
+      </w:r>
+      <w:proofErr w:type="spellStart"/>
+      <w:r>
+        <w:rPr>
+          <w:rFonts w:ascii="Nirmala UI" w:eastAsia="Times New Roman" w:hAnsi="Nirmala UI" w:cs="Nirmala UI"/>
+          <w:color w:val="000000" w:themeColor="text1"/>
+          <w:sz w:val="21"/>
+          <w:szCs w:val="21"/>
+        </w:rPr>
+        <w:t>ম্যাপিংয়ের</w:t>
+      </w:r>
+      <w:proofErr w:type="spellEnd"/>
+      <w:r>
+        <w:rPr>
+          <w:rFonts w:ascii="Arial" w:eastAsia="Times New Roman" w:hAnsi="Arial" w:cs="Arial"/>
+          <w:color w:val="000000" w:themeColor="text1"/>
+          <w:sz w:val="21"/>
+          <w:szCs w:val="21"/>
+        </w:rPr>
+        <w:t xml:space="preserve"> </w:t>
+      </w:r>
+      <w:proofErr w:type="spellStart"/>
+      <w:r>
+        <w:rPr>
+          <w:rFonts w:ascii="Nirmala UI" w:eastAsia="Times New Roman" w:hAnsi="Nirmala UI" w:cs="Nirmala UI"/>
+          <w:color w:val="000000" w:themeColor="text1"/>
+          <w:sz w:val="21"/>
+          <w:szCs w:val="21"/>
+        </w:rPr>
+        <w:t>মাধ্যমে</w:t>
+      </w:r>
+      <w:proofErr w:type="spellEnd"/>
+      <w:r>
+        <w:rPr>
+          <w:rFonts w:ascii="Arial" w:eastAsia="Times New Roman" w:hAnsi="Arial" w:cs="Arial"/>
+          <w:color w:val="000000" w:themeColor="text1"/>
+          <w:sz w:val="21"/>
+          <w:szCs w:val="21"/>
+        </w:rPr>
+        <w:t xml:space="preserve"> </w:t>
+      </w:r>
+      <w:proofErr w:type="spellStart"/>
+      <w:r>
+        <w:rPr>
+          <w:rFonts w:ascii="Nirmala UI" w:eastAsia="Times New Roman" w:hAnsi="Nirmala UI" w:cs="Nirmala UI"/>
+          <w:color w:val="000000" w:themeColor="text1"/>
+          <w:sz w:val="21"/>
+          <w:szCs w:val="21"/>
+        </w:rPr>
+        <w:t>আমরা</w:t>
+      </w:r>
+      <w:proofErr w:type="spellEnd"/>
+      <w:r>
+        <w:rPr>
+          <w:rFonts w:ascii="Arial" w:eastAsia="Times New Roman" w:hAnsi="Arial" w:cs="Arial"/>
+          <w:color w:val="000000" w:themeColor="text1"/>
+          <w:sz w:val="21"/>
+          <w:szCs w:val="21"/>
+        </w:rPr>
+        <w:t xml:space="preserve"> </w:t>
+      </w:r>
+      <w:proofErr w:type="spellStart"/>
+      <w:r>
+        <w:rPr>
+          <w:rFonts w:ascii="Nirmala UI" w:eastAsia="Times New Roman" w:hAnsi="Nirmala UI" w:cs="Nirmala UI"/>
+          <w:color w:val="000000" w:themeColor="text1"/>
+          <w:sz w:val="21"/>
+          <w:szCs w:val="21"/>
+        </w:rPr>
+        <w:t>ডকারকে</w:t>
+      </w:r>
+      <w:proofErr w:type="spellEnd"/>
+      <w:r>
+        <w:rPr>
+          <w:rFonts w:ascii="Arial" w:eastAsia="Times New Roman" w:hAnsi="Arial" w:cs="Arial"/>
+          <w:color w:val="000000" w:themeColor="text1"/>
+          <w:sz w:val="21"/>
+          <w:szCs w:val="21"/>
+        </w:rPr>
+        <w:t xml:space="preserve"> </w:t>
+      </w:r>
+      <w:proofErr w:type="spellStart"/>
+      <w:r>
+        <w:rPr>
+          <w:rFonts w:ascii="Nirmala UI" w:eastAsia="Times New Roman" w:hAnsi="Nirmala UI" w:cs="Nirmala UI"/>
+          <w:color w:val="000000" w:themeColor="text1"/>
+          <w:sz w:val="21"/>
+          <w:szCs w:val="21"/>
+        </w:rPr>
+        <w:t>বলে</w:t>
+      </w:r>
+      <w:proofErr w:type="spellEnd"/>
+      <w:r>
+        <w:rPr>
+          <w:rFonts w:ascii="Arial" w:eastAsia="Times New Roman" w:hAnsi="Arial" w:cs="Arial"/>
+          <w:color w:val="000000" w:themeColor="text1"/>
+          <w:sz w:val="21"/>
+          <w:szCs w:val="21"/>
+        </w:rPr>
+        <w:t xml:space="preserve"> </w:t>
+      </w:r>
+      <w:proofErr w:type="spellStart"/>
+      <w:r>
+        <w:rPr>
+          <w:rFonts w:ascii="Nirmala UI" w:eastAsia="Times New Roman" w:hAnsi="Nirmala UI" w:cs="Nirmala UI"/>
+          <w:color w:val="000000" w:themeColor="text1"/>
+          <w:sz w:val="21"/>
+          <w:szCs w:val="21"/>
+        </w:rPr>
+        <w:t>দেই</w:t>
+      </w:r>
+      <w:proofErr w:type="spellEnd"/>
+      <w:r>
+        <w:rPr>
+          <w:rFonts w:ascii="Arial" w:eastAsia="Times New Roman" w:hAnsi="Arial" w:cs="Arial"/>
+          <w:color w:val="000000" w:themeColor="text1"/>
+          <w:sz w:val="21"/>
+          <w:szCs w:val="21"/>
+        </w:rPr>
+        <w:t>, '</w:t>
+      </w:r>
+      <w:proofErr w:type="spellStart"/>
+      <w:r>
+        <w:rPr>
+          <w:rFonts w:ascii="Nirmala UI" w:eastAsia="Times New Roman" w:hAnsi="Nirmala UI" w:cs="Nirmala UI"/>
+          <w:color w:val="000000" w:themeColor="text1"/>
+          <w:sz w:val="21"/>
+          <w:szCs w:val="21"/>
+        </w:rPr>
+        <w:t>আমার</w:t>
+      </w:r>
+      <w:proofErr w:type="spellEnd"/>
+      <w:r>
+        <w:rPr>
+          <w:rFonts w:ascii="Arial" w:eastAsia="Times New Roman" w:hAnsi="Arial" w:cs="Arial"/>
+          <w:color w:val="000000" w:themeColor="text1"/>
+          <w:sz w:val="21"/>
+          <w:szCs w:val="21"/>
+        </w:rPr>
+        <w:t xml:space="preserve"> </w:t>
+      </w:r>
+      <w:proofErr w:type="spellStart"/>
+      <w:r>
+        <w:rPr>
+          <w:rFonts w:ascii="Nirmala UI" w:eastAsia="Times New Roman" w:hAnsi="Nirmala UI" w:cs="Nirmala UI"/>
+          <w:color w:val="000000" w:themeColor="text1"/>
+          <w:sz w:val="21"/>
+          <w:szCs w:val="21"/>
+        </w:rPr>
+        <w:t>লোকাল</w:t>
+      </w:r>
+      <w:proofErr w:type="spellEnd"/>
+      <w:r>
+        <w:rPr>
+          <w:rFonts w:ascii="Arial" w:eastAsia="Times New Roman" w:hAnsi="Arial" w:cs="Arial"/>
+          <w:color w:val="000000" w:themeColor="text1"/>
+          <w:sz w:val="21"/>
+          <w:szCs w:val="21"/>
+        </w:rPr>
+        <w:t xml:space="preserve"> </w:t>
+      </w:r>
+      <w:proofErr w:type="spellStart"/>
+      <w:r>
+        <w:rPr>
+          <w:rFonts w:ascii="Nirmala UI" w:eastAsia="Times New Roman" w:hAnsi="Nirmala UI" w:cs="Nirmala UI"/>
+          <w:color w:val="000000" w:themeColor="text1"/>
+          <w:sz w:val="21"/>
+          <w:szCs w:val="21"/>
+        </w:rPr>
+        <w:t>মেশিনের</w:t>
+      </w:r>
+      <w:proofErr w:type="spellEnd"/>
+      <w:r>
+        <w:rPr>
+          <w:rFonts w:ascii="Arial" w:eastAsia="Times New Roman" w:hAnsi="Arial" w:cs="Arial"/>
+          <w:color w:val="000000" w:themeColor="text1"/>
+          <w:sz w:val="21"/>
+          <w:szCs w:val="21"/>
+        </w:rPr>
+        <w:t xml:space="preserve"> </w:t>
+      </w:r>
+      <w:proofErr w:type="spellStart"/>
+      <w:r>
+        <w:rPr>
+          <w:rFonts w:ascii="Nirmala UI" w:eastAsia="Times New Roman" w:hAnsi="Nirmala UI" w:cs="Nirmala UI"/>
+          <w:color w:val="000000" w:themeColor="text1"/>
+          <w:sz w:val="21"/>
+          <w:szCs w:val="21"/>
+        </w:rPr>
+        <w:t>অমুক</w:t>
+      </w:r>
+      <w:proofErr w:type="spellEnd"/>
+      <w:r>
+        <w:rPr>
+          <w:rFonts w:ascii="Arial" w:eastAsia="Times New Roman" w:hAnsi="Arial" w:cs="Arial"/>
+          <w:color w:val="000000" w:themeColor="text1"/>
+          <w:sz w:val="21"/>
+          <w:szCs w:val="21"/>
+        </w:rPr>
+        <w:t xml:space="preserve"> </w:t>
+      </w:r>
+      <w:proofErr w:type="spellStart"/>
+      <w:r>
+        <w:rPr>
+          <w:rFonts w:ascii="Nirmala UI" w:eastAsia="Times New Roman" w:hAnsi="Nirmala UI" w:cs="Nirmala UI"/>
+          <w:color w:val="000000" w:themeColor="text1"/>
+          <w:sz w:val="21"/>
+          <w:szCs w:val="21"/>
+        </w:rPr>
+        <w:t>পোর্টে</w:t>
+      </w:r>
+      <w:proofErr w:type="spellEnd"/>
+      <w:r>
+        <w:rPr>
+          <w:rFonts w:ascii="Arial" w:eastAsia="Times New Roman" w:hAnsi="Arial" w:cs="Arial"/>
+          <w:color w:val="000000" w:themeColor="text1"/>
+          <w:sz w:val="21"/>
+          <w:szCs w:val="21"/>
+        </w:rPr>
+        <w:t xml:space="preserve"> </w:t>
+      </w:r>
+      <w:proofErr w:type="spellStart"/>
+      <w:r>
+        <w:rPr>
+          <w:rFonts w:ascii="Nirmala UI" w:eastAsia="Times New Roman" w:hAnsi="Nirmala UI" w:cs="Nirmala UI"/>
+          <w:color w:val="000000" w:themeColor="text1"/>
+          <w:sz w:val="21"/>
+          <w:szCs w:val="21"/>
+        </w:rPr>
+        <w:t>আসা</w:t>
+      </w:r>
+      <w:proofErr w:type="spellEnd"/>
+      <w:r>
+        <w:rPr>
+          <w:rFonts w:ascii="Arial" w:eastAsia="Times New Roman" w:hAnsi="Arial" w:cs="Arial"/>
+          <w:color w:val="000000" w:themeColor="text1"/>
+          <w:sz w:val="21"/>
+          <w:szCs w:val="21"/>
+        </w:rPr>
+        <w:t xml:space="preserve"> </w:t>
+      </w:r>
+      <w:proofErr w:type="spellStart"/>
+      <w:r>
+        <w:rPr>
+          <w:rFonts w:ascii="Nirmala UI" w:eastAsia="Times New Roman" w:hAnsi="Nirmala UI" w:cs="Nirmala UI"/>
+          <w:color w:val="000000" w:themeColor="text1"/>
+          <w:sz w:val="21"/>
+          <w:szCs w:val="21"/>
+        </w:rPr>
+        <w:t>রিকোয়েস্টটি</w:t>
+      </w:r>
+      <w:proofErr w:type="spellEnd"/>
+      <w:r>
+        <w:rPr>
+          <w:rFonts w:ascii="Arial" w:eastAsia="Times New Roman" w:hAnsi="Arial" w:cs="Arial"/>
+          <w:color w:val="000000" w:themeColor="text1"/>
+          <w:sz w:val="21"/>
+          <w:szCs w:val="21"/>
+        </w:rPr>
+        <w:t xml:space="preserve"> </w:t>
+      </w:r>
+      <w:proofErr w:type="spellStart"/>
+      <w:r>
+        <w:rPr>
+          <w:rFonts w:ascii="Nirmala UI" w:eastAsia="Times New Roman" w:hAnsi="Nirmala UI" w:cs="Nirmala UI"/>
+          <w:color w:val="000000" w:themeColor="text1"/>
+          <w:sz w:val="21"/>
+          <w:szCs w:val="21"/>
+        </w:rPr>
+        <w:t>কন্টেইনারের</w:t>
+      </w:r>
+      <w:proofErr w:type="spellEnd"/>
+      <w:r>
+        <w:rPr>
+          <w:rFonts w:ascii="Arial" w:eastAsia="Times New Roman" w:hAnsi="Arial" w:cs="Arial"/>
+          <w:color w:val="000000" w:themeColor="text1"/>
+          <w:sz w:val="21"/>
+          <w:szCs w:val="21"/>
+        </w:rPr>
+        <w:t xml:space="preserve"> </w:t>
+      </w:r>
+      <w:proofErr w:type="spellStart"/>
+      <w:r>
+        <w:rPr>
+          <w:rFonts w:ascii="Nirmala UI" w:eastAsia="Times New Roman" w:hAnsi="Nirmala UI" w:cs="Nirmala UI"/>
+          <w:color w:val="000000" w:themeColor="text1"/>
+          <w:sz w:val="21"/>
+          <w:szCs w:val="21"/>
+        </w:rPr>
+        <w:t>অমুক</w:t>
+      </w:r>
+      <w:proofErr w:type="spellEnd"/>
+      <w:r>
+        <w:rPr>
+          <w:rFonts w:ascii="Arial" w:eastAsia="Times New Roman" w:hAnsi="Arial" w:cs="Arial"/>
+          <w:color w:val="000000" w:themeColor="text1"/>
+          <w:sz w:val="21"/>
+          <w:szCs w:val="21"/>
+        </w:rPr>
+        <w:t xml:space="preserve"> </w:t>
+      </w:r>
+      <w:proofErr w:type="spellStart"/>
+      <w:r>
+        <w:rPr>
+          <w:rFonts w:ascii="Nirmala UI" w:eastAsia="Times New Roman" w:hAnsi="Nirmala UI" w:cs="Nirmala UI"/>
+          <w:color w:val="000000" w:themeColor="text1"/>
+          <w:sz w:val="21"/>
+          <w:szCs w:val="21"/>
+        </w:rPr>
+        <w:t>পোর্টে</w:t>
+      </w:r>
+      <w:proofErr w:type="spellEnd"/>
+      <w:r>
+        <w:rPr>
+          <w:rFonts w:ascii="Arial" w:eastAsia="Times New Roman" w:hAnsi="Arial" w:cs="Arial"/>
+          <w:color w:val="000000" w:themeColor="text1"/>
+          <w:sz w:val="21"/>
+          <w:szCs w:val="21"/>
+        </w:rPr>
+        <w:t xml:space="preserve"> </w:t>
+      </w:r>
+      <w:proofErr w:type="spellStart"/>
+      <w:r>
+        <w:rPr>
+          <w:rFonts w:ascii="Nirmala UI" w:eastAsia="Times New Roman" w:hAnsi="Nirmala UI" w:cs="Nirmala UI"/>
+          <w:color w:val="000000" w:themeColor="text1"/>
+          <w:sz w:val="21"/>
+          <w:szCs w:val="21"/>
+        </w:rPr>
+        <w:t>পাঠিয়ে</w:t>
+      </w:r>
+      <w:proofErr w:type="spellEnd"/>
+      <w:r>
+        <w:rPr>
+          <w:rFonts w:ascii="Arial" w:eastAsia="Times New Roman" w:hAnsi="Arial" w:cs="Arial"/>
+          <w:color w:val="000000" w:themeColor="text1"/>
+          <w:sz w:val="21"/>
+          <w:szCs w:val="21"/>
+        </w:rPr>
+        <w:t xml:space="preserve"> </w:t>
+      </w:r>
+      <w:proofErr w:type="spellStart"/>
+      <w:r>
+        <w:rPr>
+          <w:rFonts w:ascii="Nirmala UI" w:eastAsia="Times New Roman" w:hAnsi="Nirmala UI" w:cs="Nirmala UI"/>
+          <w:color w:val="000000" w:themeColor="text1"/>
+          <w:sz w:val="21"/>
+          <w:szCs w:val="21"/>
+        </w:rPr>
+        <w:t>দাও</w:t>
+      </w:r>
+      <w:proofErr w:type="spellEnd"/>
+      <w:r>
+        <w:rPr>
+          <w:rFonts w:ascii="Arial" w:eastAsia="Times New Roman" w:hAnsi="Arial" w:cs="Arial"/>
+          <w:color w:val="000000" w:themeColor="text1"/>
+          <w:sz w:val="21"/>
+          <w:szCs w:val="21"/>
+        </w:rPr>
+        <w:t>'</w:t>
+      </w:r>
+      <w:r>
+        <w:rPr>
+          <w:rFonts w:ascii="Nirmala UI" w:eastAsia="Times New Roman" w:hAnsi="Nirmala UI" w:cs="Nirmala UI"/>
+          <w:color w:val="000000" w:themeColor="text1"/>
+          <w:sz w:val="21"/>
+          <w:szCs w:val="21"/>
+        </w:rPr>
+        <w:t>।</w:t>
+      </w:r>
+      <w:r>
+        <w:rPr>
+          <w:rFonts w:ascii="Arial" w:eastAsia="Times New Roman" w:hAnsi="Arial" w:cs="Arial"/>
+          <w:color w:val="000000" w:themeColor="text1"/>
+          <w:sz w:val="21"/>
+          <w:szCs w:val="21"/>
+        </w:rPr>
+        <w:t xml:space="preserve"> </w:t>
+      </w:r>
+      <w:proofErr w:type="spellStart"/>
+      <w:r>
+        <w:rPr>
+          <w:rFonts w:ascii="Nirmala UI" w:eastAsia="Times New Roman" w:hAnsi="Nirmala UI" w:cs="Nirmala UI"/>
+          <w:color w:val="000000" w:themeColor="text1"/>
+          <w:sz w:val="21"/>
+          <w:szCs w:val="21"/>
+        </w:rPr>
+        <w:t>উদাহরণস্বরূপ</w:t>
+      </w:r>
+      <w:proofErr w:type="spellEnd"/>
+      <w:r>
+        <w:rPr>
+          <w:rFonts w:ascii="Arial" w:eastAsia="Times New Roman" w:hAnsi="Arial" w:cs="Arial"/>
+          <w:color w:val="000000" w:themeColor="text1"/>
+          <w:sz w:val="21"/>
+          <w:szCs w:val="21"/>
+        </w:rPr>
+        <w:t xml:space="preserve">, </w:t>
+      </w:r>
+      <w:proofErr w:type="spellStart"/>
+      <w:r>
+        <w:rPr>
+          <w:rFonts w:ascii="Nirmala UI" w:eastAsia="Times New Roman" w:hAnsi="Nirmala UI" w:cs="Nirmala UI"/>
+          <w:color w:val="000000" w:themeColor="text1"/>
+          <w:sz w:val="21"/>
+          <w:szCs w:val="21"/>
+        </w:rPr>
+        <w:t>যদি</w:t>
+      </w:r>
+      <w:proofErr w:type="spellEnd"/>
+      <w:r>
+        <w:rPr>
+          <w:rFonts w:ascii="Arial" w:eastAsia="Times New Roman" w:hAnsi="Arial" w:cs="Arial"/>
+          <w:color w:val="000000" w:themeColor="text1"/>
+          <w:sz w:val="21"/>
+          <w:szCs w:val="21"/>
+        </w:rPr>
+        <w:t xml:space="preserve"> </w:t>
+      </w:r>
+      <w:proofErr w:type="spellStart"/>
+      <w:r>
+        <w:rPr>
+          <w:rFonts w:ascii="Nirmala UI" w:eastAsia="Times New Roman" w:hAnsi="Nirmala UI" w:cs="Nirmala UI"/>
+          <w:color w:val="000000" w:themeColor="text1"/>
+          <w:sz w:val="21"/>
+          <w:szCs w:val="21"/>
+        </w:rPr>
+        <w:t>আপনার</w:t>
+      </w:r>
+      <w:proofErr w:type="spellEnd"/>
+      <w:r>
+        <w:rPr>
+          <w:rFonts w:ascii="Arial" w:eastAsia="Times New Roman" w:hAnsi="Arial" w:cs="Arial"/>
+          <w:color w:val="000000" w:themeColor="text1"/>
+          <w:sz w:val="21"/>
+          <w:szCs w:val="21"/>
+        </w:rPr>
+        <w:t xml:space="preserve"> </w:t>
+      </w:r>
+      <w:proofErr w:type="spellStart"/>
+      <w:r>
+        <w:rPr>
+          <w:rFonts w:ascii="Nirmala UI" w:eastAsia="Times New Roman" w:hAnsi="Nirmala UI" w:cs="Nirmala UI"/>
+          <w:color w:val="000000" w:themeColor="text1"/>
+          <w:sz w:val="21"/>
+          <w:szCs w:val="21"/>
+        </w:rPr>
+        <w:t>নোড</w:t>
+      </w:r>
+      <w:proofErr w:type="spellEnd"/>
+      <w:r>
+        <w:rPr>
+          <w:rFonts w:ascii="Arial" w:eastAsia="Times New Roman" w:hAnsi="Arial" w:cs="Arial"/>
+          <w:color w:val="000000" w:themeColor="text1"/>
+          <w:sz w:val="21"/>
+          <w:szCs w:val="21"/>
+        </w:rPr>
+        <w:t xml:space="preserve"> </w:t>
+      </w:r>
+      <w:proofErr w:type="spellStart"/>
+      <w:r>
+        <w:rPr>
+          <w:rFonts w:ascii="Nirmala UI" w:eastAsia="Times New Roman" w:hAnsi="Nirmala UI" w:cs="Nirmala UI"/>
+          <w:color w:val="000000" w:themeColor="text1"/>
+          <w:sz w:val="21"/>
+          <w:szCs w:val="21"/>
+        </w:rPr>
+        <w:t>অ্যাপ</w:t>
+      </w:r>
+      <w:proofErr w:type="spellEnd"/>
+      <w:r>
+        <w:rPr>
+          <w:rFonts w:ascii="Arial" w:eastAsia="Times New Roman" w:hAnsi="Arial" w:cs="Arial"/>
+          <w:color w:val="000000" w:themeColor="text1"/>
+          <w:sz w:val="21"/>
+          <w:szCs w:val="21"/>
+        </w:rPr>
+        <w:t xml:space="preserve"> </w:t>
+      </w:r>
+      <w:proofErr w:type="spellStart"/>
+      <w:r>
+        <w:rPr>
+          <w:rFonts w:ascii="Nirmala UI" w:eastAsia="Times New Roman" w:hAnsi="Nirmala UI" w:cs="Nirmala UI"/>
+          <w:color w:val="000000" w:themeColor="text1"/>
+          <w:sz w:val="21"/>
+          <w:szCs w:val="21"/>
+        </w:rPr>
+        <w:t>কন্টেইনারের</w:t>
+      </w:r>
+      <w:proofErr w:type="spellEnd"/>
+      <w:r>
+        <w:rPr>
+          <w:rFonts w:ascii="Arial" w:eastAsia="Times New Roman" w:hAnsi="Arial" w:cs="Arial"/>
+          <w:color w:val="000000" w:themeColor="text1"/>
+          <w:sz w:val="21"/>
+          <w:szCs w:val="21"/>
+        </w:rPr>
+        <w:t xml:space="preserve"> </w:t>
+      </w:r>
+      <w:proofErr w:type="spellStart"/>
+      <w:r>
+        <w:rPr>
+          <w:rFonts w:ascii="Nirmala UI" w:eastAsia="Times New Roman" w:hAnsi="Nirmala UI" w:cs="Nirmala UI"/>
+          <w:color w:val="000000" w:themeColor="text1"/>
+          <w:sz w:val="21"/>
+          <w:szCs w:val="21"/>
+        </w:rPr>
+        <w:t>ভেতরে</w:t>
+      </w:r>
+      <w:proofErr w:type="spellEnd"/>
+      <w:r>
+        <w:rPr>
+          <w:rFonts w:ascii="Arial" w:eastAsia="Times New Roman" w:hAnsi="Arial" w:cs="Arial"/>
+          <w:color w:val="000000" w:themeColor="text1"/>
+          <w:sz w:val="21"/>
+          <w:szCs w:val="21"/>
+        </w:rPr>
+        <w:t xml:space="preserve"> </w:t>
+      </w:r>
+      <w:r>
+        <w:rPr>
+          <w:rFonts w:ascii="Nirmala UI" w:eastAsia="Times New Roman" w:hAnsi="Nirmala UI" w:cs="Nirmala UI"/>
+          <w:color w:val="000000" w:themeColor="text1"/>
+          <w:sz w:val="21"/>
+          <w:szCs w:val="21"/>
+        </w:rPr>
+        <w:t>৮০০০</w:t>
+      </w:r>
+      <w:r>
+        <w:rPr>
+          <w:rFonts w:ascii="Arial" w:eastAsia="Times New Roman" w:hAnsi="Arial" w:cs="Arial"/>
+          <w:color w:val="000000" w:themeColor="text1"/>
+          <w:sz w:val="21"/>
+          <w:szCs w:val="21"/>
+        </w:rPr>
+        <w:t xml:space="preserve"> </w:t>
+      </w:r>
+      <w:proofErr w:type="spellStart"/>
+      <w:r>
+        <w:rPr>
+          <w:rFonts w:ascii="Nirmala UI" w:eastAsia="Times New Roman" w:hAnsi="Nirmala UI" w:cs="Nirmala UI"/>
+          <w:color w:val="000000" w:themeColor="text1"/>
+          <w:sz w:val="21"/>
+          <w:szCs w:val="21"/>
+        </w:rPr>
+        <w:t>পোর্টে</w:t>
+      </w:r>
+      <w:proofErr w:type="spellEnd"/>
+      <w:r>
+        <w:rPr>
+          <w:rFonts w:ascii="Arial" w:eastAsia="Times New Roman" w:hAnsi="Arial" w:cs="Arial"/>
+          <w:color w:val="000000" w:themeColor="text1"/>
+          <w:sz w:val="21"/>
+          <w:szCs w:val="21"/>
+        </w:rPr>
+        <w:t xml:space="preserve"> </w:t>
+      </w:r>
+      <w:proofErr w:type="spellStart"/>
+      <w:r>
+        <w:rPr>
+          <w:rFonts w:ascii="Nirmala UI" w:eastAsia="Times New Roman" w:hAnsi="Nirmala UI" w:cs="Nirmala UI"/>
+          <w:color w:val="000000" w:themeColor="text1"/>
+          <w:sz w:val="21"/>
+          <w:szCs w:val="21"/>
+        </w:rPr>
+        <w:t>চলে</w:t>
+      </w:r>
+      <w:proofErr w:type="spellEnd"/>
+      <w:r>
+        <w:rPr>
+          <w:rFonts w:ascii="Arial" w:eastAsia="Times New Roman" w:hAnsi="Arial" w:cs="Arial"/>
+          <w:color w:val="000000" w:themeColor="text1"/>
+          <w:sz w:val="21"/>
+          <w:szCs w:val="21"/>
+        </w:rPr>
+        <w:t xml:space="preserve">, </w:t>
+      </w:r>
+      <w:proofErr w:type="spellStart"/>
+      <w:r>
+        <w:rPr>
+          <w:rFonts w:ascii="Nirmala UI" w:eastAsia="Times New Roman" w:hAnsi="Nirmala UI" w:cs="Nirmala UI"/>
+          <w:color w:val="000000" w:themeColor="text1"/>
+          <w:sz w:val="21"/>
+          <w:szCs w:val="21"/>
+        </w:rPr>
+        <w:t>তবে</w:t>
+      </w:r>
+      <w:proofErr w:type="spellEnd"/>
+      <w:r>
+        <w:rPr>
+          <w:rFonts w:ascii="Arial" w:eastAsia="Times New Roman" w:hAnsi="Arial" w:cs="Arial"/>
+          <w:color w:val="000000" w:themeColor="text1"/>
+          <w:sz w:val="21"/>
+          <w:szCs w:val="21"/>
+        </w:rPr>
+        <w:t xml:space="preserve"> </w:t>
+      </w:r>
+      <w:proofErr w:type="spellStart"/>
+      <w:r>
+        <w:rPr>
+          <w:rFonts w:ascii="Nirmala UI" w:eastAsia="Times New Roman" w:hAnsi="Nirmala UI" w:cs="Nirmala UI"/>
+          <w:color w:val="000000" w:themeColor="text1"/>
+          <w:sz w:val="21"/>
+          <w:szCs w:val="21"/>
+        </w:rPr>
+        <w:t>আপনি</w:t>
+      </w:r>
+      <w:proofErr w:type="spellEnd"/>
+      <w:r>
+        <w:rPr>
+          <w:rFonts w:ascii="Arial" w:eastAsia="Times New Roman" w:hAnsi="Arial" w:cs="Arial"/>
+          <w:color w:val="000000" w:themeColor="text1"/>
+          <w:sz w:val="21"/>
+          <w:szCs w:val="21"/>
+        </w:rPr>
+        <w:t xml:space="preserve"> </w:t>
+      </w:r>
+      <w:proofErr w:type="spellStart"/>
+      <w:r>
+        <w:rPr>
+          <w:rFonts w:ascii="Nirmala UI" w:eastAsia="Times New Roman" w:hAnsi="Nirmala UI" w:cs="Nirmala UI"/>
+          <w:color w:val="000000" w:themeColor="text1"/>
+          <w:sz w:val="21"/>
+          <w:szCs w:val="21"/>
+        </w:rPr>
+        <w:t>লোকাল</w:t>
+      </w:r>
+      <w:proofErr w:type="spellEnd"/>
+      <w:r>
+        <w:rPr>
+          <w:rFonts w:ascii="Arial" w:eastAsia="Times New Roman" w:hAnsi="Arial" w:cs="Arial"/>
+          <w:color w:val="000000" w:themeColor="text1"/>
+          <w:sz w:val="21"/>
+          <w:szCs w:val="21"/>
+        </w:rPr>
+        <w:t xml:space="preserve"> </w:t>
+      </w:r>
+      <w:proofErr w:type="spellStart"/>
+      <w:r>
+        <w:rPr>
+          <w:rFonts w:ascii="Nirmala UI" w:eastAsia="Times New Roman" w:hAnsi="Nirmala UI" w:cs="Nirmala UI"/>
+          <w:color w:val="000000" w:themeColor="text1"/>
+          <w:sz w:val="21"/>
+          <w:szCs w:val="21"/>
+        </w:rPr>
+        <w:t>মেশিনের</w:t>
+      </w:r>
+      <w:proofErr w:type="spellEnd"/>
+      <w:r>
+        <w:rPr>
+          <w:rFonts w:ascii="Arial" w:eastAsia="Times New Roman" w:hAnsi="Arial" w:cs="Arial"/>
+          <w:color w:val="000000" w:themeColor="text1"/>
+          <w:sz w:val="21"/>
+          <w:szCs w:val="21"/>
+        </w:rPr>
+        <w:t xml:space="preserve"> </w:t>
+      </w:r>
+      <w:r>
+        <w:rPr>
+          <w:rFonts w:ascii="Nirmala UI" w:eastAsia="Times New Roman" w:hAnsi="Nirmala UI" w:cs="Nirmala UI"/>
+          <w:color w:val="000000" w:themeColor="text1"/>
+          <w:sz w:val="21"/>
+          <w:szCs w:val="21"/>
+        </w:rPr>
+        <w:t>৮০০০</w:t>
+      </w:r>
+      <w:r>
+        <w:rPr>
+          <w:rFonts w:ascii="Arial" w:eastAsia="Times New Roman" w:hAnsi="Arial" w:cs="Arial"/>
+          <w:color w:val="000000" w:themeColor="text1"/>
+          <w:sz w:val="21"/>
+          <w:szCs w:val="21"/>
+        </w:rPr>
+        <w:t xml:space="preserve"> </w:t>
+      </w:r>
+      <w:proofErr w:type="spellStart"/>
+      <w:r>
+        <w:rPr>
+          <w:rFonts w:ascii="Nirmala UI" w:eastAsia="Times New Roman" w:hAnsi="Nirmala UI" w:cs="Nirmala UI"/>
+          <w:color w:val="000000" w:themeColor="text1"/>
+          <w:sz w:val="21"/>
+          <w:szCs w:val="21"/>
+        </w:rPr>
+        <w:t>পোর্টকে</w:t>
+      </w:r>
+      <w:proofErr w:type="spellEnd"/>
+      <w:r>
+        <w:rPr>
+          <w:rFonts w:ascii="Arial" w:eastAsia="Times New Roman" w:hAnsi="Arial" w:cs="Arial"/>
+          <w:color w:val="000000" w:themeColor="text1"/>
+          <w:sz w:val="21"/>
+          <w:szCs w:val="21"/>
+        </w:rPr>
+        <w:t xml:space="preserve"> </w:t>
+      </w:r>
+      <w:proofErr w:type="spellStart"/>
+      <w:r>
+        <w:rPr>
+          <w:rFonts w:ascii="Nirmala UI" w:eastAsia="Times New Roman" w:hAnsi="Nirmala UI" w:cs="Nirmala UI"/>
+          <w:color w:val="000000" w:themeColor="text1"/>
+          <w:sz w:val="21"/>
+          <w:szCs w:val="21"/>
+        </w:rPr>
+        <w:t>কন্টেইনারের</w:t>
+      </w:r>
+      <w:proofErr w:type="spellEnd"/>
+      <w:r>
+        <w:rPr>
+          <w:rFonts w:ascii="Arial" w:eastAsia="Times New Roman" w:hAnsi="Arial" w:cs="Arial"/>
+          <w:color w:val="000000" w:themeColor="text1"/>
+          <w:sz w:val="21"/>
+          <w:szCs w:val="21"/>
+        </w:rPr>
+        <w:t xml:space="preserve"> </w:t>
+      </w:r>
+      <w:r>
+        <w:rPr>
+          <w:rFonts w:ascii="Nirmala UI" w:eastAsia="Times New Roman" w:hAnsi="Nirmala UI" w:cs="Nirmala UI"/>
+          <w:color w:val="000000" w:themeColor="text1"/>
+          <w:sz w:val="21"/>
+          <w:szCs w:val="21"/>
+        </w:rPr>
+        <w:t>৮০০০</w:t>
+      </w:r>
+      <w:r>
+        <w:rPr>
+          <w:rFonts w:ascii="Arial" w:eastAsia="Times New Roman" w:hAnsi="Arial" w:cs="Arial"/>
+          <w:color w:val="000000" w:themeColor="text1"/>
+          <w:sz w:val="21"/>
+          <w:szCs w:val="21"/>
+        </w:rPr>
+        <w:t xml:space="preserve"> </w:t>
+      </w:r>
+      <w:proofErr w:type="spellStart"/>
+      <w:r>
+        <w:rPr>
+          <w:rFonts w:ascii="Nirmala UI" w:eastAsia="Times New Roman" w:hAnsi="Nirmala UI" w:cs="Nirmala UI"/>
+          <w:color w:val="000000" w:themeColor="text1"/>
+          <w:sz w:val="21"/>
+          <w:szCs w:val="21"/>
+        </w:rPr>
+        <w:t>পোর্টের</w:t>
+      </w:r>
+      <w:proofErr w:type="spellEnd"/>
+      <w:r>
+        <w:rPr>
+          <w:rFonts w:ascii="Arial" w:eastAsia="Times New Roman" w:hAnsi="Arial" w:cs="Arial"/>
+          <w:color w:val="000000" w:themeColor="text1"/>
+          <w:sz w:val="21"/>
+          <w:szCs w:val="21"/>
+        </w:rPr>
+        <w:t xml:space="preserve"> </w:t>
+      </w:r>
+      <w:proofErr w:type="spellStart"/>
+      <w:r>
+        <w:rPr>
+          <w:rFonts w:ascii="Nirmala UI" w:eastAsia="Times New Roman" w:hAnsi="Nirmala UI" w:cs="Nirmala UI"/>
+          <w:color w:val="000000" w:themeColor="text1"/>
+          <w:sz w:val="21"/>
+          <w:szCs w:val="21"/>
+        </w:rPr>
+        <w:t>সাথে</w:t>
+      </w:r>
+      <w:proofErr w:type="spellEnd"/>
+      <w:r>
+        <w:rPr>
+          <w:rFonts w:ascii="Arial" w:eastAsia="Times New Roman" w:hAnsi="Arial" w:cs="Arial"/>
+          <w:color w:val="000000" w:themeColor="text1"/>
+          <w:sz w:val="21"/>
+          <w:szCs w:val="21"/>
+        </w:rPr>
+        <w:t xml:space="preserve"> </w:t>
+      </w:r>
+      <w:proofErr w:type="spellStart"/>
+      <w:r>
+        <w:rPr>
+          <w:rFonts w:ascii="Nirmala UI" w:eastAsia="Times New Roman" w:hAnsi="Nirmala UI" w:cs="Nirmala UI"/>
+          <w:color w:val="000000" w:themeColor="text1"/>
+          <w:sz w:val="21"/>
+          <w:szCs w:val="21"/>
+        </w:rPr>
+        <w:t>ম্যাপ</w:t>
+      </w:r>
+      <w:proofErr w:type="spellEnd"/>
+      <w:r>
+        <w:rPr>
+          <w:rFonts w:ascii="Arial" w:eastAsia="Times New Roman" w:hAnsi="Arial" w:cs="Arial"/>
+          <w:color w:val="000000" w:themeColor="text1"/>
+          <w:sz w:val="21"/>
+          <w:szCs w:val="21"/>
+        </w:rPr>
+        <w:t xml:space="preserve"> </w:t>
+      </w:r>
+      <w:proofErr w:type="spellStart"/>
+      <w:r>
+        <w:rPr>
+          <w:rFonts w:ascii="Nirmala UI" w:eastAsia="Times New Roman" w:hAnsi="Nirmala UI" w:cs="Nirmala UI"/>
+          <w:color w:val="000000" w:themeColor="text1"/>
+          <w:sz w:val="21"/>
+          <w:szCs w:val="21"/>
+        </w:rPr>
+        <w:t>করতে</w:t>
+      </w:r>
+      <w:proofErr w:type="spellEnd"/>
+      <w:r>
+        <w:rPr>
+          <w:rFonts w:ascii="Arial" w:eastAsia="Times New Roman" w:hAnsi="Arial" w:cs="Arial"/>
+          <w:color w:val="000000" w:themeColor="text1"/>
+          <w:sz w:val="21"/>
+          <w:szCs w:val="21"/>
+        </w:rPr>
+        <w:t xml:space="preserve"> </w:t>
+      </w:r>
+      <w:proofErr w:type="spellStart"/>
+      <w:r>
+        <w:rPr>
+          <w:rFonts w:ascii="Nirmala UI" w:eastAsia="Times New Roman" w:hAnsi="Nirmala UI" w:cs="Nirmala UI"/>
+          <w:color w:val="000000" w:themeColor="text1"/>
+          <w:sz w:val="21"/>
+          <w:szCs w:val="21"/>
+        </w:rPr>
+        <w:t>পারেন</w:t>
+      </w:r>
+      <w:proofErr w:type="spellEnd"/>
+      <w:r>
+        <w:rPr>
+          <w:rFonts w:ascii="Arial" w:eastAsia="Times New Roman" w:hAnsi="Arial" w:cs="Arial"/>
+          <w:color w:val="000000" w:themeColor="text1"/>
+          <w:sz w:val="21"/>
+          <w:szCs w:val="21"/>
+        </w:rPr>
+        <w:t xml:space="preserve"> (</w:t>
+      </w:r>
+      <w:r>
+        <w:rPr>
+          <w:rFonts w:ascii="Courier New" w:eastAsia="Times New Roman" w:hAnsi="Courier New" w:cs="Courier New"/>
+          <w:color w:val="000000" w:themeColor="text1"/>
+          <w:sz w:val="20"/>
+          <w:szCs w:val="20"/>
+          <w:bdr w:val="none" w:sz="0" w:space="0" w:color="auto" w:frame="1"/>
+        </w:rPr>
+        <w:t>-p 8000:</w:t>
+      </w:r>
+      <w:proofErr w:type="gramStart"/>
+      <w:r>
+        <w:rPr>
+          <w:rFonts w:ascii="Courier New" w:eastAsia="Times New Roman" w:hAnsi="Courier New" w:cs="Courier New"/>
+          <w:color w:val="000000" w:themeColor="text1"/>
+          <w:sz w:val="20"/>
+          <w:szCs w:val="20"/>
+          <w:bdr w:val="none" w:sz="0" w:space="0" w:color="auto" w:frame="1"/>
+        </w:rPr>
+        <w:t>8000</w:t>
+      </w:r>
+      <w:r>
+        <w:rPr>
+          <w:rFonts w:ascii="Arial" w:eastAsia="Times New Roman" w:hAnsi="Arial" w:cs="Arial"/>
+          <w:color w:val="000000" w:themeColor="text1"/>
+          <w:sz w:val="21"/>
+          <w:szCs w:val="21"/>
+        </w:rPr>
+        <w:t>)</w:t>
+      </w:r>
+      <w:r>
+        <w:rPr>
+          <w:rFonts w:ascii="Nirmala UI" w:eastAsia="Times New Roman" w:hAnsi="Nirmala UI" w:cs="Nirmala UI"/>
+          <w:color w:val="000000" w:themeColor="text1"/>
+          <w:sz w:val="21"/>
+          <w:szCs w:val="21"/>
+        </w:rPr>
+        <w:t>।</w:t>
+      </w:r>
+      <w:proofErr w:type="gramEnd"/>
+    </w:p>
+    <w:p>
+      <w:pPr>
+        <w:spacing w:after="0" w:line="240" w:lineRule="auto"/>
+        <w:rPr>
+          <w:rFonts w:ascii="Arial" w:eastAsia="Times New Roman" w:hAnsi="Arial" w:cs="Arial"/>
+          <w:color w:val="000000" w:themeColor="text1"/>
+          <w:sz w:val="21"/>
+          <w:szCs w:val="21"/>
+        </w:rPr>
+      </w:pPr>
+      <w:r>
+        <w:rPr>
+          <w:rFonts w:ascii="Nirmala UI" w:eastAsia="Times New Roman" w:hAnsi="Nirmala UI" w:cs="Nirmala UI"/>
+          <w:color w:val="000000" w:themeColor="text1"/>
+          <w:sz w:val="21"/>
+          <w:szCs w:val="21"/>
+        </w:rPr>
+        <w:t>৩</w:t>
+      </w:r>
+      <w:r>
+        <w:rPr>
+          <w:rFonts w:ascii="Arial" w:eastAsia="Times New Roman" w:hAnsi="Arial" w:cs="Arial"/>
+          <w:color w:val="000000" w:themeColor="text1"/>
+          <w:sz w:val="21"/>
+          <w:szCs w:val="21"/>
+        </w:rPr>
+        <w:t xml:space="preserve">. </w:t>
+      </w:r>
+      <w:proofErr w:type="spellStart"/>
+      <w:r>
+        <w:rPr>
+          <w:rFonts w:ascii="Nirmala UI" w:eastAsia="Times New Roman" w:hAnsi="Nirmala UI" w:cs="Nirmala UI"/>
+          <w:b/>
+          <w:bCs/>
+          <w:color w:val="000000" w:themeColor="text1"/>
+          <w:sz w:val="21"/>
+          <w:szCs w:val="21"/>
+          <w:bdr w:val="none" w:sz="0" w:space="0" w:color="auto" w:frame="1"/>
+        </w:rPr>
+        <w:t>কেন</w:t>
+      </w:r>
+      <w:proofErr w:type="spellEnd"/>
+      <w:r>
+        <w:rPr>
+          <w:rFonts w:ascii="Arial" w:eastAsia="Times New Roman" w:hAnsi="Arial" w:cs="Arial"/>
+          <w:b/>
+          <w:bCs/>
+          <w:color w:val="000000" w:themeColor="text1"/>
+          <w:sz w:val="21"/>
+          <w:szCs w:val="21"/>
+          <w:bdr w:val="none" w:sz="0" w:space="0" w:color="auto" w:frame="1"/>
+        </w:rPr>
+        <w:t xml:space="preserve"> </w:t>
+      </w:r>
+      <w:proofErr w:type="spellStart"/>
+      <w:r>
+        <w:rPr>
+          <w:rFonts w:ascii="Nirmala UI" w:eastAsia="Times New Roman" w:hAnsi="Nirmala UI" w:cs="Nirmala UI"/>
+          <w:b/>
+          <w:bCs/>
+          <w:color w:val="000000" w:themeColor="text1"/>
+          <w:sz w:val="21"/>
+          <w:szCs w:val="21"/>
+          <w:bdr w:val="none" w:sz="0" w:space="0" w:color="auto" w:frame="1"/>
+        </w:rPr>
+        <w:t>প্রয়োজন</w:t>
+      </w:r>
+      <w:proofErr w:type="spellEnd"/>
+      <w:r>
+        <w:rPr>
+          <w:rFonts w:ascii="Arial" w:eastAsia="Times New Roman" w:hAnsi="Arial" w:cs="Arial"/>
+          <w:b/>
+          <w:bCs/>
+          <w:color w:val="000000" w:themeColor="text1"/>
+          <w:sz w:val="21"/>
+          <w:szCs w:val="21"/>
+          <w:bdr w:val="none" w:sz="0" w:space="0" w:color="auto" w:frame="1"/>
+        </w:rPr>
+        <w:t>:</w:t>
+      </w:r>
+      <w:r>
+        <w:rPr>
+          <w:rFonts w:ascii="Arial" w:eastAsia="Times New Roman" w:hAnsi="Arial" w:cs="Arial"/>
+          <w:color w:val="000000" w:themeColor="text1"/>
+          <w:sz w:val="21"/>
+          <w:szCs w:val="21"/>
+        </w:rPr>
+        <w:t xml:space="preserve"> </w:t>
+      </w:r>
+      <w:proofErr w:type="spellStart"/>
+      <w:r>
+        <w:rPr>
+          <w:rFonts w:ascii="Nirmala UI" w:eastAsia="Times New Roman" w:hAnsi="Nirmala UI" w:cs="Nirmala UI"/>
+          <w:color w:val="000000" w:themeColor="text1"/>
+          <w:sz w:val="21"/>
+          <w:szCs w:val="21"/>
+        </w:rPr>
+        <w:t>এটি</w:t>
+      </w:r>
+      <w:proofErr w:type="spellEnd"/>
+      <w:r>
+        <w:rPr>
+          <w:rFonts w:ascii="Arial" w:eastAsia="Times New Roman" w:hAnsi="Arial" w:cs="Arial"/>
+          <w:color w:val="000000" w:themeColor="text1"/>
+          <w:sz w:val="21"/>
+          <w:szCs w:val="21"/>
+        </w:rPr>
+        <w:t xml:space="preserve"> </w:t>
+      </w:r>
+      <w:proofErr w:type="spellStart"/>
+      <w:r>
+        <w:rPr>
+          <w:rFonts w:ascii="Nirmala UI" w:eastAsia="Times New Roman" w:hAnsi="Nirmala UI" w:cs="Nirmala UI"/>
+          <w:color w:val="000000" w:themeColor="text1"/>
+          <w:sz w:val="21"/>
+          <w:szCs w:val="21"/>
+        </w:rPr>
+        <w:t>ছাড়া</w:t>
+      </w:r>
+      <w:proofErr w:type="spellEnd"/>
+      <w:r>
+        <w:rPr>
+          <w:rFonts w:ascii="Arial" w:eastAsia="Times New Roman" w:hAnsi="Arial" w:cs="Arial"/>
+          <w:color w:val="000000" w:themeColor="text1"/>
+          <w:sz w:val="21"/>
+          <w:szCs w:val="21"/>
+        </w:rPr>
+        <w:t xml:space="preserve"> </w:t>
+      </w:r>
+      <w:proofErr w:type="spellStart"/>
+      <w:r>
+        <w:rPr>
+          <w:rFonts w:ascii="Nirmala UI" w:eastAsia="Times New Roman" w:hAnsi="Nirmala UI" w:cs="Nirmala UI"/>
+          <w:color w:val="000000" w:themeColor="text1"/>
+          <w:sz w:val="21"/>
+          <w:szCs w:val="21"/>
+        </w:rPr>
+        <w:t>আপনি</w:t>
+      </w:r>
+      <w:proofErr w:type="spellEnd"/>
+      <w:r>
+        <w:rPr>
+          <w:rFonts w:ascii="Arial" w:eastAsia="Times New Roman" w:hAnsi="Arial" w:cs="Arial"/>
+          <w:color w:val="000000" w:themeColor="text1"/>
+          <w:sz w:val="21"/>
+          <w:szCs w:val="21"/>
+        </w:rPr>
+        <w:t xml:space="preserve"> </w:t>
+      </w:r>
+      <w:proofErr w:type="spellStart"/>
+      <w:r>
+        <w:rPr>
+          <w:rFonts w:ascii="Nirmala UI" w:eastAsia="Times New Roman" w:hAnsi="Nirmala UI" w:cs="Nirmala UI"/>
+          <w:color w:val="000000" w:themeColor="text1"/>
+          <w:sz w:val="21"/>
+          <w:szCs w:val="21"/>
+        </w:rPr>
+        <w:t>আপনার</w:t>
+      </w:r>
+      <w:proofErr w:type="spellEnd"/>
+      <w:r>
+        <w:rPr>
+          <w:rFonts w:ascii="Arial" w:eastAsia="Times New Roman" w:hAnsi="Arial" w:cs="Arial"/>
+          <w:color w:val="000000" w:themeColor="text1"/>
+          <w:sz w:val="21"/>
+          <w:szCs w:val="21"/>
+        </w:rPr>
+        <w:t xml:space="preserve"> </w:t>
+      </w:r>
+      <w:proofErr w:type="spellStart"/>
+      <w:r>
+        <w:rPr>
+          <w:rFonts w:ascii="Nirmala UI" w:eastAsia="Times New Roman" w:hAnsi="Nirmala UI" w:cs="Nirmala UI"/>
+          <w:color w:val="000000" w:themeColor="text1"/>
+          <w:sz w:val="21"/>
+          <w:szCs w:val="21"/>
+        </w:rPr>
+        <w:t>ব্রাউজার</w:t>
+      </w:r>
+      <w:proofErr w:type="spellEnd"/>
+      <w:r>
+        <w:rPr>
+          <w:rFonts w:ascii="Arial" w:eastAsia="Times New Roman" w:hAnsi="Arial" w:cs="Arial"/>
+          <w:color w:val="000000" w:themeColor="text1"/>
+          <w:sz w:val="21"/>
+          <w:szCs w:val="21"/>
+        </w:rPr>
+        <w:t xml:space="preserve"> </w:t>
+      </w:r>
+      <w:proofErr w:type="spellStart"/>
+      <w:r>
+        <w:rPr>
+          <w:rFonts w:ascii="Nirmala UI" w:eastAsia="Times New Roman" w:hAnsi="Nirmala UI" w:cs="Nirmala UI"/>
+          <w:color w:val="000000" w:themeColor="text1"/>
+          <w:sz w:val="21"/>
+          <w:szCs w:val="21"/>
+        </w:rPr>
+        <w:t>দিয়ে</w:t>
+      </w:r>
+      <w:proofErr w:type="spellEnd"/>
+      <w:r>
+        <w:rPr>
+          <w:rFonts w:ascii="Arial" w:eastAsia="Times New Roman" w:hAnsi="Arial" w:cs="Arial"/>
+          <w:color w:val="000000" w:themeColor="text1"/>
+          <w:sz w:val="21"/>
+          <w:szCs w:val="21"/>
+        </w:rPr>
+        <w:t xml:space="preserve"> </w:t>
+      </w:r>
+      <w:proofErr w:type="spellStart"/>
+      <w:r>
+        <w:rPr>
+          <w:rFonts w:ascii="Nirmala UI" w:eastAsia="Times New Roman" w:hAnsi="Nirmala UI" w:cs="Nirmala UI"/>
+          <w:color w:val="000000" w:themeColor="text1"/>
+          <w:sz w:val="21"/>
+          <w:szCs w:val="21"/>
+        </w:rPr>
+        <w:t>কন্টেইনারে</w:t>
+      </w:r>
+      <w:proofErr w:type="spellEnd"/>
+      <w:r>
+        <w:rPr>
+          <w:rFonts w:ascii="Arial" w:eastAsia="Times New Roman" w:hAnsi="Arial" w:cs="Arial"/>
+          <w:color w:val="000000" w:themeColor="text1"/>
+          <w:sz w:val="21"/>
+          <w:szCs w:val="21"/>
+        </w:rPr>
+        <w:t xml:space="preserve"> </w:t>
+      </w:r>
+      <w:proofErr w:type="spellStart"/>
+      <w:r>
+        <w:rPr>
+          <w:rFonts w:ascii="Nirmala UI" w:eastAsia="Times New Roman" w:hAnsi="Nirmala UI" w:cs="Nirmala UI"/>
+          <w:color w:val="000000" w:themeColor="text1"/>
+          <w:sz w:val="21"/>
+          <w:szCs w:val="21"/>
+        </w:rPr>
+        <w:t>চলমান</w:t>
+      </w:r>
+      <w:proofErr w:type="spellEnd"/>
+      <w:r>
+        <w:rPr>
+          <w:rFonts w:ascii="Arial" w:eastAsia="Times New Roman" w:hAnsi="Arial" w:cs="Arial"/>
+          <w:color w:val="000000" w:themeColor="text1"/>
+          <w:sz w:val="21"/>
+          <w:szCs w:val="21"/>
+        </w:rPr>
+        <w:t xml:space="preserve"> </w:t>
+      </w:r>
+      <w:proofErr w:type="spellStart"/>
+      <w:r>
+        <w:rPr>
+          <w:rFonts w:ascii="Nirmala UI" w:eastAsia="Times New Roman" w:hAnsi="Nirmala UI" w:cs="Nirmala UI"/>
+          <w:color w:val="000000" w:themeColor="text1"/>
+          <w:sz w:val="21"/>
+          <w:szCs w:val="21"/>
+        </w:rPr>
+        <w:t>অ্যাপ্লিকেশনটি</w:t>
+      </w:r>
+      <w:proofErr w:type="spellEnd"/>
+      <w:r>
+        <w:rPr>
+          <w:rFonts w:ascii="Arial" w:eastAsia="Times New Roman" w:hAnsi="Arial" w:cs="Arial"/>
+          <w:color w:val="000000" w:themeColor="text1"/>
+          <w:sz w:val="21"/>
+          <w:szCs w:val="21"/>
+        </w:rPr>
+        <w:t xml:space="preserve"> </w:t>
+      </w:r>
+      <w:proofErr w:type="spellStart"/>
+      <w:r>
+        <w:rPr>
+          <w:rFonts w:ascii="Nirmala UI" w:eastAsia="Times New Roman" w:hAnsi="Nirmala UI" w:cs="Nirmala UI"/>
+          <w:color w:val="000000" w:themeColor="text1"/>
+          <w:sz w:val="21"/>
+          <w:szCs w:val="21"/>
+        </w:rPr>
+        <w:t>দেখতে</w:t>
+      </w:r>
+      <w:proofErr w:type="spellEnd"/>
+      <w:r>
+        <w:rPr>
+          <w:rFonts w:ascii="Arial" w:eastAsia="Times New Roman" w:hAnsi="Arial" w:cs="Arial"/>
+          <w:color w:val="000000" w:themeColor="text1"/>
+          <w:sz w:val="21"/>
+          <w:szCs w:val="21"/>
+        </w:rPr>
+        <w:t xml:space="preserve"> </w:t>
+      </w:r>
+      <w:proofErr w:type="spellStart"/>
+      <w:r>
+        <w:rPr>
+          <w:rFonts w:ascii="Nirmala UI" w:eastAsia="Times New Roman" w:hAnsi="Nirmala UI" w:cs="Nirmala UI"/>
+          <w:color w:val="000000" w:themeColor="text1"/>
+          <w:sz w:val="21"/>
+          <w:szCs w:val="21"/>
+        </w:rPr>
+        <w:t>পারবেন</w:t>
+      </w:r>
+      <w:proofErr w:type="spellEnd"/>
+      <w:r>
+        <w:rPr>
+          <w:rFonts w:ascii="Arial" w:eastAsia="Times New Roman" w:hAnsi="Arial" w:cs="Arial"/>
+          <w:color w:val="000000" w:themeColor="text1"/>
+          <w:sz w:val="21"/>
+          <w:szCs w:val="21"/>
+        </w:rPr>
+        <w:t xml:space="preserve"> </w:t>
+      </w:r>
+      <w:proofErr w:type="spellStart"/>
+      <w:r>
+        <w:rPr>
+          <w:rFonts w:ascii="Nirmala UI" w:eastAsia="Times New Roman" w:hAnsi="Nirmala UI" w:cs="Nirmala UI"/>
+          <w:color w:val="000000" w:themeColor="text1"/>
+          <w:sz w:val="21"/>
+          <w:szCs w:val="21"/>
+        </w:rPr>
+        <w:t>না</w:t>
+      </w:r>
+      <w:proofErr w:type="spellEnd"/>
+      <w:r>
+        <w:rPr>
+          <w:rFonts w:ascii="Nirmala UI" w:eastAsia="Times New Roman" w:hAnsi="Nirmala UI" w:cs="Nirmala UI"/>
+          <w:color w:val="000000" w:themeColor="text1"/>
+          <w:sz w:val="21"/>
+          <w:szCs w:val="21"/>
+        </w:rPr>
+        <w:t>।</w:t>
+      </w:r>
+      <w:r>
+        <w:rPr>
+          <w:rFonts w:ascii="Arial" w:eastAsia="Times New Roman" w:hAnsi="Arial" w:cs="Arial"/>
+          <w:color w:val="000000" w:themeColor="text1"/>
+          <w:sz w:val="21"/>
+          <w:szCs w:val="21"/>
+        </w:rPr>
+        <w:t xml:space="preserve"> </w:t>
+      </w:r>
+      <w:proofErr w:type="spellStart"/>
+      <w:r>
+        <w:rPr>
+          <w:rFonts w:ascii="Nirmala UI" w:eastAsia="Times New Roman" w:hAnsi="Nirmala UI" w:cs="Nirmala UI"/>
+          <w:color w:val="000000" w:themeColor="text1"/>
+          <w:sz w:val="21"/>
+          <w:szCs w:val="21"/>
+        </w:rPr>
+        <w:t>সহজ</w:t>
+      </w:r>
+      <w:proofErr w:type="spellEnd"/>
+      <w:r>
+        <w:rPr>
+          <w:rFonts w:ascii="Arial" w:eastAsia="Times New Roman" w:hAnsi="Arial" w:cs="Arial"/>
+          <w:color w:val="000000" w:themeColor="text1"/>
+          <w:sz w:val="21"/>
+          <w:szCs w:val="21"/>
+        </w:rPr>
+        <w:t xml:space="preserve"> </w:t>
+      </w:r>
+      <w:proofErr w:type="spellStart"/>
+      <w:r>
+        <w:rPr>
+          <w:rFonts w:ascii="Nirmala UI" w:eastAsia="Times New Roman" w:hAnsi="Nirmala UI" w:cs="Nirmala UI"/>
+          <w:color w:val="000000" w:themeColor="text1"/>
+          <w:sz w:val="21"/>
+          <w:szCs w:val="21"/>
+        </w:rPr>
+        <w:t>কথায়</w:t>
+      </w:r>
+      <w:proofErr w:type="spellEnd"/>
+      <w:r>
+        <w:rPr>
+          <w:rFonts w:ascii="Arial" w:eastAsia="Times New Roman" w:hAnsi="Arial" w:cs="Arial"/>
+          <w:color w:val="000000" w:themeColor="text1"/>
+          <w:sz w:val="21"/>
+          <w:szCs w:val="21"/>
+        </w:rPr>
+        <w:t xml:space="preserve">, </w:t>
+      </w:r>
+      <w:proofErr w:type="spellStart"/>
+      <w:r>
+        <w:rPr>
+          <w:rFonts w:ascii="Nirmala UI" w:eastAsia="Times New Roman" w:hAnsi="Nirmala UI" w:cs="Nirmala UI"/>
+          <w:color w:val="000000" w:themeColor="text1"/>
+          <w:sz w:val="21"/>
+          <w:szCs w:val="21"/>
+        </w:rPr>
+        <w:t>এটি</w:t>
+      </w:r>
+      <w:proofErr w:type="spellEnd"/>
+      <w:r>
+        <w:rPr>
+          <w:rFonts w:ascii="Arial" w:eastAsia="Times New Roman" w:hAnsi="Arial" w:cs="Arial"/>
+          <w:color w:val="000000" w:themeColor="text1"/>
+          <w:sz w:val="21"/>
+          <w:szCs w:val="21"/>
+        </w:rPr>
+        <w:t xml:space="preserve"> </w:t>
+      </w:r>
+      <w:proofErr w:type="spellStart"/>
+      <w:r>
+        <w:rPr>
+          <w:rFonts w:ascii="Nirmala UI" w:eastAsia="Times New Roman" w:hAnsi="Nirmala UI" w:cs="Nirmala UI"/>
+          <w:color w:val="000000" w:themeColor="text1"/>
+          <w:sz w:val="21"/>
+          <w:szCs w:val="21"/>
+        </w:rPr>
+        <w:t>কন্টেইনারের</w:t>
+      </w:r>
+      <w:proofErr w:type="spellEnd"/>
+      <w:r>
+        <w:rPr>
+          <w:rFonts w:ascii="Arial" w:eastAsia="Times New Roman" w:hAnsi="Arial" w:cs="Arial"/>
+          <w:color w:val="000000" w:themeColor="text1"/>
+          <w:sz w:val="21"/>
+          <w:szCs w:val="21"/>
+        </w:rPr>
+        <w:t xml:space="preserve"> </w:t>
+      </w:r>
+      <w:proofErr w:type="spellStart"/>
+      <w:r>
+        <w:rPr>
+          <w:rFonts w:ascii="Nirmala UI" w:eastAsia="Times New Roman" w:hAnsi="Nirmala UI" w:cs="Nirmala UI"/>
+          <w:color w:val="000000" w:themeColor="text1"/>
+          <w:sz w:val="21"/>
+          <w:szCs w:val="21"/>
+        </w:rPr>
+        <w:t>ভেতরের</w:t>
+      </w:r>
+      <w:proofErr w:type="spellEnd"/>
+      <w:r>
+        <w:rPr>
+          <w:rFonts w:ascii="Arial" w:eastAsia="Times New Roman" w:hAnsi="Arial" w:cs="Arial"/>
+          <w:color w:val="000000" w:themeColor="text1"/>
+          <w:sz w:val="21"/>
+          <w:szCs w:val="21"/>
+        </w:rPr>
+        <w:t xml:space="preserve"> </w:t>
+      </w:r>
+      <w:proofErr w:type="spellStart"/>
+      <w:r>
+        <w:rPr>
+          <w:rFonts w:ascii="Nirmala UI" w:eastAsia="Times New Roman" w:hAnsi="Nirmala UI" w:cs="Nirmala UI"/>
+          <w:color w:val="000000" w:themeColor="text1"/>
+          <w:sz w:val="21"/>
+          <w:szCs w:val="21"/>
+        </w:rPr>
+        <w:t>সার্ভিসকে</w:t>
+      </w:r>
+      <w:proofErr w:type="spellEnd"/>
+      <w:r>
+        <w:rPr>
+          <w:rFonts w:ascii="Arial" w:eastAsia="Times New Roman" w:hAnsi="Arial" w:cs="Arial"/>
+          <w:color w:val="000000" w:themeColor="text1"/>
+          <w:sz w:val="21"/>
+          <w:szCs w:val="21"/>
+        </w:rPr>
+        <w:t xml:space="preserve"> </w:t>
+      </w:r>
+      <w:proofErr w:type="spellStart"/>
+      <w:r>
+        <w:rPr>
+          <w:rFonts w:ascii="Nirmala UI" w:eastAsia="Times New Roman" w:hAnsi="Nirmala UI" w:cs="Nirmala UI"/>
+          <w:color w:val="000000" w:themeColor="text1"/>
+          <w:sz w:val="21"/>
+          <w:szCs w:val="21"/>
+        </w:rPr>
+        <w:t>বাইরের</w:t>
+      </w:r>
+      <w:proofErr w:type="spellEnd"/>
+      <w:r>
+        <w:rPr>
+          <w:rFonts w:ascii="Arial" w:eastAsia="Times New Roman" w:hAnsi="Arial" w:cs="Arial"/>
+          <w:color w:val="000000" w:themeColor="text1"/>
+          <w:sz w:val="21"/>
+          <w:szCs w:val="21"/>
+        </w:rPr>
+        <w:t xml:space="preserve"> </w:t>
+      </w:r>
+      <w:proofErr w:type="spellStart"/>
+      <w:r>
+        <w:rPr>
+          <w:rFonts w:ascii="Nirmala UI" w:eastAsia="Times New Roman" w:hAnsi="Nirmala UI" w:cs="Nirmala UI"/>
+          <w:color w:val="000000" w:themeColor="text1"/>
+          <w:sz w:val="21"/>
+          <w:szCs w:val="21"/>
+        </w:rPr>
+        <w:t>জগতের</w:t>
+      </w:r>
+      <w:proofErr w:type="spellEnd"/>
+      <w:r>
+        <w:rPr>
+          <w:rFonts w:ascii="Arial" w:eastAsia="Times New Roman" w:hAnsi="Arial" w:cs="Arial"/>
+          <w:color w:val="000000" w:themeColor="text1"/>
+          <w:sz w:val="21"/>
+          <w:szCs w:val="21"/>
+        </w:rPr>
+        <w:t xml:space="preserve"> </w:t>
+      </w:r>
+      <w:proofErr w:type="spellStart"/>
+      <w:r>
+        <w:rPr>
+          <w:rFonts w:ascii="Nirmala UI" w:eastAsia="Times New Roman" w:hAnsi="Nirmala UI" w:cs="Nirmala UI"/>
+          <w:color w:val="000000" w:themeColor="text1"/>
+          <w:sz w:val="21"/>
+          <w:szCs w:val="21"/>
+        </w:rPr>
+        <w:t>জন্য</w:t>
+      </w:r>
+      <w:proofErr w:type="spellEnd"/>
+      <w:r>
+        <w:rPr>
+          <w:rFonts w:ascii="Arial" w:eastAsia="Times New Roman" w:hAnsi="Arial" w:cs="Arial"/>
+          <w:color w:val="000000" w:themeColor="text1"/>
+          <w:sz w:val="21"/>
+          <w:szCs w:val="21"/>
+        </w:rPr>
+        <w:t xml:space="preserve"> </w:t>
+      </w:r>
+      <w:proofErr w:type="spellStart"/>
+      <w:r>
+        <w:rPr>
+          <w:rFonts w:ascii="Nirmala UI" w:eastAsia="Times New Roman" w:hAnsi="Nirmala UI" w:cs="Nirmala UI"/>
+          <w:color w:val="000000" w:themeColor="text1"/>
+          <w:sz w:val="21"/>
+          <w:szCs w:val="21"/>
+        </w:rPr>
+        <w:t>উন্মুক্ত</w:t>
+      </w:r>
+      <w:proofErr w:type="spellEnd"/>
+      <w:r>
+        <w:rPr>
+          <w:rFonts w:ascii="Arial" w:eastAsia="Times New Roman" w:hAnsi="Arial" w:cs="Arial"/>
+          <w:color w:val="000000" w:themeColor="text1"/>
+          <w:sz w:val="21"/>
+          <w:szCs w:val="21"/>
+        </w:rPr>
+        <w:t xml:space="preserve"> </w:t>
+      </w:r>
+      <w:proofErr w:type="spellStart"/>
+      <w:r>
+        <w:rPr>
+          <w:rFonts w:ascii="Nirmala UI" w:eastAsia="Times New Roman" w:hAnsi="Nirmala UI" w:cs="Nirmala UI"/>
+          <w:color w:val="000000" w:themeColor="text1"/>
+          <w:sz w:val="21"/>
+          <w:szCs w:val="21"/>
+        </w:rPr>
+        <w:t>বা</w:t>
+      </w:r>
+      <w:proofErr w:type="spellEnd"/>
+      <w:r>
+        <w:rPr>
+          <w:rFonts w:ascii="Arial" w:eastAsia="Times New Roman" w:hAnsi="Arial" w:cs="Arial"/>
+          <w:color w:val="000000" w:themeColor="text1"/>
+          <w:sz w:val="21"/>
+          <w:szCs w:val="21"/>
+        </w:rPr>
+        <w:t xml:space="preserve"> </w:t>
+      </w:r>
+      <w:proofErr w:type="spellStart"/>
+      <w:r>
+        <w:rPr>
+          <w:rFonts w:ascii="Nirmala UI" w:eastAsia="Times New Roman" w:hAnsi="Nirmala UI" w:cs="Nirmala UI"/>
+          <w:color w:val="000000" w:themeColor="text1"/>
+          <w:sz w:val="21"/>
+          <w:szCs w:val="21"/>
+        </w:rPr>
+        <w:t>অ্যাক্সেসযোগ্য</w:t>
+      </w:r>
+      <w:proofErr w:type="spellEnd"/>
+      <w:r>
+        <w:rPr>
+          <w:rFonts w:ascii="Arial" w:eastAsia="Times New Roman" w:hAnsi="Arial" w:cs="Arial"/>
+          <w:color w:val="000000" w:themeColor="text1"/>
+          <w:sz w:val="21"/>
+          <w:szCs w:val="21"/>
+        </w:rPr>
+        <w:t xml:space="preserve"> </w:t>
+      </w:r>
+      <w:proofErr w:type="spellStart"/>
+      <w:r>
+        <w:rPr>
+          <w:rFonts w:ascii="Nirmala UI" w:eastAsia="Times New Roman" w:hAnsi="Nirmala UI" w:cs="Nirmala UI"/>
+          <w:color w:val="000000" w:themeColor="text1"/>
+          <w:sz w:val="21"/>
+          <w:szCs w:val="21"/>
+        </w:rPr>
+        <w:t>করার</w:t>
+      </w:r>
+      <w:proofErr w:type="spellEnd"/>
+      <w:r>
+        <w:rPr>
+          <w:rFonts w:ascii="Arial" w:eastAsia="Times New Roman" w:hAnsi="Arial" w:cs="Arial"/>
+          <w:color w:val="000000" w:themeColor="text1"/>
+          <w:sz w:val="21"/>
+          <w:szCs w:val="21"/>
+        </w:rPr>
+        <w:t xml:space="preserve"> </w:t>
+      </w:r>
+      <w:proofErr w:type="spellStart"/>
+      <w:r>
+        <w:rPr>
+          <w:rFonts w:ascii="Nirmala UI" w:eastAsia="Times New Roman" w:hAnsi="Nirmala UI" w:cs="Nirmala UI"/>
+          <w:color w:val="000000" w:themeColor="text1"/>
+          <w:sz w:val="21"/>
+          <w:szCs w:val="21"/>
+        </w:rPr>
+        <w:t>একটি</w:t>
+      </w:r>
+      <w:proofErr w:type="spellEnd"/>
+      <w:r>
+        <w:rPr>
+          <w:rFonts w:ascii="Arial" w:eastAsia="Times New Roman" w:hAnsi="Arial" w:cs="Arial"/>
+          <w:color w:val="000000" w:themeColor="text1"/>
+          <w:sz w:val="21"/>
+          <w:szCs w:val="21"/>
+        </w:rPr>
+        <w:t xml:space="preserve"> </w:t>
+      </w:r>
+      <w:proofErr w:type="spellStart"/>
+      <w:r>
+        <w:rPr>
+          <w:rFonts w:ascii="Nirmala UI" w:eastAsia="Times New Roman" w:hAnsi="Nirmala UI" w:cs="Nirmala UI"/>
+          <w:color w:val="000000" w:themeColor="text1"/>
+          <w:sz w:val="21"/>
+          <w:szCs w:val="21"/>
+        </w:rPr>
+        <w:t>ব্রিজ</w:t>
+      </w:r>
+      <w:proofErr w:type="spellEnd"/>
+      <w:r>
+        <w:rPr>
+          <w:rFonts w:ascii="Arial" w:eastAsia="Times New Roman" w:hAnsi="Arial" w:cs="Arial"/>
+          <w:color w:val="000000" w:themeColor="text1"/>
+          <w:sz w:val="21"/>
+          <w:szCs w:val="21"/>
+        </w:rPr>
+        <w:t xml:space="preserve"> </w:t>
+      </w:r>
+      <w:proofErr w:type="spellStart"/>
+      <w:r>
+        <w:rPr>
+          <w:rFonts w:ascii="Nirmala UI" w:eastAsia="Times New Roman" w:hAnsi="Nirmala UI" w:cs="Nirmala UI"/>
+          <w:color w:val="000000" w:themeColor="text1"/>
+          <w:sz w:val="21"/>
+          <w:szCs w:val="21"/>
+        </w:rPr>
+        <w:t>বা</w:t>
+      </w:r>
+      <w:proofErr w:type="spellEnd"/>
+      <w:r>
+        <w:rPr>
+          <w:rFonts w:ascii="Arial" w:eastAsia="Times New Roman" w:hAnsi="Arial" w:cs="Arial"/>
+          <w:color w:val="000000" w:themeColor="text1"/>
+          <w:sz w:val="21"/>
+          <w:szCs w:val="21"/>
+        </w:rPr>
+        <w:t xml:space="preserve"> </w:t>
+      </w:r>
+      <w:proofErr w:type="spellStart"/>
+      <w:r>
+        <w:rPr>
+          <w:rFonts w:ascii="Nirmala UI" w:eastAsia="Times New Roman" w:hAnsi="Nirmala UI" w:cs="Nirmala UI"/>
+          <w:color w:val="000000" w:themeColor="text1"/>
+          <w:sz w:val="21"/>
+          <w:szCs w:val="21"/>
+        </w:rPr>
+        <w:t>সেতু</w:t>
+      </w:r>
+      <w:proofErr w:type="spellEnd"/>
+      <w:r>
+        <w:rPr>
+          <w:rFonts w:ascii="Arial" w:eastAsia="Times New Roman" w:hAnsi="Arial" w:cs="Arial"/>
+          <w:color w:val="000000" w:themeColor="text1"/>
+          <w:sz w:val="21"/>
+          <w:szCs w:val="21"/>
+        </w:rPr>
+        <w:t xml:space="preserve"> </w:t>
+      </w:r>
+      <w:proofErr w:type="spellStart"/>
+      <w:r>
+        <w:rPr>
+          <w:rFonts w:ascii="Nirmala UI" w:eastAsia="Times New Roman" w:hAnsi="Nirmala UI" w:cs="Nirmala UI"/>
+          <w:color w:val="000000" w:themeColor="text1"/>
+          <w:sz w:val="21"/>
+          <w:szCs w:val="21"/>
+        </w:rPr>
+        <w:t>হিসেবে</w:t>
+      </w:r>
+      <w:proofErr w:type="spellEnd"/>
+      <w:r>
+        <w:rPr>
+          <w:rFonts w:ascii="Arial" w:eastAsia="Times New Roman" w:hAnsi="Arial" w:cs="Arial"/>
+          <w:color w:val="000000" w:themeColor="text1"/>
+          <w:sz w:val="21"/>
+          <w:szCs w:val="21"/>
+        </w:rPr>
+        <w:t xml:space="preserve"> </w:t>
+      </w:r>
+      <w:proofErr w:type="spellStart"/>
+      <w:r>
+        <w:rPr>
+          <w:rFonts w:ascii="Nirmala UI" w:eastAsia="Times New Roman" w:hAnsi="Nirmala UI" w:cs="Nirmala UI"/>
+          <w:color w:val="000000" w:themeColor="text1"/>
+          <w:sz w:val="21"/>
+          <w:szCs w:val="21"/>
+        </w:rPr>
+        <w:t>কাজ</w:t>
+      </w:r>
+      <w:proofErr w:type="spellEnd"/>
+      <w:r>
+        <w:rPr>
+          <w:rFonts w:ascii="Arial" w:eastAsia="Times New Roman" w:hAnsi="Arial" w:cs="Arial"/>
+          <w:color w:val="000000" w:themeColor="text1"/>
+          <w:sz w:val="21"/>
+          <w:szCs w:val="21"/>
+        </w:rPr>
+        <w:t xml:space="preserve"> </w:t>
+      </w:r>
+      <w:proofErr w:type="spellStart"/>
+      <w:r>
+        <w:rPr>
+          <w:rFonts w:ascii="Nirmala UI" w:eastAsia="Times New Roman" w:hAnsi="Nirmala UI" w:cs="Nirmala UI"/>
+          <w:color w:val="000000" w:themeColor="text1"/>
+          <w:sz w:val="21"/>
+          <w:szCs w:val="21"/>
+        </w:rPr>
+        <w:t>করে</w:t>
+      </w:r>
+      <w:proofErr w:type="spellEnd"/>
+      <w:r>
+        <w:rPr>
+          <w:rFonts w:ascii="Nirmala UI" w:eastAsia="Times New Roman" w:hAnsi="Nirmala UI" w:cs="Nirmala UI"/>
+          <w:color w:val="000000" w:themeColor="text1"/>
+          <w:sz w:val="21"/>
+          <w:szCs w:val="21"/>
+        </w:rPr>
+        <w:t>।</w:t>
+      </w:r>
+    </w:p>
+    <w:p>
+      <w:pPr>
+        <w:rPr>
+          <w:rFonts w:ascii="Nirmala UI" w:hAnsi="Nirmala UI" w:cs="Nirmala UI"/>
+          <w:color w:val="000000" w:themeColor="text1"/>
+          <w:sz w:val="21"/>
+          <w:szCs w:val="21"/>
+          <w:shd w:val="clear" w:color="auto" w:fill="0F0F0F"/>
+        </w:rPr>
+      </w:pPr>
+    </w:p>
+    <w:p>
+      <w:pPr>
+        <w:rPr>
+          <w:rFonts w:ascii="Nirmala UI" w:hAnsi="Nirmala UI" w:cs="Nirmala UI"/>
+          <w:color w:val="000000" w:themeColor="text1"/>
+          <w:sz w:val="21"/>
+          <w:szCs w:val="21"/>
+          <w:shd w:val="clear" w:color="auto" w:fill="0F0F0F"/>
+        </w:rPr>
+      </w:pPr>
+    </w:p>
+    <w:p>
+      <w:pPr>
+        <w:rPr>
+          <w:rFonts w:ascii="Nirmala UI" w:hAnsi="Nirmala UI" w:cs="Nirmala UI"/>
+          <w:color w:val="000000" w:themeColor="text1"/>
+          <w:sz w:val="21"/>
+          <w:szCs w:val="21"/>
+          <w:shd w:val="clear" w:color="auto" w:fill="0F0F0F"/>
+        </w:rPr>
+      </w:pPr>
+      <w:proofErr w:type="gramStart"/>
+      <w:r>
+        <w:rPr>
+          <w:rFonts w:ascii="Nirmala UI" w:hAnsi="Nirmala UI" w:cs="Nirmala UI"/>
+          <w:color w:val="FFFFFF" w:themeColor="background1"/>
+          <w:sz w:val="21"/>
+          <w:szCs w:val="21"/>
+          <w:shd w:val="clear" w:color="auto" w:fill="0F0F0F"/>
+        </w:rPr>
+        <w:t>Set .</w:t>
+      </w:r>
+      <w:proofErr w:type="spellStart"/>
+      <w:r>
+        <w:rPr>
+          <w:rFonts w:ascii="Nirmala UI" w:hAnsi="Nirmala UI" w:cs="Nirmala UI"/>
+          <w:color w:val="FFFFFF" w:themeColor="background1"/>
+          <w:sz w:val="21"/>
+          <w:szCs w:val="21"/>
+          <w:shd w:val="clear" w:color="auto" w:fill="0F0F0F"/>
+        </w:rPr>
+        <w:t>env</w:t>
+      </w:r>
+      <w:proofErr w:type="spellEnd"/>
+      <w:proofErr w:type="gramEnd"/>
+      <w:r>
+        <w:rPr>
+          <w:rFonts w:ascii="Nirmala UI" w:hAnsi="Nirmala UI" w:cs="Nirmala UI"/>
+          <w:color w:val="FFFFFF" w:themeColor="background1"/>
+          <w:sz w:val="21"/>
+          <w:szCs w:val="21"/>
+          <w:shd w:val="clear" w:color="auto" w:fill="0F0F0F"/>
+        </w:rPr>
+        <w:t xml:space="preserve"> variable value </w:t>
+      </w:r>
+      <w:r>
+        <w:rPr>
+          <w:rFonts w:ascii="Nirmala UI" w:hAnsi="Nirmala UI" w:cs="Nirmala UI"/>
+          <w:color w:val="FFFFFF" w:themeColor="background1"/>
+          <w:sz w:val="21"/>
+          <w:szCs w:val="21"/>
+          <w:shd w:val="clear" w:color="auto" w:fill="0F0F0F"/>
+        </w:rPr>
+        <w:t>:-</w:t>
+      </w:r>
+      <w:r>
+        <w:rPr>
+          <w:rFonts w:ascii="Courier New" w:eastAsia="Times New Roman" w:hAnsi="Courier New" w:cs="Courier New"/>
+          <w:sz w:val="20"/>
+          <w:szCs w:val="20"/>
+          <w:bdr w:val="none" w:sz="0" w:space="0" w:color="auto" w:frame="1"/>
+        </w:rPr>
+        <w:t xml:space="preserve"> </w:t>
+      </w:r>
+      <w:proofErr w:type="spellStart"/>
+      <w:r>
+        <w:rPr>
+          <w:rFonts w:ascii="Courier New" w:eastAsia="Times New Roman" w:hAnsi="Courier New" w:cs="Courier New"/>
+          <w:color w:val="000000" w:themeColor="text1"/>
+          <w:sz w:val="20"/>
+          <w:szCs w:val="20"/>
+          <w:bdr w:val="none" w:sz="0" w:space="0" w:color="auto" w:frame="1"/>
+        </w:rPr>
+        <w:t>docker</w:t>
+      </w:r>
+      <w:proofErr w:type="spellEnd"/>
+      <w:r>
+        <w:rPr>
+          <w:rFonts w:ascii="Courier New" w:eastAsia="Times New Roman" w:hAnsi="Courier New" w:cs="Courier New"/>
+          <w:color w:val="000000" w:themeColor="text1"/>
+          <w:sz w:val="20"/>
+          <w:szCs w:val="20"/>
+          <w:bdr w:val="none" w:sz="0" w:space="0" w:color="auto" w:frame="1"/>
+        </w:rPr>
+        <w:t xml:space="preserve"> run -it -e PORT=7000 -p 7000:7000 </w:t>
+      </w:r>
+      <w:r>
+        <w:rPr>
+          <w:rFonts w:ascii="Courier New" w:eastAsia="Times New Roman" w:hAnsi="Courier New" w:cs="Courier New"/>
+          <w:color w:val="000000" w:themeColor="text1"/>
+          <w:sz w:val="20"/>
+          <w:szCs w:val="20"/>
+          <w:bdr w:val="none" w:sz="0" w:space="0" w:color="auto" w:frame="1"/>
+        </w:rPr>
+        <w:t>[</w:t>
+      </w:r>
+      <w:proofErr w:type="spellStart"/>
+      <w:r>
+        <w:rPr>
+          <w:rFonts w:ascii="Courier New" w:eastAsia="Times New Roman" w:hAnsi="Courier New" w:cs="Courier New"/>
+          <w:color w:val="000000" w:themeColor="text1"/>
+          <w:sz w:val="20"/>
+          <w:szCs w:val="20"/>
+          <w:bdr w:val="none" w:sz="0" w:space="0" w:color="auto" w:frame="1"/>
+        </w:rPr>
+        <w:t>image_name</w:t>
+      </w:r>
+      <w:proofErr w:type="spellEnd"/>
+      <w:r>
+        <w:rPr>
+          <w:rFonts w:ascii="Courier New" w:eastAsia="Times New Roman" w:hAnsi="Courier New" w:cs="Courier New"/>
+          <w:color w:val="000000" w:themeColor="text1"/>
+          <w:sz w:val="20"/>
+          <w:szCs w:val="20"/>
+          <w:bdr w:val="none" w:sz="0" w:space="0" w:color="auto" w:frame="1"/>
+        </w:rPr>
+        <w:t>]</w:t>
+      </w:r>
+    </w:p>
+    <w:p>
+      <w:pPr>
+        <w:spacing w:after="0" w:line="240" w:lineRule="auto"/>
+        <w:rPr>
+          <w:rFonts w:ascii="Arial" w:eastAsia="Times New Roman" w:hAnsi="Arial" w:cs="Arial"/>
+          <w:sz w:val="21"/>
+          <w:szCs w:val="21"/>
+        </w:rPr>
+      </w:pPr>
+      <w:proofErr w:type="spellStart"/>
+      <w:r>
+        <w:rPr>
+          <w:rFonts w:ascii="Nirmala UI" w:eastAsia="Times New Roman" w:hAnsi="Nirmala UI" w:cs="Nirmala UI"/>
+          <w:sz w:val="21"/>
+          <w:szCs w:val="21"/>
+        </w:rPr>
+        <w:t>আপনার</w:t>
+      </w:r>
+      <w:proofErr w:type="spellEnd"/>
+      <w:r>
+        <w:rPr>
+          <w:rFonts w:ascii="Arial" w:eastAsia="Times New Roman" w:hAnsi="Arial" w:cs="Arial"/>
+          <w:sz w:val="21"/>
+          <w:szCs w:val="21"/>
+        </w:rPr>
+        <w:t xml:space="preserve"> </w:t>
+      </w:r>
+      <w:proofErr w:type="spellStart"/>
+      <w:r>
+        <w:rPr>
+          <w:rFonts w:ascii="Nirmala UI" w:eastAsia="Times New Roman" w:hAnsi="Nirmala UI" w:cs="Nirmala UI"/>
+          <w:sz w:val="21"/>
+          <w:szCs w:val="21"/>
+        </w:rPr>
+        <w:t>দেওয়া</w:t>
+      </w:r>
+      <w:proofErr w:type="spellEnd"/>
+      <w:r>
+        <w:rPr>
+          <w:rFonts w:ascii="Arial" w:eastAsia="Times New Roman" w:hAnsi="Arial" w:cs="Arial"/>
+          <w:sz w:val="21"/>
+          <w:szCs w:val="21"/>
+        </w:rPr>
+        <w:t xml:space="preserve"> </w:t>
+      </w:r>
+      <w:proofErr w:type="spellStart"/>
+      <w:r>
+        <w:rPr>
+          <w:rFonts w:ascii="Nirmala UI" w:eastAsia="Times New Roman" w:hAnsi="Nirmala UI" w:cs="Nirmala UI"/>
+          <w:sz w:val="21"/>
+          <w:szCs w:val="21"/>
+        </w:rPr>
+        <w:t>কমান্ড</w:t>
+      </w:r>
+      <w:proofErr w:type="spellEnd"/>
+      <w:r>
+        <w:rPr>
+          <w:rFonts w:ascii="Arial" w:eastAsia="Times New Roman" w:hAnsi="Arial" w:cs="Arial"/>
+          <w:sz w:val="21"/>
+          <w:szCs w:val="21"/>
+        </w:rPr>
+        <w:t xml:space="preserve"> </w:t>
+      </w:r>
+      <w:proofErr w:type="spellStart"/>
+      <w:r>
+        <w:rPr>
+          <w:rFonts w:ascii="Courier New" w:eastAsia="Times New Roman" w:hAnsi="Courier New" w:cs="Courier New"/>
+          <w:sz w:val="20"/>
+          <w:szCs w:val="20"/>
+          <w:bdr w:val="none" w:sz="0" w:space="0" w:color="auto" w:frame="1"/>
+        </w:rPr>
+        <w:t>docker</w:t>
+      </w:r>
+      <w:proofErr w:type="spellEnd"/>
+      <w:r>
+        <w:rPr>
+          <w:rFonts w:ascii="Courier New" w:eastAsia="Times New Roman" w:hAnsi="Courier New" w:cs="Courier New"/>
+          <w:sz w:val="20"/>
+          <w:szCs w:val="20"/>
+          <w:bdr w:val="none" w:sz="0" w:space="0" w:color="auto" w:frame="1"/>
+        </w:rPr>
+        <w:t xml:space="preserve"> run -it -e PORT=7000 -p 7000:7000 test-image</w:t>
+      </w:r>
+      <w:r>
+        <w:rPr>
+          <w:rFonts w:ascii="Arial" w:eastAsia="Times New Roman" w:hAnsi="Arial" w:cs="Arial"/>
+          <w:sz w:val="21"/>
+          <w:szCs w:val="21"/>
+        </w:rPr>
+        <w:t>-</w:t>
+      </w:r>
+      <w:proofErr w:type="spellStart"/>
+      <w:r>
+        <w:rPr>
+          <w:rFonts w:ascii="Nirmala UI" w:eastAsia="Times New Roman" w:hAnsi="Nirmala UI" w:cs="Nirmala UI"/>
+          <w:sz w:val="21"/>
+          <w:szCs w:val="21"/>
+        </w:rPr>
+        <w:t>এর</w:t>
+      </w:r>
+      <w:proofErr w:type="spellEnd"/>
+      <w:r>
+        <w:rPr>
+          <w:rFonts w:ascii="Arial" w:eastAsia="Times New Roman" w:hAnsi="Arial" w:cs="Arial"/>
+          <w:sz w:val="21"/>
+          <w:szCs w:val="21"/>
+        </w:rPr>
+        <w:t xml:space="preserve"> </w:t>
+      </w:r>
+      <w:proofErr w:type="spellStart"/>
+      <w:r>
+        <w:rPr>
+          <w:rFonts w:ascii="Nirmala UI" w:eastAsia="Times New Roman" w:hAnsi="Nirmala UI" w:cs="Nirmala UI"/>
+          <w:sz w:val="21"/>
+          <w:szCs w:val="21"/>
+        </w:rPr>
+        <w:t>প্রতিটি</w:t>
+      </w:r>
+      <w:proofErr w:type="spellEnd"/>
+      <w:r>
+        <w:rPr>
+          <w:rFonts w:ascii="Arial" w:eastAsia="Times New Roman" w:hAnsi="Arial" w:cs="Arial"/>
+          <w:sz w:val="21"/>
+          <w:szCs w:val="21"/>
+        </w:rPr>
+        <w:t xml:space="preserve"> </w:t>
+      </w:r>
+      <w:proofErr w:type="spellStart"/>
+      <w:r>
+        <w:rPr>
+          <w:rFonts w:ascii="Nirmala UI" w:eastAsia="Times New Roman" w:hAnsi="Nirmala UI" w:cs="Nirmala UI"/>
+          <w:sz w:val="21"/>
+          <w:szCs w:val="21"/>
+        </w:rPr>
+        <w:t>অংশ</w:t>
+      </w:r>
+      <w:proofErr w:type="spellEnd"/>
+      <w:r>
+        <w:rPr>
+          <w:rFonts w:ascii="Arial" w:eastAsia="Times New Roman" w:hAnsi="Arial" w:cs="Arial"/>
+          <w:sz w:val="21"/>
+          <w:szCs w:val="21"/>
+        </w:rPr>
+        <w:t xml:space="preserve"> </w:t>
+      </w:r>
+      <w:proofErr w:type="spellStart"/>
+      <w:r>
+        <w:rPr>
+          <w:rFonts w:ascii="Nirmala UI" w:eastAsia="Times New Roman" w:hAnsi="Nirmala UI" w:cs="Nirmala UI"/>
+          <w:sz w:val="21"/>
+          <w:szCs w:val="21"/>
+        </w:rPr>
+        <w:t>নিচে</w:t>
+      </w:r>
+      <w:proofErr w:type="spellEnd"/>
+      <w:r>
+        <w:rPr>
+          <w:rFonts w:ascii="Arial" w:eastAsia="Times New Roman" w:hAnsi="Arial" w:cs="Arial"/>
+          <w:sz w:val="21"/>
+          <w:szCs w:val="21"/>
+        </w:rPr>
+        <w:t xml:space="preserve"> </w:t>
+      </w:r>
+      <w:proofErr w:type="spellStart"/>
+      <w:r>
+        <w:rPr>
+          <w:rFonts w:ascii="Nirmala UI" w:eastAsia="Times New Roman" w:hAnsi="Nirmala UI" w:cs="Nirmala UI"/>
+          <w:sz w:val="21"/>
+          <w:szCs w:val="21"/>
+        </w:rPr>
+        <w:t>সহজভাবে</w:t>
+      </w:r>
+      <w:proofErr w:type="spellEnd"/>
+      <w:r>
+        <w:rPr>
+          <w:rFonts w:ascii="Arial" w:eastAsia="Times New Roman" w:hAnsi="Arial" w:cs="Arial"/>
+          <w:sz w:val="21"/>
+          <w:szCs w:val="21"/>
+        </w:rPr>
+        <w:t xml:space="preserve"> </w:t>
+      </w:r>
+      <w:proofErr w:type="spellStart"/>
+      <w:r>
+        <w:rPr>
+          <w:rFonts w:ascii="Nirmala UI" w:eastAsia="Times New Roman" w:hAnsi="Nirmala UI" w:cs="Nirmala UI"/>
+          <w:sz w:val="21"/>
+          <w:szCs w:val="21"/>
+        </w:rPr>
+        <w:t>ব্যাখ্যা</w:t>
+      </w:r>
+      <w:proofErr w:type="spellEnd"/>
+      <w:r>
+        <w:rPr>
+          <w:rFonts w:ascii="Arial" w:eastAsia="Times New Roman" w:hAnsi="Arial" w:cs="Arial"/>
+          <w:sz w:val="21"/>
+          <w:szCs w:val="21"/>
+        </w:rPr>
+        <w:t xml:space="preserve"> </w:t>
+      </w:r>
+      <w:proofErr w:type="spellStart"/>
+      <w:r>
+        <w:rPr>
+          <w:rFonts w:ascii="Nirmala UI" w:eastAsia="Times New Roman" w:hAnsi="Nirmala UI" w:cs="Nirmala UI"/>
+          <w:sz w:val="21"/>
+          <w:szCs w:val="21"/>
+        </w:rPr>
+        <w:t>করা</w:t>
+      </w:r>
+      <w:proofErr w:type="spellEnd"/>
+      <w:r>
+        <w:rPr>
+          <w:rFonts w:ascii="Arial" w:eastAsia="Times New Roman" w:hAnsi="Arial" w:cs="Arial"/>
+          <w:sz w:val="21"/>
+          <w:szCs w:val="21"/>
+        </w:rPr>
+        <w:t xml:space="preserve"> </w:t>
+      </w:r>
+      <w:proofErr w:type="spellStart"/>
+      <w:r>
+        <w:rPr>
+          <w:rFonts w:ascii="Nirmala UI" w:eastAsia="Times New Roman" w:hAnsi="Nirmala UI" w:cs="Nirmala UI"/>
+          <w:sz w:val="21"/>
+          <w:szCs w:val="21"/>
+        </w:rPr>
+        <w:t>হলো</w:t>
+      </w:r>
+      <w:proofErr w:type="spellEnd"/>
+      <w:r>
+        <w:rPr>
+          <w:rFonts w:ascii="Arial" w:eastAsia="Times New Roman" w:hAnsi="Arial" w:cs="Arial"/>
+          <w:sz w:val="21"/>
+          <w:szCs w:val="21"/>
+        </w:rPr>
+        <w:t>:</w:t>
+      </w:r>
+    </w:p>
+    <w:p>
+      <w:pPr>
+        <w:spacing w:after="0" w:line="240" w:lineRule="auto"/>
+        <w:rPr>
+          <w:rFonts w:ascii="Arial" w:eastAsia="Times New Roman" w:hAnsi="Arial" w:cs="Arial"/>
+          <w:sz w:val="21"/>
+          <w:szCs w:val="21"/>
+        </w:rPr>
+      </w:pPr>
+      <w:r>
+        <w:rPr>
+          <w:rFonts w:ascii="Nirmala UI" w:eastAsia="Times New Roman" w:hAnsi="Nirmala UI" w:cs="Nirmala UI"/>
+          <w:sz w:val="21"/>
+          <w:szCs w:val="21"/>
+        </w:rPr>
+        <w:t>১</w:t>
+      </w:r>
+      <w:r>
+        <w:rPr>
+          <w:rFonts w:ascii="Arial" w:eastAsia="Times New Roman" w:hAnsi="Arial" w:cs="Arial"/>
+          <w:sz w:val="21"/>
+          <w:szCs w:val="21"/>
+        </w:rPr>
+        <w:t xml:space="preserve">. </w:t>
+      </w:r>
+      <w:proofErr w:type="spellStart"/>
+      <w:r>
+        <w:rPr>
+          <w:rFonts w:ascii="Arial" w:eastAsia="Times New Roman" w:hAnsi="Arial" w:cs="Arial"/>
+          <w:b/>
+          <w:bCs/>
+          <w:sz w:val="21"/>
+          <w:szCs w:val="21"/>
+          <w:bdr w:val="none" w:sz="0" w:space="0" w:color="auto" w:frame="1"/>
+        </w:rPr>
+        <w:t>docker</w:t>
+      </w:r>
+      <w:proofErr w:type="spellEnd"/>
+      <w:r>
+        <w:rPr>
+          <w:rFonts w:ascii="Arial" w:eastAsia="Times New Roman" w:hAnsi="Arial" w:cs="Arial"/>
+          <w:b/>
+          <w:bCs/>
+          <w:sz w:val="21"/>
+          <w:szCs w:val="21"/>
+          <w:bdr w:val="none" w:sz="0" w:space="0" w:color="auto" w:frame="1"/>
+        </w:rPr>
+        <w:t xml:space="preserve"> run</w:t>
+      </w:r>
+      <w:r>
+        <w:rPr>
+          <w:rFonts w:ascii="Arial" w:eastAsia="Times New Roman" w:hAnsi="Arial" w:cs="Arial"/>
+          <w:sz w:val="21"/>
+          <w:szCs w:val="21"/>
+        </w:rPr>
+        <w:t xml:space="preserve">: </w:t>
+      </w:r>
+      <w:proofErr w:type="spellStart"/>
+      <w:r>
+        <w:rPr>
+          <w:rFonts w:ascii="Nirmala UI" w:eastAsia="Times New Roman" w:hAnsi="Nirmala UI" w:cs="Nirmala UI"/>
+          <w:sz w:val="21"/>
+          <w:szCs w:val="21"/>
+        </w:rPr>
+        <w:t>একটি</w:t>
+      </w:r>
+      <w:proofErr w:type="spellEnd"/>
+      <w:r>
+        <w:rPr>
+          <w:rFonts w:ascii="Arial" w:eastAsia="Times New Roman" w:hAnsi="Arial" w:cs="Arial"/>
+          <w:sz w:val="21"/>
+          <w:szCs w:val="21"/>
+        </w:rPr>
+        <w:t xml:space="preserve"> </w:t>
+      </w:r>
+      <w:proofErr w:type="spellStart"/>
+      <w:r>
+        <w:rPr>
+          <w:rFonts w:ascii="Nirmala UI" w:eastAsia="Times New Roman" w:hAnsi="Nirmala UI" w:cs="Nirmala UI"/>
+          <w:sz w:val="21"/>
+          <w:szCs w:val="21"/>
+        </w:rPr>
+        <w:t>ডকার</w:t>
+      </w:r>
+      <w:proofErr w:type="spellEnd"/>
+      <w:r>
+        <w:rPr>
+          <w:rFonts w:ascii="Arial" w:eastAsia="Times New Roman" w:hAnsi="Arial" w:cs="Arial"/>
+          <w:sz w:val="21"/>
+          <w:szCs w:val="21"/>
+        </w:rPr>
+        <w:t xml:space="preserve"> </w:t>
+      </w:r>
+      <w:proofErr w:type="spellStart"/>
+      <w:r>
+        <w:rPr>
+          <w:rFonts w:ascii="Nirmala UI" w:eastAsia="Times New Roman" w:hAnsi="Nirmala UI" w:cs="Nirmala UI"/>
+          <w:sz w:val="21"/>
+          <w:szCs w:val="21"/>
+        </w:rPr>
+        <w:t>ইমেজ</w:t>
+      </w:r>
+      <w:proofErr w:type="spellEnd"/>
+      <w:r>
+        <w:rPr>
+          <w:rFonts w:ascii="Arial" w:eastAsia="Times New Roman" w:hAnsi="Arial" w:cs="Arial"/>
+          <w:sz w:val="21"/>
+          <w:szCs w:val="21"/>
+        </w:rPr>
+        <w:t xml:space="preserve"> (</w:t>
+      </w:r>
+      <w:r>
+        <w:rPr>
+          <w:rFonts w:ascii="Courier New" w:eastAsia="Times New Roman" w:hAnsi="Courier New" w:cs="Courier New"/>
+          <w:sz w:val="20"/>
+          <w:szCs w:val="20"/>
+          <w:bdr w:val="none" w:sz="0" w:space="0" w:color="auto" w:frame="1"/>
+        </w:rPr>
+        <w:t>test-image</w:t>
+      </w:r>
+      <w:r>
+        <w:rPr>
+          <w:rFonts w:ascii="Arial" w:eastAsia="Times New Roman" w:hAnsi="Arial" w:cs="Arial"/>
+          <w:sz w:val="21"/>
+          <w:szCs w:val="21"/>
+        </w:rPr>
+        <w:t xml:space="preserve">) </w:t>
+      </w:r>
+      <w:proofErr w:type="spellStart"/>
+      <w:r>
+        <w:rPr>
+          <w:rFonts w:ascii="Nirmala UI" w:eastAsia="Times New Roman" w:hAnsi="Nirmala UI" w:cs="Nirmala UI"/>
+          <w:sz w:val="21"/>
+          <w:szCs w:val="21"/>
+        </w:rPr>
+        <w:t>থেকে</w:t>
+      </w:r>
+      <w:proofErr w:type="spellEnd"/>
+      <w:r>
+        <w:rPr>
+          <w:rFonts w:ascii="Arial" w:eastAsia="Times New Roman" w:hAnsi="Arial" w:cs="Arial"/>
+          <w:sz w:val="21"/>
+          <w:szCs w:val="21"/>
+        </w:rPr>
+        <w:t xml:space="preserve"> </w:t>
+      </w:r>
+      <w:proofErr w:type="spellStart"/>
+      <w:r>
+        <w:rPr>
+          <w:rFonts w:ascii="Nirmala UI" w:eastAsia="Times New Roman" w:hAnsi="Nirmala UI" w:cs="Nirmala UI"/>
+          <w:sz w:val="21"/>
+          <w:szCs w:val="21"/>
+        </w:rPr>
+        <w:t>নতুন</w:t>
+      </w:r>
+      <w:proofErr w:type="spellEnd"/>
+      <w:r>
+        <w:rPr>
+          <w:rFonts w:ascii="Arial" w:eastAsia="Times New Roman" w:hAnsi="Arial" w:cs="Arial"/>
+          <w:sz w:val="21"/>
+          <w:szCs w:val="21"/>
+        </w:rPr>
+        <w:t xml:space="preserve"> </w:t>
+      </w:r>
+      <w:proofErr w:type="spellStart"/>
+      <w:r>
+        <w:rPr>
+          <w:rFonts w:ascii="Nirmala UI" w:eastAsia="Times New Roman" w:hAnsi="Nirmala UI" w:cs="Nirmala UI"/>
+          <w:sz w:val="21"/>
+          <w:szCs w:val="21"/>
+        </w:rPr>
+        <w:t>কন্টেইনার</w:t>
+      </w:r>
+      <w:proofErr w:type="spellEnd"/>
+      <w:r>
+        <w:rPr>
+          <w:rFonts w:ascii="Arial" w:eastAsia="Times New Roman" w:hAnsi="Arial" w:cs="Arial"/>
+          <w:sz w:val="21"/>
+          <w:szCs w:val="21"/>
+        </w:rPr>
+        <w:t xml:space="preserve"> </w:t>
+      </w:r>
+      <w:proofErr w:type="spellStart"/>
+      <w:r>
+        <w:rPr>
+          <w:rFonts w:ascii="Nirmala UI" w:eastAsia="Times New Roman" w:hAnsi="Nirmala UI" w:cs="Nirmala UI"/>
+          <w:sz w:val="21"/>
+          <w:szCs w:val="21"/>
+        </w:rPr>
+        <w:t>তৈরি</w:t>
+      </w:r>
+      <w:proofErr w:type="spellEnd"/>
+      <w:r>
+        <w:rPr>
+          <w:rFonts w:ascii="Arial" w:eastAsia="Times New Roman" w:hAnsi="Arial" w:cs="Arial"/>
+          <w:sz w:val="21"/>
+          <w:szCs w:val="21"/>
+        </w:rPr>
+        <w:t xml:space="preserve"> </w:t>
+      </w:r>
+      <w:proofErr w:type="spellStart"/>
+      <w:r>
+        <w:rPr>
+          <w:rFonts w:ascii="Nirmala UI" w:eastAsia="Times New Roman" w:hAnsi="Nirmala UI" w:cs="Nirmala UI"/>
+          <w:sz w:val="21"/>
+          <w:szCs w:val="21"/>
+        </w:rPr>
+        <w:t>এবং</w:t>
+      </w:r>
+      <w:proofErr w:type="spellEnd"/>
+      <w:r>
+        <w:rPr>
+          <w:rFonts w:ascii="Arial" w:eastAsia="Times New Roman" w:hAnsi="Arial" w:cs="Arial"/>
+          <w:sz w:val="21"/>
+          <w:szCs w:val="21"/>
+        </w:rPr>
+        <w:t xml:space="preserve"> </w:t>
+      </w:r>
+      <w:proofErr w:type="spellStart"/>
+      <w:r>
+        <w:rPr>
+          <w:rFonts w:ascii="Nirmala UI" w:eastAsia="Times New Roman" w:hAnsi="Nirmala UI" w:cs="Nirmala UI"/>
+          <w:sz w:val="21"/>
+          <w:szCs w:val="21"/>
+        </w:rPr>
+        <w:t>চালু</w:t>
+      </w:r>
+      <w:proofErr w:type="spellEnd"/>
+      <w:r>
+        <w:rPr>
+          <w:rFonts w:ascii="Arial" w:eastAsia="Times New Roman" w:hAnsi="Arial" w:cs="Arial"/>
+          <w:sz w:val="21"/>
+          <w:szCs w:val="21"/>
+        </w:rPr>
+        <w:t xml:space="preserve"> </w:t>
+      </w:r>
+      <w:proofErr w:type="spellStart"/>
+      <w:r>
+        <w:rPr>
+          <w:rFonts w:ascii="Nirmala UI" w:eastAsia="Times New Roman" w:hAnsi="Nirmala UI" w:cs="Nirmala UI"/>
+          <w:sz w:val="21"/>
+          <w:szCs w:val="21"/>
+        </w:rPr>
+        <w:t>করার</w:t>
+      </w:r>
+      <w:proofErr w:type="spellEnd"/>
+      <w:r>
+        <w:rPr>
+          <w:rFonts w:ascii="Arial" w:eastAsia="Times New Roman" w:hAnsi="Arial" w:cs="Arial"/>
+          <w:sz w:val="21"/>
+          <w:szCs w:val="21"/>
+        </w:rPr>
+        <w:t xml:space="preserve"> </w:t>
+      </w:r>
+      <w:proofErr w:type="spellStart"/>
+      <w:r>
+        <w:rPr>
+          <w:rFonts w:ascii="Nirmala UI" w:eastAsia="Times New Roman" w:hAnsi="Nirmala UI" w:cs="Nirmala UI"/>
+          <w:sz w:val="21"/>
+          <w:szCs w:val="21"/>
+        </w:rPr>
+        <w:t>কমান্ড</w:t>
+      </w:r>
+      <w:proofErr w:type="spellEnd"/>
+      <w:r>
+        <w:rPr>
+          <w:rFonts w:ascii="Nirmala UI" w:eastAsia="Times New Roman" w:hAnsi="Nirmala UI" w:cs="Nirmala UI"/>
+          <w:sz w:val="21"/>
+          <w:szCs w:val="21"/>
+        </w:rPr>
+        <w:t>।</w:t>
+      </w:r>
+    </w:p>
+    <w:p>
+      <w:pPr>
+        <w:spacing w:after="0" w:line="240" w:lineRule="auto"/>
+        <w:rPr>
+          <w:rFonts w:ascii="Arial" w:eastAsia="Times New Roman" w:hAnsi="Arial" w:cs="Arial"/>
+          <w:sz w:val="21"/>
+          <w:szCs w:val="21"/>
+        </w:rPr>
+      </w:pPr>
+      <w:r>
+        <w:rPr>
+          <w:rFonts w:ascii="Nirmala UI" w:eastAsia="Times New Roman" w:hAnsi="Nirmala UI" w:cs="Nirmala UI"/>
+          <w:sz w:val="21"/>
+          <w:szCs w:val="21"/>
+        </w:rPr>
+        <w:t>২</w:t>
+      </w:r>
+      <w:r>
+        <w:rPr>
+          <w:rFonts w:ascii="Arial" w:eastAsia="Times New Roman" w:hAnsi="Arial" w:cs="Arial"/>
+          <w:sz w:val="21"/>
+          <w:szCs w:val="21"/>
+        </w:rPr>
+        <w:t xml:space="preserve">. </w:t>
+      </w:r>
+      <w:r>
+        <w:rPr>
+          <w:rFonts w:ascii="Arial" w:eastAsia="Times New Roman" w:hAnsi="Arial" w:cs="Arial"/>
+          <w:b/>
+          <w:bCs/>
+          <w:sz w:val="21"/>
+          <w:szCs w:val="21"/>
+          <w:bdr w:val="none" w:sz="0" w:space="0" w:color="auto" w:frame="1"/>
+        </w:rPr>
+        <w:t>-it</w:t>
+      </w:r>
+      <w:r>
+        <w:rPr>
+          <w:rFonts w:ascii="Arial" w:eastAsia="Times New Roman" w:hAnsi="Arial" w:cs="Arial"/>
+          <w:sz w:val="21"/>
+          <w:szCs w:val="21"/>
+        </w:rPr>
+        <w:t xml:space="preserve">: </w:t>
+      </w:r>
+      <w:proofErr w:type="spellStart"/>
+      <w:r>
+        <w:rPr>
+          <w:rFonts w:ascii="Nirmala UI" w:eastAsia="Times New Roman" w:hAnsi="Nirmala UI" w:cs="Nirmala UI"/>
+          <w:sz w:val="21"/>
+          <w:szCs w:val="21"/>
+        </w:rPr>
+        <w:t>এটি</w:t>
+      </w:r>
+      <w:proofErr w:type="spellEnd"/>
+      <w:r>
+        <w:rPr>
+          <w:rFonts w:ascii="Arial" w:eastAsia="Times New Roman" w:hAnsi="Arial" w:cs="Arial"/>
+          <w:sz w:val="21"/>
+          <w:szCs w:val="21"/>
+        </w:rPr>
+        <w:t xml:space="preserve"> </w:t>
+      </w:r>
+      <w:proofErr w:type="spellStart"/>
+      <w:r>
+        <w:rPr>
+          <w:rFonts w:ascii="Nirmala UI" w:eastAsia="Times New Roman" w:hAnsi="Nirmala UI" w:cs="Nirmala UI"/>
+          <w:sz w:val="21"/>
+          <w:szCs w:val="21"/>
+        </w:rPr>
+        <w:t>কন্টেইনারটিকে</w:t>
+      </w:r>
+      <w:proofErr w:type="spellEnd"/>
+      <w:r>
+        <w:rPr>
+          <w:rFonts w:ascii="Arial" w:eastAsia="Times New Roman" w:hAnsi="Arial" w:cs="Arial"/>
+          <w:sz w:val="21"/>
+          <w:szCs w:val="21"/>
+        </w:rPr>
+        <w:t xml:space="preserve"> </w:t>
+      </w:r>
+      <w:proofErr w:type="spellStart"/>
+      <w:r>
+        <w:rPr>
+          <w:rFonts w:ascii="Nirmala UI" w:eastAsia="Times New Roman" w:hAnsi="Nirmala UI" w:cs="Nirmala UI"/>
+          <w:sz w:val="21"/>
+          <w:szCs w:val="21"/>
+        </w:rPr>
+        <w:t>ইন্টারেক্টিভ</w:t>
+      </w:r>
+      <w:proofErr w:type="spellEnd"/>
+      <w:r>
+        <w:rPr>
+          <w:rFonts w:ascii="Arial" w:eastAsia="Times New Roman" w:hAnsi="Arial" w:cs="Arial"/>
+          <w:sz w:val="21"/>
+          <w:szCs w:val="21"/>
+        </w:rPr>
+        <w:t xml:space="preserve"> </w:t>
+      </w:r>
+      <w:proofErr w:type="spellStart"/>
+      <w:r>
+        <w:rPr>
+          <w:rFonts w:ascii="Nirmala UI" w:eastAsia="Times New Roman" w:hAnsi="Nirmala UI" w:cs="Nirmala UI"/>
+          <w:sz w:val="21"/>
+          <w:szCs w:val="21"/>
+        </w:rPr>
+        <w:t>মোডে</w:t>
+      </w:r>
+      <w:proofErr w:type="spellEnd"/>
+      <w:r>
+        <w:rPr>
+          <w:rFonts w:ascii="Arial" w:eastAsia="Times New Roman" w:hAnsi="Arial" w:cs="Arial"/>
+          <w:sz w:val="21"/>
+          <w:szCs w:val="21"/>
+        </w:rPr>
+        <w:t xml:space="preserve"> </w:t>
+      </w:r>
+      <w:proofErr w:type="spellStart"/>
+      <w:r>
+        <w:rPr>
+          <w:rFonts w:ascii="Nirmala UI" w:eastAsia="Times New Roman" w:hAnsi="Nirmala UI" w:cs="Nirmala UI"/>
+          <w:sz w:val="21"/>
+          <w:szCs w:val="21"/>
+        </w:rPr>
+        <w:t>চালু</w:t>
+      </w:r>
+      <w:proofErr w:type="spellEnd"/>
+      <w:r>
+        <w:rPr>
+          <w:rFonts w:ascii="Arial" w:eastAsia="Times New Roman" w:hAnsi="Arial" w:cs="Arial"/>
+          <w:sz w:val="21"/>
+          <w:szCs w:val="21"/>
+        </w:rPr>
+        <w:t xml:space="preserve"> </w:t>
+      </w:r>
+      <w:proofErr w:type="spellStart"/>
+      <w:r>
+        <w:rPr>
+          <w:rFonts w:ascii="Nirmala UI" w:eastAsia="Times New Roman" w:hAnsi="Nirmala UI" w:cs="Nirmala UI"/>
+          <w:sz w:val="21"/>
+          <w:szCs w:val="21"/>
+        </w:rPr>
+        <w:t>করে</w:t>
+      </w:r>
+      <w:proofErr w:type="spellEnd"/>
+      <w:r>
+        <w:rPr>
+          <w:rFonts w:ascii="Arial" w:eastAsia="Times New Roman" w:hAnsi="Arial" w:cs="Arial"/>
+          <w:sz w:val="21"/>
+          <w:szCs w:val="21"/>
+        </w:rPr>
+        <w:t xml:space="preserve"> </w:t>
+      </w:r>
+      <w:proofErr w:type="spellStart"/>
+      <w:r>
+        <w:rPr>
+          <w:rFonts w:ascii="Nirmala UI" w:eastAsia="Times New Roman" w:hAnsi="Nirmala UI" w:cs="Nirmala UI"/>
+          <w:sz w:val="21"/>
+          <w:szCs w:val="21"/>
+        </w:rPr>
+        <w:t>এবং</w:t>
+      </w:r>
+      <w:proofErr w:type="spellEnd"/>
+      <w:r>
+        <w:rPr>
+          <w:rFonts w:ascii="Arial" w:eastAsia="Times New Roman" w:hAnsi="Arial" w:cs="Arial"/>
+          <w:sz w:val="21"/>
+          <w:szCs w:val="21"/>
+        </w:rPr>
+        <w:t xml:space="preserve"> </w:t>
+      </w:r>
+      <w:proofErr w:type="spellStart"/>
+      <w:r>
+        <w:rPr>
+          <w:rFonts w:ascii="Nirmala UI" w:eastAsia="Times New Roman" w:hAnsi="Nirmala UI" w:cs="Nirmala UI"/>
+          <w:sz w:val="21"/>
+          <w:szCs w:val="21"/>
+        </w:rPr>
+        <w:t>একটি</w:t>
+      </w:r>
+      <w:proofErr w:type="spellEnd"/>
+      <w:r>
+        <w:rPr>
+          <w:rFonts w:ascii="Arial" w:eastAsia="Times New Roman" w:hAnsi="Arial" w:cs="Arial"/>
+          <w:sz w:val="21"/>
+          <w:szCs w:val="21"/>
+        </w:rPr>
+        <w:t xml:space="preserve"> </w:t>
+      </w:r>
+      <w:proofErr w:type="spellStart"/>
+      <w:r>
+        <w:rPr>
+          <w:rFonts w:ascii="Nirmala UI" w:eastAsia="Times New Roman" w:hAnsi="Nirmala UI" w:cs="Nirmala UI"/>
+          <w:sz w:val="21"/>
+          <w:szCs w:val="21"/>
+        </w:rPr>
+        <w:t>টার্মিনাল</w:t>
+      </w:r>
+      <w:proofErr w:type="spellEnd"/>
+      <w:r>
+        <w:rPr>
+          <w:rFonts w:ascii="Arial" w:eastAsia="Times New Roman" w:hAnsi="Arial" w:cs="Arial"/>
+          <w:sz w:val="21"/>
+          <w:szCs w:val="21"/>
+        </w:rPr>
+        <w:t xml:space="preserve"> </w:t>
+      </w:r>
+      <w:proofErr w:type="spellStart"/>
+      <w:r>
+        <w:rPr>
+          <w:rFonts w:ascii="Nirmala UI" w:eastAsia="Times New Roman" w:hAnsi="Nirmala UI" w:cs="Nirmala UI"/>
+          <w:sz w:val="21"/>
+          <w:szCs w:val="21"/>
+        </w:rPr>
+        <w:t>বা</w:t>
+      </w:r>
+      <w:proofErr w:type="spellEnd"/>
+      <w:r>
+        <w:rPr>
+          <w:rFonts w:ascii="Arial" w:eastAsia="Times New Roman" w:hAnsi="Arial" w:cs="Arial"/>
+          <w:sz w:val="21"/>
+          <w:szCs w:val="21"/>
+        </w:rPr>
+        <w:t xml:space="preserve"> </w:t>
+      </w:r>
+      <w:proofErr w:type="spellStart"/>
+      <w:r>
+        <w:rPr>
+          <w:rFonts w:ascii="Nirmala UI" w:eastAsia="Times New Roman" w:hAnsi="Nirmala UI" w:cs="Nirmala UI"/>
+          <w:sz w:val="21"/>
+          <w:szCs w:val="21"/>
+        </w:rPr>
+        <w:t>টিটিওয়াই</w:t>
+      </w:r>
+      <w:proofErr w:type="spellEnd"/>
+      <w:r>
+        <w:rPr>
+          <w:rFonts w:ascii="Arial" w:eastAsia="Times New Roman" w:hAnsi="Arial" w:cs="Arial"/>
+          <w:sz w:val="21"/>
+          <w:szCs w:val="21"/>
+        </w:rPr>
+        <w:t xml:space="preserve"> (TTY) </w:t>
+      </w:r>
+      <w:proofErr w:type="spellStart"/>
+      <w:r>
+        <w:rPr>
+          <w:rFonts w:ascii="Nirmala UI" w:eastAsia="Times New Roman" w:hAnsi="Nirmala UI" w:cs="Nirmala UI"/>
+          <w:sz w:val="21"/>
+          <w:szCs w:val="21"/>
+        </w:rPr>
+        <w:t>বরাদ্দ</w:t>
+      </w:r>
+      <w:proofErr w:type="spellEnd"/>
+      <w:r>
+        <w:rPr>
+          <w:rFonts w:ascii="Arial" w:eastAsia="Times New Roman" w:hAnsi="Arial" w:cs="Arial"/>
+          <w:sz w:val="21"/>
+          <w:szCs w:val="21"/>
+        </w:rPr>
+        <w:t xml:space="preserve"> </w:t>
+      </w:r>
+      <w:proofErr w:type="spellStart"/>
+      <w:r>
+        <w:rPr>
+          <w:rFonts w:ascii="Nirmala UI" w:eastAsia="Times New Roman" w:hAnsi="Nirmala UI" w:cs="Nirmala UI"/>
+          <w:sz w:val="21"/>
+          <w:szCs w:val="21"/>
+        </w:rPr>
+        <w:t>করে</w:t>
+      </w:r>
+      <w:proofErr w:type="spellEnd"/>
+      <w:r>
+        <w:rPr>
+          <w:rFonts w:ascii="Arial" w:eastAsia="Times New Roman" w:hAnsi="Arial" w:cs="Arial"/>
+          <w:sz w:val="21"/>
+          <w:szCs w:val="21"/>
+        </w:rPr>
+        <w:t xml:space="preserve">, </w:t>
+      </w:r>
+      <w:proofErr w:type="spellStart"/>
+      <w:r>
+        <w:rPr>
+          <w:rFonts w:ascii="Nirmala UI" w:eastAsia="Times New Roman" w:hAnsi="Nirmala UI" w:cs="Nirmala UI"/>
+          <w:sz w:val="21"/>
+          <w:szCs w:val="21"/>
+        </w:rPr>
+        <w:t>যাতে</w:t>
+      </w:r>
+      <w:proofErr w:type="spellEnd"/>
+      <w:r>
+        <w:rPr>
+          <w:rFonts w:ascii="Arial" w:eastAsia="Times New Roman" w:hAnsi="Arial" w:cs="Arial"/>
+          <w:sz w:val="21"/>
+          <w:szCs w:val="21"/>
+        </w:rPr>
+        <w:t xml:space="preserve"> </w:t>
+      </w:r>
+      <w:proofErr w:type="spellStart"/>
+      <w:r>
+        <w:rPr>
+          <w:rFonts w:ascii="Nirmala UI" w:eastAsia="Times New Roman" w:hAnsi="Nirmala UI" w:cs="Nirmala UI"/>
+          <w:sz w:val="21"/>
+          <w:szCs w:val="21"/>
+        </w:rPr>
+        <w:t>আপনি</w:t>
+      </w:r>
+      <w:proofErr w:type="spellEnd"/>
+      <w:r>
+        <w:rPr>
+          <w:rFonts w:ascii="Arial" w:eastAsia="Times New Roman" w:hAnsi="Arial" w:cs="Arial"/>
+          <w:sz w:val="21"/>
+          <w:szCs w:val="21"/>
+        </w:rPr>
+        <w:t xml:space="preserve"> </w:t>
+      </w:r>
+      <w:proofErr w:type="spellStart"/>
+      <w:r>
+        <w:rPr>
+          <w:rFonts w:ascii="Nirmala UI" w:eastAsia="Times New Roman" w:hAnsi="Nirmala UI" w:cs="Nirmala UI"/>
+          <w:sz w:val="21"/>
+          <w:szCs w:val="21"/>
+        </w:rPr>
+        <w:t>কন্টেইনারের</w:t>
+      </w:r>
+      <w:proofErr w:type="spellEnd"/>
+      <w:r>
+        <w:rPr>
+          <w:rFonts w:ascii="Arial" w:eastAsia="Times New Roman" w:hAnsi="Arial" w:cs="Arial"/>
+          <w:sz w:val="21"/>
+          <w:szCs w:val="21"/>
+        </w:rPr>
+        <w:t xml:space="preserve"> </w:t>
+      </w:r>
+      <w:proofErr w:type="spellStart"/>
+      <w:r>
+        <w:rPr>
+          <w:rFonts w:ascii="Nirmala UI" w:eastAsia="Times New Roman" w:hAnsi="Nirmala UI" w:cs="Nirmala UI"/>
+          <w:sz w:val="21"/>
+          <w:szCs w:val="21"/>
+        </w:rPr>
+        <w:t>ভেতর</w:t>
+      </w:r>
+      <w:proofErr w:type="spellEnd"/>
+      <w:r>
+        <w:rPr>
+          <w:rFonts w:ascii="Arial" w:eastAsia="Times New Roman" w:hAnsi="Arial" w:cs="Arial"/>
+          <w:sz w:val="21"/>
+          <w:szCs w:val="21"/>
+        </w:rPr>
+        <w:t xml:space="preserve"> </w:t>
+      </w:r>
+      <w:proofErr w:type="spellStart"/>
+      <w:r>
+        <w:rPr>
+          <w:rFonts w:ascii="Nirmala UI" w:eastAsia="Times New Roman" w:hAnsi="Nirmala UI" w:cs="Nirmala UI"/>
+          <w:sz w:val="21"/>
+          <w:szCs w:val="21"/>
+        </w:rPr>
+        <w:t>কী</w:t>
+      </w:r>
+      <w:proofErr w:type="spellEnd"/>
+      <w:r>
+        <w:rPr>
+          <w:rFonts w:ascii="Arial" w:eastAsia="Times New Roman" w:hAnsi="Arial" w:cs="Arial"/>
+          <w:sz w:val="21"/>
+          <w:szCs w:val="21"/>
+        </w:rPr>
+        <w:t xml:space="preserve"> </w:t>
+      </w:r>
+      <w:proofErr w:type="spellStart"/>
+      <w:r>
+        <w:rPr>
+          <w:rFonts w:ascii="Nirmala UI" w:eastAsia="Times New Roman" w:hAnsi="Nirmala UI" w:cs="Nirmala UI"/>
+          <w:sz w:val="21"/>
+          <w:szCs w:val="21"/>
+        </w:rPr>
+        <w:t>ঘটছে</w:t>
+      </w:r>
+      <w:proofErr w:type="spellEnd"/>
+      <w:r>
+        <w:rPr>
+          <w:rFonts w:ascii="Arial" w:eastAsia="Times New Roman" w:hAnsi="Arial" w:cs="Arial"/>
+          <w:sz w:val="21"/>
+          <w:szCs w:val="21"/>
+        </w:rPr>
+        <w:t xml:space="preserve"> </w:t>
+      </w:r>
+      <w:proofErr w:type="spellStart"/>
+      <w:r>
+        <w:rPr>
+          <w:rFonts w:ascii="Nirmala UI" w:eastAsia="Times New Roman" w:hAnsi="Nirmala UI" w:cs="Nirmala UI"/>
+          <w:sz w:val="21"/>
+          <w:szCs w:val="21"/>
+        </w:rPr>
+        <w:t>তা</w:t>
+      </w:r>
+      <w:proofErr w:type="spellEnd"/>
+      <w:r>
+        <w:rPr>
+          <w:rFonts w:ascii="Arial" w:eastAsia="Times New Roman" w:hAnsi="Arial" w:cs="Arial"/>
+          <w:sz w:val="21"/>
+          <w:szCs w:val="21"/>
+        </w:rPr>
+        <w:t xml:space="preserve"> </w:t>
+      </w:r>
+      <w:proofErr w:type="spellStart"/>
+      <w:r>
+        <w:rPr>
+          <w:rFonts w:ascii="Nirmala UI" w:eastAsia="Times New Roman" w:hAnsi="Nirmala UI" w:cs="Nirmala UI"/>
+          <w:sz w:val="21"/>
+          <w:szCs w:val="21"/>
+        </w:rPr>
+        <w:t>সরাসরি</w:t>
+      </w:r>
+      <w:proofErr w:type="spellEnd"/>
+      <w:r>
+        <w:rPr>
+          <w:rFonts w:ascii="Arial" w:eastAsia="Times New Roman" w:hAnsi="Arial" w:cs="Arial"/>
+          <w:sz w:val="21"/>
+          <w:szCs w:val="21"/>
+        </w:rPr>
+        <w:t xml:space="preserve"> </w:t>
+      </w:r>
+      <w:proofErr w:type="spellStart"/>
+      <w:r>
+        <w:rPr>
+          <w:rFonts w:ascii="Nirmala UI" w:eastAsia="Times New Roman" w:hAnsi="Nirmala UI" w:cs="Nirmala UI"/>
+          <w:sz w:val="21"/>
+          <w:szCs w:val="21"/>
+        </w:rPr>
+        <w:t>দেখতে</w:t>
+      </w:r>
+      <w:proofErr w:type="spellEnd"/>
+      <w:r>
+        <w:rPr>
+          <w:rFonts w:ascii="Arial" w:eastAsia="Times New Roman" w:hAnsi="Arial" w:cs="Arial"/>
+          <w:sz w:val="21"/>
+          <w:szCs w:val="21"/>
+        </w:rPr>
+        <w:t xml:space="preserve"> </w:t>
+      </w:r>
+      <w:proofErr w:type="spellStart"/>
+      <w:r>
+        <w:rPr>
+          <w:rFonts w:ascii="Nirmala UI" w:eastAsia="Times New Roman" w:hAnsi="Nirmala UI" w:cs="Nirmala UI"/>
+          <w:sz w:val="21"/>
+          <w:szCs w:val="21"/>
+        </w:rPr>
+        <w:t>পারেন</w:t>
+      </w:r>
+      <w:proofErr w:type="spellEnd"/>
+      <w:r>
+        <w:rPr>
+          <w:rFonts w:ascii="Nirmala UI" w:eastAsia="Times New Roman" w:hAnsi="Nirmala UI" w:cs="Nirmala UI"/>
+          <w:sz w:val="21"/>
+          <w:szCs w:val="21"/>
+        </w:rPr>
+        <w:t>।</w:t>
+      </w:r>
+    </w:p>
+    <w:p>
+      <w:pPr>
+        <w:spacing w:after="0" w:line="240" w:lineRule="auto"/>
+        <w:rPr>
+          <w:rFonts w:ascii="Arial" w:eastAsia="Times New Roman" w:hAnsi="Arial" w:cs="Arial"/>
+          <w:sz w:val="21"/>
+          <w:szCs w:val="21"/>
+        </w:rPr>
+      </w:pPr>
+      <w:r>
+        <w:rPr>
+          <w:rFonts w:ascii="Nirmala UI" w:eastAsia="Times New Roman" w:hAnsi="Nirmala UI" w:cs="Nirmala UI"/>
+          <w:sz w:val="21"/>
+          <w:szCs w:val="21"/>
+        </w:rPr>
+        <w:t>৩</w:t>
+      </w:r>
+      <w:r>
+        <w:rPr>
+          <w:rFonts w:ascii="Arial" w:eastAsia="Times New Roman" w:hAnsi="Arial" w:cs="Arial"/>
+          <w:sz w:val="21"/>
+          <w:szCs w:val="21"/>
+        </w:rPr>
+        <w:t xml:space="preserve">. </w:t>
+      </w:r>
+      <w:r>
+        <w:rPr>
+          <w:rFonts w:ascii="Arial" w:eastAsia="Times New Roman" w:hAnsi="Arial" w:cs="Arial"/>
+          <w:b/>
+          <w:bCs/>
+          <w:sz w:val="21"/>
+          <w:szCs w:val="21"/>
+          <w:bdr w:val="none" w:sz="0" w:space="0" w:color="auto" w:frame="1"/>
+        </w:rPr>
+        <w:t>-e PORT=7000</w:t>
+      </w:r>
+      <w:r>
+        <w:rPr>
+          <w:rFonts w:ascii="Arial" w:eastAsia="Times New Roman" w:hAnsi="Arial" w:cs="Arial"/>
+          <w:sz w:val="21"/>
+          <w:szCs w:val="21"/>
+        </w:rPr>
+        <w:t xml:space="preserve">: </w:t>
+      </w:r>
+      <w:proofErr w:type="spellStart"/>
+      <w:r>
+        <w:rPr>
+          <w:rFonts w:ascii="Nirmala UI" w:eastAsia="Times New Roman" w:hAnsi="Nirmala UI" w:cs="Nirmala UI"/>
+          <w:sz w:val="21"/>
+          <w:szCs w:val="21"/>
+        </w:rPr>
+        <w:t>এটি</w:t>
+      </w:r>
+      <w:proofErr w:type="spellEnd"/>
+      <w:r>
+        <w:rPr>
+          <w:rFonts w:ascii="Arial" w:eastAsia="Times New Roman" w:hAnsi="Arial" w:cs="Arial"/>
+          <w:sz w:val="21"/>
+          <w:szCs w:val="21"/>
+        </w:rPr>
+        <w:t xml:space="preserve"> </w:t>
+      </w:r>
+      <w:proofErr w:type="spellStart"/>
+      <w:r>
+        <w:rPr>
+          <w:rFonts w:ascii="Nirmala UI" w:eastAsia="Times New Roman" w:hAnsi="Nirmala UI" w:cs="Nirmala UI"/>
+          <w:sz w:val="21"/>
+          <w:szCs w:val="21"/>
+        </w:rPr>
+        <w:t>একটি</w:t>
+      </w:r>
+      <w:proofErr w:type="spellEnd"/>
+      <w:r>
+        <w:rPr>
+          <w:rFonts w:ascii="Arial" w:eastAsia="Times New Roman" w:hAnsi="Arial" w:cs="Arial"/>
+          <w:sz w:val="21"/>
+          <w:szCs w:val="21"/>
+        </w:rPr>
+        <w:t xml:space="preserve"> </w:t>
+      </w:r>
+      <w:r>
+        <w:rPr>
+          <w:rFonts w:ascii="Arial" w:eastAsia="Times New Roman" w:hAnsi="Arial" w:cs="Arial"/>
+          <w:b/>
+          <w:bCs/>
+          <w:sz w:val="21"/>
+          <w:szCs w:val="21"/>
+          <w:bdr w:val="none" w:sz="0" w:space="0" w:color="auto" w:frame="1"/>
+        </w:rPr>
+        <w:t>Environment Variable</w:t>
+      </w:r>
+      <w:r>
+        <w:rPr>
+          <w:rFonts w:ascii="Arial" w:eastAsia="Times New Roman" w:hAnsi="Arial" w:cs="Arial"/>
+          <w:sz w:val="21"/>
+          <w:szCs w:val="21"/>
+        </w:rPr>
+        <w:t xml:space="preserve"> </w:t>
+      </w:r>
+      <w:proofErr w:type="spellStart"/>
+      <w:r>
+        <w:rPr>
+          <w:rFonts w:ascii="Nirmala UI" w:eastAsia="Times New Roman" w:hAnsi="Nirmala UI" w:cs="Nirmala UI"/>
+          <w:sz w:val="21"/>
+          <w:szCs w:val="21"/>
+        </w:rPr>
+        <w:t>সেট</w:t>
+      </w:r>
+      <w:proofErr w:type="spellEnd"/>
+      <w:r>
+        <w:rPr>
+          <w:rFonts w:ascii="Arial" w:eastAsia="Times New Roman" w:hAnsi="Arial" w:cs="Arial"/>
+          <w:sz w:val="21"/>
+          <w:szCs w:val="21"/>
+        </w:rPr>
+        <w:t xml:space="preserve"> </w:t>
+      </w:r>
+      <w:proofErr w:type="spellStart"/>
+      <w:r>
+        <w:rPr>
+          <w:rFonts w:ascii="Nirmala UI" w:eastAsia="Times New Roman" w:hAnsi="Nirmala UI" w:cs="Nirmala UI"/>
+          <w:sz w:val="21"/>
+          <w:szCs w:val="21"/>
+        </w:rPr>
+        <w:t>করে</w:t>
+      </w:r>
+      <w:proofErr w:type="spellEnd"/>
+      <w:r>
+        <w:rPr>
+          <w:rFonts w:ascii="Nirmala UI" w:eastAsia="Times New Roman" w:hAnsi="Nirmala UI" w:cs="Nirmala UI"/>
+          <w:sz w:val="21"/>
+          <w:szCs w:val="21"/>
+        </w:rPr>
+        <w:t>।</w:t>
+      </w:r>
+      <w:r>
+        <w:rPr>
+          <w:rFonts w:ascii="Arial" w:eastAsia="Times New Roman" w:hAnsi="Arial" w:cs="Arial"/>
+          <w:sz w:val="21"/>
+          <w:szCs w:val="21"/>
+        </w:rPr>
+        <w:t xml:space="preserve"> </w:t>
+      </w:r>
+      <w:proofErr w:type="spellStart"/>
+      <w:r>
+        <w:rPr>
+          <w:rFonts w:ascii="Nirmala UI" w:eastAsia="Times New Roman" w:hAnsi="Nirmala UI" w:cs="Nirmala UI"/>
+          <w:sz w:val="21"/>
+          <w:szCs w:val="21"/>
+        </w:rPr>
+        <w:t>এর</w:t>
+      </w:r>
+      <w:proofErr w:type="spellEnd"/>
+      <w:r>
+        <w:rPr>
+          <w:rFonts w:ascii="Arial" w:eastAsia="Times New Roman" w:hAnsi="Arial" w:cs="Arial"/>
+          <w:sz w:val="21"/>
+          <w:szCs w:val="21"/>
+        </w:rPr>
+        <w:t xml:space="preserve"> </w:t>
+      </w:r>
+      <w:proofErr w:type="spellStart"/>
+      <w:r>
+        <w:rPr>
+          <w:rFonts w:ascii="Nirmala UI" w:eastAsia="Times New Roman" w:hAnsi="Nirmala UI" w:cs="Nirmala UI"/>
+          <w:sz w:val="21"/>
+          <w:szCs w:val="21"/>
+        </w:rPr>
+        <w:t>মাধ্যমে</w:t>
+      </w:r>
+      <w:proofErr w:type="spellEnd"/>
+      <w:r>
+        <w:rPr>
+          <w:rFonts w:ascii="Arial" w:eastAsia="Times New Roman" w:hAnsi="Arial" w:cs="Arial"/>
+          <w:sz w:val="21"/>
+          <w:szCs w:val="21"/>
+        </w:rPr>
+        <w:t xml:space="preserve"> </w:t>
+      </w:r>
+      <w:proofErr w:type="spellStart"/>
+      <w:r>
+        <w:rPr>
+          <w:rFonts w:ascii="Nirmala UI" w:eastAsia="Times New Roman" w:hAnsi="Nirmala UI" w:cs="Nirmala UI"/>
+          <w:sz w:val="21"/>
+          <w:szCs w:val="21"/>
+        </w:rPr>
+        <w:t>আপনি</w:t>
+      </w:r>
+      <w:proofErr w:type="spellEnd"/>
+      <w:r>
+        <w:rPr>
+          <w:rFonts w:ascii="Arial" w:eastAsia="Times New Roman" w:hAnsi="Arial" w:cs="Arial"/>
+          <w:sz w:val="21"/>
+          <w:szCs w:val="21"/>
+        </w:rPr>
+        <w:t xml:space="preserve"> </w:t>
+      </w:r>
+      <w:proofErr w:type="spellStart"/>
+      <w:r>
+        <w:rPr>
+          <w:rFonts w:ascii="Nirmala UI" w:eastAsia="Times New Roman" w:hAnsi="Nirmala UI" w:cs="Nirmala UI"/>
+          <w:sz w:val="21"/>
+          <w:szCs w:val="21"/>
+        </w:rPr>
+        <w:t>কন্টেইনারের</w:t>
+      </w:r>
+      <w:proofErr w:type="spellEnd"/>
+      <w:r>
+        <w:rPr>
+          <w:rFonts w:ascii="Arial" w:eastAsia="Times New Roman" w:hAnsi="Arial" w:cs="Arial"/>
+          <w:sz w:val="21"/>
+          <w:szCs w:val="21"/>
+        </w:rPr>
+        <w:t xml:space="preserve"> </w:t>
+      </w:r>
+      <w:proofErr w:type="spellStart"/>
+      <w:r>
+        <w:rPr>
+          <w:rFonts w:ascii="Nirmala UI" w:eastAsia="Times New Roman" w:hAnsi="Nirmala UI" w:cs="Nirmala UI"/>
+          <w:sz w:val="21"/>
+          <w:szCs w:val="21"/>
+        </w:rPr>
+        <w:t>ভেতরে</w:t>
+      </w:r>
+      <w:proofErr w:type="spellEnd"/>
+      <w:r>
+        <w:rPr>
+          <w:rFonts w:ascii="Arial" w:eastAsia="Times New Roman" w:hAnsi="Arial" w:cs="Arial"/>
+          <w:sz w:val="21"/>
+          <w:szCs w:val="21"/>
+        </w:rPr>
+        <w:t xml:space="preserve"> </w:t>
+      </w:r>
+      <w:proofErr w:type="spellStart"/>
+      <w:r>
+        <w:rPr>
+          <w:rFonts w:ascii="Nirmala UI" w:eastAsia="Times New Roman" w:hAnsi="Nirmala UI" w:cs="Nirmala UI"/>
+          <w:sz w:val="21"/>
+          <w:szCs w:val="21"/>
+        </w:rPr>
+        <w:t>থাকা</w:t>
+      </w:r>
+      <w:proofErr w:type="spellEnd"/>
+      <w:r>
+        <w:rPr>
+          <w:rFonts w:ascii="Arial" w:eastAsia="Times New Roman" w:hAnsi="Arial" w:cs="Arial"/>
+          <w:sz w:val="21"/>
+          <w:szCs w:val="21"/>
+        </w:rPr>
+        <w:t xml:space="preserve"> </w:t>
+      </w:r>
+      <w:proofErr w:type="spellStart"/>
+      <w:r>
+        <w:rPr>
+          <w:rFonts w:ascii="Nirmala UI" w:eastAsia="Times New Roman" w:hAnsi="Nirmala UI" w:cs="Nirmala UI"/>
+          <w:sz w:val="21"/>
+          <w:szCs w:val="21"/>
+        </w:rPr>
+        <w:t>অ্যাপ্লিকেশনকে</w:t>
+      </w:r>
+      <w:proofErr w:type="spellEnd"/>
+      <w:r>
+        <w:rPr>
+          <w:rFonts w:ascii="Arial" w:eastAsia="Times New Roman" w:hAnsi="Arial" w:cs="Arial"/>
+          <w:sz w:val="21"/>
+          <w:szCs w:val="21"/>
+        </w:rPr>
+        <w:t xml:space="preserve"> </w:t>
+      </w:r>
+      <w:proofErr w:type="spellStart"/>
+      <w:r>
+        <w:rPr>
+          <w:rFonts w:ascii="Nirmala UI" w:eastAsia="Times New Roman" w:hAnsi="Nirmala UI" w:cs="Nirmala UI"/>
+          <w:sz w:val="21"/>
+          <w:szCs w:val="21"/>
+        </w:rPr>
+        <w:t>কোনো</w:t>
+      </w:r>
+      <w:proofErr w:type="spellEnd"/>
+      <w:r>
+        <w:rPr>
+          <w:rFonts w:ascii="Arial" w:eastAsia="Times New Roman" w:hAnsi="Arial" w:cs="Arial"/>
+          <w:sz w:val="21"/>
+          <w:szCs w:val="21"/>
+        </w:rPr>
+        <w:t xml:space="preserve"> </w:t>
+      </w:r>
+      <w:proofErr w:type="spellStart"/>
+      <w:r>
+        <w:rPr>
+          <w:rFonts w:ascii="Nirmala UI" w:eastAsia="Times New Roman" w:hAnsi="Nirmala UI" w:cs="Nirmala UI"/>
+          <w:sz w:val="21"/>
+          <w:szCs w:val="21"/>
+        </w:rPr>
+        <w:t>কনফিগারেশন</w:t>
+      </w:r>
+      <w:proofErr w:type="spellEnd"/>
+      <w:r>
+        <w:rPr>
+          <w:rFonts w:ascii="Arial" w:eastAsia="Times New Roman" w:hAnsi="Arial" w:cs="Arial"/>
+          <w:sz w:val="21"/>
+          <w:szCs w:val="21"/>
+        </w:rPr>
+        <w:t xml:space="preserve"> (</w:t>
+      </w:r>
+      <w:proofErr w:type="spellStart"/>
+      <w:r>
+        <w:rPr>
+          <w:rFonts w:ascii="Nirmala UI" w:eastAsia="Times New Roman" w:hAnsi="Nirmala UI" w:cs="Nirmala UI"/>
+          <w:sz w:val="21"/>
+          <w:szCs w:val="21"/>
+        </w:rPr>
+        <w:t>যেমন</w:t>
+      </w:r>
+      <w:proofErr w:type="spellEnd"/>
+      <w:r>
+        <w:rPr>
+          <w:rFonts w:ascii="Arial" w:eastAsia="Times New Roman" w:hAnsi="Arial" w:cs="Arial"/>
+          <w:sz w:val="21"/>
+          <w:szCs w:val="21"/>
+        </w:rPr>
+        <w:t xml:space="preserve">: </w:t>
+      </w:r>
+      <w:proofErr w:type="spellStart"/>
+      <w:r>
+        <w:rPr>
+          <w:rFonts w:ascii="Nirmala UI" w:eastAsia="Times New Roman" w:hAnsi="Nirmala UI" w:cs="Nirmala UI"/>
+          <w:sz w:val="21"/>
+          <w:szCs w:val="21"/>
+        </w:rPr>
+        <w:t>পোর্ট</w:t>
+      </w:r>
+      <w:proofErr w:type="spellEnd"/>
+      <w:r>
+        <w:rPr>
+          <w:rFonts w:ascii="Arial" w:eastAsia="Times New Roman" w:hAnsi="Arial" w:cs="Arial"/>
+          <w:sz w:val="21"/>
+          <w:szCs w:val="21"/>
+        </w:rPr>
+        <w:t xml:space="preserve"> </w:t>
+      </w:r>
+      <w:proofErr w:type="spellStart"/>
+      <w:r>
+        <w:rPr>
+          <w:rFonts w:ascii="Nirmala UI" w:eastAsia="Times New Roman" w:hAnsi="Nirmala UI" w:cs="Nirmala UI"/>
+          <w:sz w:val="21"/>
+          <w:szCs w:val="21"/>
+        </w:rPr>
+        <w:t>নম্বর</w:t>
+      </w:r>
+      <w:proofErr w:type="spellEnd"/>
+      <w:r>
+        <w:rPr>
+          <w:rFonts w:ascii="Arial" w:eastAsia="Times New Roman" w:hAnsi="Arial" w:cs="Arial"/>
+          <w:sz w:val="21"/>
+          <w:szCs w:val="21"/>
+        </w:rPr>
+        <w:t xml:space="preserve">) </w:t>
+      </w:r>
+      <w:proofErr w:type="spellStart"/>
+      <w:r>
+        <w:rPr>
+          <w:rFonts w:ascii="Nirmala UI" w:eastAsia="Times New Roman" w:hAnsi="Nirmala UI" w:cs="Nirmala UI"/>
+          <w:sz w:val="21"/>
+          <w:szCs w:val="21"/>
+        </w:rPr>
+        <w:t>পাঠাচ্ছেন</w:t>
+      </w:r>
+      <w:proofErr w:type="spellEnd"/>
+      <w:r>
+        <w:rPr>
+          <w:rFonts w:ascii="Nirmala UI" w:eastAsia="Times New Roman" w:hAnsi="Nirmala UI" w:cs="Nirmala UI"/>
+          <w:sz w:val="21"/>
+          <w:szCs w:val="21"/>
+        </w:rPr>
+        <w:t>।</w:t>
+      </w:r>
+      <w:r>
+        <w:rPr>
+          <w:rFonts w:ascii="Arial" w:eastAsia="Times New Roman" w:hAnsi="Arial" w:cs="Arial"/>
+          <w:sz w:val="21"/>
+          <w:szCs w:val="21"/>
+        </w:rPr>
+        <w:t xml:space="preserve"> </w:t>
+      </w:r>
+      <w:proofErr w:type="spellStart"/>
+      <w:r>
+        <w:rPr>
+          <w:rFonts w:ascii="Nirmala UI" w:eastAsia="Times New Roman" w:hAnsi="Nirmala UI" w:cs="Nirmala UI"/>
+          <w:sz w:val="21"/>
+          <w:szCs w:val="21"/>
+        </w:rPr>
+        <w:t>অ্যাপ্লিকেশনটি</w:t>
+      </w:r>
+      <w:proofErr w:type="spellEnd"/>
+      <w:r>
+        <w:rPr>
+          <w:rFonts w:ascii="Arial" w:eastAsia="Times New Roman" w:hAnsi="Arial" w:cs="Arial"/>
+          <w:sz w:val="21"/>
+          <w:szCs w:val="21"/>
+        </w:rPr>
+        <w:t xml:space="preserve"> </w:t>
+      </w:r>
+      <w:proofErr w:type="spellStart"/>
+      <w:r>
+        <w:rPr>
+          <w:rFonts w:ascii="Nirmala UI" w:eastAsia="Times New Roman" w:hAnsi="Nirmala UI" w:cs="Nirmala UI"/>
+          <w:sz w:val="21"/>
+          <w:szCs w:val="21"/>
+        </w:rPr>
+        <w:t>কোডের</w:t>
+      </w:r>
+      <w:proofErr w:type="spellEnd"/>
+      <w:r>
+        <w:rPr>
+          <w:rFonts w:ascii="Arial" w:eastAsia="Times New Roman" w:hAnsi="Arial" w:cs="Arial"/>
+          <w:sz w:val="21"/>
+          <w:szCs w:val="21"/>
+        </w:rPr>
+        <w:t xml:space="preserve"> </w:t>
+      </w:r>
+      <w:proofErr w:type="spellStart"/>
+      <w:r>
+        <w:rPr>
+          <w:rFonts w:ascii="Nirmala UI" w:eastAsia="Times New Roman" w:hAnsi="Nirmala UI" w:cs="Nirmala UI"/>
+          <w:sz w:val="21"/>
+          <w:szCs w:val="21"/>
+        </w:rPr>
+        <w:t>ভেতরে</w:t>
+      </w:r>
+      <w:proofErr w:type="spellEnd"/>
+      <w:r>
+        <w:rPr>
+          <w:rFonts w:ascii="Arial" w:eastAsia="Times New Roman" w:hAnsi="Arial" w:cs="Arial"/>
+          <w:sz w:val="21"/>
+          <w:szCs w:val="21"/>
+        </w:rPr>
+        <w:t xml:space="preserve"> </w:t>
+      </w:r>
+      <w:proofErr w:type="spellStart"/>
+      <w:r>
+        <w:rPr>
+          <w:rFonts w:ascii="Nirmala UI" w:eastAsia="Times New Roman" w:hAnsi="Nirmala UI" w:cs="Nirmala UI"/>
+          <w:sz w:val="21"/>
+          <w:szCs w:val="21"/>
+        </w:rPr>
+        <w:t>যদি</w:t>
+      </w:r>
+      <w:proofErr w:type="spellEnd"/>
+      <w:r>
+        <w:rPr>
+          <w:rFonts w:ascii="Arial" w:eastAsia="Times New Roman" w:hAnsi="Arial" w:cs="Arial"/>
+          <w:sz w:val="21"/>
+          <w:szCs w:val="21"/>
+        </w:rPr>
+        <w:t xml:space="preserve"> </w:t>
+      </w:r>
+      <w:proofErr w:type="spellStart"/>
+      <w:proofErr w:type="gramStart"/>
+      <w:r>
+        <w:rPr>
+          <w:rFonts w:ascii="Courier New" w:eastAsia="Times New Roman" w:hAnsi="Courier New" w:cs="Courier New"/>
+          <w:sz w:val="20"/>
+          <w:szCs w:val="20"/>
+          <w:bdr w:val="none" w:sz="0" w:space="0" w:color="auto" w:frame="1"/>
+        </w:rPr>
+        <w:t>process.env.PORT</w:t>
+      </w:r>
+      <w:proofErr w:type="spellEnd"/>
+      <w:proofErr w:type="gramEnd"/>
+      <w:r>
+        <w:rPr>
+          <w:rFonts w:ascii="Arial" w:eastAsia="Times New Roman" w:hAnsi="Arial" w:cs="Arial"/>
+          <w:sz w:val="21"/>
+          <w:szCs w:val="21"/>
+        </w:rPr>
+        <w:t xml:space="preserve"> </w:t>
+      </w:r>
+      <w:proofErr w:type="spellStart"/>
+      <w:r>
+        <w:rPr>
+          <w:rFonts w:ascii="Nirmala UI" w:eastAsia="Times New Roman" w:hAnsi="Nirmala UI" w:cs="Nirmala UI"/>
+          <w:sz w:val="21"/>
+          <w:szCs w:val="21"/>
+        </w:rPr>
+        <w:t>ব্যবহার</w:t>
+      </w:r>
+      <w:proofErr w:type="spellEnd"/>
+      <w:r>
+        <w:rPr>
+          <w:rFonts w:ascii="Arial" w:eastAsia="Times New Roman" w:hAnsi="Arial" w:cs="Arial"/>
+          <w:sz w:val="21"/>
+          <w:szCs w:val="21"/>
+        </w:rPr>
+        <w:t xml:space="preserve"> </w:t>
+      </w:r>
+      <w:proofErr w:type="spellStart"/>
+      <w:r>
+        <w:rPr>
+          <w:rFonts w:ascii="Nirmala UI" w:eastAsia="Times New Roman" w:hAnsi="Nirmala UI" w:cs="Nirmala UI"/>
+          <w:sz w:val="21"/>
+          <w:szCs w:val="21"/>
+        </w:rPr>
+        <w:t>করে</w:t>
+      </w:r>
+      <w:proofErr w:type="spellEnd"/>
+      <w:r>
+        <w:rPr>
+          <w:rFonts w:ascii="Arial" w:eastAsia="Times New Roman" w:hAnsi="Arial" w:cs="Arial"/>
+          <w:sz w:val="21"/>
+          <w:szCs w:val="21"/>
+        </w:rPr>
+        <w:t xml:space="preserve">, </w:t>
+      </w:r>
+      <w:proofErr w:type="spellStart"/>
+      <w:r>
+        <w:rPr>
+          <w:rFonts w:ascii="Nirmala UI" w:eastAsia="Times New Roman" w:hAnsi="Nirmala UI" w:cs="Nirmala UI"/>
+          <w:sz w:val="21"/>
+          <w:szCs w:val="21"/>
+        </w:rPr>
+        <w:t>তবে</w:t>
+      </w:r>
+      <w:proofErr w:type="spellEnd"/>
+      <w:r>
+        <w:rPr>
+          <w:rFonts w:ascii="Arial" w:eastAsia="Times New Roman" w:hAnsi="Arial" w:cs="Arial"/>
+          <w:sz w:val="21"/>
+          <w:szCs w:val="21"/>
+        </w:rPr>
+        <w:t xml:space="preserve"> </w:t>
+      </w:r>
+      <w:proofErr w:type="spellStart"/>
+      <w:r>
+        <w:rPr>
+          <w:rFonts w:ascii="Nirmala UI" w:eastAsia="Times New Roman" w:hAnsi="Nirmala UI" w:cs="Nirmala UI"/>
+          <w:sz w:val="21"/>
+          <w:szCs w:val="21"/>
+        </w:rPr>
+        <w:t>সেটি</w:t>
+      </w:r>
+      <w:proofErr w:type="spellEnd"/>
+      <w:r>
+        <w:rPr>
+          <w:rFonts w:ascii="Arial" w:eastAsia="Times New Roman" w:hAnsi="Arial" w:cs="Arial"/>
+          <w:sz w:val="21"/>
+          <w:szCs w:val="21"/>
+        </w:rPr>
+        <w:t xml:space="preserve"> </w:t>
+      </w:r>
+      <w:r>
+        <w:rPr>
+          <w:rFonts w:ascii="Nirmala UI" w:eastAsia="Times New Roman" w:hAnsi="Nirmala UI" w:cs="Nirmala UI"/>
+          <w:sz w:val="21"/>
+          <w:szCs w:val="21"/>
+        </w:rPr>
+        <w:t>৭০০০</w:t>
+      </w:r>
+      <w:r>
+        <w:rPr>
+          <w:rFonts w:ascii="Arial" w:eastAsia="Times New Roman" w:hAnsi="Arial" w:cs="Arial"/>
+          <w:sz w:val="21"/>
+          <w:szCs w:val="21"/>
+        </w:rPr>
+        <w:t xml:space="preserve"> </w:t>
+      </w:r>
+      <w:proofErr w:type="spellStart"/>
+      <w:r>
+        <w:rPr>
+          <w:rFonts w:ascii="Nirmala UI" w:eastAsia="Times New Roman" w:hAnsi="Nirmala UI" w:cs="Nirmala UI"/>
+          <w:sz w:val="21"/>
+          <w:szCs w:val="21"/>
+        </w:rPr>
+        <w:t>পোর্ট</w:t>
+      </w:r>
+      <w:proofErr w:type="spellEnd"/>
+      <w:r>
+        <w:rPr>
+          <w:rFonts w:ascii="Arial" w:eastAsia="Times New Roman" w:hAnsi="Arial" w:cs="Arial"/>
+          <w:sz w:val="21"/>
+          <w:szCs w:val="21"/>
+        </w:rPr>
+        <w:t xml:space="preserve"> </w:t>
+      </w:r>
+      <w:proofErr w:type="spellStart"/>
+      <w:r>
+        <w:rPr>
+          <w:rFonts w:ascii="Nirmala UI" w:eastAsia="Times New Roman" w:hAnsi="Nirmala UI" w:cs="Nirmala UI"/>
+          <w:sz w:val="21"/>
+          <w:szCs w:val="21"/>
+        </w:rPr>
+        <w:t>হিসেবে</w:t>
+      </w:r>
+      <w:proofErr w:type="spellEnd"/>
+      <w:r>
+        <w:rPr>
+          <w:rFonts w:ascii="Arial" w:eastAsia="Times New Roman" w:hAnsi="Arial" w:cs="Arial"/>
+          <w:sz w:val="21"/>
+          <w:szCs w:val="21"/>
+        </w:rPr>
+        <w:t xml:space="preserve"> </w:t>
+      </w:r>
+      <w:proofErr w:type="spellStart"/>
+      <w:r>
+        <w:rPr>
+          <w:rFonts w:ascii="Nirmala UI" w:eastAsia="Times New Roman" w:hAnsi="Nirmala UI" w:cs="Nirmala UI"/>
+          <w:sz w:val="21"/>
+          <w:szCs w:val="21"/>
+        </w:rPr>
+        <w:t>কাজ</w:t>
+      </w:r>
+      <w:proofErr w:type="spellEnd"/>
+      <w:r>
+        <w:rPr>
+          <w:rFonts w:ascii="Arial" w:eastAsia="Times New Roman" w:hAnsi="Arial" w:cs="Arial"/>
+          <w:sz w:val="21"/>
+          <w:szCs w:val="21"/>
+        </w:rPr>
+        <w:t xml:space="preserve"> </w:t>
+      </w:r>
+      <w:proofErr w:type="spellStart"/>
+      <w:r>
+        <w:rPr>
+          <w:rFonts w:ascii="Nirmala UI" w:eastAsia="Times New Roman" w:hAnsi="Nirmala UI" w:cs="Nirmala UI"/>
+          <w:sz w:val="21"/>
+          <w:szCs w:val="21"/>
+        </w:rPr>
+        <w:t>করবে</w:t>
+      </w:r>
+      <w:proofErr w:type="spellEnd"/>
+      <w:r>
+        <w:rPr>
+          <w:rFonts w:ascii="Nirmala UI" w:eastAsia="Times New Roman" w:hAnsi="Nirmala UI" w:cs="Nirmala UI"/>
+          <w:sz w:val="21"/>
+          <w:szCs w:val="21"/>
+        </w:rPr>
+        <w:t>।</w:t>
+      </w:r>
+    </w:p>
+    <w:p>
+      <w:pPr>
+        <w:spacing w:after="0" w:line="240" w:lineRule="auto"/>
+        <w:rPr>
+          <w:rFonts w:ascii="Arial" w:eastAsia="Times New Roman" w:hAnsi="Arial" w:cs="Arial"/>
+          <w:sz w:val="21"/>
+          <w:szCs w:val="21"/>
+        </w:rPr>
+      </w:pPr>
+      <w:r>
+        <w:rPr>
+          <w:rFonts w:ascii="Nirmala UI" w:eastAsia="Times New Roman" w:hAnsi="Nirmala UI" w:cs="Nirmala UI"/>
+          <w:sz w:val="21"/>
+          <w:szCs w:val="21"/>
+        </w:rPr>
+        <w:t>৪</w:t>
+      </w:r>
+      <w:r>
+        <w:rPr>
+          <w:rFonts w:ascii="Arial" w:eastAsia="Times New Roman" w:hAnsi="Arial" w:cs="Arial"/>
+          <w:sz w:val="21"/>
+          <w:szCs w:val="21"/>
+        </w:rPr>
+        <w:t xml:space="preserve">. </w:t>
+      </w:r>
+      <w:r>
+        <w:rPr>
+          <w:rFonts w:ascii="Arial" w:eastAsia="Times New Roman" w:hAnsi="Arial" w:cs="Arial"/>
+          <w:b/>
+          <w:bCs/>
+          <w:sz w:val="21"/>
+          <w:szCs w:val="21"/>
+          <w:bdr w:val="none" w:sz="0" w:space="0" w:color="auto" w:frame="1"/>
+        </w:rPr>
+        <w:t>-p 7000:7000</w:t>
+      </w:r>
+      <w:r>
+        <w:rPr>
+          <w:rFonts w:ascii="Arial" w:eastAsia="Times New Roman" w:hAnsi="Arial" w:cs="Arial"/>
+          <w:sz w:val="21"/>
+          <w:szCs w:val="21"/>
+        </w:rPr>
+        <w:t xml:space="preserve">: </w:t>
+      </w:r>
+      <w:proofErr w:type="spellStart"/>
+      <w:r>
+        <w:rPr>
+          <w:rFonts w:ascii="Nirmala UI" w:eastAsia="Times New Roman" w:hAnsi="Nirmala UI" w:cs="Nirmala UI"/>
+          <w:sz w:val="21"/>
+          <w:szCs w:val="21"/>
+        </w:rPr>
+        <w:t>এটি</w:t>
+      </w:r>
+      <w:proofErr w:type="spellEnd"/>
+      <w:r>
+        <w:rPr>
+          <w:rFonts w:ascii="Arial" w:eastAsia="Times New Roman" w:hAnsi="Arial" w:cs="Arial"/>
+          <w:sz w:val="21"/>
+          <w:szCs w:val="21"/>
+        </w:rPr>
+        <w:t xml:space="preserve"> </w:t>
+      </w:r>
+      <w:r>
+        <w:rPr>
+          <w:rFonts w:ascii="Arial" w:eastAsia="Times New Roman" w:hAnsi="Arial" w:cs="Arial"/>
+          <w:b/>
+          <w:bCs/>
+          <w:sz w:val="21"/>
+          <w:szCs w:val="21"/>
+          <w:bdr w:val="none" w:sz="0" w:space="0" w:color="auto" w:frame="1"/>
+        </w:rPr>
+        <w:t>Port Mapping</w:t>
+      </w:r>
+      <w:r>
+        <w:rPr>
+          <w:rFonts w:ascii="Nirmala UI" w:eastAsia="Times New Roman" w:hAnsi="Nirmala UI" w:cs="Nirmala UI"/>
+          <w:sz w:val="21"/>
+          <w:szCs w:val="21"/>
+        </w:rPr>
+        <w:t>।</w:t>
+      </w:r>
+      <w:r>
+        <w:rPr>
+          <w:rFonts w:ascii="Arial" w:eastAsia="Times New Roman" w:hAnsi="Arial" w:cs="Arial"/>
+          <w:sz w:val="21"/>
+          <w:szCs w:val="21"/>
+        </w:rPr>
+        <w:t xml:space="preserve"> </w:t>
+      </w:r>
+      <w:proofErr w:type="spellStart"/>
+      <w:r>
+        <w:rPr>
+          <w:rFonts w:ascii="Nirmala UI" w:eastAsia="Times New Roman" w:hAnsi="Nirmala UI" w:cs="Nirmala UI"/>
+          <w:sz w:val="21"/>
+          <w:szCs w:val="21"/>
+        </w:rPr>
+        <w:t>আপনার</w:t>
+      </w:r>
+      <w:proofErr w:type="spellEnd"/>
+      <w:r>
+        <w:rPr>
+          <w:rFonts w:ascii="Arial" w:eastAsia="Times New Roman" w:hAnsi="Arial" w:cs="Arial"/>
+          <w:sz w:val="21"/>
+          <w:szCs w:val="21"/>
+        </w:rPr>
+        <w:t xml:space="preserve"> </w:t>
+      </w:r>
+      <w:proofErr w:type="spellStart"/>
+      <w:r>
+        <w:rPr>
+          <w:rFonts w:ascii="Nirmala UI" w:eastAsia="Times New Roman" w:hAnsi="Nirmala UI" w:cs="Nirmala UI"/>
+          <w:sz w:val="21"/>
+          <w:szCs w:val="21"/>
+        </w:rPr>
+        <w:t>লোকাল</w:t>
+      </w:r>
+      <w:proofErr w:type="spellEnd"/>
+      <w:r>
+        <w:rPr>
+          <w:rFonts w:ascii="Arial" w:eastAsia="Times New Roman" w:hAnsi="Arial" w:cs="Arial"/>
+          <w:sz w:val="21"/>
+          <w:szCs w:val="21"/>
+        </w:rPr>
+        <w:t xml:space="preserve"> </w:t>
+      </w:r>
+      <w:proofErr w:type="spellStart"/>
+      <w:r>
+        <w:rPr>
+          <w:rFonts w:ascii="Nirmala UI" w:eastAsia="Times New Roman" w:hAnsi="Nirmala UI" w:cs="Nirmala UI"/>
+          <w:sz w:val="21"/>
+          <w:szCs w:val="21"/>
+        </w:rPr>
+        <w:t>মেশিনের</w:t>
+      </w:r>
+      <w:proofErr w:type="spellEnd"/>
+      <w:r>
+        <w:rPr>
+          <w:rFonts w:ascii="Arial" w:eastAsia="Times New Roman" w:hAnsi="Arial" w:cs="Arial"/>
+          <w:sz w:val="21"/>
+          <w:szCs w:val="21"/>
+        </w:rPr>
+        <w:t xml:space="preserve"> (Host) </w:t>
+      </w:r>
+      <w:r>
+        <w:rPr>
+          <w:rFonts w:ascii="Nirmala UI" w:eastAsia="Times New Roman" w:hAnsi="Nirmala UI" w:cs="Nirmala UI"/>
+          <w:sz w:val="21"/>
+          <w:szCs w:val="21"/>
+        </w:rPr>
+        <w:t>৭০০০</w:t>
+      </w:r>
+      <w:r>
+        <w:rPr>
+          <w:rFonts w:ascii="Arial" w:eastAsia="Times New Roman" w:hAnsi="Arial" w:cs="Arial"/>
+          <w:sz w:val="21"/>
+          <w:szCs w:val="21"/>
+        </w:rPr>
+        <w:t xml:space="preserve"> </w:t>
+      </w:r>
+      <w:proofErr w:type="spellStart"/>
+      <w:r>
+        <w:rPr>
+          <w:rFonts w:ascii="Nirmala UI" w:eastAsia="Times New Roman" w:hAnsi="Nirmala UI" w:cs="Nirmala UI"/>
+          <w:sz w:val="21"/>
+          <w:szCs w:val="21"/>
+        </w:rPr>
+        <w:t>পোর্টকে</w:t>
+      </w:r>
+      <w:proofErr w:type="spellEnd"/>
+      <w:r>
+        <w:rPr>
+          <w:rFonts w:ascii="Arial" w:eastAsia="Times New Roman" w:hAnsi="Arial" w:cs="Arial"/>
+          <w:sz w:val="21"/>
+          <w:szCs w:val="21"/>
+        </w:rPr>
+        <w:t xml:space="preserve"> </w:t>
+      </w:r>
+      <w:proofErr w:type="spellStart"/>
+      <w:r>
+        <w:rPr>
+          <w:rFonts w:ascii="Nirmala UI" w:eastAsia="Times New Roman" w:hAnsi="Nirmala UI" w:cs="Nirmala UI"/>
+          <w:sz w:val="21"/>
+          <w:szCs w:val="21"/>
+        </w:rPr>
+        <w:t>কন্টেইনারের</w:t>
+      </w:r>
+      <w:proofErr w:type="spellEnd"/>
+      <w:r>
+        <w:rPr>
+          <w:rFonts w:ascii="Arial" w:eastAsia="Times New Roman" w:hAnsi="Arial" w:cs="Arial"/>
+          <w:sz w:val="21"/>
+          <w:szCs w:val="21"/>
+        </w:rPr>
+        <w:t xml:space="preserve"> </w:t>
+      </w:r>
+      <w:r>
+        <w:rPr>
+          <w:rFonts w:ascii="Nirmala UI" w:eastAsia="Times New Roman" w:hAnsi="Nirmala UI" w:cs="Nirmala UI"/>
+          <w:sz w:val="21"/>
+          <w:szCs w:val="21"/>
+        </w:rPr>
+        <w:t>৭০০০</w:t>
+      </w:r>
+      <w:r>
+        <w:rPr>
+          <w:rFonts w:ascii="Arial" w:eastAsia="Times New Roman" w:hAnsi="Arial" w:cs="Arial"/>
+          <w:sz w:val="21"/>
+          <w:szCs w:val="21"/>
+        </w:rPr>
+        <w:t xml:space="preserve"> </w:t>
+      </w:r>
+      <w:proofErr w:type="spellStart"/>
+      <w:r>
+        <w:rPr>
+          <w:rFonts w:ascii="Nirmala UI" w:eastAsia="Times New Roman" w:hAnsi="Nirmala UI" w:cs="Nirmala UI"/>
+          <w:sz w:val="21"/>
+          <w:szCs w:val="21"/>
+        </w:rPr>
+        <w:t>পোর্টের</w:t>
+      </w:r>
+      <w:proofErr w:type="spellEnd"/>
+      <w:r>
+        <w:rPr>
+          <w:rFonts w:ascii="Arial" w:eastAsia="Times New Roman" w:hAnsi="Arial" w:cs="Arial"/>
+          <w:sz w:val="21"/>
+          <w:szCs w:val="21"/>
+        </w:rPr>
+        <w:t xml:space="preserve"> </w:t>
+      </w:r>
+      <w:proofErr w:type="spellStart"/>
+      <w:r>
+        <w:rPr>
+          <w:rFonts w:ascii="Nirmala UI" w:eastAsia="Times New Roman" w:hAnsi="Nirmala UI" w:cs="Nirmala UI"/>
+          <w:sz w:val="21"/>
+          <w:szCs w:val="21"/>
+        </w:rPr>
+        <w:t>সাথে</w:t>
+      </w:r>
+      <w:proofErr w:type="spellEnd"/>
+      <w:r>
+        <w:rPr>
+          <w:rFonts w:ascii="Arial" w:eastAsia="Times New Roman" w:hAnsi="Arial" w:cs="Arial"/>
+          <w:sz w:val="21"/>
+          <w:szCs w:val="21"/>
+        </w:rPr>
+        <w:t xml:space="preserve"> </w:t>
+      </w:r>
+      <w:proofErr w:type="spellStart"/>
+      <w:r>
+        <w:rPr>
+          <w:rFonts w:ascii="Nirmala UI" w:eastAsia="Times New Roman" w:hAnsi="Nirmala UI" w:cs="Nirmala UI"/>
+          <w:sz w:val="21"/>
+          <w:szCs w:val="21"/>
+        </w:rPr>
+        <w:t>যুক্ত</w:t>
+      </w:r>
+      <w:proofErr w:type="spellEnd"/>
+      <w:r>
+        <w:rPr>
+          <w:rFonts w:ascii="Arial" w:eastAsia="Times New Roman" w:hAnsi="Arial" w:cs="Arial"/>
+          <w:sz w:val="21"/>
+          <w:szCs w:val="21"/>
+        </w:rPr>
+        <w:t xml:space="preserve"> </w:t>
+      </w:r>
+      <w:proofErr w:type="spellStart"/>
+      <w:r>
+        <w:rPr>
+          <w:rFonts w:ascii="Nirmala UI" w:eastAsia="Times New Roman" w:hAnsi="Nirmala UI" w:cs="Nirmala UI"/>
+          <w:sz w:val="21"/>
+          <w:szCs w:val="21"/>
+        </w:rPr>
+        <w:t>করছে</w:t>
+      </w:r>
+      <w:proofErr w:type="spellEnd"/>
+      <w:r>
+        <w:rPr>
+          <w:rFonts w:ascii="Nirmala UI" w:eastAsia="Times New Roman" w:hAnsi="Nirmala UI" w:cs="Nirmala UI"/>
+          <w:sz w:val="21"/>
+          <w:szCs w:val="21"/>
+        </w:rPr>
+        <w:t>।</w:t>
+      </w:r>
+      <w:r>
+        <w:rPr>
+          <w:rFonts w:ascii="Arial" w:eastAsia="Times New Roman" w:hAnsi="Arial" w:cs="Arial"/>
+          <w:sz w:val="21"/>
+          <w:szCs w:val="21"/>
+        </w:rPr>
+        <w:t xml:space="preserve"> </w:t>
+      </w:r>
+      <w:proofErr w:type="spellStart"/>
+      <w:r>
+        <w:rPr>
+          <w:rFonts w:ascii="Nirmala UI" w:eastAsia="Times New Roman" w:hAnsi="Nirmala UI" w:cs="Nirmala UI"/>
+          <w:sz w:val="21"/>
+          <w:szCs w:val="21"/>
+        </w:rPr>
+        <w:t>ফলে</w:t>
+      </w:r>
+      <w:proofErr w:type="spellEnd"/>
+      <w:r>
+        <w:rPr>
+          <w:rFonts w:ascii="Arial" w:eastAsia="Times New Roman" w:hAnsi="Arial" w:cs="Arial"/>
+          <w:sz w:val="21"/>
+          <w:szCs w:val="21"/>
+        </w:rPr>
+        <w:t xml:space="preserve"> </w:t>
+      </w:r>
+      <w:proofErr w:type="spellStart"/>
+      <w:r>
+        <w:rPr>
+          <w:rFonts w:ascii="Nirmala UI" w:eastAsia="Times New Roman" w:hAnsi="Nirmala UI" w:cs="Nirmala UI"/>
+          <w:sz w:val="21"/>
+          <w:szCs w:val="21"/>
+        </w:rPr>
+        <w:t>আপনি</w:t>
+      </w:r>
+      <w:proofErr w:type="spellEnd"/>
+      <w:r>
+        <w:rPr>
+          <w:rFonts w:ascii="Arial" w:eastAsia="Times New Roman" w:hAnsi="Arial" w:cs="Arial"/>
+          <w:sz w:val="21"/>
+          <w:szCs w:val="21"/>
+        </w:rPr>
+        <w:t xml:space="preserve"> </w:t>
+      </w:r>
+      <w:proofErr w:type="spellStart"/>
+      <w:r>
+        <w:rPr>
+          <w:rFonts w:ascii="Nirmala UI" w:eastAsia="Times New Roman" w:hAnsi="Nirmala UI" w:cs="Nirmala UI"/>
+          <w:sz w:val="21"/>
+          <w:szCs w:val="21"/>
+        </w:rPr>
+        <w:t>ব্রাউজারে</w:t>
+      </w:r>
+      <w:proofErr w:type="spellEnd"/>
+      <w:r>
+        <w:rPr>
+          <w:rFonts w:ascii="Arial" w:eastAsia="Times New Roman" w:hAnsi="Arial" w:cs="Arial"/>
+          <w:sz w:val="21"/>
+          <w:szCs w:val="21"/>
+        </w:rPr>
+        <w:t xml:space="preserve"> </w:t>
+      </w:r>
+      <w:r>
+        <w:rPr>
+          <w:rFonts w:ascii="Courier New" w:eastAsia="Times New Roman" w:hAnsi="Courier New" w:cs="Courier New"/>
+          <w:sz w:val="20"/>
+          <w:szCs w:val="20"/>
+          <w:bdr w:val="none" w:sz="0" w:space="0" w:color="auto" w:frame="1"/>
+        </w:rPr>
+        <w:t>localhost:7000</w:t>
+      </w:r>
+      <w:r>
+        <w:rPr>
+          <w:rFonts w:ascii="Arial" w:eastAsia="Times New Roman" w:hAnsi="Arial" w:cs="Arial"/>
+          <w:sz w:val="21"/>
+          <w:szCs w:val="21"/>
+        </w:rPr>
+        <w:t xml:space="preserve"> </w:t>
+      </w:r>
+      <w:r>
+        <w:rPr>
+          <w:rFonts w:ascii="Nirmala UI" w:eastAsia="Times New Roman" w:hAnsi="Nirmala UI" w:cs="Nirmala UI"/>
+          <w:sz w:val="21"/>
+          <w:szCs w:val="21"/>
+        </w:rPr>
+        <w:t>এ</w:t>
+      </w:r>
+      <w:r>
+        <w:rPr>
+          <w:rFonts w:ascii="Arial" w:eastAsia="Times New Roman" w:hAnsi="Arial" w:cs="Arial"/>
+          <w:sz w:val="21"/>
+          <w:szCs w:val="21"/>
+        </w:rPr>
+        <w:t xml:space="preserve"> </w:t>
+      </w:r>
+      <w:proofErr w:type="spellStart"/>
+      <w:r>
+        <w:rPr>
+          <w:rFonts w:ascii="Nirmala UI" w:eastAsia="Times New Roman" w:hAnsi="Nirmala UI" w:cs="Nirmala UI"/>
+          <w:sz w:val="21"/>
+          <w:szCs w:val="21"/>
+        </w:rPr>
+        <w:t>গিয়ে</w:t>
+      </w:r>
+      <w:proofErr w:type="spellEnd"/>
+      <w:r>
+        <w:rPr>
+          <w:rFonts w:ascii="Arial" w:eastAsia="Times New Roman" w:hAnsi="Arial" w:cs="Arial"/>
+          <w:sz w:val="21"/>
+          <w:szCs w:val="21"/>
+        </w:rPr>
+        <w:t xml:space="preserve"> </w:t>
+      </w:r>
+      <w:proofErr w:type="spellStart"/>
+      <w:r>
+        <w:rPr>
+          <w:rFonts w:ascii="Nirmala UI" w:eastAsia="Times New Roman" w:hAnsi="Nirmala UI" w:cs="Nirmala UI"/>
+          <w:sz w:val="21"/>
+          <w:szCs w:val="21"/>
+        </w:rPr>
+        <w:t>অ্যাপ্লিকেশনটি</w:t>
+      </w:r>
+      <w:proofErr w:type="spellEnd"/>
+      <w:r>
+        <w:rPr>
+          <w:rFonts w:ascii="Arial" w:eastAsia="Times New Roman" w:hAnsi="Arial" w:cs="Arial"/>
+          <w:sz w:val="21"/>
+          <w:szCs w:val="21"/>
+        </w:rPr>
+        <w:t xml:space="preserve"> </w:t>
+      </w:r>
+      <w:proofErr w:type="spellStart"/>
+      <w:r>
+        <w:rPr>
+          <w:rFonts w:ascii="Nirmala UI" w:eastAsia="Times New Roman" w:hAnsi="Nirmala UI" w:cs="Nirmala UI"/>
+          <w:sz w:val="21"/>
+          <w:szCs w:val="21"/>
+        </w:rPr>
+        <w:t>অ্যাক্সেস</w:t>
+      </w:r>
+      <w:proofErr w:type="spellEnd"/>
+      <w:r>
+        <w:rPr>
+          <w:rFonts w:ascii="Arial" w:eastAsia="Times New Roman" w:hAnsi="Arial" w:cs="Arial"/>
+          <w:sz w:val="21"/>
+          <w:szCs w:val="21"/>
+        </w:rPr>
+        <w:t xml:space="preserve"> </w:t>
+      </w:r>
+      <w:proofErr w:type="spellStart"/>
+      <w:r>
+        <w:rPr>
+          <w:rFonts w:ascii="Nirmala UI" w:eastAsia="Times New Roman" w:hAnsi="Nirmala UI" w:cs="Nirmala UI"/>
+          <w:sz w:val="21"/>
+          <w:szCs w:val="21"/>
+        </w:rPr>
+        <w:t>করতে</w:t>
+      </w:r>
+      <w:proofErr w:type="spellEnd"/>
+      <w:r>
+        <w:rPr>
+          <w:rFonts w:ascii="Arial" w:eastAsia="Times New Roman" w:hAnsi="Arial" w:cs="Arial"/>
+          <w:sz w:val="21"/>
+          <w:szCs w:val="21"/>
+        </w:rPr>
+        <w:t xml:space="preserve"> </w:t>
+      </w:r>
+      <w:proofErr w:type="spellStart"/>
+      <w:r>
+        <w:rPr>
+          <w:rFonts w:ascii="Nirmala UI" w:eastAsia="Times New Roman" w:hAnsi="Nirmala UI" w:cs="Nirmala UI"/>
+          <w:sz w:val="21"/>
+          <w:szCs w:val="21"/>
+        </w:rPr>
+        <w:t>পারবেন</w:t>
+      </w:r>
+      <w:proofErr w:type="spellEnd"/>
+      <w:r>
+        <w:rPr>
+          <w:rFonts w:ascii="Nirmala UI" w:eastAsia="Times New Roman" w:hAnsi="Nirmala UI" w:cs="Nirmala UI"/>
+          <w:sz w:val="21"/>
+          <w:szCs w:val="21"/>
+        </w:rPr>
+        <w:t>।</w:t>
+      </w:r>
+    </w:p>
+    <w:p>
+      <w:pPr>
+        <w:spacing w:after="0" w:line="240" w:lineRule="auto"/>
+        <w:rPr>
+          <w:rFonts w:ascii="Arial" w:eastAsia="Times New Roman" w:hAnsi="Arial" w:cs="Arial"/>
+          <w:sz w:val="21"/>
+          <w:szCs w:val="21"/>
+        </w:rPr>
+      </w:pPr>
+      <w:r>
+        <w:rPr>
+          <w:rFonts w:ascii="Nirmala UI" w:eastAsia="Times New Roman" w:hAnsi="Nirmala UI" w:cs="Nirmala UI"/>
+          <w:sz w:val="21"/>
+          <w:szCs w:val="21"/>
+        </w:rPr>
+        <w:t>৫</w:t>
+      </w:r>
+      <w:r>
+        <w:rPr>
+          <w:rFonts w:ascii="Arial" w:eastAsia="Times New Roman" w:hAnsi="Arial" w:cs="Arial"/>
+          <w:sz w:val="21"/>
+          <w:szCs w:val="21"/>
+        </w:rPr>
+        <w:t xml:space="preserve">. </w:t>
+      </w:r>
+      <w:r>
+        <w:rPr>
+          <w:rFonts w:ascii="Arial" w:eastAsia="Times New Roman" w:hAnsi="Arial" w:cs="Arial"/>
+          <w:b/>
+          <w:bCs/>
+          <w:sz w:val="21"/>
+          <w:szCs w:val="21"/>
+          <w:bdr w:val="none" w:sz="0" w:space="0" w:color="auto" w:frame="1"/>
+        </w:rPr>
+        <w:t>test-image</w:t>
+      </w:r>
+      <w:r>
+        <w:rPr>
+          <w:rFonts w:ascii="Arial" w:eastAsia="Times New Roman" w:hAnsi="Arial" w:cs="Arial"/>
+          <w:sz w:val="21"/>
+          <w:szCs w:val="21"/>
+        </w:rPr>
+        <w:t xml:space="preserve">: </w:t>
+      </w:r>
+      <w:proofErr w:type="spellStart"/>
+      <w:r>
+        <w:rPr>
+          <w:rFonts w:ascii="Nirmala UI" w:eastAsia="Times New Roman" w:hAnsi="Nirmala UI" w:cs="Nirmala UI"/>
+          <w:sz w:val="21"/>
+          <w:szCs w:val="21"/>
+        </w:rPr>
+        <w:t>এটি</w:t>
+      </w:r>
+      <w:proofErr w:type="spellEnd"/>
+      <w:r>
+        <w:rPr>
+          <w:rFonts w:ascii="Arial" w:eastAsia="Times New Roman" w:hAnsi="Arial" w:cs="Arial"/>
+          <w:sz w:val="21"/>
+          <w:szCs w:val="21"/>
+        </w:rPr>
+        <w:t xml:space="preserve"> </w:t>
+      </w:r>
+      <w:proofErr w:type="spellStart"/>
+      <w:r>
+        <w:rPr>
+          <w:rFonts w:ascii="Nirmala UI" w:eastAsia="Times New Roman" w:hAnsi="Nirmala UI" w:cs="Nirmala UI"/>
+          <w:sz w:val="21"/>
+          <w:szCs w:val="21"/>
+        </w:rPr>
+        <w:t>আপনার</w:t>
+      </w:r>
+      <w:proofErr w:type="spellEnd"/>
+      <w:r>
+        <w:rPr>
+          <w:rFonts w:ascii="Arial" w:eastAsia="Times New Roman" w:hAnsi="Arial" w:cs="Arial"/>
+          <w:sz w:val="21"/>
+          <w:szCs w:val="21"/>
+        </w:rPr>
+        <w:t xml:space="preserve"> </w:t>
+      </w:r>
+      <w:proofErr w:type="spellStart"/>
+      <w:r>
+        <w:rPr>
+          <w:rFonts w:ascii="Nirmala UI" w:eastAsia="Times New Roman" w:hAnsi="Nirmala UI" w:cs="Nirmala UI"/>
+          <w:sz w:val="21"/>
+          <w:szCs w:val="21"/>
+        </w:rPr>
+        <w:t>তৈরি</w:t>
+      </w:r>
+      <w:proofErr w:type="spellEnd"/>
+      <w:r>
+        <w:rPr>
+          <w:rFonts w:ascii="Arial" w:eastAsia="Times New Roman" w:hAnsi="Arial" w:cs="Arial"/>
+          <w:sz w:val="21"/>
+          <w:szCs w:val="21"/>
+        </w:rPr>
+        <w:t xml:space="preserve"> </w:t>
+      </w:r>
+      <w:proofErr w:type="spellStart"/>
+      <w:r>
+        <w:rPr>
+          <w:rFonts w:ascii="Nirmala UI" w:eastAsia="Times New Roman" w:hAnsi="Nirmala UI" w:cs="Nirmala UI"/>
+          <w:sz w:val="21"/>
+          <w:szCs w:val="21"/>
+        </w:rPr>
+        <w:t>করা</w:t>
+      </w:r>
+      <w:proofErr w:type="spellEnd"/>
+      <w:r>
+        <w:rPr>
+          <w:rFonts w:ascii="Arial" w:eastAsia="Times New Roman" w:hAnsi="Arial" w:cs="Arial"/>
+          <w:sz w:val="21"/>
+          <w:szCs w:val="21"/>
+        </w:rPr>
+        <w:t xml:space="preserve"> </w:t>
+      </w:r>
+      <w:proofErr w:type="spellStart"/>
+      <w:r>
+        <w:rPr>
+          <w:rFonts w:ascii="Nirmala UI" w:eastAsia="Times New Roman" w:hAnsi="Nirmala UI" w:cs="Nirmala UI"/>
+          <w:sz w:val="21"/>
+          <w:szCs w:val="21"/>
+        </w:rPr>
+        <w:t>ইমেজের</w:t>
+      </w:r>
+      <w:proofErr w:type="spellEnd"/>
+      <w:r>
+        <w:rPr>
+          <w:rFonts w:ascii="Arial" w:eastAsia="Times New Roman" w:hAnsi="Arial" w:cs="Arial"/>
+          <w:sz w:val="21"/>
+          <w:szCs w:val="21"/>
+        </w:rPr>
+        <w:t xml:space="preserve"> </w:t>
+      </w:r>
+      <w:proofErr w:type="spellStart"/>
+      <w:r>
+        <w:rPr>
+          <w:rFonts w:ascii="Nirmala UI" w:eastAsia="Times New Roman" w:hAnsi="Nirmala UI" w:cs="Nirmala UI"/>
+          <w:sz w:val="21"/>
+          <w:szCs w:val="21"/>
+        </w:rPr>
+        <w:t>নাম</w:t>
+      </w:r>
+      <w:proofErr w:type="spellEnd"/>
+      <w:r>
+        <w:rPr>
+          <w:rFonts w:ascii="Nirmala UI" w:eastAsia="Times New Roman" w:hAnsi="Nirmala UI" w:cs="Nirmala UI"/>
+          <w:sz w:val="21"/>
+          <w:szCs w:val="21"/>
+        </w:rPr>
+        <w:t>।</w:t>
+      </w:r>
+    </w:p>
+    <w:p>
+      <w:pPr>
+        <w:spacing w:before="120" w:after="0" w:line="240" w:lineRule="auto"/>
+        <w:rPr>
+          <w:rFonts w:ascii="Arial" w:eastAsia="Times New Roman" w:hAnsi="Arial" w:cs="Arial"/>
+          <w:sz w:val="21"/>
+          <w:szCs w:val="21"/>
+        </w:rPr>
+      </w:pPr>
+      <w:proofErr w:type="spellStart"/>
+      <w:r>
+        <w:rPr>
+          <w:rFonts w:ascii="Nirmala UI" w:eastAsia="Times New Roman" w:hAnsi="Nirmala UI" w:cs="Nirmala UI"/>
+          <w:sz w:val="21"/>
+          <w:szCs w:val="21"/>
+        </w:rPr>
+        <w:t>ভিডিওতে</w:t>
+      </w:r>
+      <w:proofErr w:type="spellEnd"/>
+      <w:r>
+        <w:rPr>
+          <w:rFonts w:ascii="Arial" w:eastAsia="Times New Roman" w:hAnsi="Arial" w:cs="Arial"/>
+          <w:sz w:val="21"/>
+          <w:szCs w:val="21"/>
+        </w:rPr>
+        <w:t xml:space="preserve"> </w:t>
+      </w:r>
+      <w:proofErr w:type="spellStart"/>
+      <w:r>
+        <w:rPr>
+          <w:rFonts w:ascii="Nirmala UI" w:eastAsia="Times New Roman" w:hAnsi="Nirmala UI" w:cs="Nirmala UI"/>
+          <w:sz w:val="21"/>
+          <w:szCs w:val="21"/>
+        </w:rPr>
+        <w:t>ডকার</w:t>
+      </w:r>
+      <w:proofErr w:type="spellEnd"/>
+      <w:r>
+        <w:rPr>
+          <w:rFonts w:ascii="Arial" w:eastAsia="Times New Roman" w:hAnsi="Arial" w:cs="Arial"/>
+          <w:sz w:val="21"/>
+          <w:szCs w:val="21"/>
+        </w:rPr>
+        <w:t xml:space="preserve"> </w:t>
+      </w:r>
+      <w:proofErr w:type="spellStart"/>
+      <w:r>
+        <w:rPr>
+          <w:rFonts w:ascii="Nirmala UI" w:eastAsia="Times New Roman" w:hAnsi="Nirmala UI" w:cs="Nirmala UI"/>
+          <w:sz w:val="21"/>
+          <w:szCs w:val="21"/>
+        </w:rPr>
+        <w:t>নেটওয়ার্কিং</w:t>
+      </w:r>
+      <w:proofErr w:type="spellEnd"/>
+      <w:r>
+        <w:rPr>
+          <w:rFonts w:ascii="Arial" w:eastAsia="Times New Roman" w:hAnsi="Arial" w:cs="Arial"/>
+          <w:sz w:val="21"/>
+          <w:szCs w:val="21"/>
+        </w:rPr>
+        <w:t xml:space="preserve"> </w:t>
+      </w:r>
+      <w:proofErr w:type="spellStart"/>
+      <w:r>
+        <w:rPr>
+          <w:rFonts w:ascii="Nirmala UI" w:eastAsia="Times New Roman" w:hAnsi="Nirmala UI" w:cs="Nirmala UI"/>
+          <w:sz w:val="21"/>
+          <w:szCs w:val="21"/>
+        </w:rPr>
+        <w:t>এবং</w:t>
+      </w:r>
+      <w:proofErr w:type="spellEnd"/>
+      <w:r>
+        <w:rPr>
+          <w:rFonts w:ascii="Arial" w:eastAsia="Times New Roman" w:hAnsi="Arial" w:cs="Arial"/>
+          <w:sz w:val="21"/>
+          <w:szCs w:val="21"/>
+        </w:rPr>
+        <w:t xml:space="preserve"> </w:t>
+      </w:r>
+      <w:proofErr w:type="spellStart"/>
+      <w:r>
+        <w:rPr>
+          <w:rFonts w:ascii="Nirmala UI" w:eastAsia="Times New Roman" w:hAnsi="Nirmala UI" w:cs="Nirmala UI"/>
+          <w:sz w:val="21"/>
+          <w:szCs w:val="21"/>
+        </w:rPr>
+        <w:t>এনভায়রনমেন্ট</w:t>
+      </w:r>
+      <w:proofErr w:type="spellEnd"/>
+      <w:r>
+        <w:rPr>
+          <w:rFonts w:ascii="Arial" w:eastAsia="Times New Roman" w:hAnsi="Arial" w:cs="Arial"/>
+          <w:sz w:val="21"/>
+          <w:szCs w:val="21"/>
+        </w:rPr>
+        <w:t xml:space="preserve"> </w:t>
+      </w:r>
+      <w:proofErr w:type="spellStart"/>
+      <w:r>
+        <w:rPr>
+          <w:rFonts w:ascii="Nirmala UI" w:eastAsia="Times New Roman" w:hAnsi="Nirmala UI" w:cs="Nirmala UI"/>
+          <w:sz w:val="21"/>
+          <w:szCs w:val="21"/>
+        </w:rPr>
+        <w:t>ভেরিয়েবল</w:t>
+      </w:r>
+      <w:proofErr w:type="spellEnd"/>
+      <w:r>
+        <w:rPr>
+          <w:rFonts w:ascii="Arial" w:eastAsia="Times New Roman" w:hAnsi="Arial" w:cs="Arial"/>
+          <w:sz w:val="21"/>
+          <w:szCs w:val="21"/>
+        </w:rPr>
+        <w:t xml:space="preserve"> </w:t>
+      </w:r>
+      <w:proofErr w:type="spellStart"/>
+      <w:r>
+        <w:rPr>
+          <w:rFonts w:ascii="Nirmala UI" w:eastAsia="Times New Roman" w:hAnsi="Nirmala UI" w:cs="Nirmala UI"/>
+          <w:sz w:val="21"/>
+          <w:szCs w:val="21"/>
+        </w:rPr>
+        <w:t>ব্যবহারের</w:t>
+      </w:r>
+      <w:proofErr w:type="spellEnd"/>
+      <w:r>
+        <w:rPr>
+          <w:rFonts w:ascii="Arial" w:eastAsia="Times New Roman" w:hAnsi="Arial" w:cs="Arial"/>
+          <w:sz w:val="21"/>
+          <w:szCs w:val="21"/>
+        </w:rPr>
+        <w:t xml:space="preserve"> </w:t>
+      </w:r>
+      <w:proofErr w:type="spellStart"/>
+      <w:r>
+        <w:rPr>
+          <w:rFonts w:ascii="Nirmala UI" w:eastAsia="Times New Roman" w:hAnsi="Nirmala UI" w:cs="Nirmala UI"/>
+          <w:sz w:val="21"/>
+          <w:szCs w:val="21"/>
+        </w:rPr>
+        <w:t>যে</w:t>
+      </w:r>
+      <w:proofErr w:type="spellEnd"/>
+      <w:r>
+        <w:rPr>
+          <w:rFonts w:ascii="Arial" w:eastAsia="Times New Roman" w:hAnsi="Arial" w:cs="Arial"/>
+          <w:sz w:val="21"/>
+          <w:szCs w:val="21"/>
+        </w:rPr>
+        <w:t xml:space="preserve"> </w:t>
+      </w:r>
+      <w:proofErr w:type="spellStart"/>
+      <w:r>
+        <w:rPr>
+          <w:rFonts w:ascii="Nirmala UI" w:eastAsia="Times New Roman" w:hAnsi="Nirmala UI" w:cs="Nirmala UI"/>
+          <w:sz w:val="21"/>
+          <w:szCs w:val="21"/>
+        </w:rPr>
+        <w:t>কনসেপ্টগুলো</w:t>
+      </w:r>
+      <w:proofErr w:type="spellEnd"/>
+      <w:r>
+        <w:rPr>
+          <w:rFonts w:ascii="Arial" w:eastAsia="Times New Roman" w:hAnsi="Arial" w:cs="Arial"/>
+          <w:sz w:val="21"/>
+          <w:szCs w:val="21"/>
+        </w:rPr>
+        <w:t xml:space="preserve"> </w:t>
+      </w:r>
+      <w:proofErr w:type="spellStart"/>
+      <w:r>
+        <w:rPr>
+          <w:rFonts w:ascii="Nirmala UI" w:eastAsia="Times New Roman" w:hAnsi="Nirmala UI" w:cs="Nirmala UI"/>
+          <w:sz w:val="21"/>
+          <w:szCs w:val="21"/>
+        </w:rPr>
+        <w:t>শেখানো</w:t>
+      </w:r>
+      <w:proofErr w:type="spellEnd"/>
+      <w:r>
+        <w:rPr>
+          <w:rFonts w:ascii="Arial" w:eastAsia="Times New Roman" w:hAnsi="Arial" w:cs="Arial"/>
+          <w:sz w:val="21"/>
+          <w:szCs w:val="21"/>
+        </w:rPr>
+        <w:t xml:space="preserve"> </w:t>
+      </w:r>
+      <w:proofErr w:type="spellStart"/>
+      <w:r>
+        <w:rPr>
+          <w:rFonts w:ascii="Nirmala UI" w:eastAsia="Times New Roman" w:hAnsi="Nirmala UI" w:cs="Nirmala UI"/>
+          <w:sz w:val="21"/>
+          <w:szCs w:val="21"/>
+        </w:rPr>
+        <w:t>হয়েছে</w:t>
+      </w:r>
+      <w:proofErr w:type="spellEnd"/>
+      <w:r>
+        <w:rPr>
+          <w:rFonts w:ascii="Arial" w:eastAsia="Times New Roman" w:hAnsi="Arial" w:cs="Arial"/>
+          <w:sz w:val="21"/>
+          <w:szCs w:val="21"/>
+        </w:rPr>
+        <w:t xml:space="preserve">, </w:t>
+      </w:r>
+      <w:proofErr w:type="spellStart"/>
+      <w:r>
+        <w:rPr>
+          <w:rFonts w:ascii="Nirmala UI" w:eastAsia="Times New Roman" w:hAnsi="Nirmala UI" w:cs="Nirmala UI"/>
+          <w:sz w:val="21"/>
+          <w:szCs w:val="21"/>
+        </w:rPr>
+        <w:t>এটি</w:t>
+      </w:r>
+      <w:proofErr w:type="spellEnd"/>
+      <w:r>
+        <w:rPr>
+          <w:rFonts w:ascii="Arial" w:eastAsia="Times New Roman" w:hAnsi="Arial" w:cs="Arial"/>
+          <w:sz w:val="21"/>
+          <w:szCs w:val="21"/>
+        </w:rPr>
+        <w:t xml:space="preserve"> </w:t>
+      </w:r>
+      <w:proofErr w:type="spellStart"/>
+      <w:r>
+        <w:rPr>
+          <w:rFonts w:ascii="Nirmala UI" w:eastAsia="Times New Roman" w:hAnsi="Nirmala UI" w:cs="Nirmala UI"/>
+          <w:sz w:val="21"/>
+          <w:szCs w:val="21"/>
+        </w:rPr>
+        <w:t>তার</w:t>
+      </w:r>
+      <w:proofErr w:type="spellEnd"/>
+      <w:r>
+        <w:rPr>
+          <w:rFonts w:ascii="Arial" w:eastAsia="Times New Roman" w:hAnsi="Arial" w:cs="Arial"/>
+          <w:sz w:val="21"/>
+          <w:szCs w:val="21"/>
+        </w:rPr>
+        <w:t xml:space="preserve"> </w:t>
+      </w:r>
+      <w:proofErr w:type="spellStart"/>
+      <w:r>
+        <w:rPr>
+          <w:rFonts w:ascii="Nirmala UI" w:eastAsia="Times New Roman" w:hAnsi="Nirmala UI" w:cs="Nirmala UI"/>
+          <w:sz w:val="21"/>
+          <w:szCs w:val="21"/>
+        </w:rPr>
+        <w:t>একটি</w:t>
+      </w:r>
+      <w:proofErr w:type="spellEnd"/>
+      <w:r>
+        <w:rPr>
+          <w:rFonts w:ascii="Arial" w:eastAsia="Times New Roman" w:hAnsi="Arial" w:cs="Arial"/>
+          <w:sz w:val="21"/>
+          <w:szCs w:val="21"/>
+        </w:rPr>
+        <w:t xml:space="preserve"> </w:t>
+      </w:r>
+      <w:proofErr w:type="spellStart"/>
+      <w:r>
+        <w:rPr>
+          <w:rFonts w:ascii="Nirmala UI" w:eastAsia="Times New Roman" w:hAnsi="Nirmala UI" w:cs="Nirmala UI"/>
+          <w:sz w:val="21"/>
+          <w:szCs w:val="21"/>
+        </w:rPr>
+        <w:t>ব্যবহারিক</w:t>
+      </w:r>
+      <w:proofErr w:type="spellEnd"/>
+      <w:r>
+        <w:rPr>
+          <w:rFonts w:ascii="Arial" w:eastAsia="Times New Roman" w:hAnsi="Arial" w:cs="Arial"/>
+          <w:sz w:val="21"/>
+          <w:szCs w:val="21"/>
+        </w:rPr>
+        <w:t xml:space="preserve"> </w:t>
+      </w:r>
+      <w:proofErr w:type="spellStart"/>
+      <w:r>
+        <w:rPr>
+          <w:rFonts w:ascii="Nirmala UI" w:eastAsia="Times New Roman" w:hAnsi="Nirmala UI" w:cs="Nirmala UI"/>
+          <w:sz w:val="21"/>
+          <w:szCs w:val="21"/>
+        </w:rPr>
+        <w:t>প্রয়োগ</w:t>
+      </w:r>
+      <w:proofErr w:type="spellEnd"/>
+      <w:r>
+        <w:rPr>
+          <w:rFonts w:ascii="Nirmala UI" w:eastAsia="Times New Roman" w:hAnsi="Nirmala UI" w:cs="Nirmala UI"/>
+          <w:sz w:val="21"/>
+          <w:szCs w:val="21"/>
+        </w:rPr>
+        <w:t>।</w:t>
+      </w:r>
+    </w:p>
+    <w:p>
+      <w:pPr>
+        <w:rPr>
+          <w:rFonts w:ascii="Nirmala UI" w:hAnsi="Nirmala UI" w:cs="Nirmala UI"/>
+          <w:color w:val="000000" w:themeColor="text1"/>
+          <w:sz w:val="21"/>
+          <w:szCs w:val="21"/>
+          <w:shd w:val="clear" w:color="auto" w:fill="0F0F0F"/>
+        </w:rPr>
+      </w:pPr>
+    </w:p>
+    <w:p>
+      <w:pPr>
+        <w:shd w:val="clear" w:color="auto" w:fill="0F0F0F"/>
+        <w:spacing w:after="0" w:line="240" w:lineRule="auto"/>
+        <w:rPr>
+          <w:rFonts w:ascii="Arial" w:eastAsia="Times New Roman" w:hAnsi="Arial" w:cs="Arial"/>
+          <w:color w:val="F1F1F1"/>
+          <w:sz w:val="21"/>
+          <w:szCs w:val="21"/>
+        </w:rPr>
+      </w:pPr>
+      <w:r>
+        <w:rPr>
+          <w:rFonts w:ascii="Nirmala UI" w:eastAsia="Times New Roman" w:hAnsi="Nirmala UI" w:cs="Nirmala UI"/>
+          <w:color w:val="F1F1F1"/>
+          <w:sz w:val="21"/>
+          <w:szCs w:val="21"/>
+        </w:rPr>
+        <w:lastRenderedPageBreak/>
+        <w:t>১</w:t>
+      </w:r>
+      <w:r>
+        <w:rPr>
+          <w:rFonts w:ascii="Arial" w:eastAsia="Times New Roman" w:hAnsi="Arial" w:cs="Arial"/>
+          <w:color w:val="F1F1F1"/>
+          <w:sz w:val="21"/>
+          <w:szCs w:val="21"/>
+        </w:rPr>
+        <w:t xml:space="preserve">. </w:t>
+      </w:r>
+      <w:proofErr w:type="spellStart"/>
+      <w:r>
+        <w:rPr>
+          <w:rFonts w:ascii="Arial" w:eastAsia="Times New Roman" w:hAnsi="Arial" w:cs="Arial"/>
+          <w:b/>
+          <w:bCs/>
+          <w:color w:val="F1F1F1"/>
+          <w:sz w:val="21"/>
+          <w:szCs w:val="21"/>
+          <w:bdr w:val="none" w:sz="0" w:space="0" w:color="auto" w:frame="1"/>
+        </w:rPr>
+        <w:t>docker</w:t>
+      </w:r>
+      <w:proofErr w:type="spellEnd"/>
+      <w:r>
+        <w:rPr>
+          <w:rFonts w:ascii="Arial" w:eastAsia="Times New Roman" w:hAnsi="Arial" w:cs="Arial"/>
+          <w:b/>
+          <w:bCs/>
+          <w:color w:val="F1F1F1"/>
+          <w:sz w:val="21"/>
+          <w:szCs w:val="21"/>
+          <w:bdr w:val="none" w:sz="0" w:space="0" w:color="auto" w:frame="1"/>
+        </w:rPr>
+        <w:t xml:space="preserve"> build -t </w:t>
+      </w:r>
+      <w:proofErr w:type="spellStart"/>
+      <w:r>
+        <w:rPr>
+          <w:rFonts w:ascii="Arial" w:eastAsia="Times New Roman" w:hAnsi="Arial" w:cs="Arial"/>
+          <w:b/>
+          <w:bCs/>
+          <w:color w:val="F1F1F1"/>
+          <w:sz w:val="21"/>
+          <w:szCs w:val="21"/>
+          <w:bdr w:val="none" w:sz="0" w:space="0" w:color="auto" w:frame="1"/>
+        </w:rPr>
+        <w:t>yeasinriyad</w:t>
+      </w:r>
+      <w:proofErr w:type="spellEnd"/>
+      <w:r>
+        <w:rPr>
+          <w:rFonts w:ascii="Arial" w:eastAsia="Times New Roman" w:hAnsi="Arial" w:cs="Arial"/>
+          <w:b/>
+          <w:bCs/>
+          <w:color w:val="F1F1F1"/>
+          <w:sz w:val="21"/>
+          <w:szCs w:val="21"/>
+          <w:bdr w:val="none" w:sz="0" w:space="0" w:color="auto" w:frame="1"/>
+        </w:rPr>
+        <w:t>/test-</w:t>
+      </w:r>
+      <w:proofErr w:type="gramStart"/>
+      <w:r>
+        <w:rPr>
+          <w:rFonts w:ascii="Arial" w:eastAsia="Times New Roman" w:hAnsi="Arial" w:cs="Arial"/>
+          <w:b/>
+          <w:bCs/>
+          <w:color w:val="F1F1F1"/>
+          <w:sz w:val="21"/>
+          <w:szCs w:val="21"/>
+          <w:bdr w:val="none" w:sz="0" w:space="0" w:color="auto" w:frame="1"/>
+        </w:rPr>
+        <w:t>image .</w:t>
+      </w:r>
+      <w:proofErr w:type="gramEnd"/>
+      <w:r>
+        <w:rPr>
+          <w:rFonts w:ascii="Arial" w:eastAsia="Times New Roman" w:hAnsi="Arial" w:cs="Arial"/>
+          <w:color w:val="F1F1F1"/>
+          <w:sz w:val="21"/>
+          <w:szCs w:val="21"/>
+        </w:rPr>
+        <w:t xml:space="preserve"> </w:t>
+      </w:r>
+      <w:proofErr w:type="spellStart"/>
+      <w:r>
+        <w:rPr>
+          <w:rFonts w:ascii="Nirmala UI" w:eastAsia="Times New Roman" w:hAnsi="Nirmala UI" w:cs="Nirmala UI"/>
+          <w:color w:val="F1F1F1"/>
+          <w:sz w:val="21"/>
+          <w:szCs w:val="21"/>
+        </w:rPr>
+        <w:t>এই</w:t>
+      </w:r>
+      <w:proofErr w:type="spellEnd"/>
+      <w:r>
+        <w:rPr>
+          <w:rFonts w:ascii="Arial" w:eastAsia="Times New Roman" w:hAnsi="Arial" w:cs="Arial"/>
+          <w:color w:val="F1F1F1"/>
+          <w:sz w:val="21"/>
+          <w:szCs w:val="21"/>
+        </w:rPr>
+        <w:t xml:space="preserve"> </w:t>
+      </w:r>
+      <w:proofErr w:type="spellStart"/>
+      <w:r>
+        <w:rPr>
+          <w:rFonts w:ascii="Nirmala UI" w:eastAsia="Times New Roman" w:hAnsi="Nirmala UI" w:cs="Nirmala UI"/>
+          <w:color w:val="F1F1F1"/>
+          <w:sz w:val="21"/>
+          <w:szCs w:val="21"/>
+        </w:rPr>
+        <w:t>কমান্ডটি</w:t>
+      </w:r>
+      <w:proofErr w:type="spellEnd"/>
+      <w:r>
+        <w:rPr>
+          <w:rFonts w:ascii="Arial" w:eastAsia="Times New Roman" w:hAnsi="Arial" w:cs="Arial"/>
+          <w:color w:val="F1F1F1"/>
+          <w:sz w:val="21"/>
+          <w:szCs w:val="21"/>
+        </w:rPr>
+        <w:t xml:space="preserve"> </w:t>
+      </w:r>
+      <w:proofErr w:type="spellStart"/>
+      <w:r>
+        <w:rPr>
+          <w:rFonts w:ascii="Nirmala UI" w:eastAsia="Times New Roman" w:hAnsi="Nirmala UI" w:cs="Nirmala UI"/>
+          <w:color w:val="F1F1F1"/>
+          <w:sz w:val="21"/>
+          <w:szCs w:val="21"/>
+        </w:rPr>
+        <w:t>আপনার</w:t>
+      </w:r>
+      <w:proofErr w:type="spellEnd"/>
+      <w:r>
+        <w:rPr>
+          <w:rFonts w:ascii="Arial" w:eastAsia="Times New Roman" w:hAnsi="Arial" w:cs="Arial"/>
+          <w:color w:val="F1F1F1"/>
+          <w:sz w:val="21"/>
+          <w:szCs w:val="21"/>
+        </w:rPr>
+        <w:t xml:space="preserve"> </w:t>
+      </w:r>
+      <w:proofErr w:type="spellStart"/>
+      <w:r>
+        <w:rPr>
+          <w:rFonts w:ascii="Nirmala UI" w:eastAsia="Times New Roman" w:hAnsi="Nirmala UI" w:cs="Nirmala UI"/>
+          <w:color w:val="F1F1F1"/>
+          <w:sz w:val="21"/>
+          <w:szCs w:val="21"/>
+        </w:rPr>
+        <w:t>প্রজেক্টের</w:t>
+      </w:r>
+      <w:proofErr w:type="spellEnd"/>
+      <w:r>
+        <w:rPr>
+          <w:rFonts w:ascii="Arial" w:eastAsia="Times New Roman" w:hAnsi="Arial" w:cs="Arial"/>
+          <w:color w:val="F1F1F1"/>
+          <w:sz w:val="21"/>
+          <w:szCs w:val="21"/>
+        </w:rPr>
+        <w:t xml:space="preserve"> </w:t>
+      </w:r>
+      <w:proofErr w:type="spellStart"/>
+      <w:r>
+        <w:rPr>
+          <w:rFonts w:ascii="Nirmala UI" w:eastAsia="Times New Roman" w:hAnsi="Nirmala UI" w:cs="Nirmala UI"/>
+          <w:color w:val="F1F1F1"/>
+          <w:sz w:val="21"/>
+          <w:szCs w:val="21"/>
+        </w:rPr>
+        <w:t>ডকার</w:t>
+      </w:r>
+      <w:proofErr w:type="spellEnd"/>
+      <w:r>
+        <w:rPr>
+          <w:rFonts w:ascii="Arial" w:eastAsia="Times New Roman" w:hAnsi="Arial" w:cs="Arial"/>
+          <w:color w:val="F1F1F1"/>
+          <w:sz w:val="21"/>
+          <w:szCs w:val="21"/>
+        </w:rPr>
+        <w:t xml:space="preserve"> </w:t>
+      </w:r>
+      <w:proofErr w:type="spellStart"/>
+      <w:r>
+        <w:rPr>
+          <w:rFonts w:ascii="Nirmala UI" w:eastAsia="Times New Roman" w:hAnsi="Nirmala UI" w:cs="Nirmala UI"/>
+          <w:color w:val="F1F1F1"/>
+          <w:sz w:val="21"/>
+          <w:szCs w:val="21"/>
+        </w:rPr>
+        <w:t>ফাইল</w:t>
+      </w:r>
+      <w:proofErr w:type="spellEnd"/>
+      <w:r>
+        <w:rPr>
+          <w:rFonts w:ascii="Arial" w:eastAsia="Times New Roman" w:hAnsi="Arial" w:cs="Arial"/>
+          <w:color w:val="F1F1F1"/>
+          <w:sz w:val="21"/>
+          <w:szCs w:val="21"/>
+        </w:rPr>
+        <w:t xml:space="preserve"> (</w:t>
+      </w:r>
+      <w:proofErr w:type="spellStart"/>
+      <w:r>
+        <w:rPr>
+          <w:rFonts w:ascii="Arial" w:eastAsia="Times New Roman" w:hAnsi="Arial" w:cs="Arial"/>
+          <w:color w:val="F1F1F1"/>
+          <w:sz w:val="21"/>
+          <w:szCs w:val="21"/>
+        </w:rPr>
+        <w:t>Dockerfile</w:t>
+      </w:r>
+      <w:proofErr w:type="spellEnd"/>
+      <w:r>
+        <w:rPr>
+          <w:rFonts w:ascii="Arial" w:eastAsia="Times New Roman" w:hAnsi="Arial" w:cs="Arial"/>
+          <w:color w:val="F1F1F1"/>
+          <w:sz w:val="21"/>
+          <w:szCs w:val="21"/>
+        </w:rPr>
+        <w:t xml:space="preserve">) </w:t>
+      </w:r>
+      <w:proofErr w:type="spellStart"/>
+      <w:r>
+        <w:rPr>
+          <w:rFonts w:ascii="Nirmala UI" w:eastAsia="Times New Roman" w:hAnsi="Nirmala UI" w:cs="Nirmala UI"/>
+          <w:color w:val="F1F1F1"/>
+          <w:sz w:val="21"/>
+          <w:szCs w:val="21"/>
+        </w:rPr>
+        <w:t>ব্যবহার</w:t>
+      </w:r>
+      <w:proofErr w:type="spellEnd"/>
+      <w:r>
+        <w:rPr>
+          <w:rFonts w:ascii="Arial" w:eastAsia="Times New Roman" w:hAnsi="Arial" w:cs="Arial"/>
+          <w:color w:val="F1F1F1"/>
+          <w:sz w:val="21"/>
+          <w:szCs w:val="21"/>
+        </w:rPr>
+        <w:t xml:space="preserve"> </w:t>
+      </w:r>
+      <w:proofErr w:type="spellStart"/>
+      <w:r>
+        <w:rPr>
+          <w:rFonts w:ascii="Nirmala UI" w:eastAsia="Times New Roman" w:hAnsi="Nirmala UI" w:cs="Nirmala UI"/>
+          <w:color w:val="F1F1F1"/>
+          <w:sz w:val="21"/>
+          <w:szCs w:val="21"/>
+        </w:rPr>
+        <w:t>করে</w:t>
+      </w:r>
+      <w:proofErr w:type="spellEnd"/>
+      <w:r>
+        <w:rPr>
+          <w:rFonts w:ascii="Arial" w:eastAsia="Times New Roman" w:hAnsi="Arial" w:cs="Arial"/>
+          <w:color w:val="F1F1F1"/>
+          <w:sz w:val="21"/>
+          <w:szCs w:val="21"/>
+        </w:rPr>
+        <w:t xml:space="preserve"> </w:t>
+      </w:r>
+      <w:proofErr w:type="spellStart"/>
+      <w:r>
+        <w:rPr>
+          <w:rFonts w:ascii="Nirmala UI" w:eastAsia="Times New Roman" w:hAnsi="Nirmala UI" w:cs="Nirmala UI"/>
+          <w:color w:val="F1F1F1"/>
+          <w:sz w:val="21"/>
+          <w:szCs w:val="21"/>
+        </w:rPr>
+        <w:t>একটি</w:t>
+      </w:r>
+      <w:proofErr w:type="spellEnd"/>
+      <w:r>
+        <w:rPr>
+          <w:rFonts w:ascii="Arial" w:eastAsia="Times New Roman" w:hAnsi="Arial" w:cs="Arial"/>
+          <w:color w:val="F1F1F1"/>
+          <w:sz w:val="21"/>
+          <w:szCs w:val="21"/>
+        </w:rPr>
+        <w:t xml:space="preserve"> </w:t>
+      </w:r>
+      <w:proofErr w:type="spellStart"/>
+      <w:r>
+        <w:rPr>
+          <w:rFonts w:ascii="Nirmala UI" w:eastAsia="Times New Roman" w:hAnsi="Nirmala UI" w:cs="Nirmala UI"/>
+          <w:color w:val="F1F1F1"/>
+          <w:sz w:val="21"/>
+          <w:szCs w:val="21"/>
+        </w:rPr>
+        <w:t>ডকার</w:t>
+      </w:r>
+      <w:proofErr w:type="spellEnd"/>
+      <w:r>
+        <w:rPr>
+          <w:rFonts w:ascii="Arial" w:eastAsia="Times New Roman" w:hAnsi="Arial" w:cs="Arial"/>
+          <w:color w:val="F1F1F1"/>
+          <w:sz w:val="21"/>
+          <w:szCs w:val="21"/>
+        </w:rPr>
+        <w:t xml:space="preserve"> </w:t>
+      </w:r>
+      <w:proofErr w:type="spellStart"/>
+      <w:r>
+        <w:rPr>
+          <w:rFonts w:ascii="Nirmala UI" w:eastAsia="Times New Roman" w:hAnsi="Nirmala UI" w:cs="Nirmala UI"/>
+          <w:color w:val="F1F1F1"/>
+          <w:sz w:val="21"/>
+          <w:szCs w:val="21"/>
+        </w:rPr>
+        <w:t>ইমেজ</w:t>
+      </w:r>
+      <w:proofErr w:type="spellEnd"/>
+      <w:r>
+        <w:rPr>
+          <w:rFonts w:ascii="Arial" w:eastAsia="Times New Roman" w:hAnsi="Arial" w:cs="Arial"/>
+          <w:color w:val="F1F1F1"/>
+          <w:sz w:val="21"/>
+          <w:szCs w:val="21"/>
+        </w:rPr>
+        <w:t xml:space="preserve"> </w:t>
+      </w:r>
+      <w:proofErr w:type="spellStart"/>
+      <w:r>
+        <w:rPr>
+          <w:rFonts w:ascii="Nirmala UI" w:eastAsia="Times New Roman" w:hAnsi="Nirmala UI" w:cs="Nirmala UI"/>
+          <w:color w:val="F1F1F1"/>
+          <w:sz w:val="21"/>
+          <w:szCs w:val="21"/>
+        </w:rPr>
+        <w:t>তৈরি</w:t>
+      </w:r>
+      <w:proofErr w:type="spellEnd"/>
+      <w:r>
+        <w:rPr>
+          <w:rFonts w:ascii="Arial" w:eastAsia="Times New Roman" w:hAnsi="Arial" w:cs="Arial"/>
+          <w:color w:val="F1F1F1"/>
+          <w:sz w:val="21"/>
+          <w:szCs w:val="21"/>
+        </w:rPr>
+        <w:t xml:space="preserve"> </w:t>
+      </w:r>
+      <w:proofErr w:type="spellStart"/>
+      <w:r>
+        <w:rPr>
+          <w:rFonts w:ascii="Nirmala UI" w:eastAsia="Times New Roman" w:hAnsi="Nirmala UI" w:cs="Nirmala UI"/>
+          <w:color w:val="F1F1F1"/>
+          <w:sz w:val="21"/>
+          <w:szCs w:val="21"/>
+        </w:rPr>
+        <w:t>করে</w:t>
+      </w:r>
+      <w:proofErr w:type="spellEnd"/>
+      <w:r>
+        <w:rPr>
+          <w:rFonts w:ascii="Nirmala UI" w:eastAsia="Times New Roman" w:hAnsi="Nirmala UI" w:cs="Nirmala UI"/>
+          <w:color w:val="F1F1F1"/>
+          <w:sz w:val="21"/>
+          <w:szCs w:val="21"/>
+        </w:rPr>
+        <w:t>।</w:t>
+      </w:r>
+    </w:p>
+    <w:p>
+      <w:pPr>
+        <w:numPr>
+          <w:ilvl w:val="0"/>
+          <w:numId w:val="5"/>
+        </w:numPr>
+        <w:spacing w:after="0" w:line="240" w:lineRule="auto"/>
+        <w:ind w:left="0"/>
+        <w:rPr>
+          <w:rFonts w:ascii="Arial" w:eastAsia="Times New Roman" w:hAnsi="Arial" w:cs="Arial"/>
+          <w:sz w:val="21"/>
+          <w:szCs w:val="21"/>
+        </w:rPr>
+      </w:pPr>
+      <w:r>
+        <w:rPr>
+          <w:rFonts w:ascii="Arial" w:eastAsia="Times New Roman" w:hAnsi="Arial" w:cs="Arial"/>
+          <w:b/>
+          <w:bCs/>
+          <w:sz w:val="21"/>
+          <w:szCs w:val="21"/>
+          <w:bdr w:val="none" w:sz="0" w:space="0" w:color="auto" w:frame="1"/>
+        </w:rPr>
+        <w:t>build</w:t>
+      </w:r>
+      <w:r>
+        <w:rPr>
+          <w:rFonts w:ascii="Arial" w:eastAsia="Times New Roman" w:hAnsi="Arial" w:cs="Arial"/>
+          <w:sz w:val="21"/>
+          <w:szCs w:val="21"/>
+        </w:rPr>
+        <w:t xml:space="preserve">: </w:t>
+      </w:r>
+      <w:proofErr w:type="spellStart"/>
+      <w:r>
+        <w:rPr>
+          <w:rFonts w:ascii="Nirmala UI" w:eastAsia="Times New Roman" w:hAnsi="Nirmala UI" w:cs="Nirmala UI"/>
+          <w:sz w:val="21"/>
+          <w:szCs w:val="21"/>
+        </w:rPr>
+        <w:t>এটি</w:t>
+      </w:r>
+      <w:proofErr w:type="spellEnd"/>
+      <w:r>
+        <w:rPr>
+          <w:rFonts w:ascii="Arial" w:eastAsia="Times New Roman" w:hAnsi="Arial" w:cs="Arial"/>
+          <w:sz w:val="21"/>
+          <w:szCs w:val="21"/>
+        </w:rPr>
+        <w:t xml:space="preserve"> </w:t>
+      </w:r>
+      <w:proofErr w:type="spellStart"/>
+      <w:r>
+        <w:rPr>
+          <w:rFonts w:ascii="Nirmala UI" w:eastAsia="Times New Roman" w:hAnsi="Nirmala UI" w:cs="Nirmala UI"/>
+          <w:sz w:val="21"/>
+          <w:szCs w:val="21"/>
+        </w:rPr>
+        <w:t>ইমেজ</w:t>
+      </w:r>
+      <w:proofErr w:type="spellEnd"/>
+      <w:r>
+        <w:rPr>
+          <w:rFonts w:ascii="Arial" w:eastAsia="Times New Roman" w:hAnsi="Arial" w:cs="Arial"/>
+          <w:sz w:val="21"/>
+          <w:szCs w:val="21"/>
+        </w:rPr>
+        <w:t xml:space="preserve"> </w:t>
+      </w:r>
+      <w:proofErr w:type="spellStart"/>
+      <w:r>
+        <w:rPr>
+          <w:rFonts w:ascii="Nirmala UI" w:eastAsia="Times New Roman" w:hAnsi="Nirmala UI" w:cs="Nirmala UI"/>
+          <w:sz w:val="21"/>
+          <w:szCs w:val="21"/>
+        </w:rPr>
+        <w:t>তৈরির</w:t>
+      </w:r>
+      <w:proofErr w:type="spellEnd"/>
+      <w:r>
+        <w:rPr>
+          <w:rFonts w:ascii="Arial" w:eastAsia="Times New Roman" w:hAnsi="Arial" w:cs="Arial"/>
+          <w:sz w:val="21"/>
+          <w:szCs w:val="21"/>
+        </w:rPr>
+        <w:t xml:space="preserve"> </w:t>
+      </w:r>
+      <w:proofErr w:type="spellStart"/>
+      <w:r>
+        <w:rPr>
+          <w:rFonts w:ascii="Nirmala UI" w:eastAsia="Times New Roman" w:hAnsi="Nirmala UI" w:cs="Nirmala UI"/>
+          <w:sz w:val="21"/>
+          <w:szCs w:val="21"/>
+        </w:rPr>
+        <w:t>কমান্ড</w:t>
+      </w:r>
+      <w:proofErr w:type="spellEnd"/>
+      <w:r>
+        <w:rPr>
+          <w:rFonts w:ascii="Nirmala UI" w:eastAsia="Times New Roman" w:hAnsi="Nirmala UI" w:cs="Nirmala UI"/>
+          <w:sz w:val="21"/>
+          <w:szCs w:val="21"/>
+        </w:rPr>
+        <w:t>।</w:t>
+      </w:r>
+    </w:p>
+    <w:p>
+      <w:pPr>
+        <w:numPr>
+          <w:ilvl w:val="0"/>
+          <w:numId w:val="5"/>
+        </w:numPr>
+        <w:spacing w:after="0" w:line="240" w:lineRule="auto"/>
+        <w:ind w:left="0"/>
+        <w:rPr>
+          <w:rFonts w:ascii="Arial" w:eastAsia="Times New Roman" w:hAnsi="Arial" w:cs="Arial"/>
+          <w:sz w:val="21"/>
+          <w:szCs w:val="21"/>
+        </w:rPr>
+      </w:pPr>
+      <w:r>
+        <w:rPr>
+          <w:rFonts w:ascii="Arial" w:eastAsia="Times New Roman" w:hAnsi="Arial" w:cs="Arial"/>
+          <w:b/>
+          <w:bCs/>
+          <w:sz w:val="21"/>
+          <w:szCs w:val="21"/>
+          <w:bdr w:val="none" w:sz="0" w:space="0" w:color="auto" w:frame="1"/>
+        </w:rPr>
+        <w:t xml:space="preserve">-t </w:t>
+      </w:r>
+      <w:proofErr w:type="spellStart"/>
+      <w:r>
+        <w:rPr>
+          <w:rFonts w:ascii="Arial" w:eastAsia="Times New Roman" w:hAnsi="Arial" w:cs="Arial"/>
+          <w:b/>
+          <w:bCs/>
+          <w:sz w:val="21"/>
+          <w:szCs w:val="21"/>
+          <w:bdr w:val="none" w:sz="0" w:space="0" w:color="auto" w:frame="1"/>
+        </w:rPr>
+        <w:t>yeasinriyad</w:t>
+      </w:r>
+      <w:proofErr w:type="spellEnd"/>
+      <w:r>
+        <w:rPr>
+          <w:rFonts w:ascii="Arial" w:eastAsia="Times New Roman" w:hAnsi="Arial" w:cs="Arial"/>
+          <w:b/>
+          <w:bCs/>
+          <w:sz w:val="21"/>
+          <w:szCs w:val="21"/>
+          <w:bdr w:val="none" w:sz="0" w:space="0" w:color="auto" w:frame="1"/>
+        </w:rPr>
+        <w:t>/test-image</w:t>
+      </w:r>
+      <w:r>
+        <w:rPr>
+          <w:rFonts w:ascii="Arial" w:eastAsia="Times New Roman" w:hAnsi="Arial" w:cs="Arial"/>
+          <w:sz w:val="21"/>
+          <w:szCs w:val="21"/>
+        </w:rPr>
+        <w:t xml:space="preserve">: '-t' </w:t>
+      </w:r>
+      <w:proofErr w:type="spellStart"/>
+      <w:r>
+        <w:rPr>
+          <w:rFonts w:ascii="Nirmala UI" w:eastAsia="Times New Roman" w:hAnsi="Nirmala UI" w:cs="Nirmala UI"/>
+          <w:sz w:val="21"/>
+          <w:szCs w:val="21"/>
+        </w:rPr>
+        <w:t>দিয়ে</w:t>
+      </w:r>
+      <w:proofErr w:type="spellEnd"/>
+      <w:r>
+        <w:rPr>
+          <w:rFonts w:ascii="Arial" w:eastAsia="Times New Roman" w:hAnsi="Arial" w:cs="Arial"/>
+          <w:sz w:val="21"/>
+          <w:szCs w:val="21"/>
+        </w:rPr>
+        <w:t xml:space="preserve"> </w:t>
+      </w:r>
+      <w:proofErr w:type="spellStart"/>
+      <w:r>
+        <w:rPr>
+          <w:rFonts w:ascii="Nirmala UI" w:eastAsia="Times New Roman" w:hAnsi="Nirmala UI" w:cs="Nirmala UI"/>
+          <w:sz w:val="21"/>
+          <w:szCs w:val="21"/>
+        </w:rPr>
+        <w:t>ইমেজটিকে</w:t>
+      </w:r>
+      <w:proofErr w:type="spellEnd"/>
+      <w:r>
+        <w:rPr>
+          <w:rFonts w:ascii="Arial" w:eastAsia="Times New Roman" w:hAnsi="Arial" w:cs="Arial"/>
+          <w:sz w:val="21"/>
+          <w:szCs w:val="21"/>
+        </w:rPr>
+        <w:t xml:space="preserve"> </w:t>
+      </w:r>
+      <w:proofErr w:type="spellStart"/>
+      <w:r>
+        <w:rPr>
+          <w:rFonts w:ascii="Nirmala UI" w:eastAsia="Times New Roman" w:hAnsi="Nirmala UI" w:cs="Nirmala UI"/>
+          <w:sz w:val="21"/>
+          <w:szCs w:val="21"/>
+        </w:rPr>
+        <w:t>একটি</w:t>
+      </w:r>
+      <w:proofErr w:type="spellEnd"/>
+      <w:r>
+        <w:rPr>
+          <w:rFonts w:ascii="Arial" w:eastAsia="Times New Roman" w:hAnsi="Arial" w:cs="Arial"/>
+          <w:sz w:val="21"/>
+          <w:szCs w:val="21"/>
+        </w:rPr>
+        <w:t xml:space="preserve"> '</w:t>
+      </w:r>
+      <w:proofErr w:type="spellStart"/>
+      <w:r>
+        <w:rPr>
+          <w:rFonts w:ascii="Nirmala UI" w:eastAsia="Times New Roman" w:hAnsi="Nirmala UI" w:cs="Nirmala UI"/>
+          <w:sz w:val="21"/>
+          <w:szCs w:val="21"/>
+        </w:rPr>
+        <w:t>ট্যাগ</w:t>
+      </w:r>
+      <w:proofErr w:type="spellEnd"/>
+      <w:r>
+        <w:rPr>
+          <w:rFonts w:ascii="Arial" w:eastAsia="Times New Roman" w:hAnsi="Arial" w:cs="Arial"/>
+          <w:sz w:val="21"/>
+          <w:szCs w:val="21"/>
+        </w:rPr>
+        <w:t xml:space="preserve">' </w:t>
+      </w:r>
+      <w:proofErr w:type="spellStart"/>
+      <w:r>
+        <w:rPr>
+          <w:rFonts w:ascii="Nirmala UI" w:eastAsia="Times New Roman" w:hAnsi="Nirmala UI" w:cs="Nirmala UI"/>
+          <w:sz w:val="21"/>
+          <w:szCs w:val="21"/>
+        </w:rPr>
+        <w:t>বা</w:t>
+      </w:r>
+      <w:proofErr w:type="spellEnd"/>
+      <w:r>
+        <w:rPr>
+          <w:rFonts w:ascii="Arial" w:eastAsia="Times New Roman" w:hAnsi="Arial" w:cs="Arial"/>
+          <w:sz w:val="21"/>
+          <w:szCs w:val="21"/>
+        </w:rPr>
+        <w:t xml:space="preserve"> </w:t>
+      </w:r>
+      <w:proofErr w:type="spellStart"/>
+      <w:r>
+        <w:rPr>
+          <w:rFonts w:ascii="Nirmala UI" w:eastAsia="Times New Roman" w:hAnsi="Nirmala UI" w:cs="Nirmala UI"/>
+          <w:sz w:val="21"/>
+          <w:szCs w:val="21"/>
+        </w:rPr>
+        <w:t>নাম</w:t>
+      </w:r>
+      <w:proofErr w:type="spellEnd"/>
+      <w:r>
+        <w:rPr>
+          <w:rFonts w:ascii="Arial" w:eastAsia="Times New Roman" w:hAnsi="Arial" w:cs="Arial"/>
+          <w:sz w:val="21"/>
+          <w:szCs w:val="21"/>
+        </w:rPr>
+        <w:t xml:space="preserve"> </w:t>
+      </w:r>
+      <w:proofErr w:type="spellStart"/>
+      <w:r>
+        <w:rPr>
+          <w:rFonts w:ascii="Nirmala UI" w:eastAsia="Times New Roman" w:hAnsi="Nirmala UI" w:cs="Nirmala UI"/>
+          <w:sz w:val="21"/>
+          <w:szCs w:val="21"/>
+        </w:rPr>
+        <w:t>দেওয়া</w:t>
+      </w:r>
+      <w:proofErr w:type="spellEnd"/>
+      <w:r>
+        <w:rPr>
+          <w:rFonts w:ascii="Arial" w:eastAsia="Times New Roman" w:hAnsi="Arial" w:cs="Arial"/>
+          <w:sz w:val="21"/>
+          <w:szCs w:val="21"/>
+        </w:rPr>
+        <w:t xml:space="preserve"> </w:t>
+      </w:r>
+      <w:proofErr w:type="spellStart"/>
+      <w:r>
+        <w:rPr>
+          <w:rFonts w:ascii="Nirmala UI" w:eastAsia="Times New Roman" w:hAnsi="Nirmala UI" w:cs="Nirmala UI"/>
+          <w:sz w:val="21"/>
+          <w:szCs w:val="21"/>
+        </w:rPr>
+        <w:t>হচ্ছে</w:t>
+      </w:r>
+      <w:proofErr w:type="spellEnd"/>
+      <w:r>
+        <w:rPr>
+          <w:rFonts w:ascii="Nirmala UI" w:eastAsia="Times New Roman" w:hAnsi="Nirmala UI" w:cs="Nirmala UI"/>
+          <w:sz w:val="21"/>
+          <w:szCs w:val="21"/>
+        </w:rPr>
+        <w:t>।</w:t>
+      </w:r>
+      <w:r>
+        <w:rPr>
+          <w:rFonts w:ascii="Arial" w:eastAsia="Times New Roman" w:hAnsi="Arial" w:cs="Arial"/>
+          <w:sz w:val="21"/>
+          <w:szCs w:val="21"/>
+        </w:rPr>
+        <w:t xml:space="preserve"> </w:t>
+      </w:r>
+      <w:proofErr w:type="spellStart"/>
+      <w:r>
+        <w:rPr>
+          <w:rFonts w:ascii="Nirmala UI" w:eastAsia="Times New Roman" w:hAnsi="Nirmala UI" w:cs="Nirmala UI"/>
+          <w:sz w:val="21"/>
+          <w:szCs w:val="21"/>
+        </w:rPr>
+        <w:t>এখানে</w:t>
+      </w:r>
+      <w:proofErr w:type="spellEnd"/>
+      <w:r>
+        <w:rPr>
+          <w:rFonts w:ascii="Arial" w:eastAsia="Times New Roman" w:hAnsi="Arial" w:cs="Arial"/>
+          <w:sz w:val="21"/>
+          <w:szCs w:val="21"/>
+        </w:rPr>
+        <w:t xml:space="preserve"> '</w:t>
+      </w:r>
+      <w:proofErr w:type="spellStart"/>
+      <w:r>
+        <w:rPr>
+          <w:rFonts w:ascii="Arial" w:eastAsia="Times New Roman" w:hAnsi="Arial" w:cs="Arial"/>
+          <w:sz w:val="21"/>
+          <w:szCs w:val="21"/>
+        </w:rPr>
+        <w:t>yeasinriyad</w:t>
+      </w:r>
+      <w:proofErr w:type="spellEnd"/>
+      <w:r>
+        <w:rPr>
+          <w:rFonts w:ascii="Arial" w:eastAsia="Times New Roman" w:hAnsi="Arial" w:cs="Arial"/>
+          <w:sz w:val="21"/>
+          <w:szCs w:val="21"/>
+        </w:rPr>
+        <w:t xml:space="preserve">' </w:t>
+      </w:r>
+      <w:proofErr w:type="spellStart"/>
+      <w:r>
+        <w:rPr>
+          <w:rFonts w:ascii="Nirmala UI" w:eastAsia="Times New Roman" w:hAnsi="Nirmala UI" w:cs="Nirmala UI"/>
+          <w:sz w:val="21"/>
+          <w:szCs w:val="21"/>
+        </w:rPr>
+        <w:t>হলো</w:t>
+      </w:r>
+      <w:proofErr w:type="spellEnd"/>
+      <w:r>
+        <w:rPr>
+          <w:rFonts w:ascii="Arial" w:eastAsia="Times New Roman" w:hAnsi="Arial" w:cs="Arial"/>
+          <w:sz w:val="21"/>
+          <w:szCs w:val="21"/>
+        </w:rPr>
+        <w:t xml:space="preserve"> </w:t>
+      </w:r>
+      <w:proofErr w:type="spellStart"/>
+      <w:r>
+        <w:rPr>
+          <w:rFonts w:ascii="Nirmala UI" w:eastAsia="Times New Roman" w:hAnsi="Nirmala UI" w:cs="Nirmala UI"/>
+          <w:sz w:val="21"/>
+          <w:szCs w:val="21"/>
+        </w:rPr>
+        <w:t>আপনার</w:t>
+      </w:r>
+      <w:proofErr w:type="spellEnd"/>
+      <w:r>
+        <w:rPr>
+          <w:rFonts w:ascii="Arial" w:eastAsia="Times New Roman" w:hAnsi="Arial" w:cs="Arial"/>
+          <w:sz w:val="21"/>
+          <w:szCs w:val="21"/>
+        </w:rPr>
+        <w:t xml:space="preserve"> </w:t>
+      </w:r>
+      <w:proofErr w:type="spellStart"/>
+      <w:r>
+        <w:rPr>
+          <w:rFonts w:ascii="Nirmala UI" w:eastAsia="Times New Roman" w:hAnsi="Nirmala UI" w:cs="Nirmala UI"/>
+          <w:sz w:val="21"/>
+          <w:szCs w:val="21"/>
+        </w:rPr>
+        <w:t>ডকার</w:t>
+      </w:r>
+      <w:proofErr w:type="spellEnd"/>
+      <w:r>
+        <w:rPr>
+          <w:rFonts w:ascii="Arial" w:eastAsia="Times New Roman" w:hAnsi="Arial" w:cs="Arial"/>
+          <w:sz w:val="21"/>
+          <w:szCs w:val="21"/>
+        </w:rPr>
+        <w:t xml:space="preserve"> </w:t>
+      </w:r>
+      <w:proofErr w:type="spellStart"/>
+      <w:r>
+        <w:rPr>
+          <w:rFonts w:ascii="Nirmala UI" w:eastAsia="Times New Roman" w:hAnsi="Nirmala UI" w:cs="Nirmala UI"/>
+          <w:sz w:val="21"/>
+          <w:szCs w:val="21"/>
+        </w:rPr>
+        <w:t>হাব</w:t>
+      </w:r>
+      <w:proofErr w:type="spellEnd"/>
+      <w:r>
+        <w:rPr>
+          <w:rFonts w:ascii="Arial" w:eastAsia="Times New Roman" w:hAnsi="Arial" w:cs="Arial"/>
+          <w:sz w:val="21"/>
+          <w:szCs w:val="21"/>
+        </w:rPr>
+        <w:t xml:space="preserve"> </w:t>
+      </w:r>
+      <w:proofErr w:type="spellStart"/>
+      <w:r>
+        <w:rPr>
+          <w:rFonts w:ascii="Nirmala UI" w:eastAsia="Times New Roman" w:hAnsi="Nirmala UI" w:cs="Nirmala UI"/>
+          <w:sz w:val="21"/>
+          <w:szCs w:val="21"/>
+        </w:rPr>
+        <w:t>ইউজারনেম</w:t>
+      </w:r>
+      <w:proofErr w:type="spellEnd"/>
+      <w:r>
+        <w:rPr>
+          <w:rFonts w:ascii="Arial" w:eastAsia="Times New Roman" w:hAnsi="Arial" w:cs="Arial"/>
+          <w:sz w:val="21"/>
+          <w:szCs w:val="21"/>
+        </w:rPr>
+        <w:t xml:space="preserve"> </w:t>
+      </w:r>
+      <w:proofErr w:type="spellStart"/>
+      <w:r>
+        <w:rPr>
+          <w:rFonts w:ascii="Nirmala UI" w:eastAsia="Times New Roman" w:hAnsi="Nirmala UI" w:cs="Nirmala UI"/>
+          <w:sz w:val="21"/>
+          <w:szCs w:val="21"/>
+        </w:rPr>
+        <w:t>এবং</w:t>
+      </w:r>
+      <w:proofErr w:type="spellEnd"/>
+      <w:r>
+        <w:rPr>
+          <w:rFonts w:ascii="Arial" w:eastAsia="Times New Roman" w:hAnsi="Arial" w:cs="Arial"/>
+          <w:sz w:val="21"/>
+          <w:szCs w:val="21"/>
+        </w:rPr>
+        <w:t xml:space="preserve"> 'test-image' </w:t>
+      </w:r>
+      <w:proofErr w:type="spellStart"/>
+      <w:r>
+        <w:rPr>
+          <w:rFonts w:ascii="Nirmala UI" w:eastAsia="Times New Roman" w:hAnsi="Nirmala UI" w:cs="Nirmala UI"/>
+          <w:sz w:val="21"/>
+          <w:szCs w:val="21"/>
+        </w:rPr>
+        <w:t>হলো</w:t>
+      </w:r>
+      <w:proofErr w:type="spellEnd"/>
+      <w:r>
+        <w:rPr>
+          <w:rFonts w:ascii="Arial" w:eastAsia="Times New Roman" w:hAnsi="Arial" w:cs="Arial"/>
+          <w:sz w:val="21"/>
+          <w:szCs w:val="21"/>
+        </w:rPr>
+        <w:t xml:space="preserve"> </w:t>
+      </w:r>
+      <w:proofErr w:type="spellStart"/>
+      <w:r>
+        <w:rPr>
+          <w:rFonts w:ascii="Nirmala UI" w:eastAsia="Times New Roman" w:hAnsi="Nirmala UI" w:cs="Nirmala UI"/>
+          <w:sz w:val="21"/>
+          <w:szCs w:val="21"/>
+        </w:rPr>
+        <w:t>ইমেজের</w:t>
+      </w:r>
+      <w:proofErr w:type="spellEnd"/>
+      <w:r>
+        <w:rPr>
+          <w:rFonts w:ascii="Arial" w:eastAsia="Times New Roman" w:hAnsi="Arial" w:cs="Arial"/>
+          <w:sz w:val="21"/>
+          <w:szCs w:val="21"/>
+        </w:rPr>
+        <w:t xml:space="preserve"> </w:t>
+      </w:r>
+      <w:proofErr w:type="spellStart"/>
+      <w:r>
+        <w:rPr>
+          <w:rFonts w:ascii="Nirmala UI" w:eastAsia="Times New Roman" w:hAnsi="Nirmala UI" w:cs="Nirmala UI"/>
+          <w:sz w:val="21"/>
+          <w:szCs w:val="21"/>
+        </w:rPr>
+        <w:t>নাম</w:t>
+      </w:r>
+      <w:proofErr w:type="spellEnd"/>
+      <w:r>
+        <w:rPr>
+          <w:rFonts w:ascii="Nirmala UI" w:eastAsia="Times New Roman" w:hAnsi="Nirmala UI" w:cs="Nirmala UI"/>
+          <w:sz w:val="21"/>
+          <w:szCs w:val="21"/>
+        </w:rPr>
+        <w:t>।</w:t>
+      </w:r>
+      <w:r>
+        <w:rPr>
+          <w:rFonts w:ascii="Arial" w:eastAsia="Times New Roman" w:hAnsi="Arial" w:cs="Arial"/>
+          <w:sz w:val="21"/>
+          <w:szCs w:val="21"/>
+        </w:rPr>
+        <w:t xml:space="preserve"> </w:t>
+      </w:r>
+      <w:proofErr w:type="spellStart"/>
+      <w:r>
+        <w:rPr>
+          <w:rFonts w:ascii="Nirmala UI" w:eastAsia="Times New Roman" w:hAnsi="Nirmala UI" w:cs="Nirmala UI"/>
+          <w:sz w:val="21"/>
+          <w:szCs w:val="21"/>
+        </w:rPr>
+        <w:t>এটি</w:t>
+      </w:r>
+      <w:proofErr w:type="spellEnd"/>
+      <w:r>
+        <w:rPr>
+          <w:rFonts w:ascii="Arial" w:eastAsia="Times New Roman" w:hAnsi="Arial" w:cs="Arial"/>
+          <w:sz w:val="21"/>
+          <w:szCs w:val="21"/>
+        </w:rPr>
+        <w:t xml:space="preserve"> </w:t>
+      </w:r>
+      <w:proofErr w:type="spellStart"/>
+      <w:r>
+        <w:rPr>
+          <w:rFonts w:ascii="Nirmala UI" w:eastAsia="Times New Roman" w:hAnsi="Nirmala UI" w:cs="Nirmala UI"/>
+          <w:sz w:val="21"/>
+          <w:szCs w:val="21"/>
+        </w:rPr>
+        <w:t>আপনার</w:t>
+      </w:r>
+      <w:proofErr w:type="spellEnd"/>
+      <w:r>
+        <w:rPr>
+          <w:rFonts w:ascii="Arial" w:eastAsia="Times New Roman" w:hAnsi="Arial" w:cs="Arial"/>
+          <w:sz w:val="21"/>
+          <w:szCs w:val="21"/>
+        </w:rPr>
+        <w:t xml:space="preserve"> </w:t>
+      </w:r>
+      <w:proofErr w:type="spellStart"/>
+      <w:r>
+        <w:rPr>
+          <w:rFonts w:ascii="Nirmala UI" w:eastAsia="Times New Roman" w:hAnsi="Nirmala UI" w:cs="Nirmala UI"/>
+          <w:sz w:val="21"/>
+          <w:szCs w:val="21"/>
+        </w:rPr>
+        <w:t>ইমেজকে</w:t>
+      </w:r>
+      <w:proofErr w:type="spellEnd"/>
+      <w:r>
+        <w:rPr>
+          <w:rFonts w:ascii="Arial" w:eastAsia="Times New Roman" w:hAnsi="Arial" w:cs="Arial"/>
+          <w:sz w:val="21"/>
+          <w:szCs w:val="21"/>
+        </w:rPr>
+        <w:t xml:space="preserve"> </w:t>
+      </w:r>
+      <w:proofErr w:type="spellStart"/>
+      <w:r>
+        <w:rPr>
+          <w:rFonts w:ascii="Nirmala UI" w:eastAsia="Times New Roman" w:hAnsi="Nirmala UI" w:cs="Nirmala UI"/>
+          <w:sz w:val="21"/>
+          <w:szCs w:val="21"/>
+        </w:rPr>
+        <w:t>চিহ্নিত</w:t>
+      </w:r>
+      <w:proofErr w:type="spellEnd"/>
+      <w:r>
+        <w:rPr>
+          <w:rFonts w:ascii="Arial" w:eastAsia="Times New Roman" w:hAnsi="Arial" w:cs="Arial"/>
+          <w:sz w:val="21"/>
+          <w:szCs w:val="21"/>
+        </w:rPr>
+        <w:t xml:space="preserve"> </w:t>
+      </w:r>
+      <w:proofErr w:type="spellStart"/>
+      <w:r>
+        <w:rPr>
+          <w:rFonts w:ascii="Nirmala UI" w:eastAsia="Times New Roman" w:hAnsi="Nirmala UI" w:cs="Nirmala UI"/>
+          <w:sz w:val="21"/>
+          <w:szCs w:val="21"/>
+        </w:rPr>
+        <w:t>করতে</w:t>
+      </w:r>
+      <w:proofErr w:type="spellEnd"/>
+      <w:r>
+        <w:rPr>
+          <w:rFonts w:ascii="Arial" w:eastAsia="Times New Roman" w:hAnsi="Arial" w:cs="Arial"/>
+          <w:sz w:val="21"/>
+          <w:szCs w:val="21"/>
+        </w:rPr>
+        <w:t xml:space="preserve"> </w:t>
+      </w:r>
+      <w:proofErr w:type="spellStart"/>
+      <w:r>
+        <w:rPr>
+          <w:rFonts w:ascii="Nirmala UI" w:eastAsia="Times New Roman" w:hAnsi="Nirmala UI" w:cs="Nirmala UI"/>
+          <w:sz w:val="21"/>
+          <w:szCs w:val="21"/>
+        </w:rPr>
+        <w:t>সাহায্য</w:t>
+      </w:r>
+      <w:proofErr w:type="spellEnd"/>
+      <w:r>
+        <w:rPr>
+          <w:rFonts w:ascii="Arial" w:eastAsia="Times New Roman" w:hAnsi="Arial" w:cs="Arial"/>
+          <w:sz w:val="21"/>
+          <w:szCs w:val="21"/>
+        </w:rPr>
+        <w:t xml:space="preserve"> </w:t>
+      </w:r>
+      <w:proofErr w:type="spellStart"/>
+      <w:r>
+        <w:rPr>
+          <w:rFonts w:ascii="Nirmala UI" w:eastAsia="Times New Roman" w:hAnsi="Nirmala UI" w:cs="Nirmala UI"/>
+          <w:sz w:val="21"/>
+          <w:szCs w:val="21"/>
+        </w:rPr>
+        <w:t>করে</w:t>
+      </w:r>
+      <w:proofErr w:type="spellEnd"/>
+      <w:r>
+        <w:rPr>
+          <w:rFonts w:ascii="Nirmala UI" w:eastAsia="Times New Roman" w:hAnsi="Nirmala UI" w:cs="Nirmala UI"/>
+          <w:sz w:val="21"/>
+          <w:szCs w:val="21"/>
+        </w:rPr>
+        <w:t>।</w:t>
+      </w:r>
+    </w:p>
+    <w:p>
+      <w:pPr>
+        <w:numPr>
+          <w:ilvl w:val="0"/>
+          <w:numId w:val="5"/>
+        </w:numPr>
+        <w:spacing w:after="0" w:line="240" w:lineRule="auto"/>
+        <w:ind w:left="0"/>
+        <w:rPr>
+          <w:rFonts w:ascii="Arial" w:eastAsia="Times New Roman" w:hAnsi="Arial" w:cs="Arial"/>
+          <w:sz w:val="21"/>
+          <w:szCs w:val="21"/>
+        </w:rPr>
+      </w:pPr>
+      <w:r>
+        <w:rPr>
+          <w:rFonts w:ascii="Arial" w:eastAsia="Times New Roman" w:hAnsi="Arial" w:cs="Arial"/>
+          <w:b/>
+          <w:bCs/>
+          <w:sz w:val="21"/>
+          <w:szCs w:val="21"/>
+          <w:bdr w:val="none" w:sz="0" w:space="0" w:color="auto" w:frame="1"/>
+        </w:rPr>
+        <w:t>.</w:t>
+      </w:r>
+      <w:r>
+        <w:rPr>
+          <w:rFonts w:ascii="Arial" w:eastAsia="Times New Roman" w:hAnsi="Arial" w:cs="Arial"/>
+          <w:sz w:val="21"/>
+          <w:szCs w:val="21"/>
+        </w:rPr>
+        <w:t> (</w:t>
+      </w:r>
+      <w:proofErr w:type="spellStart"/>
+      <w:r>
+        <w:rPr>
+          <w:rFonts w:ascii="Nirmala UI" w:eastAsia="Times New Roman" w:hAnsi="Nirmala UI" w:cs="Nirmala UI"/>
+          <w:sz w:val="21"/>
+          <w:szCs w:val="21"/>
+        </w:rPr>
+        <w:t>ডট</w:t>
+      </w:r>
+      <w:proofErr w:type="spellEnd"/>
+      <w:r>
+        <w:rPr>
+          <w:rFonts w:ascii="Arial" w:eastAsia="Times New Roman" w:hAnsi="Arial" w:cs="Arial"/>
+          <w:sz w:val="21"/>
+          <w:szCs w:val="21"/>
+        </w:rPr>
+        <w:t xml:space="preserve">): </w:t>
+      </w:r>
+      <w:proofErr w:type="spellStart"/>
+      <w:r>
+        <w:rPr>
+          <w:rFonts w:ascii="Nirmala UI" w:eastAsia="Times New Roman" w:hAnsi="Nirmala UI" w:cs="Nirmala UI"/>
+          <w:sz w:val="21"/>
+          <w:szCs w:val="21"/>
+        </w:rPr>
+        <w:t>এটি</w:t>
+      </w:r>
+      <w:proofErr w:type="spellEnd"/>
+      <w:r>
+        <w:rPr>
+          <w:rFonts w:ascii="Arial" w:eastAsia="Times New Roman" w:hAnsi="Arial" w:cs="Arial"/>
+          <w:sz w:val="21"/>
+          <w:szCs w:val="21"/>
+        </w:rPr>
+        <w:t xml:space="preserve"> </w:t>
+      </w:r>
+      <w:proofErr w:type="spellStart"/>
+      <w:r>
+        <w:rPr>
+          <w:rFonts w:ascii="Nirmala UI" w:eastAsia="Times New Roman" w:hAnsi="Nirmala UI" w:cs="Nirmala UI"/>
+          <w:sz w:val="21"/>
+          <w:szCs w:val="21"/>
+        </w:rPr>
+        <w:t>নির্দেশ</w:t>
+      </w:r>
+      <w:proofErr w:type="spellEnd"/>
+      <w:r>
+        <w:rPr>
+          <w:rFonts w:ascii="Arial" w:eastAsia="Times New Roman" w:hAnsi="Arial" w:cs="Arial"/>
+          <w:sz w:val="21"/>
+          <w:szCs w:val="21"/>
+        </w:rPr>
+        <w:t xml:space="preserve"> </w:t>
+      </w:r>
+      <w:proofErr w:type="spellStart"/>
+      <w:r>
+        <w:rPr>
+          <w:rFonts w:ascii="Nirmala UI" w:eastAsia="Times New Roman" w:hAnsi="Nirmala UI" w:cs="Nirmala UI"/>
+          <w:sz w:val="21"/>
+          <w:szCs w:val="21"/>
+        </w:rPr>
+        <w:t>করে</w:t>
+      </w:r>
+      <w:proofErr w:type="spellEnd"/>
+      <w:r>
+        <w:rPr>
+          <w:rFonts w:ascii="Arial" w:eastAsia="Times New Roman" w:hAnsi="Arial" w:cs="Arial"/>
+          <w:sz w:val="21"/>
+          <w:szCs w:val="21"/>
+        </w:rPr>
+        <w:t xml:space="preserve"> </w:t>
+      </w:r>
+      <w:proofErr w:type="spellStart"/>
+      <w:r>
+        <w:rPr>
+          <w:rFonts w:ascii="Nirmala UI" w:eastAsia="Times New Roman" w:hAnsi="Nirmala UI" w:cs="Nirmala UI"/>
+          <w:sz w:val="21"/>
+          <w:szCs w:val="21"/>
+        </w:rPr>
+        <w:t>যে</w:t>
+      </w:r>
+      <w:proofErr w:type="spellEnd"/>
+      <w:r>
+        <w:rPr>
+          <w:rFonts w:ascii="Arial" w:eastAsia="Times New Roman" w:hAnsi="Arial" w:cs="Arial"/>
+          <w:sz w:val="21"/>
+          <w:szCs w:val="21"/>
+        </w:rPr>
+        <w:t xml:space="preserve"> </w:t>
+      </w:r>
+      <w:proofErr w:type="spellStart"/>
+      <w:r>
+        <w:rPr>
+          <w:rFonts w:ascii="Nirmala UI" w:eastAsia="Times New Roman" w:hAnsi="Nirmala UI" w:cs="Nirmala UI"/>
+          <w:sz w:val="21"/>
+          <w:szCs w:val="21"/>
+        </w:rPr>
+        <w:t>আপনার</w:t>
+      </w:r>
+      <w:proofErr w:type="spellEnd"/>
+      <w:r>
+        <w:rPr>
+          <w:rFonts w:ascii="Arial" w:eastAsia="Times New Roman" w:hAnsi="Arial" w:cs="Arial"/>
+          <w:sz w:val="21"/>
+          <w:szCs w:val="21"/>
+        </w:rPr>
+        <w:t xml:space="preserve"> </w:t>
+      </w:r>
+      <w:proofErr w:type="spellStart"/>
+      <w:r>
+        <w:rPr>
+          <w:rFonts w:ascii="Arial" w:eastAsia="Times New Roman" w:hAnsi="Arial" w:cs="Arial"/>
+          <w:sz w:val="21"/>
+          <w:szCs w:val="21"/>
+        </w:rPr>
+        <w:t>Dockerfile</w:t>
+      </w:r>
+      <w:proofErr w:type="spellEnd"/>
+      <w:r>
+        <w:rPr>
+          <w:rFonts w:ascii="Arial" w:eastAsia="Times New Roman" w:hAnsi="Arial" w:cs="Arial"/>
+          <w:sz w:val="21"/>
+          <w:szCs w:val="21"/>
+        </w:rPr>
+        <w:t xml:space="preserve"> </w:t>
+      </w:r>
+      <w:proofErr w:type="spellStart"/>
+      <w:r>
+        <w:rPr>
+          <w:rFonts w:ascii="Nirmala UI" w:eastAsia="Times New Roman" w:hAnsi="Nirmala UI" w:cs="Nirmala UI"/>
+          <w:sz w:val="21"/>
+          <w:szCs w:val="21"/>
+        </w:rPr>
+        <w:t>বর্তমান</w:t>
+      </w:r>
+      <w:proofErr w:type="spellEnd"/>
+      <w:r>
+        <w:rPr>
+          <w:rFonts w:ascii="Arial" w:eastAsia="Times New Roman" w:hAnsi="Arial" w:cs="Arial"/>
+          <w:sz w:val="21"/>
+          <w:szCs w:val="21"/>
+        </w:rPr>
+        <w:t xml:space="preserve"> </w:t>
+      </w:r>
+      <w:proofErr w:type="spellStart"/>
+      <w:r>
+        <w:rPr>
+          <w:rFonts w:ascii="Nirmala UI" w:eastAsia="Times New Roman" w:hAnsi="Nirmala UI" w:cs="Nirmala UI"/>
+          <w:sz w:val="21"/>
+          <w:szCs w:val="21"/>
+        </w:rPr>
+        <w:t>ডিরেক্টরিতেই</w:t>
+      </w:r>
+      <w:proofErr w:type="spellEnd"/>
+      <w:r>
+        <w:rPr>
+          <w:rFonts w:ascii="Arial" w:eastAsia="Times New Roman" w:hAnsi="Arial" w:cs="Arial"/>
+          <w:sz w:val="21"/>
+          <w:szCs w:val="21"/>
+        </w:rPr>
+        <w:t xml:space="preserve"> </w:t>
+      </w:r>
+      <w:proofErr w:type="spellStart"/>
+      <w:r>
+        <w:rPr>
+          <w:rFonts w:ascii="Nirmala UI" w:eastAsia="Times New Roman" w:hAnsi="Nirmala UI" w:cs="Nirmala UI"/>
+          <w:sz w:val="21"/>
+          <w:szCs w:val="21"/>
+        </w:rPr>
+        <w:t>আছে</w:t>
+      </w:r>
+      <w:proofErr w:type="spellEnd"/>
+      <w:r>
+        <w:rPr>
+          <w:rFonts w:ascii="Nirmala UI" w:eastAsia="Times New Roman" w:hAnsi="Nirmala UI" w:cs="Nirmala UI"/>
+          <w:sz w:val="21"/>
+          <w:szCs w:val="21"/>
+        </w:rPr>
+        <w:t>।</w:t>
+      </w:r>
+    </w:p>
+    <w:p>
+      <w:pPr>
+        <w:shd w:val="clear" w:color="auto" w:fill="0F0F0F"/>
+        <w:spacing w:after="0" w:line="240" w:lineRule="auto"/>
+        <w:rPr>
+          <w:rFonts w:ascii="Arial" w:eastAsia="Times New Roman" w:hAnsi="Arial" w:cs="Arial"/>
+          <w:color w:val="F1F1F1"/>
+          <w:sz w:val="21"/>
+          <w:szCs w:val="21"/>
+        </w:rPr>
+      </w:pPr>
+      <w:r>
+        <w:rPr>
+          <w:rFonts w:ascii="Nirmala UI" w:eastAsia="Times New Roman" w:hAnsi="Nirmala UI" w:cs="Nirmala UI"/>
+          <w:color w:val="F1F1F1"/>
+          <w:sz w:val="21"/>
+          <w:szCs w:val="21"/>
+        </w:rPr>
+        <w:t>২</w:t>
+      </w:r>
+      <w:r>
+        <w:rPr>
+          <w:rFonts w:ascii="Arial" w:eastAsia="Times New Roman" w:hAnsi="Arial" w:cs="Arial"/>
+          <w:color w:val="F1F1F1"/>
+          <w:sz w:val="21"/>
+          <w:szCs w:val="21"/>
+        </w:rPr>
+        <w:t xml:space="preserve">. </w:t>
+      </w:r>
+      <w:proofErr w:type="spellStart"/>
+      <w:r>
+        <w:rPr>
+          <w:rFonts w:ascii="Arial" w:eastAsia="Times New Roman" w:hAnsi="Arial" w:cs="Arial"/>
+          <w:b/>
+          <w:bCs/>
+          <w:color w:val="F1F1F1"/>
+          <w:sz w:val="21"/>
+          <w:szCs w:val="21"/>
+          <w:bdr w:val="none" w:sz="0" w:space="0" w:color="auto" w:frame="1"/>
+        </w:rPr>
+        <w:t>docker</w:t>
+      </w:r>
+      <w:proofErr w:type="spellEnd"/>
+      <w:r>
+        <w:rPr>
+          <w:rFonts w:ascii="Arial" w:eastAsia="Times New Roman" w:hAnsi="Arial" w:cs="Arial"/>
+          <w:b/>
+          <w:bCs/>
+          <w:color w:val="F1F1F1"/>
+          <w:sz w:val="21"/>
+          <w:szCs w:val="21"/>
+          <w:bdr w:val="none" w:sz="0" w:space="0" w:color="auto" w:frame="1"/>
+        </w:rPr>
+        <w:t xml:space="preserve"> push </w:t>
+      </w:r>
+      <w:proofErr w:type="spellStart"/>
+      <w:r>
+        <w:rPr>
+          <w:rFonts w:ascii="Arial" w:eastAsia="Times New Roman" w:hAnsi="Arial" w:cs="Arial"/>
+          <w:b/>
+          <w:bCs/>
+          <w:color w:val="F1F1F1"/>
+          <w:sz w:val="21"/>
+          <w:szCs w:val="21"/>
+          <w:bdr w:val="none" w:sz="0" w:space="0" w:color="auto" w:frame="1"/>
+        </w:rPr>
+        <w:t>yeasinriyad</w:t>
+      </w:r>
+      <w:proofErr w:type="spellEnd"/>
+      <w:r>
+        <w:rPr>
+          <w:rFonts w:ascii="Arial" w:eastAsia="Times New Roman" w:hAnsi="Arial" w:cs="Arial"/>
+          <w:b/>
+          <w:bCs/>
+          <w:color w:val="F1F1F1"/>
+          <w:sz w:val="21"/>
+          <w:szCs w:val="21"/>
+          <w:bdr w:val="none" w:sz="0" w:space="0" w:color="auto" w:frame="1"/>
+        </w:rPr>
+        <w:t>/test-image</w:t>
+      </w:r>
+      <w:r>
+        <w:rPr>
+          <w:rFonts w:ascii="Arial" w:eastAsia="Times New Roman" w:hAnsi="Arial" w:cs="Arial"/>
+          <w:color w:val="F1F1F1"/>
+          <w:sz w:val="21"/>
+          <w:szCs w:val="21"/>
+        </w:rPr>
+        <w:t xml:space="preserve"> </w:t>
+      </w:r>
+      <w:proofErr w:type="spellStart"/>
+      <w:r>
+        <w:rPr>
+          <w:rFonts w:ascii="Nirmala UI" w:eastAsia="Times New Roman" w:hAnsi="Nirmala UI" w:cs="Nirmala UI"/>
+          <w:color w:val="F1F1F1"/>
+          <w:sz w:val="21"/>
+          <w:szCs w:val="21"/>
+        </w:rPr>
+        <w:t>এই</w:t>
+      </w:r>
+      <w:proofErr w:type="spellEnd"/>
+      <w:r>
+        <w:rPr>
+          <w:rFonts w:ascii="Arial" w:eastAsia="Times New Roman" w:hAnsi="Arial" w:cs="Arial"/>
+          <w:color w:val="F1F1F1"/>
+          <w:sz w:val="21"/>
+          <w:szCs w:val="21"/>
+        </w:rPr>
+        <w:t xml:space="preserve"> </w:t>
+      </w:r>
+      <w:proofErr w:type="spellStart"/>
+      <w:r>
+        <w:rPr>
+          <w:rFonts w:ascii="Nirmala UI" w:eastAsia="Times New Roman" w:hAnsi="Nirmala UI" w:cs="Nirmala UI"/>
+          <w:color w:val="F1F1F1"/>
+          <w:sz w:val="21"/>
+          <w:szCs w:val="21"/>
+        </w:rPr>
+        <w:t>কমান্ডটি</w:t>
+      </w:r>
+      <w:proofErr w:type="spellEnd"/>
+      <w:r>
+        <w:rPr>
+          <w:rFonts w:ascii="Arial" w:eastAsia="Times New Roman" w:hAnsi="Arial" w:cs="Arial"/>
+          <w:color w:val="F1F1F1"/>
+          <w:sz w:val="21"/>
+          <w:szCs w:val="21"/>
+        </w:rPr>
+        <w:t xml:space="preserve"> </w:t>
+      </w:r>
+      <w:proofErr w:type="spellStart"/>
+      <w:r>
+        <w:rPr>
+          <w:rFonts w:ascii="Nirmala UI" w:eastAsia="Times New Roman" w:hAnsi="Nirmala UI" w:cs="Nirmala UI"/>
+          <w:color w:val="F1F1F1"/>
+          <w:sz w:val="21"/>
+          <w:szCs w:val="21"/>
+        </w:rPr>
+        <w:t>আপনার</w:t>
+      </w:r>
+      <w:proofErr w:type="spellEnd"/>
+      <w:r>
+        <w:rPr>
+          <w:rFonts w:ascii="Arial" w:eastAsia="Times New Roman" w:hAnsi="Arial" w:cs="Arial"/>
+          <w:color w:val="F1F1F1"/>
+          <w:sz w:val="21"/>
+          <w:szCs w:val="21"/>
+        </w:rPr>
+        <w:t xml:space="preserve"> </w:t>
+      </w:r>
+      <w:proofErr w:type="spellStart"/>
+      <w:r>
+        <w:rPr>
+          <w:rFonts w:ascii="Nirmala UI" w:eastAsia="Times New Roman" w:hAnsi="Nirmala UI" w:cs="Nirmala UI"/>
+          <w:color w:val="F1F1F1"/>
+          <w:sz w:val="21"/>
+          <w:szCs w:val="21"/>
+        </w:rPr>
+        <w:t>তৈরি</w:t>
+      </w:r>
+      <w:proofErr w:type="spellEnd"/>
+      <w:r>
+        <w:rPr>
+          <w:rFonts w:ascii="Arial" w:eastAsia="Times New Roman" w:hAnsi="Arial" w:cs="Arial"/>
+          <w:color w:val="F1F1F1"/>
+          <w:sz w:val="21"/>
+          <w:szCs w:val="21"/>
+        </w:rPr>
+        <w:t xml:space="preserve"> </w:t>
+      </w:r>
+      <w:proofErr w:type="spellStart"/>
+      <w:r>
+        <w:rPr>
+          <w:rFonts w:ascii="Nirmala UI" w:eastAsia="Times New Roman" w:hAnsi="Nirmala UI" w:cs="Nirmala UI"/>
+          <w:color w:val="F1F1F1"/>
+          <w:sz w:val="21"/>
+          <w:szCs w:val="21"/>
+        </w:rPr>
+        <w:t>করা</w:t>
+      </w:r>
+      <w:proofErr w:type="spellEnd"/>
+      <w:r>
+        <w:rPr>
+          <w:rFonts w:ascii="Arial" w:eastAsia="Times New Roman" w:hAnsi="Arial" w:cs="Arial"/>
+          <w:color w:val="F1F1F1"/>
+          <w:sz w:val="21"/>
+          <w:szCs w:val="21"/>
+        </w:rPr>
+        <w:t xml:space="preserve"> </w:t>
+      </w:r>
+      <w:proofErr w:type="spellStart"/>
+      <w:r>
+        <w:rPr>
+          <w:rFonts w:ascii="Nirmala UI" w:eastAsia="Times New Roman" w:hAnsi="Nirmala UI" w:cs="Nirmala UI"/>
+          <w:color w:val="F1F1F1"/>
+          <w:sz w:val="21"/>
+          <w:szCs w:val="21"/>
+        </w:rPr>
+        <w:t>ইমেজটিকে</w:t>
+      </w:r>
+      <w:proofErr w:type="spellEnd"/>
+      <w:r>
+        <w:rPr>
+          <w:rFonts w:ascii="Arial" w:eastAsia="Times New Roman" w:hAnsi="Arial" w:cs="Arial"/>
+          <w:color w:val="F1F1F1"/>
+          <w:sz w:val="21"/>
+          <w:szCs w:val="21"/>
+        </w:rPr>
+        <w:t xml:space="preserve"> </w:t>
+      </w:r>
+      <w:proofErr w:type="spellStart"/>
+      <w:r>
+        <w:rPr>
+          <w:rFonts w:ascii="Nirmala UI" w:eastAsia="Times New Roman" w:hAnsi="Nirmala UI" w:cs="Nirmala UI"/>
+          <w:color w:val="F1F1F1"/>
+          <w:sz w:val="21"/>
+          <w:szCs w:val="21"/>
+        </w:rPr>
+        <w:t>লোকাল</w:t>
+      </w:r>
+      <w:proofErr w:type="spellEnd"/>
+      <w:r>
+        <w:rPr>
+          <w:rFonts w:ascii="Arial" w:eastAsia="Times New Roman" w:hAnsi="Arial" w:cs="Arial"/>
+          <w:color w:val="F1F1F1"/>
+          <w:sz w:val="21"/>
+          <w:szCs w:val="21"/>
+        </w:rPr>
+        <w:t xml:space="preserve"> </w:t>
+      </w:r>
+      <w:proofErr w:type="spellStart"/>
+      <w:r>
+        <w:rPr>
+          <w:rFonts w:ascii="Nirmala UI" w:eastAsia="Times New Roman" w:hAnsi="Nirmala UI" w:cs="Nirmala UI"/>
+          <w:color w:val="F1F1F1"/>
+          <w:sz w:val="21"/>
+          <w:szCs w:val="21"/>
+        </w:rPr>
+        <w:t>মেশিন</w:t>
+      </w:r>
+      <w:proofErr w:type="spellEnd"/>
+      <w:r>
+        <w:rPr>
+          <w:rFonts w:ascii="Arial" w:eastAsia="Times New Roman" w:hAnsi="Arial" w:cs="Arial"/>
+          <w:color w:val="F1F1F1"/>
+          <w:sz w:val="21"/>
+          <w:szCs w:val="21"/>
+        </w:rPr>
+        <w:t xml:space="preserve"> </w:t>
+      </w:r>
+      <w:proofErr w:type="spellStart"/>
+      <w:r>
+        <w:rPr>
+          <w:rFonts w:ascii="Nirmala UI" w:eastAsia="Times New Roman" w:hAnsi="Nirmala UI" w:cs="Nirmala UI"/>
+          <w:color w:val="F1F1F1"/>
+          <w:sz w:val="21"/>
+          <w:szCs w:val="21"/>
+        </w:rPr>
+        <w:t>থেকে</w:t>
+      </w:r>
+      <w:proofErr w:type="spellEnd"/>
+      <w:r>
+        <w:rPr>
+          <w:rFonts w:ascii="Arial" w:eastAsia="Times New Roman" w:hAnsi="Arial" w:cs="Arial"/>
+          <w:color w:val="F1F1F1"/>
+          <w:sz w:val="21"/>
+          <w:szCs w:val="21"/>
+        </w:rPr>
+        <w:t xml:space="preserve"> </w:t>
+      </w:r>
+      <w:proofErr w:type="spellStart"/>
+      <w:r>
+        <w:rPr>
+          <w:rFonts w:ascii="Nirmala UI" w:eastAsia="Times New Roman" w:hAnsi="Nirmala UI" w:cs="Nirmala UI"/>
+          <w:color w:val="F1F1F1"/>
+          <w:sz w:val="21"/>
+          <w:szCs w:val="21"/>
+        </w:rPr>
+        <w:t>ডকার</w:t>
+      </w:r>
+      <w:proofErr w:type="spellEnd"/>
+      <w:r>
+        <w:rPr>
+          <w:rFonts w:ascii="Arial" w:eastAsia="Times New Roman" w:hAnsi="Arial" w:cs="Arial"/>
+          <w:color w:val="F1F1F1"/>
+          <w:sz w:val="21"/>
+          <w:szCs w:val="21"/>
+        </w:rPr>
+        <w:t xml:space="preserve"> </w:t>
+      </w:r>
+      <w:proofErr w:type="spellStart"/>
+      <w:r>
+        <w:rPr>
+          <w:rFonts w:ascii="Nirmala UI" w:eastAsia="Times New Roman" w:hAnsi="Nirmala UI" w:cs="Nirmala UI"/>
+          <w:color w:val="F1F1F1"/>
+          <w:sz w:val="21"/>
+          <w:szCs w:val="21"/>
+        </w:rPr>
+        <w:t>হাব</w:t>
+      </w:r>
+      <w:proofErr w:type="spellEnd"/>
+      <w:r>
+        <w:rPr>
+          <w:rFonts w:ascii="Arial" w:eastAsia="Times New Roman" w:hAnsi="Arial" w:cs="Arial"/>
+          <w:color w:val="F1F1F1"/>
+          <w:sz w:val="21"/>
+          <w:szCs w:val="21"/>
+        </w:rPr>
+        <w:t xml:space="preserve"> (Docker Hub)-</w:t>
+      </w:r>
+      <w:r>
+        <w:rPr>
+          <w:rFonts w:ascii="Nirmala UI" w:eastAsia="Times New Roman" w:hAnsi="Nirmala UI" w:cs="Nirmala UI"/>
+          <w:color w:val="F1F1F1"/>
+          <w:sz w:val="21"/>
+          <w:szCs w:val="21"/>
+        </w:rPr>
+        <w:t>এ</w:t>
+      </w:r>
+      <w:r>
+        <w:rPr>
+          <w:rFonts w:ascii="Arial" w:eastAsia="Times New Roman" w:hAnsi="Arial" w:cs="Arial"/>
+          <w:color w:val="F1F1F1"/>
+          <w:sz w:val="21"/>
+          <w:szCs w:val="21"/>
+        </w:rPr>
+        <w:t xml:space="preserve"> </w:t>
+      </w:r>
+      <w:proofErr w:type="spellStart"/>
+      <w:r>
+        <w:rPr>
+          <w:rFonts w:ascii="Nirmala UI" w:eastAsia="Times New Roman" w:hAnsi="Nirmala UI" w:cs="Nirmala UI"/>
+          <w:color w:val="F1F1F1"/>
+          <w:sz w:val="21"/>
+          <w:szCs w:val="21"/>
+        </w:rPr>
+        <w:t>আপলোড</w:t>
+      </w:r>
+      <w:proofErr w:type="spellEnd"/>
+      <w:r>
+        <w:rPr>
+          <w:rFonts w:ascii="Arial" w:eastAsia="Times New Roman" w:hAnsi="Arial" w:cs="Arial"/>
+          <w:color w:val="F1F1F1"/>
+          <w:sz w:val="21"/>
+          <w:szCs w:val="21"/>
+        </w:rPr>
+        <w:t xml:space="preserve"> </w:t>
+      </w:r>
+      <w:proofErr w:type="spellStart"/>
+      <w:r>
+        <w:rPr>
+          <w:rFonts w:ascii="Nirmala UI" w:eastAsia="Times New Roman" w:hAnsi="Nirmala UI" w:cs="Nirmala UI"/>
+          <w:color w:val="F1F1F1"/>
+          <w:sz w:val="21"/>
+          <w:szCs w:val="21"/>
+        </w:rPr>
+        <w:t>করে</w:t>
+      </w:r>
+      <w:proofErr w:type="spellEnd"/>
+      <w:r>
+        <w:rPr>
+          <w:rFonts w:ascii="Arial" w:eastAsia="Times New Roman" w:hAnsi="Arial" w:cs="Arial"/>
+          <w:color w:val="F1F1F1"/>
+          <w:sz w:val="21"/>
+          <w:szCs w:val="21"/>
+        </w:rPr>
+        <w:t xml:space="preserve"> </w:t>
+      </w:r>
+      <w:proofErr w:type="spellStart"/>
+      <w:r>
+        <w:rPr>
+          <w:rFonts w:ascii="Nirmala UI" w:eastAsia="Times New Roman" w:hAnsi="Nirmala UI" w:cs="Nirmala UI"/>
+          <w:color w:val="F1F1F1"/>
+          <w:sz w:val="21"/>
+          <w:szCs w:val="21"/>
+        </w:rPr>
+        <w:t>দেয়</w:t>
+      </w:r>
+      <w:proofErr w:type="spellEnd"/>
+      <w:r>
+        <w:rPr>
+          <w:rFonts w:ascii="Nirmala UI" w:eastAsia="Times New Roman" w:hAnsi="Nirmala UI" w:cs="Nirmala UI"/>
+          <w:color w:val="F1F1F1"/>
+          <w:sz w:val="21"/>
+          <w:szCs w:val="21"/>
+        </w:rPr>
+        <w:t>।</w:t>
+      </w:r>
+    </w:p>
+    <w:p>
+      <w:pPr>
+        <w:numPr>
+          <w:ilvl w:val="0"/>
+          <w:numId w:val="6"/>
+        </w:numPr>
+        <w:spacing w:after="0" w:line="240" w:lineRule="auto"/>
+        <w:ind w:left="0"/>
+        <w:rPr>
+          <w:rFonts w:ascii="Arial" w:eastAsia="Times New Roman" w:hAnsi="Arial" w:cs="Arial"/>
+          <w:color w:val="000000" w:themeColor="text1"/>
+          <w:sz w:val="21"/>
+          <w:szCs w:val="21"/>
+        </w:rPr>
+      </w:pPr>
+      <w:r>
+        <w:rPr>
+          <w:rFonts w:ascii="Arial" w:eastAsia="Times New Roman" w:hAnsi="Arial" w:cs="Arial"/>
+          <w:b/>
+          <w:bCs/>
+          <w:color w:val="000000" w:themeColor="text1"/>
+          <w:sz w:val="21"/>
+          <w:szCs w:val="21"/>
+          <w:bdr w:val="none" w:sz="0" w:space="0" w:color="auto" w:frame="1"/>
+        </w:rPr>
+        <w:t>push</w:t>
+      </w:r>
+      <w:r>
+        <w:rPr>
+          <w:rFonts w:ascii="Arial" w:eastAsia="Times New Roman" w:hAnsi="Arial" w:cs="Arial"/>
+          <w:color w:val="000000" w:themeColor="text1"/>
+          <w:sz w:val="21"/>
+          <w:szCs w:val="21"/>
+        </w:rPr>
+        <w:t xml:space="preserve">: </w:t>
+      </w:r>
+      <w:proofErr w:type="spellStart"/>
+      <w:r>
+        <w:rPr>
+          <w:rFonts w:ascii="Nirmala UI" w:eastAsia="Times New Roman" w:hAnsi="Nirmala UI" w:cs="Nirmala UI"/>
+          <w:color w:val="000000" w:themeColor="text1"/>
+          <w:sz w:val="21"/>
+          <w:szCs w:val="21"/>
+        </w:rPr>
+        <w:t>এটি</w:t>
+      </w:r>
+      <w:proofErr w:type="spellEnd"/>
+      <w:r>
+        <w:rPr>
+          <w:rFonts w:ascii="Arial" w:eastAsia="Times New Roman" w:hAnsi="Arial" w:cs="Arial"/>
+          <w:color w:val="000000" w:themeColor="text1"/>
+          <w:sz w:val="21"/>
+          <w:szCs w:val="21"/>
+        </w:rPr>
+        <w:t xml:space="preserve"> </w:t>
+      </w:r>
+      <w:proofErr w:type="spellStart"/>
+      <w:r>
+        <w:rPr>
+          <w:rFonts w:ascii="Nirmala UI" w:eastAsia="Times New Roman" w:hAnsi="Nirmala UI" w:cs="Nirmala UI"/>
+          <w:color w:val="000000" w:themeColor="text1"/>
+          <w:sz w:val="21"/>
+          <w:szCs w:val="21"/>
+        </w:rPr>
+        <w:t>ইমেজটি</w:t>
+      </w:r>
+      <w:proofErr w:type="spellEnd"/>
+      <w:r>
+        <w:rPr>
+          <w:rFonts w:ascii="Arial" w:eastAsia="Times New Roman" w:hAnsi="Arial" w:cs="Arial"/>
+          <w:color w:val="000000" w:themeColor="text1"/>
+          <w:sz w:val="21"/>
+          <w:szCs w:val="21"/>
+        </w:rPr>
+        <w:t xml:space="preserve"> </w:t>
+      </w:r>
+      <w:proofErr w:type="spellStart"/>
+      <w:r>
+        <w:rPr>
+          <w:rFonts w:ascii="Nirmala UI" w:eastAsia="Times New Roman" w:hAnsi="Nirmala UI" w:cs="Nirmala UI"/>
+          <w:color w:val="000000" w:themeColor="text1"/>
+          <w:sz w:val="21"/>
+          <w:szCs w:val="21"/>
+        </w:rPr>
+        <w:t>সার্ভারে</w:t>
+      </w:r>
+      <w:proofErr w:type="spellEnd"/>
+      <w:r>
+        <w:rPr>
+          <w:rFonts w:ascii="Arial" w:eastAsia="Times New Roman" w:hAnsi="Arial" w:cs="Arial"/>
+          <w:color w:val="000000" w:themeColor="text1"/>
+          <w:sz w:val="21"/>
+          <w:szCs w:val="21"/>
+        </w:rPr>
+        <w:t xml:space="preserve"> </w:t>
+      </w:r>
+      <w:proofErr w:type="spellStart"/>
+      <w:r>
+        <w:rPr>
+          <w:rFonts w:ascii="Nirmala UI" w:eastAsia="Times New Roman" w:hAnsi="Nirmala UI" w:cs="Nirmala UI"/>
+          <w:color w:val="000000" w:themeColor="text1"/>
+          <w:sz w:val="21"/>
+          <w:szCs w:val="21"/>
+        </w:rPr>
+        <w:t>পাঠানোর</w:t>
+      </w:r>
+      <w:proofErr w:type="spellEnd"/>
+      <w:r>
+        <w:rPr>
+          <w:rFonts w:ascii="Arial" w:eastAsia="Times New Roman" w:hAnsi="Arial" w:cs="Arial"/>
+          <w:color w:val="000000" w:themeColor="text1"/>
+          <w:sz w:val="21"/>
+          <w:szCs w:val="21"/>
+        </w:rPr>
+        <w:t xml:space="preserve"> </w:t>
+      </w:r>
+      <w:proofErr w:type="spellStart"/>
+      <w:r>
+        <w:rPr>
+          <w:rFonts w:ascii="Nirmala UI" w:eastAsia="Times New Roman" w:hAnsi="Nirmala UI" w:cs="Nirmala UI"/>
+          <w:color w:val="000000" w:themeColor="text1"/>
+          <w:sz w:val="21"/>
+          <w:szCs w:val="21"/>
+        </w:rPr>
+        <w:t>কমান্ড</w:t>
+      </w:r>
+      <w:proofErr w:type="spellEnd"/>
+      <w:r>
+        <w:rPr>
+          <w:rFonts w:ascii="Nirmala UI" w:eastAsia="Times New Roman" w:hAnsi="Nirmala UI" w:cs="Nirmala UI"/>
+          <w:color w:val="000000" w:themeColor="text1"/>
+          <w:sz w:val="21"/>
+          <w:szCs w:val="21"/>
+        </w:rPr>
+        <w:t>।</w:t>
+      </w:r>
+    </w:p>
+    <w:p>
+      <w:pPr>
+        <w:numPr>
+          <w:ilvl w:val="0"/>
+          <w:numId w:val="6"/>
+        </w:numPr>
+        <w:spacing w:before="120" w:after="120" w:line="240" w:lineRule="auto"/>
+        <w:ind w:left="0"/>
+        <w:rPr>
+          <w:rFonts w:ascii="Arial" w:eastAsia="Times New Roman" w:hAnsi="Arial" w:cs="Arial"/>
+          <w:color w:val="000000" w:themeColor="text1"/>
+          <w:sz w:val="21"/>
+          <w:szCs w:val="21"/>
+        </w:rPr>
+      </w:pPr>
+      <w:proofErr w:type="spellStart"/>
+      <w:r>
+        <w:rPr>
+          <w:rFonts w:ascii="Nirmala UI" w:eastAsia="Times New Roman" w:hAnsi="Nirmala UI" w:cs="Nirmala UI"/>
+          <w:color w:val="000000" w:themeColor="text1"/>
+          <w:sz w:val="21"/>
+          <w:szCs w:val="21"/>
+        </w:rPr>
+        <w:t>এর</w:t>
+      </w:r>
+      <w:proofErr w:type="spellEnd"/>
+      <w:r>
+        <w:rPr>
+          <w:rFonts w:ascii="Arial" w:eastAsia="Times New Roman" w:hAnsi="Arial" w:cs="Arial"/>
+          <w:color w:val="000000" w:themeColor="text1"/>
+          <w:sz w:val="21"/>
+          <w:szCs w:val="21"/>
+        </w:rPr>
+        <w:t xml:space="preserve"> </w:t>
+      </w:r>
+      <w:proofErr w:type="spellStart"/>
+      <w:r>
+        <w:rPr>
+          <w:rFonts w:ascii="Nirmala UI" w:eastAsia="Times New Roman" w:hAnsi="Nirmala UI" w:cs="Nirmala UI"/>
+          <w:color w:val="000000" w:themeColor="text1"/>
+          <w:sz w:val="21"/>
+          <w:szCs w:val="21"/>
+        </w:rPr>
+        <w:t>ফলে</w:t>
+      </w:r>
+      <w:proofErr w:type="spellEnd"/>
+      <w:r>
+        <w:rPr>
+          <w:rFonts w:ascii="Arial" w:eastAsia="Times New Roman" w:hAnsi="Arial" w:cs="Arial"/>
+          <w:color w:val="000000" w:themeColor="text1"/>
+          <w:sz w:val="21"/>
+          <w:szCs w:val="21"/>
+        </w:rPr>
+        <w:t xml:space="preserve"> </w:t>
+      </w:r>
+      <w:proofErr w:type="spellStart"/>
+      <w:r>
+        <w:rPr>
+          <w:rFonts w:ascii="Nirmala UI" w:eastAsia="Times New Roman" w:hAnsi="Nirmala UI" w:cs="Nirmala UI"/>
+          <w:color w:val="000000" w:themeColor="text1"/>
+          <w:sz w:val="21"/>
+          <w:szCs w:val="21"/>
+        </w:rPr>
+        <w:t>অন্য</w:t>
+      </w:r>
+      <w:proofErr w:type="spellEnd"/>
+      <w:r>
+        <w:rPr>
+          <w:rFonts w:ascii="Arial" w:eastAsia="Times New Roman" w:hAnsi="Arial" w:cs="Arial"/>
+          <w:color w:val="000000" w:themeColor="text1"/>
+          <w:sz w:val="21"/>
+          <w:szCs w:val="21"/>
+        </w:rPr>
+        <w:t xml:space="preserve"> </w:t>
+      </w:r>
+      <w:proofErr w:type="spellStart"/>
+      <w:r>
+        <w:rPr>
+          <w:rFonts w:ascii="Nirmala UI" w:eastAsia="Times New Roman" w:hAnsi="Nirmala UI" w:cs="Nirmala UI"/>
+          <w:color w:val="000000" w:themeColor="text1"/>
+          <w:sz w:val="21"/>
+          <w:szCs w:val="21"/>
+        </w:rPr>
+        <w:t>কেউ</w:t>
+      </w:r>
+      <w:proofErr w:type="spellEnd"/>
+      <w:r>
+        <w:rPr>
+          <w:rFonts w:ascii="Arial" w:eastAsia="Times New Roman" w:hAnsi="Arial" w:cs="Arial"/>
+          <w:color w:val="000000" w:themeColor="text1"/>
+          <w:sz w:val="21"/>
+          <w:szCs w:val="21"/>
+        </w:rPr>
+        <w:t xml:space="preserve"> </w:t>
+      </w:r>
+      <w:proofErr w:type="spellStart"/>
+      <w:r>
+        <w:rPr>
+          <w:rFonts w:ascii="Nirmala UI" w:eastAsia="Times New Roman" w:hAnsi="Nirmala UI" w:cs="Nirmala UI"/>
+          <w:color w:val="000000" w:themeColor="text1"/>
+          <w:sz w:val="21"/>
+          <w:szCs w:val="21"/>
+        </w:rPr>
+        <w:t>বা</w:t>
+      </w:r>
+      <w:proofErr w:type="spellEnd"/>
+      <w:r>
+        <w:rPr>
+          <w:rFonts w:ascii="Arial" w:eastAsia="Times New Roman" w:hAnsi="Arial" w:cs="Arial"/>
+          <w:color w:val="000000" w:themeColor="text1"/>
+          <w:sz w:val="21"/>
+          <w:szCs w:val="21"/>
+        </w:rPr>
+        <w:t xml:space="preserve"> </w:t>
+      </w:r>
+      <w:proofErr w:type="spellStart"/>
+      <w:r>
+        <w:rPr>
+          <w:rFonts w:ascii="Nirmala UI" w:eastAsia="Times New Roman" w:hAnsi="Nirmala UI" w:cs="Nirmala UI"/>
+          <w:color w:val="000000" w:themeColor="text1"/>
+          <w:sz w:val="21"/>
+          <w:szCs w:val="21"/>
+        </w:rPr>
+        <w:t>আপনি</w:t>
+      </w:r>
+      <w:proofErr w:type="spellEnd"/>
+      <w:r>
+        <w:rPr>
+          <w:rFonts w:ascii="Arial" w:eastAsia="Times New Roman" w:hAnsi="Arial" w:cs="Arial"/>
+          <w:color w:val="000000" w:themeColor="text1"/>
+          <w:sz w:val="21"/>
+          <w:szCs w:val="21"/>
+        </w:rPr>
+        <w:t xml:space="preserve"> </w:t>
+      </w:r>
+      <w:proofErr w:type="spellStart"/>
+      <w:r>
+        <w:rPr>
+          <w:rFonts w:ascii="Nirmala UI" w:eastAsia="Times New Roman" w:hAnsi="Nirmala UI" w:cs="Nirmala UI"/>
+          <w:color w:val="000000" w:themeColor="text1"/>
+          <w:sz w:val="21"/>
+          <w:szCs w:val="21"/>
+        </w:rPr>
+        <w:t>পরবর্তীতে</w:t>
+      </w:r>
+      <w:proofErr w:type="spellEnd"/>
+      <w:r>
+        <w:rPr>
+          <w:rFonts w:ascii="Arial" w:eastAsia="Times New Roman" w:hAnsi="Arial" w:cs="Arial"/>
+          <w:color w:val="000000" w:themeColor="text1"/>
+          <w:sz w:val="21"/>
+          <w:szCs w:val="21"/>
+        </w:rPr>
+        <w:t xml:space="preserve"> </w:t>
+      </w:r>
+      <w:proofErr w:type="spellStart"/>
+      <w:r>
+        <w:rPr>
+          <w:rFonts w:ascii="Nirmala UI" w:eastAsia="Times New Roman" w:hAnsi="Nirmala UI" w:cs="Nirmala UI"/>
+          <w:color w:val="000000" w:themeColor="text1"/>
+          <w:sz w:val="21"/>
+          <w:szCs w:val="21"/>
+        </w:rPr>
+        <w:t>যেকোনো</w:t>
+      </w:r>
+      <w:proofErr w:type="spellEnd"/>
+      <w:r>
+        <w:rPr>
+          <w:rFonts w:ascii="Arial" w:eastAsia="Times New Roman" w:hAnsi="Arial" w:cs="Arial"/>
+          <w:color w:val="000000" w:themeColor="text1"/>
+          <w:sz w:val="21"/>
+          <w:szCs w:val="21"/>
+        </w:rPr>
+        <w:t xml:space="preserve"> </w:t>
+      </w:r>
+      <w:proofErr w:type="spellStart"/>
+      <w:r>
+        <w:rPr>
+          <w:rFonts w:ascii="Nirmala UI" w:eastAsia="Times New Roman" w:hAnsi="Nirmala UI" w:cs="Nirmala UI"/>
+          <w:color w:val="000000" w:themeColor="text1"/>
+          <w:sz w:val="21"/>
+          <w:szCs w:val="21"/>
+        </w:rPr>
+        <w:t>জায়গা</w:t>
+      </w:r>
+      <w:proofErr w:type="spellEnd"/>
+      <w:r>
+        <w:rPr>
+          <w:rFonts w:ascii="Arial" w:eastAsia="Times New Roman" w:hAnsi="Arial" w:cs="Arial"/>
+          <w:color w:val="000000" w:themeColor="text1"/>
+          <w:sz w:val="21"/>
+          <w:szCs w:val="21"/>
+        </w:rPr>
+        <w:t xml:space="preserve"> </w:t>
+      </w:r>
+      <w:proofErr w:type="spellStart"/>
+      <w:r>
+        <w:rPr>
+          <w:rFonts w:ascii="Nirmala UI" w:eastAsia="Times New Roman" w:hAnsi="Nirmala UI" w:cs="Nirmala UI"/>
+          <w:color w:val="000000" w:themeColor="text1"/>
+          <w:sz w:val="21"/>
+          <w:szCs w:val="21"/>
+        </w:rPr>
+        <w:t>থেকে</w:t>
+      </w:r>
+      <w:proofErr w:type="spellEnd"/>
+      <w:r>
+        <w:rPr>
+          <w:rFonts w:ascii="Arial" w:eastAsia="Times New Roman" w:hAnsi="Arial" w:cs="Arial"/>
+          <w:color w:val="000000" w:themeColor="text1"/>
+          <w:sz w:val="21"/>
+          <w:szCs w:val="21"/>
+        </w:rPr>
+        <w:t xml:space="preserve"> '</w:t>
+      </w:r>
+      <w:proofErr w:type="spellStart"/>
+      <w:r>
+        <w:rPr>
+          <w:rFonts w:ascii="Arial" w:eastAsia="Times New Roman" w:hAnsi="Arial" w:cs="Arial"/>
+          <w:color w:val="000000" w:themeColor="text1"/>
+          <w:sz w:val="21"/>
+          <w:szCs w:val="21"/>
+        </w:rPr>
+        <w:t>docker</w:t>
+      </w:r>
+      <w:proofErr w:type="spellEnd"/>
+      <w:r>
+        <w:rPr>
+          <w:rFonts w:ascii="Arial" w:eastAsia="Times New Roman" w:hAnsi="Arial" w:cs="Arial"/>
+          <w:color w:val="000000" w:themeColor="text1"/>
+          <w:sz w:val="21"/>
+          <w:szCs w:val="21"/>
+        </w:rPr>
+        <w:t xml:space="preserve"> pull </w:t>
+      </w:r>
+      <w:proofErr w:type="spellStart"/>
+      <w:r>
+        <w:rPr>
+          <w:rFonts w:ascii="Arial" w:eastAsia="Times New Roman" w:hAnsi="Arial" w:cs="Arial"/>
+          <w:color w:val="000000" w:themeColor="text1"/>
+          <w:sz w:val="21"/>
+          <w:szCs w:val="21"/>
+        </w:rPr>
+        <w:t>yeasinriyad</w:t>
+      </w:r>
+      <w:proofErr w:type="spellEnd"/>
+      <w:r>
+        <w:rPr>
+          <w:rFonts w:ascii="Arial" w:eastAsia="Times New Roman" w:hAnsi="Arial" w:cs="Arial"/>
+          <w:color w:val="000000" w:themeColor="text1"/>
+          <w:sz w:val="21"/>
+          <w:szCs w:val="21"/>
+        </w:rPr>
+        <w:t xml:space="preserve">/test-image' </w:t>
+      </w:r>
+      <w:proofErr w:type="spellStart"/>
+      <w:r>
+        <w:rPr>
+          <w:rFonts w:ascii="Nirmala UI" w:eastAsia="Times New Roman" w:hAnsi="Nirmala UI" w:cs="Nirmala UI"/>
+          <w:color w:val="000000" w:themeColor="text1"/>
+          <w:sz w:val="21"/>
+          <w:szCs w:val="21"/>
+        </w:rPr>
+        <w:t>লিখে</w:t>
+      </w:r>
+      <w:proofErr w:type="spellEnd"/>
+      <w:r>
+        <w:rPr>
+          <w:rFonts w:ascii="Arial" w:eastAsia="Times New Roman" w:hAnsi="Arial" w:cs="Arial"/>
+          <w:color w:val="000000" w:themeColor="text1"/>
+          <w:sz w:val="21"/>
+          <w:szCs w:val="21"/>
+        </w:rPr>
+        <w:t xml:space="preserve"> </w:t>
+      </w:r>
+      <w:proofErr w:type="spellStart"/>
+      <w:r>
+        <w:rPr>
+          <w:rFonts w:ascii="Nirmala UI" w:eastAsia="Times New Roman" w:hAnsi="Nirmala UI" w:cs="Nirmala UI"/>
+          <w:color w:val="000000" w:themeColor="text1"/>
+          <w:sz w:val="21"/>
+          <w:szCs w:val="21"/>
+        </w:rPr>
+        <w:t>এই</w:t>
+      </w:r>
+      <w:proofErr w:type="spellEnd"/>
+      <w:r>
+        <w:rPr>
+          <w:rFonts w:ascii="Arial" w:eastAsia="Times New Roman" w:hAnsi="Arial" w:cs="Arial"/>
+          <w:color w:val="000000" w:themeColor="text1"/>
+          <w:sz w:val="21"/>
+          <w:szCs w:val="21"/>
+        </w:rPr>
+        <w:t xml:space="preserve"> </w:t>
+      </w:r>
+      <w:proofErr w:type="spellStart"/>
+      <w:r>
+        <w:rPr>
+          <w:rFonts w:ascii="Nirmala UI" w:eastAsia="Times New Roman" w:hAnsi="Nirmala UI" w:cs="Nirmala UI"/>
+          <w:color w:val="000000" w:themeColor="text1"/>
+          <w:sz w:val="21"/>
+          <w:szCs w:val="21"/>
+        </w:rPr>
+        <w:t>ইমেজটি</w:t>
+      </w:r>
+      <w:proofErr w:type="spellEnd"/>
+      <w:r>
+        <w:rPr>
+          <w:rFonts w:ascii="Arial" w:eastAsia="Times New Roman" w:hAnsi="Arial" w:cs="Arial"/>
+          <w:color w:val="000000" w:themeColor="text1"/>
+          <w:sz w:val="21"/>
+          <w:szCs w:val="21"/>
+        </w:rPr>
+        <w:t xml:space="preserve"> </w:t>
+      </w:r>
+      <w:proofErr w:type="spellStart"/>
+      <w:r>
+        <w:rPr>
+          <w:rFonts w:ascii="Nirmala UI" w:eastAsia="Times New Roman" w:hAnsi="Nirmala UI" w:cs="Nirmala UI"/>
+          <w:color w:val="000000" w:themeColor="text1"/>
+          <w:sz w:val="21"/>
+          <w:szCs w:val="21"/>
+        </w:rPr>
+        <w:t>ব্যবহার</w:t>
+      </w:r>
+      <w:proofErr w:type="spellEnd"/>
+      <w:r>
+        <w:rPr>
+          <w:rFonts w:ascii="Arial" w:eastAsia="Times New Roman" w:hAnsi="Arial" w:cs="Arial"/>
+          <w:color w:val="000000" w:themeColor="text1"/>
+          <w:sz w:val="21"/>
+          <w:szCs w:val="21"/>
+        </w:rPr>
+        <w:t xml:space="preserve"> </w:t>
+      </w:r>
+      <w:proofErr w:type="spellStart"/>
+      <w:r>
+        <w:rPr>
+          <w:rFonts w:ascii="Nirmala UI" w:eastAsia="Times New Roman" w:hAnsi="Nirmala UI" w:cs="Nirmala UI"/>
+          <w:color w:val="000000" w:themeColor="text1"/>
+          <w:sz w:val="21"/>
+          <w:szCs w:val="21"/>
+        </w:rPr>
+        <w:t>করতে</w:t>
+      </w:r>
+      <w:proofErr w:type="spellEnd"/>
+      <w:r>
+        <w:rPr>
+          <w:rFonts w:ascii="Arial" w:eastAsia="Times New Roman" w:hAnsi="Arial" w:cs="Arial"/>
+          <w:color w:val="000000" w:themeColor="text1"/>
+          <w:sz w:val="21"/>
+          <w:szCs w:val="21"/>
+        </w:rPr>
+        <w:t xml:space="preserve"> </w:t>
+      </w:r>
+      <w:proofErr w:type="spellStart"/>
+      <w:r>
+        <w:rPr>
+          <w:rFonts w:ascii="Nirmala UI" w:eastAsia="Times New Roman" w:hAnsi="Nirmala UI" w:cs="Nirmala UI"/>
+          <w:color w:val="000000" w:themeColor="text1"/>
+          <w:sz w:val="21"/>
+          <w:szCs w:val="21"/>
+        </w:rPr>
+        <w:t>পারবেন</w:t>
+      </w:r>
+      <w:proofErr w:type="spellEnd"/>
+      <w:r>
+        <w:rPr>
+          <w:rFonts w:ascii="Nirmala UI" w:eastAsia="Times New Roman" w:hAnsi="Nirmala UI" w:cs="Nirmala UI"/>
+          <w:color w:val="000000" w:themeColor="text1"/>
+          <w:sz w:val="21"/>
+          <w:szCs w:val="21"/>
+        </w:rPr>
+        <w:t>।</w:t>
+      </w:r>
+    </w:p>
+    <w:p>
+      <w:pPr>
+        <w:numPr>
+          <w:ilvl w:val="0"/>
+          <w:numId w:val="6"/>
+        </w:numPr>
+        <w:spacing w:before="120" w:after="120" w:line="240" w:lineRule="auto"/>
+        <w:rPr>
+          <w:rFonts w:ascii="Nirmala UI" w:eastAsia="Times New Roman" w:hAnsi="Nirmala UI" w:cs="Nirmala UI"/>
+          <w:color w:val="000000" w:themeColor="text1"/>
+          <w:sz w:val="21"/>
+          <w:szCs w:val="21"/>
+        </w:rPr>
+      </w:pPr>
+      <w:r>
+        <w:rPr>
+          <w:rFonts w:ascii="Nirmala UI" w:eastAsia="Times New Roman" w:hAnsi="Nirmala UI" w:cs="Nirmala UI"/>
+          <w:b/>
+          <w:color w:val="000000" w:themeColor="text1"/>
+          <w:sz w:val="21"/>
+          <w:szCs w:val="21"/>
+        </w:rPr>
+        <w:t xml:space="preserve">Pull the image from </w:t>
+      </w:r>
+      <w:proofErr w:type="spellStart"/>
+      <w:r>
+        <w:rPr>
+          <w:rFonts w:ascii="Nirmala UI" w:eastAsia="Times New Roman" w:hAnsi="Nirmala UI" w:cs="Nirmala UI"/>
+          <w:b/>
+          <w:color w:val="000000" w:themeColor="text1"/>
+          <w:sz w:val="21"/>
+          <w:szCs w:val="21"/>
+        </w:rPr>
+        <w:t>docker</w:t>
+      </w:r>
+      <w:proofErr w:type="spellEnd"/>
+      <w:r>
+        <w:rPr>
+          <w:rFonts w:ascii="Nirmala UI" w:eastAsia="Times New Roman" w:hAnsi="Nirmala UI" w:cs="Nirmala UI"/>
+          <w:b/>
+          <w:color w:val="000000" w:themeColor="text1"/>
+          <w:sz w:val="21"/>
+          <w:szCs w:val="21"/>
+        </w:rPr>
+        <w:t xml:space="preserve"> hub</w:t>
+      </w:r>
+      <w:r>
+        <w:rPr>
+          <w:rFonts w:ascii="Nirmala UI" w:eastAsia="Times New Roman" w:hAnsi="Nirmala UI" w:cs="Nirmala UI"/>
+          <w:b/>
+          <w:color w:val="000000" w:themeColor="text1"/>
+          <w:sz w:val="21"/>
+          <w:szCs w:val="21"/>
+        </w:rPr>
+        <w:t xml:space="preserve"> and run a </w:t>
+      </w:r>
+      <w:proofErr w:type="gramStart"/>
+      <w:r>
+        <w:rPr>
+          <w:rFonts w:ascii="Nirmala UI" w:eastAsia="Times New Roman" w:hAnsi="Nirmala UI" w:cs="Nirmala UI"/>
+          <w:b/>
+          <w:color w:val="000000" w:themeColor="text1"/>
+          <w:sz w:val="21"/>
+          <w:szCs w:val="21"/>
+        </w:rPr>
+        <w:t>container</w:t>
+      </w:r>
       <w:bookmarkStart w:id="0" w:name="_GoBack"/>
       <w:bookmarkEnd w:id="0"/>
+      <w:r>
+        <w:rPr>
+          <w:rFonts w:ascii="Nirmala UI" w:eastAsia="Times New Roman" w:hAnsi="Nirmala UI" w:cs="Nirmala UI"/>
+          <w:b/>
+          <w:color w:val="000000" w:themeColor="text1"/>
+          <w:sz w:val="21"/>
+          <w:szCs w:val="21"/>
+        </w:rPr>
+        <w:t xml:space="preserve"> :</w:t>
+      </w:r>
+      <w:proofErr w:type="gramEnd"/>
+      <w:r>
+        <w:rPr>
+          <w:rFonts w:ascii="Nirmala UI" w:eastAsia="Times New Roman" w:hAnsi="Nirmala UI" w:cs="Nirmala UI"/>
+          <w:b/>
+          <w:color w:val="000000" w:themeColor="text1"/>
+          <w:sz w:val="21"/>
+          <w:szCs w:val="21"/>
+        </w:rPr>
+        <w:t xml:space="preserve"> </w:t>
+      </w:r>
+      <w:proofErr w:type="spellStart"/>
+      <w:r>
+        <w:rPr>
+          <w:rFonts w:ascii="Nirmala UI" w:eastAsia="Times New Roman" w:hAnsi="Nirmala UI" w:cs="Nirmala UI"/>
+          <w:color w:val="000000" w:themeColor="text1"/>
+          <w:sz w:val="21"/>
+          <w:szCs w:val="21"/>
+        </w:rPr>
+        <w:t>docker</w:t>
+      </w:r>
+      <w:proofErr w:type="spellEnd"/>
+      <w:r>
+        <w:rPr>
+          <w:rFonts w:ascii="Nirmala UI" w:eastAsia="Times New Roman" w:hAnsi="Nirmala UI" w:cs="Nirmala UI"/>
+          <w:color w:val="000000" w:themeColor="text1"/>
+          <w:sz w:val="21"/>
+          <w:szCs w:val="21"/>
+        </w:rPr>
+        <w:t xml:space="preserve"> run -it -e PORT=7000 -p 7000:7000 </w:t>
+      </w:r>
+      <w:proofErr w:type="spellStart"/>
+      <w:r>
+        <w:rPr>
+          <w:rFonts w:ascii="Nirmala UI" w:eastAsia="Times New Roman" w:hAnsi="Nirmala UI" w:cs="Nirmala UI"/>
+          <w:color w:val="000000" w:themeColor="text1"/>
+          <w:sz w:val="21"/>
+          <w:szCs w:val="21"/>
+        </w:rPr>
+        <w:t>yeasinriyad</w:t>
+      </w:r>
+      <w:proofErr w:type="spellEnd"/>
+      <w:r>
+        <w:rPr>
+          <w:rFonts w:ascii="Nirmala UI" w:eastAsia="Times New Roman" w:hAnsi="Nirmala UI" w:cs="Nirmala UI"/>
+          <w:color w:val="000000" w:themeColor="text1"/>
+          <w:sz w:val="21"/>
+          <w:szCs w:val="21"/>
+        </w:rPr>
+        <w:t>/test-image</w:t>
+      </w:r>
     </w:p>
+    <w:p>
+      <w:pPr>
+        <w:rPr>
+          <w:rFonts w:ascii="Nirmala UI" w:hAnsi="Nirmala UI" w:cs="Nirmala UI"/>
+          <w:color w:val="000000" w:themeColor="text1"/>
+          <w:sz w:val="21"/>
+          <w:szCs w:val="21"/>
+          <w:shd w:val="clear" w:color="auto" w:fill="0F0F0F"/>
+        </w:rPr>
+      </w:pPr>
+    </w:p>
+    <w:p/>
     <w:sectPr>
       <w:pgSz w:w="12240" w:h="15840"/>
       <w:pgMar w:top="1440" w:right="1440" w:bottom="1440" w:left="1440" w:header="720" w:footer="720" w:gutter="0"/>
@@ -13832,6 +22164,304 @@
 <file path=word/numbering.xml><?xml version="1.0" encoding="utf-8"?>
 <w:numbering xmlns:wpc="http://schemas.microsoft.com/office/word/2010/wordprocessingCanvas" xmlns:cx="http://schemas.microsoft.com/office/drawing/2014/chartex" xmlns:mc="http://schemas.openxmlformats.org/markup-compatibility/2006" xmlns:o="urn:schemas-microsoft-com:office:office" xmlns:r="http://schemas.openxmlformats.org/officeDocument/2006/relationships" xmlns:m="http://schemas.openxmlformats.org/officeDocument/2006/math" xmlns:v="urn:schemas-microsoft-com:vml" xmlns:wp14="http://schemas.microsoft.com/office/word/2010/wordprocessingDrawing" xmlns:wp="http://schemas.openxmlformats.org/drawingml/2006/wordprocessingDrawing" xmlns:w10="urn:schemas-microsoft-com:office:word" xmlns:w="http://schemas.openxmlformats.org/wordprocessingml/2006/main" xmlns:w14="http://schemas.microsoft.com/office/word/2010/wordml" xmlns:w15="http://schemas.microsoft.com/office/word/2012/wordml" xmlns:w16se="http://schemas.microsoft.com/office/word/2015/wordml/symex" xmlns:wpg="http://schemas.microsoft.com/office/word/2010/wordprocessingGroup" xmlns:wpi="http://schemas.microsoft.com/office/word/2010/wordprocessingInk" xmlns:wne="http://schemas.microsoft.com/office/word/2006/wordml" xmlns:wps="http://schemas.microsoft.com/office/word/2010/wordprocessingShape" mc:Ignorable="w14 w15 w16se wp14">
   <w:abstractNum w:abstractNumId="0" w15:restartNumberingAfterBreak="0">
+    <w:nsid w:val="111B5FD6"/>
+    <w:multiLevelType w:val="multilevel"/>
+    <w:tmpl w:val="B4F6B41E"/>
+    <w:lvl w:ilvl="0">
+      <w:start w:val="1"/>
+      <w:numFmt w:val="bullet"/>
+      <w:lvlText w:val=""/>
+      <w:lvlJc w:val="left"/>
+      <w:pPr>
+        <w:tabs>
+          <w:tab w:val="num" w:pos="720"/>
+        </w:tabs>
+        <w:ind w:left="720" w:hanging="360"/>
+      </w:pPr>
+      <w:rPr>
+        <w:rFonts w:ascii="Symbol" w:hAnsi="Symbol" w:hint="default"/>
+        <w:sz w:val="20"/>
+      </w:rPr>
+    </w:lvl>
+    <w:lvl w:ilvl="1" w:tentative="1">
+      <w:start w:val="1"/>
+      <w:numFmt w:val="bullet"/>
+      <w:lvlText w:val=""/>
+      <w:lvlJc w:val="left"/>
+      <w:pPr>
+        <w:tabs>
+          <w:tab w:val="num" w:pos="1440"/>
+        </w:tabs>
+        <w:ind w:left="1440" w:hanging="360"/>
+      </w:pPr>
+      <w:rPr>
+        <w:rFonts w:ascii="Symbol" w:hAnsi="Symbol" w:hint="default"/>
+        <w:sz w:val="20"/>
+      </w:rPr>
+    </w:lvl>
+    <w:lvl w:ilvl="2" w:tentative="1">
+      <w:start w:val="1"/>
+      <w:numFmt w:val="bullet"/>
+      <w:lvlText w:val=""/>
+      <w:lvlJc w:val="left"/>
+      <w:pPr>
+        <w:tabs>
+          <w:tab w:val="num" w:pos="2160"/>
+        </w:tabs>
+        <w:ind w:left="2160" w:hanging="360"/>
+      </w:pPr>
+      <w:rPr>
+        <w:rFonts w:ascii="Symbol" w:hAnsi="Symbol" w:hint="default"/>
+        <w:sz w:val="20"/>
+      </w:rPr>
+    </w:lvl>
+    <w:lvl w:ilvl="3" w:tentative="1">
+      <w:start w:val="1"/>
+      <w:numFmt w:val="bullet"/>
+      <w:lvlText w:val=""/>
+      <w:lvlJc w:val="left"/>
+      <w:pPr>
+        <w:tabs>
+          <w:tab w:val="num" w:pos="2880"/>
+        </w:tabs>
+        <w:ind w:left="2880" w:hanging="360"/>
+      </w:pPr>
+      <w:rPr>
+        <w:rFonts w:ascii="Symbol" w:hAnsi="Symbol" w:hint="default"/>
+        <w:sz w:val="20"/>
+      </w:rPr>
+    </w:lvl>
+    <w:lvl w:ilvl="4" w:tentative="1">
+      <w:start w:val="1"/>
+      <w:numFmt w:val="bullet"/>
+      <w:lvlText w:val=""/>
+      <w:lvlJc w:val="left"/>
+      <w:pPr>
+        <w:tabs>
+          <w:tab w:val="num" w:pos="3600"/>
+        </w:tabs>
+        <w:ind w:left="3600" w:hanging="360"/>
+      </w:pPr>
+      <w:rPr>
+        <w:rFonts w:ascii="Symbol" w:hAnsi="Symbol" w:hint="default"/>
+        <w:sz w:val="20"/>
+      </w:rPr>
+    </w:lvl>
+    <w:lvl w:ilvl="5" w:tentative="1">
+      <w:start w:val="1"/>
+      <w:numFmt w:val="bullet"/>
+      <w:lvlText w:val=""/>
+      <w:lvlJc w:val="left"/>
+      <w:pPr>
+        <w:tabs>
+          <w:tab w:val="num" w:pos="4320"/>
+        </w:tabs>
+        <w:ind w:left="4320" w:hanging="360"/>
+      </w:pPr>
+      <w:rPr>
+        <w:rFonts w:ascii="Symbol" w:hAnsi="Symbol" w:hint="default"/>
+        <w:sz w:val="20"/>
+      </w:rPr>
+    </w:lvl>
+    <w:lvl w:ilvl="6" w:tentative="1">
+      <w:start w:val="1"/>
+      <w:numFmt w:val="bullet"/>
+      <w:lvlText w:val=""/>
+      <w:lvlJc w:val="left"/>
+      <w:pPr>
+        <w:tabs>
+          <w:tab w:val="num" w:pos="5040"/>
+        </w:tabs>
+        <w:ind w:left="5040" w:hanging="360"/>
+      </w:pPr>
+      <w:rPr>
+        <w:rFonts w:ascii="Symbol" w:hAnsi="Symbol" w:hint="default"/>
+        <w:sz w:val="20"/>
+      </w:rPr>
+    </w:lvl>
+    <w:lvl w:ilvl="7" w:tentative="1">
+      <w:start w:val="1"/>
+      <w:numFmt w:val="bullet"/>
+      <w:lvlText w:val=""/>
+      <w:lvlJc w:val="left"/>
+      <w:pPr>
+        <w:tabs>
+          <w:tab w:val="num" w:pos="5760"/>
+        </w:tabs>
+        <w:ind w:left="5760" w:hanging="360"/>
+      </w:pPr>
+      <w:rPr>
+        <w:rFonts w:ascii="Symbol" w:hAnsi="Symbol" w:hint="default"/>
+        <w:sz w:val="20"/>
+      </w:rPr>
+    </w:lvl>
+    <w:lvl w:ilvl="8" w:tentative="1">
+      <w:start w:val="1"/>
+      <w:numFmt w:val="bullet"/>
+      <w:lvlText w:val=""/>
+      <w:lvlJc w:val="left"/>
+      <w:pPr>
+        <w:tabs>
+          <w:tab w:val="num" w:pos="6480"/>
+        </w:tabs>
+        <w:ind w:left="6480" w:hanging="360"/>
+      </w:pPr>
+      <w:rPr>
+        <w:rFonts w:ascii="Symbol" w:hAnsi="Symbol" w:hint="default"/>
+        <w:sz w:val="20"/>
+      </w:rPr>
+    </w:lvl>
+  </w:abstractNum>
+  <w:abstractNum w:abstractNumId="1" w15:restartNumberingAfterBreak="0">
+    <w:nsid w:val="3A662BA8"/>
+    <w:multiLevelType w:val="multilevel"/>
+    <w:tmpl w:val="25209812"/>
+    <w:lvl w:ilvl="0">
+      <w:start w:val="1"/>
+      <w:numFmt w:val="bullet"/>
+      <w:lvlText w:val=""/>
+      <w:lvlJc w:val="left"/>
+      <w:pPr>
+        <w:tabs>
+          <w:tab w:val="num" w:pos="720"/>
+        </w:tabs>
+        <w:ind w:left="720" w:hanging="360"/>
+      </w:pPr>
+      <w:rPr>
+        <w:rFonts w:ascii="Symbol" w:hAnsi="Symbol" w:hint="default"/>
+        <w:sz w:val="20"/>
+      </w:rPr>
+    </w:lvl>
+    <w:lvl w:ilvl="1" w:tentative="1">
+      <w:start w:val="1"/>
+      <w:numFmt w:val="bullet"/>
+      <w:lvlText w:val=""/>
+      <w:lvlJc w:val="left"/>
+      <w:pPr>
+        <w:tabs>
+          <w:tab w:val="num" w:pos="1440"/>
+        </w:tabs>
+        <w:ind w:left="1440" w:hanging="360"/>
+      </w:pPr>
+      <w:rPr>
+        <w:rFonts w:ascii="Symbol" w:hAnsi="Symbol" w:hint="default"/>
+        <w:sz w:val="20"/>
+      </w:rPr>
+    </w:lvl>
+    <w:lvl w:ilvl="2" w:tentative="1">
+      <w:start w:val="1"/>
+      <w:numFmt w:val="bullet"/>
+      <w:lvlText w:val=""/>
+      <w:lvlJc w:val="left"/>
+      <w:pPr>
+        <w:tabs>
+          <w:tab w:val="num" w:pos="2160"/>
+        </w:tabs>
+        <w:ind w:left="2160" w:hanging="360"/>
+      </w:pPr>
+      <w:rPr>
+        <w:rFonts w:ascii="Symbol" w:hAnsi="Symbol" w:hint="default"/>
+        <w:sz w:val="20"/>
+      </w:rPr>
+    </w:lvl>
+    <w:lvl w:ilvl="3" w:tentative="1">
+      <w:start w:val="1"/>
+      <w:numFmt w:val="bullet"/>
+      <w:lvlText w:val=""/>
+      <w:lvlJc w:val="left"/>
+      <w:pPr>
+        <w:tabs>
+          <w:tab w:val="num" w:pos="2880"/>
+        </w:tabs>
+        <w:ind w:left="2880" w:hanging="360"/>
+      </w:pPr>
+      <w:rPr>
+        <w:rFonts w:ascii="Symbol" w:hAnsi="Symbol" w:hint="default"/>
+        <w:sz w:val="20"/>
+      </w:rPr>
+    </w:lvl>
+    <w:lvl w:ilvl="4" w:tentative="1">
+      <w:start w:val="1"/>
+      <w:numFmt w:val="bullet"/>
+      <w:lvlText w:val=""/>
+      <w:lvlJc w:val="left"/>
+      <w:pPr>
+        <w:tabs>
+          <w:tab w:val="num" w:pos="3600"/>
+        </w:tabs>
+        <w:ind w:left="3600" w:hanging="360"/>
+      </w:pPr>
+      <w:rPr>
+        <w:rFonts w:ascii="Symbol" w:hAnsi="Symbol" w:hint="default"/>
+        <w:sz w:val="20"/>
+      </w:rPr>
+    </w:lvl>
+    <w:lvl w:ilvl="5" w:tentative="1">
+      <w:start w:val="1"/>
+      <w:numFmt w:val="bullet"/>
+      <w:lvlText w:val=""/>
+      <w:lvlJc w:val="left"/>
+      <w:pPr>
+        <w:tabs>
+          <w:tab w:val="num" w:pos="4320"/>
+        </w:tabs>
+        <w:ind w:left="4320" w:hanging="360"/>
+      </w:pPr>
+      <w:rPr>
+        <w:rFonts w:ascii="Symbol" w:hAnsi="Symbol" w:hint="default"/>
+        <w:sz w:val="20"/>
+      </w:rPr>
+    </w:lvl>
+    <w:lvl w:ilvl="6" w:tentative="1">
+      <w:start w:val="1"/>
+      <w:numFmt w:val="bullet"/>
+      <w:lvlText w:val=""/>
+      <w:lvlJc w:val="left"/>
+      <w:pPr>
+        <w:tabs>
+          <w:tab w:val="num" w:pos="5040"/>
+        </w:tabs>
+        <w:ind w:left="5040" w:hanging="360"/>
+      </w:pPr>
+      <w:rPr>
+        <w:rFonts w:ascii="Symbol" w:hAnsi="Symbol" w:hint="default"/>
+        <w:sz w:val="20"/>
+      </w:rPr>
+    </w:lvl>
+    <w:lvl w:ilvl="7" w:tentative="1">
+      <w:start w:val="1"/>
+      <w:numFmt w:val="bullet"/>
+      <w:lvlText w:val=""/>
+      <w:lvlJc w:val="left"/>
+      <w:pPr>
+        <w:tabs>
+          <w:tab w:val="num" w:pos="5760"/>
+        </w:tabs>
+        <w:ind w:left="5760" w:hanging="360"/>
+      </w:pPr>
+      <w:rPr>
+        <w:rFonts w:ascii="Symbol" w:hAnsi="Symbol" w:hint="default"/>
+        <w:sz w:val="20"/>
+      </w:rPr>
+    </w:lvl>
+    <w:lvl w:ilvl="8" w:tentative="1">
+      <w:start w:val="1"/>
+      <w:numFmt w:val="bullet"/>
+      <w:lvlText w:val=""/>
+      <w:lvlJc w:val="left"/>
+      <w:pPr>
+        <w:tabs>
+          <w:tab w:val="num" w:pos="6480"/>
+        </w:tabs>
+        <w:ind w:left="6480" w:hanging="360"/>
+      </w:pPr>
+      <w:rPr>
+        <w:rFonts w:ascii="Symbol" w:hAnsi="Symbol" w:hint="default"/>
+        <w:sz w:val="20"/>
+      </w:rPr>
+    </w:lvl>
+  </w:abstractNum>
+  <w:abstractNum w:abstractNumId="2" w15:restartNumberingAfterBreak="0">
     <w:nsid w:val="44430E6F"/>
     <w:multiLevelType w:val="hybridMultilevel"/>
     <w:tmpl w:val="71E2529C"/>
@@ -13923,7 +22553,7 @@
       </w:pPr>
     </w:lvl>
   </w:abstractNum>
-  <w:abstractNum w:abstractNumId="1" w15:restartNumberingAfterBreak="0">
+  <w:abstractNum w:abstractNumId="3" w15:restartNumberingAfterBreak="0">
     <w:nsid w:val="49A3349C"/>
     <w:multiLevelType w:val="multilevel"/>
     <w:tmpl w:val="16EE2524"/>
@@ -14072,7 +22702,7 @@
       </w:rPr>
     </w:lvl>
   </w:abstractNum>
-  <w:abstractNum w:abstractNumId="2" w15:restartNumberingAfterBreak="0">
+  <w:abstractNum w:abstractNumId="4" w15:restartNumberingAfterBreak="0">
     <w:nsid w:val="565660A2"/>
     <w:multiLevelType w:val="multilevel"/>
     <w:tmpl w:val="ED0096FA"/>
@@ -14221,7 +22851,7 @@
       </w:rPr>
     </w:lvl>
   </w:abstractNum>
-  <w:abstractNum w:abstractNumId="3" w15:restartNumberingAfterBreak="0">
+  <w:abstractNum w:abstractNumId="5" w15:restartNumberingAfterBreak="0">
     <w:nsid w:val="678938B1"/>
     <w:multiLevelType w:val="multilevel"/>
     <w:tmpl w:val="2984F2DE"/>
@@ -14371,16 +23001,22 @@
     </w:lvl>
   </w:abstractNum>
   <w:num w:numId="1">
-    <w:abstractNumId w:val="1"/>
+    <w:abstractNumId w:val="3"/>
   </w:num>
   <w:num w:numId="2">
+    <w:abstractNumId w:val="2"/>
+  </w:num>
+  <w:num w:numId="3">
+    <w:abstractNumId w:val="5"/>
+  </w:num>
+  <w:num w:numId="4">
+    <w:abstractNumId w:val="4"/>
+  </w:num>
+  <w:num w:numId="5">
     <w:abstractNumId w:val="0"/>
   </w:num>
-  <w:num w:numId="3">
-    <w:abstractNumId w:val="3"/>
-  </w:num>
-  <w:num w:numId="4">
-    <w:abstractNumId w:val="2"/>
+  <w:num w:numId="6">
+    <w:abstractNumId w:val="1"/>
   </w:num>
 </w:numbering>
 </file>
@@ -14778,7 +23414,7 @@
   <w:style w:type="paragraph" w:default="1" w:styleId="Normal">
     <w:name w:val="Normal"/>
     <w:qFormat/>
-    <w:rsid w:val="00EC342C"/>
+    <w:rsid w:val="00365750"/>
   </w:style>
   <w:style w:type="character" w:default="1" w:styleId="DefaultParagraphFont">
     <w:name w:val="Default Paragraph Font"/>
